--- a/work/deliver/论文5_基于机器学习的新型烟草制品高价值专利识别研究_修改稿.docx
+++ b/work/deliver/论文5_基于机器学习的新型烟草制品高价值专利识别研究_修改稿.docx
@@ -46,7 +46,7 @@
     </w:p>
     <w:p>
       <w:pPr>
-        <w:spacing w:before="0" w:after="160" w:line="360" w:lineRule="auto"/>
+        <w:spacing w:before="0" w:after="0" w:line="360" w:lineRule="auto"/>
         <w:jc w:val="center"/>
       </w:pPr>
       <w:r>
@@ -56,6 +56,20 @@
           <w:sz w:val="21"/>
         </w:rPr>
         <w:t>2 海盐县烟草专卖局（分公司），浙江海盐  314399</w:t>
+      </w:r>
+    </w:p>
+    <w:p>
+      <w:pPr>
+        <w:spacing w:before="0" w:after="160" w:line="360" w:lineRule="auto"/>
+        <w:jc w:val="center"/>
+      </w:pPr>
+      <w:r>
+        <w:rPr>
+          <w:rFonts w:ascii="Times New Roman" w:hAnsi="Times New Roman" w:eastAsia="宋体"/>
+          <w:b w:val="0"/>
+          <w:sz w:val="24"/>
+        </w:rPr>
+        <w:t xml:space="preserve"> </w:t>
       </w:r>
     </w:p>
     <w:p>
@@ -78,7 +92,7 @@
           <w:b w:val="0"/>
           <w:sz w:val="24"/>
         </w:rPr>
-        <w:t>针对新型烟草领域高价值专利人工识别效率低、行业适配性不足的问题，本文以德温特创新索引（DII）数据库 2010—2024 年 4954 条专利为样本，构建基于 DBSCAN 优化随机森林的高价值专利识别模型，结合聚类与文本挖掘解析高价值专利的技术特征。结果表明：优化后模型分类准确率达 95.92%，较传统随机森林提升 1.29 个百分点；样本中高价值专利占比 5.87%，高度集中于烟草基质配方、核心加热元件等上游赛道，行业呈现“外围改良泛滥、核心专利稀缺”的分布特征。在此基础上，本文对识别模型的效度做了系统检验，发现并处理了三个关键问题：其一，价值标签由四项指标经熵权法构造，而模型特征集又包含这四项指标，构成循环论证；剔除同源特征后模型准确率下降 35.53 个百分点，仅比多数类基准高 1.96 个百分点。其二，在高价值专利仅占 5.87% 的极不平衡条件下，总体准确率的信息量不足——即便高价值类召回率为 0，总体准确率仍可达 94.13%，必须补报分类别精确率、召回率、PR-AUC 与混淆矩阵。其三，引用与同族指标随专利年龄累积，未做年龄标准化会系统性低估近年专利，公开年与高价值占比的 Spearman 相关系数达 −0.986。本文据此提出三项外部效度检验设计，并把应用出口从研发立项建议调整为契合专卖管理职能的技术壁垒预警、自由实施排查与非法制品特征溯源三条通路。</w:t>
+        <w:t>针对新型烟草领域高价值专利人工识别效率低、行业适配性不足的问题，本文以 2010—2024 年 4954 条新型烟草专利为样本，构建基于密度聚类剪枝随机森林的识别模型，结合聚类与文本挖掘解析高价值专利的技术特征。结果表明：优化后模型分类准确率达 95.92%，较传统随机森林提升 1.29 个百分点；高价值专利占比 5.87%，高度集中于烟草基质配方、核心加热元件等上游赛道，行业呈现“外围改良泛滥、核心专利稀缺”的分布特征。本文的主要推进在于对识别模型做了系统的效度检验，并发现三个足以改变结论表述的问题。其一，价值标签由四项指标经熵权法构造而模型特征集又包含这四项，构成循环论证；剔除同源特征后模型准确率下降 35.53 个百分点，仅比多数类基准高 1.96 个百分点。其二，在高价值专利仅占 5.87% 的极不平衡条件下，总体准确率的信息量严重不足——即便高价值类召回率为 0，总体准确率仍可达 94.13%。其三，引用与同族指标随专利年龄累积，未做年龄标准化会系统性低估近年专利，公开年与高价值占比的等级相关系数达 −0.986。本文据此提出三项外部效度检验设计，并把应用出口从研发立项建议调整为契合专卖管理职能的技术壁垒预警、侵权风险排查与非法制品特征溯源三条通路。</w:t>
       </w:r>
     </w:p>
     <w:p>
@@ -124,7 +138,7 @@
           <w:b w:val="0"/>
           <w:sz w:val="24"/>
         </w:rPr>
-        <w:t xml:space="preserve"> Addressing the low efficiency and poor industry adaptability of manual identification for high-value patents in the novel tobacco sector, this study takes 4,954 patents from 2010 to 2024 retrieved from the Derwent Innovation Index as research samples and establishes a high-value patent identification model combining DBSCAN-optimized random forest with clustering and text mining. The optimized model achieves an accuracy of 95.92%, 1.29 percentage points higher than the conventional random forest; high-value patents account for 5.87% of the sample and concentrate in upstream fields such as substrate formulations and core heating components. Beyond replication, this paper systematically examines the validity of the identification model and addresses three critical issues. First, the value label is constructed from four indicators via entropy weighting while the feature set also contains those indicators, creating circularity; removing the shared indicators reduces accuracy by 35.53 percentage points, only 1.96 points above the majority baseline. Second, under severe class imbalance, overall accuracy is uninformative: even with zero recall on the high-value class, overall accuracy can still reach 94.13%. Third, citation and family-size indicators accumulate with patent age; without age standardization recent patents are systematically undervalued (Spearman rho = -0.986). Three external-validity tests are proposed, and the application outlet is redirected to monopoly-administration functions.</w:t>
+        <w:t xml:space="preserve"> Addressing the low efficiency and poor industry adaptability of manual identification for high-value patents in the novel tobacco sector, this study takes 4,954 patents from 2010 to 2024 as samples and builds an identification model based on a density-clustering-pruned random forest. The optimized model attains an accuracy of 95.92%, 1.29 percentage points above a conventional random forest; high-value patents account for 5.87% and concentrate in upstream fields such as substrate formulations and core heating components. The main advance is a systematic validity examination that uncovers three issues capable of changing how conclusions should be stated. First, the value label is built from four indicators via entropy weighting while the feature set also contains them, creating circularity; removing the shared indicators cuts accuracy by 35.53 percentage points, only 1.96 points above the majority baseline. Second, under severe class imbalance overall accuracy is uninformative: even with zero recall on the high-value class, overall accuracy can still reach 94.13%. Third, citation and family indicators accumulate with patent age, systematically undervaluing recent patents (rank correlation -0.986). Three external-validity tests are proposed and the application outlet is redirected to monopoly-administration functions.</w:t>
       </w:r>
     </w:p>
     <w:p>
@@ -182,7 +196,7 @@
           <w:b w:val="0"/>
           <w:sz w:val="24"/>
         </w:rPr>
-        <w:t>在全球控烟履约与烟草产业减害转型背景下，新型烟草已成为行业技术创新与知识产权布局的核心赛道，国内相关专利申请量持续增长。但海外烟草巨头已通过核心专利构建严密技术壁垒，国内行业专利整体质量参差不齐，大量外围结构改良专利与核心高价值专利混杂，不仅增加企业专利资产管理成本，也易导致研发立项陷入同质化，存在侵权风险[9]。</w:t>
+        <w:t>新型烟草已成为行业技术创新与知识产权布局的核心赛道，但国内专利质量的结构性问题日益突出。在全球控烟履约与产业减害转型背景下，国内相关专利申请量持续增长；然而海外烟草巨头已通过核心专利构建严密技术壁垒，国内行业专利整体质量参差不齐，大量外围结构改良专利与核心高价值专利混杂，既增加企业专利资产管理成本，也易导致研发立项陷入同质化并带来侵权风险[9]。需要说明的是，加热卷烟已纳入卷烟管理，电子烟实行专卖管制，国内新型烟草制品的经营与销售受到严格监管[17]，这一制度背景决定了相关研究的应用出口必须与专卖管理职能相衔接。</w:t>
       </w:r>
     </w:p>
     <w:p>
@@ -197,7 +211,7 @@
           <w:b w:val="0"/>
           <w:sz w:val="24"/>
         </w:rPr>
-        <w:t>当前新型烟草高价值专利筛选多依赖专家定性研判，存在主观性强、批量识别效率低的问题；现有研究多聚焦专利申请态势的宏观计量分析，针对高价值专利的智能化识别方法较为匮乏，也缺乏对技术分布特征的细分拆解。</w:t>
+        <w:t>高价值专利的批量识别是一个方法学问题，而既有方法在效度上存在共同的结构性风险。当前筛选多依赖专家定性研判，主观性强、批量识别效率低；现有量化研究多聚焦专利申请态势的宏观计量分析，针对高价值专利的智能化识别方法较为匮乏，也缺乏对技术分布特征的细分拆解。更值得注意的是，此类研究普遍采用“以指标合成得分为标签、再用指标训练分类器”的范式，而这一范式存在目标泄漏的风险——若模型特征包含标签构造所用的指标，则高准确率可能只是模型重新学会了标签公式，而非识别出了标签之外的价值信息[10]。若不加检验，模型的实践价值将被严重高估。</w:t>
       </w:r>
     </w:p>
     <w:p>
@@ -212,23 +226,7 @@
           <w:b w:val="0"/>
           <w:sz w:val="24"/>
         </w:rPr>
-        <w:t>本文的工作分为两个层次。第一个层次是构建 DBSCAN 优化随机森林的高价值专利识别模型，结合无监督聚类与文本挖掘开展实证研究。第二个层次，也是本文相对既有研究的主要推进，是对该类模型的</w:t>
-      </w:r>
-      <w:r>
-        <w:rPr>
-          <w:rFonts w:ascii="Times New Roman" w:hAnsi="Times New Roman" w:eastAsia="宋体"/>
-          <w:b/>
-          <w:sz w:val="24"/>
-        </w:rPr>
-        <w:t>效度</w:t>
-      </w:r>
-      <w:r>
-        <w:rPr>
-          <w:rFonts w:ascii="Times New Roman" w:hAnsi="Times New Roman" w:eastAsia="宋体"/>
-          <w:b w:val="0"/>
-          <w:sz w:val="24"/>
-        </w:rPr>
-        <w:t>做系统检验。这一工作之所以必要，是因为专利价值评估研究普遍面临一个结构性风险：价值标签本身由若干指标构造，而模型特征又包含这些指标，此时高准确率可能只是模型重新学会了标签公式，而非识别出了标签之外的价值信息。若不加检验，模型的实践价值将被严重高估。研究技术路线如图 1 所示，其中第四阶段的效度检验是本文新增的核心环节，并以其结果反向回调标签构造。</w:t>
+        <w:t>本文的工作因此分为两个层次，研究技术路线如图 1 所示。第一个层次是构建密度聚类剪枝随机森林的识别模型，结合无监督聚类与文本挖掘开展实证研究；第二个层次，也是本文相对既有研究的主要推进，是对该类模型的效度做系统检验，并以检验结果反向回调标签构造。路线图中的第四阶段即为本文新增的核心环节。</w:t>
       </w:r>
     </w:p>
     <w:p>
@@ -240,7 +238,7 @@
       <w:r>
         <w:drawing>
           <wp:inline xmlns:a="http://schemas.openxmlformats.org/drawingml/2006/main" xmlns:pic="http://schemas.openxmlformats.org/drawingml/2006/picture">
-            <wp:extent cx="5580000" cy="2560089"/>
+            <wp:extent cx="5580000" cy="3061914"/>
             <wp:docPr id="1" name="Picture 1"/>
             <wp:cNvGraphicFramePr>
               <a:graphicFrameLocks noChangeAspect="1"/>
@@ -261,7 +259,7 @@
                   <pic:spPr>
                     <a:xfrm>
                       <a:off x="0" y="0"/>
-                      <a:ext cx="5580000" cy="2560089"/>
+                      <a:ext cx="5580000" cy="3061914"/>
                     </a:xfrm>
                     <a:prstGeom prst="rect"/>
                   </pic:spPr>
@@ -313,7 +311,7 @@
           <w:b w:val="0"/>
           <w:sz w:val="24"/>
         </w:rPr>
-        <w:t>专利价值评估是知识产权运营的核心基础。国外研究中，Lanjouw 等[1]最早构建了多指标专利质量评估框架；Breiman[2]提出的随机森林算法为智能评估提供了方法支撑。国内研究方面，黄庆等[3]、李振亚等[4]、万小丽等[5]逐步建立完善了专利三维评价体系；赵蕴华等[6]、杨美妮等[7]证实了机器学习在批量专利评估中的适用性；李玉等[8]进一步提出 DBSCAN 优化的随机森林算法，提升了模型稳定性。新型烟草领域，刘亚丽等[9]指出行业存在外围专利多、核心技术不足的问题，但针对该领域的定制化高价值专利识别方法仍较为匮乏。</w:t>
+        <w:t>专利价值评估的方法演进经历了从多指标框架到机器学习的过程，但效度检验始终是薄弱环节。国外研究中，Lanjouw 等[1]最早构建了多指标专利质量评估框架，Breiman[2]提出的随机森林算法为智能评估提供了方法支撑。国内研究方面，黄庆等[3]、李振亚等[4]、万小丽等[5]逐步建立完善了专利三维评价体系；赵蕴华等[6]、杨美妮等[7]证实了机器学习在批量专利评估中的适用性；李玉等[8]进一步提出密度聚类优化的随机森林算法，提升了模型稳定性。新型烟草领域，刘亚丽等[9]指出行业存在外围专利多、核心技术不足的问题，但针对该领域的定制化识别方法仍较为匮乏。</w:t>
       </w:r>
     </w:p>
     <w:p>
@@ -328,7 +326,7 @@
           <w:b w:val="0"/>
           <w:sz w:val="24"/>
         </w:rPr>
-        <w:t>需要指出的是，上述以指标合成得分为标签、再用指标训练分类器的研究范式，普遍未讨论标签与特征同源带来的效度问题。在机器学习方法论文献中，此类问题属于目标泄漏（target leakage）的一种形式[10]；在类不平衡条件下仅报告总体准确率的做法也早已被指出不足[11]。本文在沿用该范式复现结果的同时，补齐这两方面的检验。</w:t>
+        <w:t>上述研究的共同不足在于未讨论标签与特征同源带来的效度问题，以及类不平衡条件下评价指标的选择问题。在机器学习方法论文献中，前者属于目标泄漏的一种形式[10]；后者则早已被指出——在正类占比很低时，准确率与受试者工作特征曲线下面积均会给出过于乐观的印象，应改用精确率—召回率曲线下面积等对类不平衡稳健的指标[11]。本文在沿用该范式复现结果的同时补齐这两方面的检验，这是本文与既有研究的主要区别。</w:t>
       </w:r>
     </w:p>
     <w:p>
@@ -343,7 +341,22 @@
           <w:b/>
           <w:sz w:val="30"/>
         </w:rPr>
-        <w:t>3  数据来源与预处理</w:t>
+        <w:t>3  数据与方法</w:t>
+      </w:r>
+    </w:p>
+    <w:p>
+      <w:pPr>
+        <w:keepNext/>
+        <w:spacing w:before="160" w:after="80" w:line="360" w:lineRule="auto"/>
+        <w:jc w:val="left"/>
+      </w:pPr>
+      <w:r>
+        <w:rPr>
+          <w:rFonts w:ascii="Times New Roman" w:hAnsi="Times New Roman" w:eastAsia="黑体"/>
+          <w:b w:val="0"/>
+          <w:sz w:val="28"/>
+        </w:rPr>
+        <w:t>3.1  数据来源与预处理</w:t>
       </w:r>
     </w:p>
     <w:p>
@@ -358,7 +371,7 @@
           <w:b w:val="0"/>
           <w:sz w:val="24"/>
         </w:rPr>
-        <w:t>研究数据取自 DII 数据库 2010—2024 年 IPC 分类号 A24B、A24C、A24F 下的新型烟草专利，经去重、剔除失效样本后，最终纳入有效专利 4954 条。选取权利要求计数、同族专利规模等指标构建特征体系，如表 1 所示，同步采集专利标题、技术要点、权利要求等文本数据用于后续技术主题分析。</w:t>
+        <w:t>研究数据取自专利数据库 2010—2024 年国际专利分类号 A24B、A24C、A24F 下的新型烟草专利，经去重、剔除失效样本后最终纳入有效专利 4954 条，特征指标体系如表 1 所示。同步采集专利标题、技术要点、权利要求等文本数据用于后续技术主题分析。预处理依次完成数值格式转换、众数填充缺失值、分类特征标签编码与最大最小归一化；鉴于核心指标呈极强右偏分布，参考专利计量研究通用做法[4]对核心指标做 99 分位缩尾处理。</w:t>
       </w:r>
     </w:p>
     <w:p>
@@ -654,7 +667,7 @@
                 <w:b w:val="0"/>
                 <w:sz w:val="19"/>
               </w:rPr>
-              <w:t>IPC 大类</w:t>
+              <w:t>国际专利分类大类</w:t>
             </w:r>
           </w:p>
         </w:tc>
@@ -736,7 +749,7 @@
                 <w:b w:val="0"/>
                 <w:sz w:val="19"/>
               </w:rPr>
-              <w:t>引用的参考文献数-专利</w:t>
+              <w:t>引用的专利参考文献数</w:t>
             </w:r>
           </w:p>
         </w:tc>
@@ -778,7 +791,7 @@
                 <w:b w:val="0"/>
                 <w:sz w:val="19"/>
               </w:rPr>
-              <w:t>公开专利文献类型识别代码</w:t>
+              <w:t>专利文献类型识别代码</w:t>
             </w:r>
           </w:p>
         </w:tc>
@@ -818,7 +831,7 @@
                 <w:b w:val="0"/>
                 <w:sz w:val="19"/>
               </w:rPr>
-              <w:t>引用的参考文献计数-非专利</w:t>
+              <w:t>引用的非专利参考文献数</w:t>
             </w:r>
           </w:p>
         </w:tc>
@@ -982,7 +995,7 @@
                 <w:b w:val="0"/>
                 <w:sz w:val="19"/>
               </w:rPr>
-              <w:t>DWPI 同族专利成员计数</w:t>
+              <w:t>同族专利成员计数</w:t>
             </w:r>
           </w:p>
         </w:tc>
@@ -1076,7 +1089,7 @@
                 <w:b w:val="0"/>
                 <w:sz w:val="19"/>
               </w:rPr>
-              <w:t>DWPI 同族专利国家/地区计数</w:t>
+              <w:t>同族专利国家/地区计数</w:t>
             </w:r>
           </w:p>
         </w:tc>
@@ -1094,7 +1107,22 @@
           <w:b w:val="0"/>
           <w:sz w:val="18"/>
         </w:rPr>
-        <w:t>注：其中序号 1、3、10、13 四项指标同时用于第 4.1 节的价值标签构造，这一重合是第 6 章效度检验的直接对象。</w:t>
+        <w:t>注：其中序号 1、3、10、13 四项指标同时用于第 3.2 节的价值标签构造，这一重合是第 5 章效度检验的直接对象。</w:t>
+      </w:r>
+    </w:p>
+    <w:p>
+      <w:pPr>
+        <w:keepNext/>
+        <w:spacing w:before="160" w:after="80" w:line="360" w:lineRule="auto"/>
+        <w:jc w:val="left"/>
+      </w:pPr>
+      <w:r>
+        <w:rPr>
+          <w:rFonts w:ascii="Times New Roman" w:hAnsi="Times New Roman" w:eastAsia="黑体"/>
+          <w:b w:val="0"/>
+          <w:sz w:val="28"/>
+        </w:rPr>
+        <w:t>3.2  相对价值分级标签构建</w:t>
       </w:r>
     </w:p>
     <w:p>
@@ -1109,39 +1137,240 @@
           <w:b w:val="0"/>
           <w:sz w:val="24"/>
         </w:rPr>
-        <w:t>预处理依次完成数值格式转换、众数填充缺失值、分类特征标签编码与 Min-Max 归一化，消除量纲差异对模型的干扰。鉴于核心指标呈极强右偏分布，参考专利计量研究通用做法[4]，对核心指标做 99 分位缩尾处理，消除极端离群值影响。</w:t>
+        <w:t>价值标签基于专利内在质量特征构造，采用熵权法客观确定指标权重以避免主观赋权的随意性。基于专利价值评价的经典多维框架，选取专利参考文献引用数、权利要求计数、发明人计数、同族专利成员数四项核心指标，分别对应技术影响力、法律保护范围、研发投入强度、市场布局广度四个价值维度。第 j 项指标的信息熵与熵权如式（1）所示，其中 n 为样本量、p_ij 为归一化后的指标值。</w:t>
       </w:r>
     </w:p>
-    <w:p>
-      <w:pPr>
-        <w:keepNext/>
-        <w:spacing w:before="240" w:after="120" w:line="360" w:lineRule="auto"/>
-        <w:jc w:val="left"/>
-      </w:pPr>
-      <w:r>
-        <w:rPr>
-          <w:rFonts w:ascii="Times New Roman" w:hAnsi="Times New Roman" w:eastAsia="黑体"/>
-          <w:b/>
-          <w:sz w:val="30"/>
-        </w:rPr>
-        <w:t>4  研究方法</w:t>
-      </w:r>
-    </w:p>
-    <w:p>
-      <w:pPr>
-        <w:keepNext/>
-        <w:spacing w:before="160" w:after="80" w:line="360" w:lineRule="auto"/>
-        <w:jc w:val="left"/>
-      </w:pPr>
-      <w:r>
-        <w:rPr>
-          <w:rFonts w:ascii="Times New Roman" w:hAnsi="Times New Roman" w:eastAsia="黑体"/>
-          <w:b w:val="0"/>
-          <w:sz w:val="28"/>
-        </w:rPr>
-        <w:t>4.1  相对价值分级标签构建</w:t>
-      </w:r>
-    </w:p>
+    <w:tbl>
+      <w:tblPr>
+        <w:tblW w:type="auto" w:w="0"/>
+        <w:jc w:val="center"/>
+        <w:tblLayout w:type="fixed"/>
+        <w:tblLook w:firstColumn="1" w:firstRow="1" w:lastColumn="0" w:lastRow="0" w:noHBand="0" w:noVBand="1" w:val="04A0"/>
+        <w:tblBorders>
+          <w:top w:val="none" w:sz="0" w:space="0" w:color="000000"/>
+          <w:left w:val="none" w:sz="0" w:space="0" w:color="000000"/>
+          <w:bottom w:val="none" w:sz="0" w:space="0" w:color="000000"/>
+          <w:right w:val="none" w:sz="0" w:space="0" w:color="000000"/>
+          <w:insideH w:val="none" w:sz="0" w:space="0" w:color="000000"/>
+          <w:insideV w:val="none" w:sz="0" w:space="0" w:color="000000"/>
+        </w:tblBorders>
+      </w:tblPr>
+      <w:tblGrid>
+        <w:gridCol w:w="2946"/>
+        <w:gridCol w:w="2946"/>
+        <w:gridCol w:w="2946"/>
+      </w:tblGrid>
+      <w:tr>
+        <w:tc>
+          <w:tcPr>
+            <w:tcW w:type="dxa" w:w="1134"/>
+          </w:tcPr>
+          <w:p>
+            <w:pPr>
+              <w:spacing w:before="120" w:after="120" w:line="360" w:lineRule="auto"/>
+              <w:jc w:val="left"/>
+            </w:pPr>
+          </w:p>
+        </w:tc>
+        <w:tc>
+          <w:tcPr>
+            <w:tcW w:type="dxa" w:w="6236"/>
+          </w:tcPr>
+          <w:p>
+            <w:pPr>
+              <w:spacing w:before="120" w:after="120" w:line="360" w:lineRule="auto"/>
+              <w:jc w:val="center"/>
+            </w:pPr>
+            <m:oMath>
+              <m:sSub>
+                <m:e>
+                  <m:r>
+                    <m:t xml:space="preserve">e</m:t>
+                  </m:r>
+                </m:e>
+                <m:sub>
+                  <m:r>
+                    <m:t xml:space="preserve">j</m:t>
+                  </m:r>
+                </m:sub>
+              </m:sSub>
+              <m:r>
+                <m:t xml:space="preserve">=-</m:t>
+              </m:r>
+              <m:f>
+                <m:fPr>
+                  <m:type m:val="bar"/>
+                </m:fPr>
+                <m:num>
+                  <m:r>
+                    <m:t xml:space="preserve">1</m:t>
+                  </m:r>
+                </m:num>
+                <m:den>
+                  <m:r>
+                    <m:rPr>
+                      <m:sty m:val="p"/>
+                    </m:rPr>
+                    <m:t xml:space="preserve">ln</m:t>
+                  </m:r>
+                  <m:r>
+                    <m:t xml:space="preserve"> n</m:t>
+                  </m:r>
+                </m:den>
+              </m:f>
+              <m:nary>
+                <m:naryPr>
+                  <m:chr m:val="∑"/>
+                  <m:limLoc m:val="undOvr"/>
+                  <m:grow m:val="1"/>
+                </m:naryPr>
+                <m:sub>
+                  <m:r>
+                    <m:t xml:space="preserve">i=1</m:t>
+                  </m:r>
+                </m:sub>
+                <m:sup>
+                  <m:r>
+                    <m:t xml:space="preserve">n</m:t>
+                  </m:r>
+                </m:sup>
+                <m:e/>
+              </m:nary>
+              <m:sSub>
+                <m:e>
+                  <m:r>
+                    <m:t xml:space="preserve">p</m:t>
+                  </m:r>
+                </m:e>
+                <m:sub>
+                  <m:r>
+                    <m:t xml:space="preserve">ij</m:t>
+                  </m:r>
+                </m:sub>
+              </m:sSub>
+              <m:r>
+                <m:rPr>
+                  <m:sty m:val="p"/>
+                </m:rPr>
+                <m:t xml:space="preserve">ln</m:t>
+              </m:r>
+              <m:r>
+                <m:t xml:space="preserve"> </m:t>
+              </m:r>
+              <m:sSub>
+                <m:e>
+                  <m:r>
+                    <m:t xml:space="preserve">p</m:t>
+                  </m:r>
+                </m:e>
+                <m:sub>
+                  <m:r>
+                    <m:t xml:space="preserve">ij</m:t>
+                  </m:r>
+                </m:sub>
+              </m:sSub>
+              <m:r>
+                <m:t xml:space="preserve">,  </m:t>
+              </m:r>
+              <m:sSub>
+                <m:e>
+                  <m:r>
+                    <m:t xml:space="preserve">w</m:t>
+                  </m:r>
+                </m:e>
+                <m:sub>
+                  <m:r>
+                    <m:t xml:space="preserve">j</m:t>
+                  </m:r>
+                </m:sub>
+              </m:sSub>
+              <m:r>
+                <m:t xml:space="preserve">=</m:t>
+              </m:r>
+              <m:f>
+                <m:fPr>
+                  <m:type m:val="bar"/>
+                </m:fPr>
+                <m:num>
+                  <m:r>
+                    <m:t xml:space="preserve">1-</m:t>
+                  </m:r>
+                  <m:sSub>
+                    <m:e>
+                      <m:r>
+                        <m:t xml:space="preserve">e</m:t>
+                      </m:r>
+                    </m:e>
+                    <m:sub>
+                      <m:r>
+                        <m:t xml:space="preserve">j</m:t>
+                      </m:r>
+                    </m:sub>
+                  </m:sSub>
+                </m:num>
+                <m:den>
+                  <m:nary>
+                    <m:naryPr>
+                      <m:chr m:val="∑"/>
+                      <m:limLoc m:val="undOvr"/>
+                      <m:grow m:val="1"/>
+                    </m:naryPr>
+                    <m:sub>
+                      <m:r>
+                        <m:t xml:space="preserve">k=1</m:t>
+                      </m:r>
+                    </m:sub>
+                    <m:sup>
+                      <m:r>
+                        <m:t xml:space="preserve">m</m:t>
+                      </m:r>
+                    </m:sup>
+                    <m:e/>
+                  </m:nary>
+                  <m:r>
+                    <m:t xml:space="preserve">(1-</m:t>
+                  </m:r>
+                  <m:sSub>
+                    <m:e>
+                      <m:r>
+                        <m:t xml:space="preserve">e</m:t>
+                      </m:r>
+                    </m:e>
+                    <m:sub>
+                      <m:r>
+                        <m:t xml:space="preserve">k</m:t>
+                      </m:r>
+                    </m:sub>
+                  </m:sSub>
+                  <m:r>
+                    <m:t xml:space="preserve">)</m:t>
+                  </m:r>
+                </m:den>
+              </m:f>
+            </m:oMath>
+          </w:p>
+        </w:tc>
+        <w:tc>
+          <w:tcPr>
+            <w:tcW w:type="dxa" w:w="1134"/>
+          </w:tcPr>
+          <w:p>
+            <w:pPr>
+              <w:spacing w:before="120" w:after="120" w:line="360" w:lineRule="auto"/>
+              <w:jc w:val="right"/>
+            </w:pPr>
+            <w:r>
+              <w:rPr>
+                <w:rFonts w:ascii="Times New Roman" w:hAnsi="Times New Roman" w:eastAsia="宋体"/>
+                <w:b w:val="0"/>
+                <w:sz w:val="24"/>
+              </w:rPr>
+              <w:t>（1）</w:t>
+            </w:r>
+          </w:p>
+        </w:tc>
+      </w:tr>
+    </w:tbl>
     <w:p>
       <w:pPr>
         <w:spacing w:before="0" w:after="0" w:line="360" w:lineRule="auto"/>
@@ -1154,9 +1383,135 @@
           <w:b w:val="0"/>
           <w:sz w:val="24"/>
         </w:rPr>
-        <w:t>构建基于专利内在质量特征的相对价值分级标签，用于模型学习价值分层规则。基于专利价值评价的经典多维框架，选取专利参考文献引用数、权利要求计数、发明人计数、DWPI 同族专利成员数 4 项核心指标，分别对应技术影响力、法律保护范围、研发投入强度、市场布局广度 4 个价值维度。采用熵权法客观确定指标权重[3]，计算专利综合价值得分；通过自然间断点法划分为低、中、高三个价值等级，构建模型训练的基准标签。</w:t>
+        <w:t>专利综合价值得分为各指标归一化值的加权和，如式（2）所示，再通过自然间断点法划分为低、中、高三个价值等级，构建模型训练的基准标签[3]。</w:t>
       </w:r>
     </w:p>
+    <w:tbl>
+      <w:tblPr>
+        <w:tblW w:type="auto" w:w="0"/>
+        <w:jc w:val="center"/>
+        <w:tblLayout w:type="fixed"/>
+        <w:tblLook w:firstColumn="1" w:firstRow="1" w:lastColumn="0" w:lastRow="0" w:noHBand="0" w:noVBand="1" w:val="04A0"/>
+        <w:tblBorders>
+          <w:top w:val="none" w:sz="0" w:space="0" w:color="000000"/>
+          <w:left w:val="none" w:sz="0" w:space="0" w:color="000000"/>
+          <w:bottom w:val="none" w:sz="0" w:space="0" w:color="000000"/>
+          <w:right w:val="none" w:sz="0" w:space="0" w:color="000000"/>
+          <w:insideH w:val="none" w:sz="0" w:space="0" w:color="000000"/>
+          <w:insideV w:val="none" w:sz="0" w:space="0" w:color="000000"/>
+        </w:tblBorders>
+      </w:tblPr>
+      <w:tblGrid>
+        <w:gridCol w:w="2946"/>
+        <w:gridCol w:w="2946"/>
+        <w:gridCol w:w="2946"/>
+      </w:tblGrid>
+      <w:tr>
+        <w:tc>
+          <w:tcPr>
+            <w:tcW w:type="dxa" w:w="1134"/>
+          </w:tcPr>
+          <w:p>
+            <w:pPr>
+              <w:spacing w:before="120" w:after="120" w:line="360" w:lineRule="auto"/>
+              <w:jc w:val="left"/>
+            </w:pPr>
+          </w:p>
+        </w:tc>
+        <w:tc>
+          <w:tcPr>
+            <w:tcW w:type="dxa" w:w="6236"/>
+          </w:tcPr>
+          <w:p>
+            <w:pPr>
+              <w:spacing w:before="120" w:after="120" w:line="360" w:lineRule="auto"/>
+              <w:jc w:val="center"/>
+            </w:pPr>
+            <m:oMath>
+              <m:sSub>
+                <m:e>
+                  <m:r>
+                    <m:t xml:space="preserve">S</m:t>
+                  </m:r>
+                </m:e>
+                <m:sub>
+                  <m:r>
+                    <m:t xml:space="preserve">i</m:t>
+                  </m:r>
+                </m:sub>
+              </m:sSub>
+              <m:r>
+                <m:t xml:space="preserve">=</m:t>
+              </m:r>
+              <m:nary>
+                <m:naryPr>
+                  <m:chr m:val="∑"/>
+                  <m:limLoc m:val="undOvr"/>
+                  <m:grow m:val="1"/>
+                </m:naryPr>
+                <m:sub>
+                  <m:r>
+                    <m:t xml:space="preserve">j=1</m:t>
+                  </m:r>
+                </m:sub>
+                <m:sup>
+                  <m:r>
+                    <m:t xml:space="preserve">m</m:t>
+                  </m:r>
+                </m:sup>
+                <m:e/>
+              </m:nary>
+              <m:sSub>
+                <m:e>
+                  <m:r>
+                    <m:t xml:space="preserve">w</m:t>
+                  </m:r>
+                </m:e>
+                <m:sub>
+                  <m:r>
+                    <m:t xml:space="preserve">j</m:t>
+                  </m:r>
+                </m:sub>
+              </m:sSub>
+              <m:r>
+                <m:t xml:space="preserve"> </m:t>
+              </m:r>
+              <m:sSub>
+                <m:e>
+                  <m:r>
+                    <m:t xml:space="preserve">z</m:t>
+                  </m:r>
+                </m:e>
+                <m:sub>
+                  <m:r>
+                    <m:t xml:space="preserve">ij</m:t>
+                  </m:r>
+                </m:sub>
+              </m:sSub>
+            </m:oMath>
+          </w:p>
+        </w:tc>
+        <w:tc>
+          <w:tcPr>
+            <w:tcW w:type="dxa" w:w="1134"/>
+          </w:tcPr>
+          <w:p>
+            <w:pPr>
+              <w:spacing w:before="120" w:after="120" w:line="360" w:lineRule="auto"/>
+              <w:jc w:val="right"/>
+            </w:pPr>
+            <w:r>
+              <w:rPr>
+                <w:rFonts w:ascii="Times New Roman" w:hAnsi="Times New Roman" w:eastAsia="宋体"/>
+                <w:b w:val="0"/>
+                <w:sz w:val="24"/>
+              </w:rPr>
+              <w:t>（2）</w:t>
+            </w:r>
+          </w:p>
+        </w:tc>
+      </w:tr>
+    </w:tbl>
     <w:p>
       <w:pPr>
         <w:spacing w:before="0" w:after="0" w:line="360" w:lineRule="auto"/>
@@ -1166,18 +1521,10 @@
       <w:r>
         <w:rPr>
           <w:rFonts w:ascii="Times New Roman" w:hAnsi="Times New Roman" w:eastAsia="宋体"/>
-          <w:b/>
-          <w:sz w:val="24"/>
-        </w:rPr>
-        <w:t>这一标签构造方式的固有局限须在此明确说明</w:t>
-      </w:r>
-      <w:r>
-        <w:rPr>
-          <w:rFonts w:ascii="Times New Roman" w:hAnsi="Times New Roman" w:eastAsia="宋体"/>
           <w:b w:val="0"/>
           <w:sz w:val="24"/>
         </w:rPr>
-        <w:t>：所得标签是四项指标的加权合成结果，本质上是一个</w:t>
+        <w:t>这一标签构造方式的固有局限必须在此明确说明，它构成了后文效度检验的直接动因。所得标签是四项指标的加权合成结果，本质上是一个</w:t>
       </w:r>
       <w:r>
         <w:rPr>
@@ -1193,7 +1540,7 @@
           <w:b w:val="0"/>
           <w:sz w:val="24"/>
         </w:rPr>
-        <w:t>而非独立观测的价值事实。模型输出应理解为专利在该规则下的相对质量等级，其能否代表真实的市场价值或技术价值，需要独立的外部效标来检验。第 6 章即针对这一点展开。</w:t>
+        <w:t>而非独立观测的价值事实；模型输出应理解为专利在该规则下的相对质量等级，其能否代表真实的市场价值或技术价值，需要独立的外部效标来检验。</w:t>
       </w:r>
     </w:p>
     <w:p>
@@ -1208,7 +1555,7 @@
           <w:b w:val="0"/>
           <w:sz w:val="28"/>
         </w:rPr>
-        <w:t>4.2  DBSCAN 优化随机森林识别模型</w:t>
+        <w:t>3.3  密度聚类剪枝随机森林模型</w:t>
       </w:r>
     </w:p>
     <w:p>
@@ -1223,9 +1570,138 @@
           <w:b w:val="0"/>
           <w:sz w:val="24"/>
         </w:rPr>
-        <w:t>本研究以随机森林为基础识别模型[2]，该模型通过多棵决策树集成投票输出分类结果，抗过拟合能力强，适配专利多维度特征分类场景。针对新型烟草专利同质化强、传统随机森林易生成冗余决策树的行业数据特性，引入 DBSCAN 密度聚类优化模型结构[8]，流程如图 2 所示。</w:t>
+        <w:t>针对新型烟草专利同质化强、随机森林易生成冗余决策树的数据特性，本文引入密度聚类对森林结构做剪枝，流程如图 2 所示。具体步骤为：首先对全部决策树进行精度初筛，保留验证集准确率不低于全体平均水平的个体构成高精度子森林；然后以决策树之间的预测一致性距离为依据对基分类器聚类分组，该距离基于一致性系数计算，如式（3）所示，其中 κ 为两棵树预测结果的 Cohen's Kappa 系数；每组仅保留识别性能最优的单棵决策树，未归入任何簇的决策树视为噪声点直接剔除；剔除冗余个体后重构模型，降低同质化分类器的重复投票权重[8]。</w:t>
       </w:r>
     </w:p>
+    <w:tbl>
+      <w:tblPr>
+        <w:tblW w:type="auto" w:w="0"/>
+        <w:jc w:val="center"/>
+        <w:tblLayout w:type="fixed"/>
+        <w:tblLook w:firstColumn="1" w:firstRow="1" w:lastColumn="0" w:lastRow="0" w:noHBand="0" w:noVBand="1" w:val="04A0"/>
+        <w:tblBorders>
+          <w:top w:val="none" w:sz="0" w:space="0" w:color="000000"/>
+          <w:left w:val="none" w:sz="0" w:space="0" w:color="000000"/>
+          <w:bottom w:val="none" w:sz="0" w:space="0" w:color="000000"/>
+          <w:right w:val="none" w:sz="0" w:space="0" w:color="000000"/>
+          <w:insideH w:val="none" w:sz="0" w:space="0" w:color="000000"/>
+          <w:insideV w:val="none" w:sz="0" w:space="0" w:color="000000"/>
+        </w:tblBorders>
+      </w:tblPr>
+      <w:tblGrid>
+        <w:gridCol w:w="2946"/>
+        <w:gridCol w:w="2946"/>
+        <w:gridCol w:w="2946"/>
+      </w:tblGrid>
+      <w:tr>
+        <w:tc>
+          <w:tcPr>
+            <w:tcW w:type="dxa" w:w="1134"/>
+          </w:tcPr>
+          <w:p>
+            <w:pPr>
+              <w:spacing w:before="120" w:after="120" w:line="360" w:lineRule="auto"/>
+              <w:jc w:val="left"/>
+            </w:pPr>
+          </w:p>
+        </w:tc>
+        <w:tc>
+          <w:tcPr>
+            <w:tcW w:type="dxa" w:w="6236"/>
+          </w:tcPr>
+          <w:p>
+            <w:pPr>
+              <w:spacing w:before="120" w:after="120" w:line="360" w:lineRule="auto"/>
+              <w:jc w:val="center"/>
+            </w:pPr>
+            <m:oMath>
+              <m:r>
+                <m:t xml:space="preserve">d(</m:t>
+              </m:r>
+              <m:sSub>
+                <m:e>
+                  <m:r>
+                    <m:t xml:space="preserve">T</m:t>
+                  </m:r>
+                </m:e>
+                <m:sub>
+                  <m:r>
+                    <m:t xml:space="preserve">a</m:t>
+                  </m:r>
+                </m:sub>
+              </m:sSub>
+              <m:r>
+                <m:t xml:space="preserve">,</m:t>
+              </m:r>
+              <m:sSub>
+                <m:e>
+                  <m:r>
+                    <m:t xml:space="preserve">T</m:t>
+                  </m:r>
+                </m:e>
+                <m:sub>
+                  <m:r>
+                    <m:t xml:space="preserve">b</m:t>
+                  </m:r>
+                </m:sub>
+              </m:sSub>
+              <m:r>
+                <m:t xml:space="preserve">)=1-κ(</m:t>
+              </m:r>
+              <m:sSub>
+                <m:e>
+                  <m:r>
+                    <m:t xml:space="preserve">T</m:t>
+                  </m:r>
+                </m:e>
+                <m:sub>
+                  <m:r>
+                    <m:t xml:space="preserve">a</m:t>
+                  </m:r>
+                </m:sub>
+              </m:sSub>
+              <m:r>
+                <m:t xml:space="preserve">,</m:t>
+              </m:r>
+              <m:sSub>
+                <m:e>
+                  <m:r>
+                    <m:t xml:space="preserve">T</m:t>
+                  </m:r>
+                </m:e>
+                <m:sub>
+                  <m:r>
+                    <m:t xml:space="preserve">b</m:t>
+                  </m:r>
+                </m:sub>
+              </m:sSub>
+              <m:r>
+                <m:t xml:space="preserve">)</m:t>
+              </m:r>
+            </m:oMath>
+          </w:p>
+        </w:tc>
+        <w:tc>
+          <w:tcPr>
+            <w:tcW w:type="dxa" w:w="1134"/>
+          </w:tcPr>
+          <w:p>
+            <w:pPr>
+              <w:spacing w:before="120" w:after="120" w:line="360" w:lineRule="auto"/>
+              <w:jc w:val="right"/>
+            </w:pPr>
+            <w:r>
+              <w:rPr>
+                <w:rFonts w:ascii="Times New Roman" w:hAnsi="Times New Roman" w:eastAsia="宋体"/>
+                <w:b w:val="0"/>
+                <w:sz w:val="24"/>
+              </w:rPr>
+              <w:t>（3）</w:t>
+            </w:r>
+          </w:p>
+        </w:tc>
+      </w:tr>
+    </w:tbl>
     <w:p>
       <w:pPr>
         <w:keepNext/>
@@ -1235,7 +1711,7 @@
       <w:r>
         <w:drawing>
           <wp:inline xmlns:a="http://schemas.openxmlformats.org/drawingml/2006/main" xmlns:pic="http://schemas.openxmlformats.org/drawingml/2006/picture">
-            <wp:extent cx="5580000" cy="2730368"/>
+            <wp:extent cx="5580000" cy="2790000"/>
             <wp:docPr id="2" name="Picture 2"/>
             <wp:cNvGraphicFramePr>
               <a:graphicFrameLocks noChangeAspect="1"/>
@@ -1256,7 +1732,7 @@
                   <pic:spPr>
                     <a:xfrm>
                       <a:off x="0" y="0"/>
-                      <a:ext cx="5580000" cy="2730368"/>
+                      <a:ext cx="5580000" cy="2790000"/>
                     </a:xfrm>
                     <a:prstGeom prst="rect"/>
                   </pic:spPr>
@@ -1278,7 +1754,7 @@
           <w:b w:val="0"/>
           <w:sz w:val="21"/>
         </w:rPr>
-        <w:t>图 2  DBSCAN 剪枝随机森林的模型结构</w:t>
+        <w:t>图 2  密度聚类剪枝随机森林的模型结构</w:t>
       </w:r>
     </w:p>
     <w:p>
@@ -1293,7 +1769,37 @@
           <w:b w:val="0"/>
           <w:sz w:val="24"/>
         </w:rPr>
-        <w:t>具体步骤为：首先对全部决策树进行精度初筛，保留验证集准确率不低于全体平均水平的个体构成高精度子森林；以决策树之间的特征距离为依据（该距离基于 Kappa 统计量计算）对基分类器进行聚类分组，经 K 距离手肘法调试确定聚类的邻域半径与最小样本数；每组仅保留识别性能最优的单棵决策树，未归入任何簇的决策树视为噪声点直接剔除；剔除冗余个体后重构模型，降低同质化分类器的信号干扰。</w:t>
+        <w:t>需说明的是，此处的密度聚类面向随机森林内部的决策树，与第 4.3 节面向专利样本的价值分层聚类为两次独立的算法应用，输入数据、参数设置与应用目标均不相同。</w:t>
+      </w:r>
+    </w:p>
+    <w:p>
+      <w:pPr>
+        <w:keepNext/>
+        <w:spacing w:before="240" w:after="120" w:line="360" w:lineRule="auto"/>
+        <w:jc w:val="left"/>
+      </w:pPr>
+      <w:r>
+        <w:rPr>
+          <w:rFonts w:ascii="Times New Roman" w:hAnsi="Times New Roman" w:eastAsia="黑体"/>
+          <w:b/>
+          <w:sz w:val="30"/>
+        </w:rPr>
+        <w:t>4  实证结果</w:t>
+      </w:r>
+    </w:p>
+    <w:p>
+      <w:pPr>
+        <w:keepNext/>
+        <w:spacing w:before="160" w:after="80" w:line="360" w:lineRule="auto"/>
+        <w:jc w:val="left"/>
+      </w:pPr>
+      <w:r>
+        <w:rPr>
+          <w:rFonts w:ascii="Times New Roman" w:hAnsi="Times New Roman" w:eastAsia="黑体"/>
+          <w:b w:val="0"/>
+          <w:sz w:val="28"/>
+        </w:rPr>
+        <w:t>4.1  特征重要度与最优特征集</w:t>
       </w:r>
     </w:p>
     <w:p>
@@ -1308,82 +1814,7 @@
           <w:b w:val="0"/>
           <w:sz w:val="24"/>
         </w:rPr>
-        <w:t>需说明的是，此处 DBSCAN 面向随机森林内部决策树做聚类，与第 5.3 节面向专利样本的无监督价值分层聚类为两次独立的算法应用，输入数据、参数设置与应用目标均不相同。</w:t>
-      </w:r>
-    </w:p>
-    <w:p>
-      <w:pPr>
-        <w:keepNext/>
-        <w:spacing w:before="160" w:after="80" w:line="360" w:lineRule="auto"/>
-        <w:jc w:val="left"/>
-      </w:pPr>
-      <w:r>
-        <w:rPr>
-          <w:rFonts w:ascii="Times New Roman" w:hAnsi="Times New Roman" w:eastAsia="黑体"/>
-          <w:b w:val="0"/>
-          <w:sz w:val="28"/>
-        </w:rPr>
-        <w:t>4.3  验证方法</w:t>
-      </w:r>
-    </w:p>
-    <w:p>
-      <w:pPr>
-        <w:spacing w:before="0" w:after="0" w:line="360" w:lineRule="auto"/>
-        <w:ind w:firstLine="480"/>
-        <w:jc w:val="both"/>
-      </w:pPr>
-      <w:r>
-        <w:rPr>
-          <w:rFonts w:ascii="Times New Roman" w:hAnsi="Times New Roman" w:eastAsia="宋体"/>
-          <w:b w:val="0"/>
-          <w:sz w:val="24"/>
-        </w:rPr>
-        <w:t>采用交叉验证，以整体分类准确率与高价值专利召回率为核心指标，对比优化前后模型的识别性能。结合文本挖掘技术，从专业标引覆盖度、技术主题分布、权利保护范围三个维度验证聚类结果的技术合理性。第 6 章将进一步补充外部效度检验、类不平衡指标与检验方法的选择问题。</w:t>
-      </w:r>
-    </w:p>
-    <w:p>
-      <w:pPr>
-        <w:keepNext/>
-        <w:spacing w:before="240" w:after="120" w:line="360" w:lineRule="auto"/>
-        <w:jc w:val="left"/>
-      </w:pPr>
-      <w:r>
-        <w:rPr>
-          <w:rFonts w:ascii="Times New Roman" w:hAnsi="Times New Roman" w:eastAsia="黑体"/>
-          <w:b/>
-          <w:sz w:val="30"/>
-        </w:rPr>
-        <w:t>5  实证结果</w:t>
-      </w:r>
-    </w:p>
-    <w:p>
-      <w:pPr>
-        <w:keepNext/>
-        <w:spacing w:before="160" w:after="80" w:line="360" w:lineRule="auto"/>
-        <w:jc w:val="left"/>
-      </w:pPr>
-      <w:r>
-        <w:rPr>
-          <w:rFonts w:ascii="Times New Roman" w:hAnsi="Times New Roman" w:eastAsia="黑体"/>
-          <w:b w:val="0"/>
-          <w:sz w:val="28"/>
-        </w:rPr>
-        <w:t>5.1  特征筛选与最优特征集</w:t>
-      </w:r>
-    </w:p>
-    <w:p>
-      <w:pPr>
-        <w:spacing w:before="0" w:after="0" w:line="360" w:lineRule="auto"/>
-        <w:ind w:firstLine="480"/>
-        <w:jc w:val="both"/>
-      </w:pPr>
-      <w:r>
-        <w:rPr>
-          <w:rFonts w:ascii="Times New Roman" w:hAnsi="Times New Roman" w:eastAsia="宋体"/>
-          <w:b w:val="0"/>
-          <w:sz w:val="24"/>
-        </w:rPr>
-        <w:t>依托基尼不纯度准则量化各指标对专利价值的影响程度[5]，结果如表 2 所示。</w:t>
+        <w:t>特征重要度的分布本身即揭示了一个必须正视的事实：模型判别力的四分之三来自标签自身的构成要素。依托基尼不纯度准则量化各指标对模型判别的影响程度[5]，结果如表 2 所示。重要度排名前三的指标中有三项、前十的指标中有四项，恰恰是标签构造所使用的指标，四者重要度合计达 0.7513。这一观察是第 5 章效度检验的起点，也说明单看重要度排序并不能证明模型发现了新的价值信息。</w:t>
       </w:r>
     </w:p>
     <w:p>
@@ -1398,7 +1829,7 @@
           <w:b w:val="0"/>
           <w:sz w:val="21"/>
         </w:rPr>
-        <w:t>表 2  各特征 Gini 重要度</w:t>
+        <w:t>表 2  各特征基尼重要度</w:t>
       </w:r>
     </w:p>
     <w:tbl>
@@ -1557,7 +1988,7 @@
                 <w:b w:val="0"/>
                 <w:sz w:val="19"/>
               </w:rPr>
-              <w:t>引用的参考文献数-专利</w:t>
+              <w:t>引用的专利参考文献数</w:t>
             </w:r>
           </w:p>
         </w:tc>
@@ -1639,7 +2070,7 @@
                 <w:b w:val="0"/>
                 <w:sz w:val="19"/>
               </w:rPr>
-              <w:t>DWPI 同族专利成员计数</w:t>
+              <w:t>同族专利成员计数</w:t>
             </w:r>
           </w:p>
         </w:tc>
@@ -1803,7 +2234,7 @@
                 <w:b w:val="0"/>
                 <w:sz w:val="19"/>
               </w:rPr>
-              <w:t>公开专利文献类型识别代码</w:t>
+              <w:t>专利文献类型识别代码</w:t>
             </w:r>
           </w:p>
         </w:tc>
@@ -1885,7 +2316,7 @@
                 <w:b w:val="0"/>
                 <w:sz w:val="19"/>
               </w:rPr>
-              <w:t>DWPI 同族专利国家/地区计数</w:t>
+              <w:t>同族专利国家/地区计数</w:t>
             </w:r>
           </w:p>
         </w:tc>
@@ -2295,7 +2726,7 @@
                 <w:b w:val="0"/>
                 <w:sz w:val="19"/>
               </w:rPr>
-              <w:t>引用的参考文献计数-非专利</w:t>
+              <w:t>引用的非专利参考文献数</w:t>
             </w:r>
           </w:p>
         </w:tc>
@@ -2377,7 +2808,7 @@
                 <w:b w:val="0"/>
                 <w:sz w:val="19"/>
               </w:rPr>
-              <w:t>IPC 大类</w:t>
+              <w:t>国际专利分类大类</w:t>
             </w:r>
           </w:p>
         </w:tc>
@@ -2626,38 +3057,7 @@
           <w:b w:val="0"/>
           <w:sz w:val="24"/>
         </w:rPr>
-        <w:t>结果显示：专利参考文献引用数、DWPI 同族专利成员计数、权利要求计数是影响模型判别的核心指标。但表 2 末列同时揭示了一个必须正视的事实：</w:t>
-      </w:r>
-      <w:r>
-        <w:rPr>
-          <w:rFonts w:ascii="Times New Roman" w:hAnsi="Times New Roman" w:eastAsia="宋体"/>
-          <w:b/>
-          <w:sz w:val="24"/>
-        </w:rPr>
-        <w:t>重要度排名前三的指标中有三项、前十的指标中有四项，恰恰是标签构造所使用的指标，四者重要度合计达 0.7513</w:t>
-      </w:r>
-      <w:r>
-        <w:rPr>
-          <w:rFonts w:ascii="Times New Roman" w:hAnsi="Times New Roman" w:eastAsia="宋体"/>
-          <w:b w:val="0"/>
-          <w:sz w:val="24"/>
-        </w:rPr>
-        <w:t>。换言之，模型的判别力有四分之三来自标签自身的构成要素。这一观察是第 6 章效度检验的起点。</w:t>
-      </w:r>
-    </w:p>
-    <w:p>
-      <w:pPr>
-        <w:spacing w:before="0" w:after="0" w:line="360" w:lineRule="auto"/>
-        <w:ind w:firstLine="480"/>
-        <w:jc w:val="both"/>
-      </w:pPr>
-      <w:r>
-        <w:rPr>
-          <w:rFonts w:ascii="Times New Roman" w:hAnsi="Times New Roman" w:eastAsia="宋体"/>
-          <w:b w:val="0"/>
-          <w:sz w:val="24"/>
-        </w:rPr>
-        <w:t>对全部特征进行多重共线性检验，各特征方差膨胀因子 VIF 均小于 5，不存在严重共线性。在此基础上通过逐步加入法筛选最优特征子集，结果如表 3 所示。</w:t>
+        <w:t>特征筛选采用逐步加入法，结果如表 3 所示，最优特征子集包含 5 项指标。全部特征的方差膨胀因子均小于 5，不存在严重共线性；特征数增至 5 项时准确率达峰值 95.58%，继续加入低贡献指标会引入噪声。但需指出，本节的特征筛选与第 4.2 节的模型评估使用了同一份数据且折数不一致，存在选择性偏差，规范做法是采用嵌套交叉验证，相关讨论见第 5.4 节[16]。</w:t>
       </w:r>
     </w:p>
     <w:p>
@@ -3005,17 +3405,23 @@
     </w:tbl>
     <w:p>
       <w:pPr>
-        <w:spacing w:before="40" w:after="160" w:line="240" w:lineRule="auto"/>
-        <w:ind w:firstLine="0"/>
+        <w:spacing w:before="0" w:after="160" w:line="240" w:lineRule="auto"/>
+        <w:jc w:val="left"/>
+      </w:pPr>
+    </w:p>
+    <w:p>
+      <w:pPr>
+        <w:keepNext/>
+        <w:spacing w:before="160" w:after="80" w:line="360" w:lineRule="auto"/>
         <w:jc w:val="left"/>
       </w:pPr>
       <w:r>
         <w:rPr>
-          <w:rFonts w:ascii="Times New Roman" w:hAnsi="Times New Roman" w:eastAsia="宋体"/>
+          <w:rFonts w:ascii="Times New Roman" w:hAnsi="Times New Roman" w:eastAsia="黑体"/>
           <w:b w:val="0"/>
-          <w:sz w:val="18"/>
+          <w:sz w:val="28"/>
         </w:rPr>
-        <w:t>注：特征数增至 5 项时准确率达峰值，继续加入低贡献指标会引入噪声。需要说明的是，特征筛选与最终模型评估使用了同一份数据，存在选择性偏差，规范做法是采用嵌套交叉验证（见第 6.4 节）。</w:t>
+        <w:t>4.2  模型性能对比</w:t>
       </w:r>
     </w:p>
     <w:p>
@@ -3030,37 +3436,23 @@
           <w:b w:val="0"/>
           <w:sz w:val="24"/>
         </w:rPr>
-        <w:t>最终确定的最优特征子集为：专利参考文献引用数、DWPI 同族专利成员计数、权利要求计数、专利文献类型识别代码、DWPI 同族国家/地区计数。</w:t>
+        <w:t>剪枝后模型准确率由 94.63% 提升至 95.92%，但这一提升的实践含义需要正面说明，如表 4 所示。在 4954 条样本上，1.29 个百分点约相当于 64 条专利的分类结果发生改变，即每千条专利中约有 13 条的分级结论不同；是否构成实质改进，取决于这些专利的后续处置成本。同时需要更正一处表述：63.34% 是低价值专利的占比，对应的是</w:t>
       </w:r>
-    </w:p>
-    <w:p>
-      <w:pPr>
-        <w:keepNext/>
-        <w:spacing w:before="160" w:after="80" w:line="360" w:lineRule="auto"/>
-        <w:jc w:val="left"/>
-      </w:pPr>
       <w:r>
         <w:rPr>
-          <w:rFonts w:ascii="Times New Roman" w:hAnsi="Times New Roman" w:eastAsia="黑体"/>
-          <w:b w:val="0"/>
-          <w:sz w:val="28"/>
+          <w:rFonts w:ascii="Times New Roman" w:hAnsi="Times New Roman" w:eastAsia="宋体"/>
+          <w:b/>
+          <w:sz w:val="24"/>
         </w:rPr>
-        <w:t>5.2  模型性能对比</w:t>
+        <w:t>多数类基准</w:t>
       </w:r>
-    </w:p>
-    <w:p>
-      <w:pPr>
-        <w:spacing w:before="0" w:after="0" w:line="360" w:lineRule="auto"/>
-        <w:ind w:firstLine="480"/>
-        <w:jc w:val="both"/>
-      </w:pPr>
       <w:r>
         <w:rPr>
           <w:rFonts w:ascii="Times New Roman" w:hAnsi="Times New Roman" w:eastAsia="宋体"/>
           <w:b w:val="0"/>
           <w:sz w:val="24"/>
         </w:rPr>
-        <w:t>基于最优特征集，分别采用传统随机森林与 DBSCAN 优化随机森林开展评估，结果如表 4 所示。本文在原报告值基础上补算了 Wilson 95% 置信区间[12]。</w:t>
+        <w:t>而非“随机猜测的基准准确率”，三分类随机猜测的准确率约为 33.3%，两者含义不同。</w:t>
       </w:r>
     </w:p>
     <w:p>
@@ -3446,7 +3838,7 @@
                 <w:b w:val="0"/>
                 <w:sz w:val="19"/>
               </w:rPr>
-              <w:t>DBSCAN 优化随机森林</w:t>
+              <w:t>密度聚类剪枝随机森林</w:t>
             </w:r>
           </w:p>
         </w:tc>
@@ -3556,7 +3948,22 @@
           <w:b w:val="0"/>
           <w:sz w:val="18"/>
         </w:rPr>
-        <w:t>注：样本量 n=4954。“对应样本条数”指相对多数类基准正确分类的增量条数。原文将 63.34% 表述为“随机猜测的基准准确率”，实为多数类基准；三分类随机猜测的准确率约为 33.3%，两者含义不同，本文予以更正。</w:t>
+        <w:t>注：样本量 n=4954；“对应样本条数”指相对多数类基准正确分类的增量条数[12]。</w:t>
+      </w:r>
+    </w:p>
+    <w:p>
+      <w:pPr>
+        <w:keepNext/>
+        <w:spacing w:before="160" w:after="80" w:line="360" w:lineRule="auto"/>
+        <w:jc w:val="left"/>
+      </w:pPr>
+      <w:r>
+        <w:rPr>
+          <w:rFonts w:ascii="Times New Roman" w:hAnsi="Times New Roman" w:eastAsia="黑体"/>
+          <w:b w:val="0"/>
+          <w:sz w:val="28"/>
+        </w:rPr>
+        <w:t>4.3  专利价值分布与聚类分层特征</w:t>
       </w:r>
     </w:p>
     <w:p>
@@ -3571,52 +3978,7 @@
           <w:b w:val="0"/>
           <w:sz w:val="24"/>
         </w:rPr>
-        <w:t>DBSCAN 优化后模型准确率由 94.63% 提升至 95.92%，提升 1.29 个百分点。需要给出这一提升的实践含义：在 4954 条样本上，1.29 个百分点约相当于 64 条专利的分类结果发生改变。对于批量筛查工作而言，这意味着每千条专利中约有 13 条的分级结论不同——是否构成实质改进，取决于这些专利的后续处置成本。</w:t>
-      </w:r>
-    </w:p>
-    <w:p>
-      <w:pPr>
-        <w:keepNext/>
-        <w:spacing w:before="160" w:after="80" w:line="360" w:lineRule="auto"/>
-        <w:jc w:val="left"/>
-      </w:pPr>
-      <w:r>
-        <w:rPr>
-          <w:rFonts w:ascii="Times New Roman" w:hAnsi="Times New Roman" w:eastAsia="黑体"/>
-          <w:b w:val="0"/>
-          <w:sz w:val="28"/>
-        </w:rPr>
-        <w:t>5.3  专利价值分布与聚类分层特征</w:t>
-      </w:r>
-    </w:p>
-    <w:p>
-      <w:pPr>
-        <w:spacing w:before="0" w:after="0" w:line="360" w:lineRule="auto"/>
-        <w:ind w:firstLine="480"/>
-        <w:jc w:val="both"/>
-      </w:pPr>
-      <w:r>
-        <w:rPr>
-          <w:rFonts w:ascii="Times New Roman" w:hAnsi="Times New Roman" w:eastAsia="宋体"/>
-          <w:b w:val="0"/>
-          <w:sz w:val="24"/>
-        </w:rPr>
-        <w:t>基于熵权法综合价值得分与自然间断点分级，4954 条专利中：低价值专利 3138 条，占比 63.34%；中价值专利 1525 条，占比 30.78%；高价值专利 291 条，占比 5.87%。低价值外围改良专利占比超六成，具备高壁垒、高原创性的核心高价值专利占比不足 6%，反映出行业低水平同质化专利泛滥、核心技术储备不足的问题[9]。</w:t>
-      </w:r>
-    </w:p>
-    <w:p>
-      <w:pPr>
-        <w:spacing w:before="0" w:after="0" w:line="360" w:lineRule="auto"/>
-        <w:ind w:firstLine="480"/>
-        <w:jc w:val="both"/>
-      </w:pPr>
-      <w:r>
-        <w:rPr>
-          <w:rFonts w:ascii="Times New Roman" w:hAnsi="Times New Roman" w:eastAsia="宋体"/>
-          <w:b w:val="0"/>
-          <w:sz w:val="24"/>
-        </w:rPr>
-        <w:t>采用无监督 DBSCAN 聚类对专利样本进行自然分组，得到 4 个聚类集群，各组的规模与价值构成如表 5 所示。</w:t>
+        <w:t>样本的价值分布印证了行业“外围改良泛滥、核心专利稀缺”的判断。低价值专利 3138 条占 63.34%，中价值专利 1525 条占 30.78%，高价值专利 291 条占 5.87%；低价值外围改良专利占比超六成，而具备高壁垒、高原创性的核心高价值专利占比不足 6%[9]。采用无监督密度聚类对专利样本进行自然分组得到 4 个聚类集群，其规模与价值构成如表 5 所示。</w:t>
       </w:r>
     </w:p>
     <w:p>
@@ -4214,7 +4576,7 @@
           <w:b w:val="0"/>
           <w:sz w:val="18"/>
         </w:rPr>
-        <w:t>注：四组规模合计 4954 条，与样本总量一致，说明 DBSCAN 未产生噪声点或噪声点已并入基础外围集群，原研究宜就此作出说明。由各组占比反推的高价值专利数为 290.8 条，与报告值 291 条一致，数据自洽。</w:t>
+        <w:t>注：四组规模合计 4954 条与样本总量一致，说明未产生噪声点或噪声点已并入基础外围集群，此点宜在方法部分说明。由各组占比反推的高价值专利数为 290.8 条，与 291 条一致，数据自洽。</w:t>
       </w:r>
     </w:p>
     <w:p>
@@ -4229,23 +4591,7 @@
           <w:b w:val="0"/>
           <w:sz w:val="24"/>
         </w:rPr>
-        <w:t>对聚类组与价值等级做独立性检验，结果如图 3(a) 所示：χ²=2665，p&lt;0.001，Cramér's V=0.519，关联极强。</w:t>
-      </w:r>
-      <w:r>
-        <w:rPr>
-          <w:rFonts w:ascii="Times New Roman" w:hAnsi="Times New Roman" w:eastAsia="宋体"/>
-          <w:b/>
-          <w:sz w:val="24"/>
-        </w:rPr>
-        <w:t>但必须指出：由于聚类所用特征与价值标签同源，这一强关联是构造的必然结果，不能作为聚类有效性的独立证据。</w:t>
-      </w:r>
-      <w:r>
-        <w:rPr>
-          <w:rFonts w:ascii="Times New Roman" w:hAnsi="Times New Roman" w:eastAsia="宋体"/>
-          <w:b w:val="0"/>
-          <w:sz w:val="24"/>
-        </w:rPr>
-        <w:t>换言之，用同一组指标既做聚类又做分级，二者必然高度吻合，这属于逻辑上的自我印证而非交叉验证。</w:t>
+        <w:t>聚类组与价值等级的关联极强，但这一强关联不能作为聚类有效性的独立证据，如图 3(a) 所示。独立性检验给出 χ²=2665、p&lt;0.001、Cramér's V=0.519。然而由于聚类所用特征与价值标签同源，这一强关联是构造的必然结果——用同一组指标既做聚类又做分级，二者必然高度吻合，这属于逻辑上的自我印证而非交叉验证，需在结论中明确说明。</w:t>
       </w:r>
     </w:p>
     <w:p>
@@ -4315,7 +4661,7 @@
           <w:b w:val="0"/>
           <w:sz w:val="24"/>
         </w:rPr>
-        <w:t>图 3(b) 进一步说明了在类极不平衡条件下总体准确率的信息量问题。在高价值专利占比仅 5.87% 的样本中，</w:t>
+        <w:t>在类极不平衡条件下总体准确率的信息量严重不足，这是本文最重要的方法学发现之一，如图 3(b) 所示。在高价值专利占比仅 5.87% 的样本中，</w:t>
       </w:r>
       <w:r>
         <w:rPr>
@@ -4331,23 +4677,7 @@
           <w:b w:val="0"/>
           <w:sz w:val="24"/>
         </w:rPr>
-        <w:t>；给定 95.92% 的总体准确率，高价值类召回率的可行区间为 31.0%—100.0%。原研究报告的 95.92% 只比“完全识别不出高价值专利”的情形高 1.79 个百分点。这意味着</w:t>
-      </w:r>
-      <w:r>
-        <w:rPr>
-          <w:rFonts w:ascii="Times New Roman" w:hAnsi="Times New Roman" w:eastAsia="宋体"/>
-          <w:b/>
-          <w:sz w:val="24"/>
-        </w:rPr>
-        <w:t>仅凭总体准确率无法判断模型是否具备高价值识别能力</w:t>
-      </w:r>
-      <w:r>
-        <w:rPr>
-          <w:rFonts w:ascii="Times New Roman" w:hAnsi="Times New Roman" w:eastAsia="宋体"/>
-          <w:b w:val="0"/>
-          <w:sz w:val="24"/>
-        </w:rPr>
-        <w:t>，而识别高价值专利恰恰是本研究的全部实践价值所在。第 6.3 节给出应补报的指标清单。</w:t>
+        <w:t>；给定 95.92% 的总体准确率，高价值类召回率的可行区间为 31.0%—100.0%。换言之，报告的 95.92% 只比“完全识别不出高价值专利”的情形高 1.79 个百分点，仅凭总体准确率无法判断模型是否具备高价值识别能力——而识别高价值专利恰恰是本研究的全部实践价值所在。</w:t>
       </w:r>
     </w:p>
     <w:p>
@@ -4362,7 +4692,7 @@
           <w:b w:val="0"/>
           <w:sz w:val="28"/>
         </w:rPr>
-        <w:t>5.4  聚类集群的文本特征验证</w:t>
+        <w:t>4.4  聚类集群的文本特征</w:t>
       </w:r>
     </w:p>
     <w:p>
@@ -4377,7 +4707,23 @@
           <w:b w:val="0"/>
           <w:sz w:val="24"/>
         </w:rPr>
-        <w:t>基于专利英文标题提取各集群高频技术关键词，对比不同聚类的技术赛道差异，如表 6 所示。</w:t>
+        <w:t>文本特征分析显示不同价值集群在技术赛道上确有系统性差异，如表 6 所示。基础外围集群的高频词以烟具结构、材料、成型等浅表改良相关词汇为主；中价值过渡集群集中于制备、提取、烟气等工艺类词汇；高价值核心集群与极高价值尖端集群则集中于加热、燃烧、基质、控制等核心技术词汇。各聚类组首项权利要求的平均字符长度亦存在差异：基础外围集群为 655.2 字符，多为结构细节的堆叠式限定；高价值核心集群达 885.5 字符，核心技术点做了合理上位概括；极高价值尖端集群仅 546 字符，多为单点前沿材料或工艺的精准保护。需要说明的是，字符数受语言表达与撰写习惯影响较大，</w:t>
+      </w:r>
+      <w:r>
+        <w:rPr>
+          <w:rFonts w:ascii="Times New Roman" w:hAnsi="Times New Roman" w:eastAsia="宋体"/>
+          <w:b/>
+          <w:sz w:val="24"/>
+        </w:rPr>
+        <w:t>建议后续补充独立权利要求的技术特征数量统计</w:t>
+      </w:r>
+      <w:r>
+        <w:rPr>
+          <w:rFonts w:ascii="Times New Roman" w:hAnsi="Times New Roman" w:eastAsia="宋体"/>
+          <w:b w:val="0"/>
+          <w:sz w:val="24"/>
+        </w:rPr>
+        <w:t>，该指标较字符数更为稳健。</w:t>
       </w:r>
     </w:p>
     <w:p>
@@ -5592,33 +5938,17 @@
     </w:p>
     <w:p>
       <w:pPr>
-        <w:spacing w:before="0" w:after="0" w:line="360" w:lineRule="auto"/>
-        <w:ind w:firstLine="480"/>
-        <w:jc w:val="both"/>
+        <w:keepNext/>
+        <w:spacing w:before="240" w:after="120" w:line="360" w:lineRule="auto"/>
+        <w:jc w:val="left"/>
       </w:pPr>
       <w:r>
         <w:rPr>
-          <w:rFonts w:ascii="Times New Roman" w:hAnsi="Times New Roman" w:eastAsia="宋体"/>
-          <w:b w:val="0"/>
-          <w:sz w:val="24"/>
+          <w:rFonts w:ascii="Times New Roman" w:hAnsi="Times New Roman" w:eastAsia="黑体"/>
+          <w:b/>
+          <w:sz w:val="30"/>
         </w:rPr>
-        <w:t>各聚类组的首项权利要求平均字符长度亦存在差异：基础外围集群为 655.2 字符，多为结构细节的堆叠式限定，保护范围狭窄；高价值核心集群达 885.5 字符，核心技术点做了合理上位概括，保护边界更宽泛；极高价值尖端集群仅 546 字符，多为单点前沿材料或工艺的精准保护，创新点高度聚焦。需要说明的是，字符数受语言表达与撰写习惯影响较大，</w:t>
-      </w:r>
-      <w:r>
-        <w:rPr>
-          <w:rFonts w:ascii="Times New Roman" w:hAnsi="Times New Roman" w:eastAsia="宋体"/>
-          <w:b/>
-          <w:sz w:val="24"/>
-        </w:rPr>
-        <w:t>建议后续补充独立权利要求的技术特征数量统计</w:t>
-      </w:r>
-      <w:r>
-        <w:rPr>
-          <w:rFonts w:ascii="Times New Roman" w:hAnsi="Times New Roman" w:eastAsia="宋体"/>
-          <w:b w:val="0"/>
-          <w:sz w:val="24"/>
-        </w:rPr>
-        <w:t>，该指标较字符数更为稳健。</w:t>
+        <w:t>5  识别模型的效度检验</w:t>
       </w:r>
     </w:p>
     <w:p>
@@ -5633,53 +5963,7 @@
           <w:b w:val="0"/>
           <w:sz w:val="24"/>
         </w:rPr>
-        <w:t>此外，各聚类组的 DWPI 技术要点缺失率分别为：中价值过渡集群 72.88%、基础外围集群 83.98%、高价值核心集群 97.67%、极高价值尖端集群 80.0%。原研究把高价值核心集群的高缺失率解释为“新兴技术标引滞后”、把极高价值尖端集群的较低缺失率解释为“早期专利标引完整”，两处解释方向相反且均属事后归因。由于缺失率与专利公开年份高度相关，</w:t>
-      </w:r>
-      <w:r>
-        <w:rPr>
-          <w:rFonts w:ascii="Times New Roman" w:hAnsi="Times New Roman" w:eastAsia="宋体"/>
-          <w:b/>
-          <w:sz w:val="24"/>
-        </w:rPr>
-        <w:t>建议在控制公开年份后重新检验该差异是否仍然成立</w:t>
-      </w:r>
-      <w:r>
-        <w:rPr>
-          <w:rFonts w:ascii="Times New Roman" w:hAnsi="Times New Roman" w:eastAsia="宋体"/>
-          <w:b w:val="0"/>
-          <w:sz w:val="24"/>
-        </w:rPr>
-        <w:t>。</w:t>
-      </w:r>
-    </w:p>
-    <w:p>
-      <w:pPr>
-        <w:keepNext/>
-        <w:spacing w:before="240" w:after="120" w:line="360" w:lineRule="auto"/>
-        <w:jc w:val="left"/>
-      </w:pPr>
-      <w:r>
-        <w:rPr>
-          <w:rFonts w:ascii="Times New Roman" w:hAnsi="Times New Roman" w:eastAsia="黑体"/>
-          <w:b/>
-          <w:sz w:val="30"/>
-        </w:rPr>
-        <w:t>6  识别模型的效度检验</w:t>
-      </w:r>
-    </w:p>
-    <w:p>
-      <w:pPr>
-        <w:spacing w:before="0" w:after="0" w:line="360" w:lineRule="auto"/>
-        <w:ind w:firstLine="480"/>
-        <w:jc w:val="both"/>
-      </w:pPr>
-      <w:r>
-        <w:rPr>
-          <w:rFonts w:ascii="Times New Roman" w:hAnsi="Times New Roman" w:eastAsia="宋体"/>
-          <w:b w:val="0"/>
-          <w:sz w:val="24"/>
-        </w:rPr>
-        <w:t>本章是对第 5 章结果的效度检验，也是本文相对既有研究的主要推进。检验分为两部分：一部分基于原样本的已报告统计量直接计算，结论直接有效；另一部分在一个与原样本边际统计接近的</w:t>
+        <w:t>本章是对第 4 章结果的效度检验，也是本文相对既有研究的主要推进。检验分为两部分：一部分基于原样本的已报告统计量直接计算，结论直接有效；另一部分在一个与原样本边际统计接近的</w:t>
       </w:r>
       <w:r>
         <w:rPr>
@@ -5703,7 +5987,7 @@
           <w:b/>
           <w:sz w:val="24"/>
         </w:rPr>
-        <w:t>合成数据集实验的具体数值仅具方法学演示意义，必须在原始 DII 数据上重跑后方可写入正式结论</w:t>
+        <w:t>合成数据集实验的具体数值仅具方法学演示意义，必须在原始专利数据上重跑后方可写入正式结论</w:t>
       </w:r>
       <w:r>
         <w:rPr>
@@ -5726,7 +6010,7 @@
           <w:b w:val="0"/>
           <w:sz w:val="28"/>
         </w:rPr>
-        <w:t>6.1  循环论证问题的识别</w:t>
+        <w:t>5.1  循环论证问题的识别与修补设计</w:t>
       </w:r>
     </w:p>
     <w:p>
@@ -5741,7 +6025,7 @@
           <w:b w:val="0"/>
           <w:sz w:val="24"/>
         </w:rPr>
-        <w:t>如第 4.1 节与第 5.1 节所述，价值标签由四项指标经熵权法构造，而模型特征集又包含这四项指标。这一结构如图 4 左侧所示：四项价值指标 → 熵权法合成标签 → 模型特征集（含这四项）→ 预测标签，形成一个闭合回路。模型在其中所做的，是用四项指标去预测由这四项指标算出的结果，本质上是同义反复。</w:t>
+        <w:t>标签与特征同源构成一个闭合回路，使模型的高准确率成为同义反复，如图 4 左侧所示。四项价值指标经熵权法合成标签，而模型特征集又包含这四项，模型所做的是用四项指标去预测由这四项指标算出的结果。图 4 右侧给出三项互补且缺一不可的修补设计。其一是剔除同源特征后重训，把四项标签构造指标从特征集中移除并观察准确率跌幅；其二是引入独立价值代理变量，包括专利维持年限或缴费年限、是否发生转让或许可、是否被质押、是否被提起无效宣告、是否涉诉——这些变量不参与标签构造，反映的是市场主体对专利价值的实际判断，可作为外部效标[15]；其三是专家标注留出集，请两名以上知识产权专家对 100～200 条专利独立标注价值等级，计算专家之间以及专家与模型之间的一致性系数。</w:t>
       </w:r>
     </w:p>
     <w:p>
@@ -5753,7 +6037,7 @@
       <w:r>
         <w:drawing>
           <wp:inline xmlns:a="http://schemas.openxmlformats.org/drawingml/2006/main" xmlns:pic="http://schemas.openxmlformats.org/drawingml/2006/picture">
-            <wp:extent cx="5580000" cy="2730368"/>
+            <wp:extent cx="5580000" cy="3720000"/>
             <wp:docPr id="4" name="Picture 4"/>
             <wp:cNvGraphicFramePr>
               <a:graphicFrameLocks noChangeAspect="1"/>
@@ -5774,7 +6058,7 @@
                   <pic:spPr>
                     <a:xfrm>
                       <a:off x="0" y="0"/>
-                      <a:ext cx="5580000" cy="2730368"/>
+                      <a:ext cx="5580000" cy="3720000"/>
                     </a:xfrm>
                     <a:prstGeom prst="rect"/>
                   </pic:spPr>
@@ -5801,69 +6085,6 @@
     </w:p>
     <w:p>
       <w:pPr>
-        <w:spacing w:before="0" w:after="0" w:line="360" w:lineRule="auto"/>
-        <w:ind w:firstLine="480"/>
-        <w:jc w:val="both"/>
-      </w:pPr>
-      <w:r>
-        <w:rPr>
-          <w:rFonts w:ascii="Times New Roman" w:hAnsi="Times New Roman" w:eastAsia="宋体"/>
-          <w:b w:val="0"/>
-          <w:sz w:val="24"/>
-        </w:rPr>
-        <w:t>图 4 右侧给出三项修补设计，三者互补且缺一不可。</w:t>
-      </w:r>
-      <w:r>
-        <w:rPr>
-          <w:rFonts w:ascii="Times New Roman" w:hAnsi="Times New Roman" w:eastAsia="宋体"/>
-          <w:b/>
-          <w:sz w:val="24"/>
-        </w:rPr>
-        <w:t>其一，剔除同源特征后重训</w:t>
-      </w:r>
-      <w:r>
-        <w:rPr>
-          <w:rFonts w:ascii="Times New Roman" w:hAnsi="Times New Roman" w:eastAsia="宋体"/>
-          <w:b w:val="0"/>
-          <w:sz w:val="24"/>
-        </w:rPr>
-        <w:t>：把四项标签构造指标从特征集中移除，观察准确率跌幅。若跌至接近多数类基准，则表明模型此前学到的主要是标签公式本身。</w:t>
-      </w:r>
-      <w:r>
-        <w:rPr>
-          <w:rFonts w:ascii="Times New Roman" w:hAnsi="Times New Roman" w:eastAsia="宋体"/>
-          <w:b/>
-          <w:sz w:val="24"/>
-        </w:rPr>
-        <w:t>其二，引入独立价值代理变量</w:t>
-      </w:r>
-      <w:r>
-        <w:rPr>
-          <w:rFonts w:ascii="Times New Roman" w:hAnsi="Times New Roman" w:eastAsia="宋体"/>
-          <w:b w:val="0"/>
-          <w:sz w:val="24"/>
-        </w:rPr>
-        <w:t>：专利维持年限或缴费年限、是否发生转让或许可、是否被质押、是否被提起无效宣告、是否涉诉。这些变量不参与标签构造，反映的是市场主体对专利价值的实际判断，可作为外部效标检验模型识别的是否为真实价值。</w:t>
-      </w:r>
-      <w:r>
-        <w:rPr>
-          <w:rFonts w:ascii="Times New Roman" w:hAnsi="Times New Roman" w:eastAsia="宋体"/>
-          <w:b/>
-          <w:sz w:val="24"/>
-        </w:rPr>
-        <w:t>其三，专家标注留出集</w:t>
-      </w:r>
-      <w:r>
-        <w:rPr>
-          <w:rFonts w:ascii="Times New Roman" w:hAnsi="Times New Roman" w:eastAsia="宋体"/>
-          <w:b w:val="0"/>
-          <w:sz w:val="24"/>
-        </w:rPr>
-        <w:t>：请两名以上知识产权专家对 100～200 条专利独立标注价值等级，计算专家之间以及专家与模型之间的 Cohen's Kappa 一致性系数。</w:t>
-      </w:r>
-    </w:p>
-    <w:p>
-      <w:pPr>
         <w:keepNext/>
         <w:spacing w:before="160" w:after="80" w:line="360" w:lineRule="auto"/>
         <w:jc w:val="left"/>
@@ -5874,7 +6095,7 @@
           <w:b w:val="0"/>
           <w:sz w:val="28"/>
         </w:rPr>
-        <w:t>6.2  剔除同源特征的消融实验</w:t>
+        <w:t>5.2  剔除同源特征的消融实验</w:t>
       </w:r>
     </w:p>
     <w:p>
@@ -5889,7 +6110,23 @@
           <w:b w:val="0"/>
           <w:sz w:val="24"/>
         </w:rPr>
-        <w:t>本节在合成数据集上演示第一项检验。合成数据集按与原样本一致的方式生成：13 个特征、右偏分布、99 分位缩尾、熵权法构造标签、自然间断点分级，所得价值等级分布为低 59.14%、中 31.61%、高 9.25%，与原样本 63.34%/30.78%/5.87% 接近。消融实验结果如表 7 与图 5 所示。</w:t>
+        <w:t>消融实验量化了循环论证的程度，其结果足以改变结论的表述方式，如表 7 与图 5 所示。本节在合成数据集上演示第一项检验，数据集按与原样本一致的方式生成：13 个特征、右偏分布、99 分位缩尾、熵权法构造标签、自然间断点分级，所得价值等级分布为低 59.14%、中 31.61%、高 9.25%，与原样本的 63.34%、30.78%、5.87% 接近。全特征集的准确率为 96.63%；剔除四项标签构造指标后降至 61.10%，</w:t>
+      </w:r>
+      <w:r>
+        <w:rPr>
+          <w:rFonts w:ascii="Times New Roman" w:hAnsi="Times New Roman" w:eastAsia="宋体"/>
+          <w:b/>
+          <w:sz w:val="24"/>
+        </w:rPr>
+        <w:t>下降 35.53 个百分点，仅比多数类基准 59.14% 高 1.96 个百分点</w:t>
+      </w:r>
+      <w:r>
+        <w:rPr>
+          <w:rFonts w:ascii="Times New Roman" w:hAnsi="Times New Roman" w:eastAsia="宋体"/>
+          <w:b w:val="0"/>
+          <w:sz w:val="24"/>
+        </w:rPr>
+        <w:t>。</w:t>
       </w:r>
     </w:p>
     <w:p>
@@ -6297,7 +6534,7 @@
           <w:b w:val="0"/>
           <w:sz w:val="18"/>
         </w:rPr>
-        <w:t>注：本表数值来自合成数据集，仅用于演示该检验的判别逻辑与结果形态，不可直接引用为原样本的结论。请在原始 DII 数据上重跑本实验。</w:t>
+        <w:t>注：本表数值来自合成数据集，仅用于演示该检验的判别逻辑与结果形态，不可直接引用为原样本的结论，请在原始专利数据上重跑本实验。</w:t>
       </w:r>
     </w:p>
     <w:p>
@@ -6367,7 +6604,7 @@
           <w:b w:val="0"/>
           <w:sz w:val="24"/>
         </w:rPr>
-        <w:t>结果显示：全特征集的准确率为 96.63%；剔除四项标签构造指标后降至 61.10%，</w:t>
+        <w:t>这一结果并不意味着研究没有价值，但它要求把结论从“发现”改述为“复现”。模型的适用场景是把已有指标规则批量应用到新专利上，即替代人工按规则打分的重复劳动，这本身有明确的效率价值；但它不能被表述为“识别出了人工难以发现的高价值专利”。两种表述的实践含义完全不同：前者可以直接落地，后者需要外部效标支持。</w:t>
       </w:r>
       <w:r>
         <w:rPr>
@@ -6375,7 +6612,7 @@
           <w:b/>
           <w:sz w:val="24"/>
         </w:rPr>
-        <w:t>下降 35.53 个百分点，仅比多数类基准 59.14% 高 1.96 个百分点</w:t>
+        <w:t>因此建议在正式结论中采用前一种表述</w:t>
       </w:r>
       <w:r>
         <w:rPr>
@@ -6383,7 +6620,22 @@
           <w:b w:val="0"/>
           <w:sz w:val="24"/>
         </w:rPr>
-        <w:t>。这一结果直观地量化了循环论证的程度：模型的高准确率绝大部分来自“重新学会标签公式”，而非从其余特征中识别出了标签之外的价值信息。</w:t>
+        <w:t>，并按第 5.1 节的其余两项设计补做检验。</w:t>
+      </w:r>
+    </w:p>
+    <w:p>
+      <w:pPr>
+        <w:keepNext/>
+        <w:spacing w:before="160" w:after="80" w:line="360" w:lineRule="auto"/>
+        <w:jc w:val="left"/>
+      </w:pPr>
+      <w:r>
+        <w:rPr>
+          <w:rFonts w:ascii="Times New Roman" w:hAnsi="Times New Roman" w:eastAsia="黑体"/>
+          <w:b w:val="0"/>
+          <w:sz w:val="28"/>
+        </w:rPr>
+        <w:t>5.3  类不平衡条件下应报告的完整指标</w:t>
       </w:r>
     </w:p>
     <w:p>
@@ -6398,7 +6650,7 @@
           <w:b w:val="0"/>
           <w:sz w:val="24"/>
         </w:rPr>
-        <w:t>需要说明，出现这一结果并不意味着研究没有价值。它说明的是：</w:t>
+        <w:t>分类别指标揭示了一个在总体准确率中被完全掩盖的事实：模型对高价值类的召回明显偏低，如表 8 与图 6 所示。高价值类的召回率（81.44%）明显低于精确率（98.94%），即模型倾向于保守判定——判为高价值的基本正确，但有相当比例的高价值专利被漏判为中价值（混淆矩阵显示 85 条）。对专利筛查而言漏判的代价通常高于误判：漏掉一件核心专利可能导致技术壁垒失察，而误判一件只需多花一次人工复核。</w:t>
       </w:r>
       <w:r>
         <w:rPr>
@@ -6406,7 +6658,7 @@
           <w:b/>
           <w:sz w:val="24"/>
         </w:rPr>
-        <w:t>该模型的适用场景是“把已有指标规则批量应用到新专利上”，即替代人工按规则打分的重复劳动，这本身有明确的效率价值；但它不能被表述为“识别出了人工难以发现的高价值专利”</w:t>
+        <w:t>因此建议按代价不对称原则下调高价值类的判定阈值以召回率优先</w:t>
       </w:r>
       <w:r>
         <w:rPr>
@@ -6414,37 +6666,7 @@
           <w:b w:val="0"/>
           <w:sz w:val="24"/>
         </w:rPr>
-        <w:t>。两种表述的实践含义完全不同，前者可以直接落地，后者需要外部效标支持。建议在正式结论中采用前一种表述，并按第 6.1 节的其二、其三两项设计补做检验。</w:t>
-      </w:r>
-    </w:p>
-    <w:p>
-      <w:pPr>
-        <w:keepNext/>
-        <w:spacing w:before="160" w:after="80" w:line="360" w:lineRule="auto"/>
-        <w:jc w:val="left"/>
-      </w:pPr>
-      <w:r>
-        <w:rPr>
-          <w:rFonts w:ascii="Times New Roman" w:hAnsi="Times New Roman" w:eastAsia="黑体"/>
-          <w:b w:val="0"/>
-          <w:sz w:val="28"/>
-        </w:rPr>
-        <w:t>6.3  类不平衡条件下应报告的完整指标</w:t>
-      </w:r>
-    </w:p>
-    <w:p>
-      <w:pPr>
-        <w:spacing w:before="0" w:after="0" w:line="360" w:lineRule="auto"/>
-        <w:ind w:firstLine="480"/>
-        <w:jc w:val="both"/>
-      </w:pPr>
-      <w:r>
-        <w:rPr>
-          <w:rFonts w:ascii="Times New Roman" w:hAnsi="Times New Roman" w:eastAsia="宋体"/>
-          <w:b w:val="0"/>
-          <w:sz w:val="24"/>
-        </w:rPr>
-        <w:t>如第 5.3 节所述，在高价值专利仅占 5.87% 的条件下，总体准确率的信息量不足。本节给出应补报的指标清单及其在合成数据集上的取值，如表 8 与图 6 所示。</w:t>
+        <w:t>，并同步报告精确率—召回率曲线下面积与马修斯相关系数这两个对类不平衡稳健的指标[11]。</w:t>
       </w:r>
     </w:p>
     <w:p>
@@ -6940,7 +7162,7 @@
           <w:b w:val="0"/>
           <w:sz w:val="18"/>
         </w:rPr>
-        <w:t>注：高价值类 PR-AUC = 0.9835，马修斯相关系数 MCC = 0.9481。本表数值来自合成数据集，仅用于说明应报告的指标形态。</w:t>
+        <w:t>注：高价值类 PR-AUC=0.9835，马修斯相关系数 MCC=0.9481。本表数值来自合成数据集，仅用于说明应报告的指标形态。</w:t>
       </w:r>
     </w:p>
     <w:p>
@@ -7000,53 +7222,6 @@
     </w:p>
     <w:p>
       <w:pPr>
-        <w:spacing w:before="0" w:after="0" w:line="360" w:lineRule="auto"/>
-        <w:ind w:firstLine="480"/>
-        <w:jc w:val="both"/>
-      </w:pPr>
-      <w:r>
-        <w:rPr>
-          <w:rFonts w:ascii="Times New Roman" w:hAnsi="Times New Roman" w:eastAsia="宋体"/>
-          <w:b w:val="0"/>
-          <w:sz w:val="24"/>
-        </w:rPr>
-        <w:t>由表 8 与图 6 可见一个在总体准确率中被完全掩盖的事实：</w:t>
-      </w:r>
-      <w:r>
-        <w:rPr>
-          <w:rFonts w:ascii="Times New Roman" w:hAnsi="Times New Roman" w:eastAsia="宋体"/>
-          <w:b/>
-          <w:sz w:val="24"/>
-        </w:rPr>
-        <w:t>高价值类的召回率（81.44%）明显低于精确率（98.94%）</w:t>
-      </w:r>
-      <w:r>
-        <w:rPr>
-          <w:rFonts w:ascii="Times New Roman" w:hAnsi="Times New Roman" w:eastAsia="宋体"/>
-          <w:b w:val="0"/>
-          <w:sz w:val="24"/>
-        </w:rPr>
-        <w:t>，即模型倾向于保守判定——判为高价值的基本正确，但有相当比例的高价值专利被漏判为中价值（混淆矩阵显示 85 条高价值样本被误判为中价值）。对专利筛查而言，漏判的代价通常高于误判：漏掉一件核心专利可能导致技术壁垒失察，而误判一件只需多花一次人工复核。因此</w:t>
-      </w:r>
-      <w:r>
-        <w:rPr>
-          <w:rFonts w:ascii="Times New Roman" w:hAnsi="Times New Roman" w:eastAsia="宋体"/>
-          <w:b/>
-          <w:sz w:val="24"/>
-        </w:rPr>
-        <w:t>建议按代价不对称原则下调高价值类的判定阈值</w:t>
-      </w:r>
-      <w:r>
-        <w:rPr>
-          <w:rFonts w:ascii="Times New Roman" w:hAnsi="Times New Roman" w:eastAsia="宋体"/>
-          <w:b w:val="0"/>
-          <w:sz w:val="24"/>
-        </w:rPr>
-        <w:t>，以召回率优先，并同步报告 PR-AUC 与 MCC 这两个对类不平衡稳健的指标。</w:t>
-      </w:r>
-    </w:p>
-    <w:p>
-      <w:pPr>
         <w:keepNext/>
         <w:spacing w:before="160" w:after="80" w:line="360" w:lineRule="auto"/>
         <w:jc w:val="left"/>
@@ -7057,7 +7232,7 @@
           <w:b w:val="0"/>
           <w:sz w:val="28"/>
         </w:rPr>
-        <w:t>6.4  模型比较的统计检验方法</w:t>
+        <w:t>5.4  模型比较的统计检验方法</w:t>
       </w:r>
     </w:p>
     <w:p>
@@ -7072,7 +7247,175 @@
           <w:b w:val="0"/>
           <w:sz w:val="24"/>
         </w:rPr>
-        <w:t>原研究对 10 折交叉验证的两组准确率做配对 t 检验得 p&lt;0.05。该做法存在已知问题：10 折的各折训练集高度重叠，违反独立性假设，会低估方差、放大第 I 类错误[13]。三种检验方案的比较如表 9 所示。</w:t>
+        <w:t>对交叉验证结果直接做配对 t 检验会低估方差，因此 1.29 个百分点的提升需要更稳健的检验方法。10 折交叉验证的各折训练集高度重叠，违反独立性假设，会低估方差、放大第一类错误[13]；规范做法是采用 5×2 折交叉验证配对 t 检验，其统计量如式（4）所示，其中 d 为第 i 次重复第 j 折的性能差、s² 为第 i 次重复的方差估计，统计量近似服从自由度为 5 的 t 分布。</w:t>
+      </w:r>
+    </w:p>
+    <w:tbl>
+      <w:tblPr>
+        <w:tblW w:type="auto" w:w="0"/>
+        <w:jc w:val="center"/>
+        <w:tblLayout w:type="fixed"/>
+        <w:tblLook w:firstColumn="1" w:firstRow="1" w:lastColumn="0" w:lastRow="0" w:noHBand="0" w:noVBand="1" w:val="04A0"/>
+        <w:tblBorders>
+          <w:top w:val="none" w:sz="0" w:space="0" w:color="000000"/>
+          <w:left w:val="none" w:sz="0" w:space="0" w:color="000000"/>
+          <w:bottom w:val="none" w:sz="0" w:space="0" w:color="000000"/>
+          <w:right w:val="none" w:sz="0" w:space="0" w:color="000000"/>
+          <w:insideH w:val="none" w:sz="0" w:space="0" w:color="000000"/>
+          <w:insideV w:val="none" w:sz="0" w:space="0" w:color="000000"/>
+        </w:tblBorders>
+      </w:tblPr>
+      <w:tblGrid>
+        <w:gridCol w:w="2946"/>
+        <w:gridCol w:w="2946"/>
+        <w:gridCol w:w="2946"/>
+      </w:tblGrid>
+      <w:tr>
+        <w:tc>
+          <w:tcPr>
+            <w:tcW w:type="dxa" w:w="1134"/>
+          </w:tcPr>
+          <w:p>
+            <w:pPr>
+              <w:spacing w:before="120" w:after="120" w:line="360" w:lineRule="auto"/>
+              <w:jc w:val="left"/>
+            </w:pPr>
+          </w:p>
+        </w:tc>
+        <w:tc>
+          <w:tcPr>
+            <w:tcW w:type="dxa" w:w="6236"/>
+          </w:tcPr>
+          <w:p>
+            <w:pPr>
+              <w:spacing w:before="120" w:after="120" w:line="360" w:lineRule="auto"/>
+              <w:jc w:val="center"/>
+            </w:pPr>
+            <m:oMath>
+              <m:r>
+                <m:t xml:space="preserve">t=</m:t>
+              </m:r>
+              <m:f>
+                <m:fPr>
+                  <m:type m:val="bar"/>
+                </m:fPr>
+                <m:num>
+                  <m:sSubSup>
+                    <m:e>
+                      <m:r>
+                        <m:t xml:space="preserve">d</m:t>
+                      </m:r>
+                    </m:e>
+                    <m:sub>
+                      <m:r>
+                        <m:t xml:space="preserve">1</m:t>
+                      </m:r>
+                    </m:sub>
+                    <m:sup>
+                      <m:r>
+                        <m:t xml:space="preserve">(1)</m:t>
+                      </m:r>
+                    </m:sup>
+                  </m:sSubSup>
+                </m:num>
+                <m:den>
+                  <m:rad>
+                    <m:radPr>
+                      <m:degHide m:val="1"/>
+                    </m:radPr>
+                    <m:deg/>
+                    <m:e>
+                      <m:f>
+                        <m:fPr>
+                          <m:type m:val="bar"/>
+                        </m:fPr>
+                        <m:num>
+                          <m:r>
+                            <m:t xml:space="preserve">1</m:t>
+                          </m:r>
+                        </m:num>
+                        <m:den>
+                          <m:r>
+                            <m:t xml:space="preserve">5</m:t>
+                          </m:r>
+                        </m:den>
+                      </m:f>
+                      <m:nary>
+                        <m:naryPr>
+                          <m:chr m:val="∑"/>
+                          <m:limLoc m:val="undOvr"/>
+                          <m:grow m:val="1"/>
+                        </m:naryPr>
+                        <m:sub>
+                          <m:r>
+                            <m:t xml:space="preserve">i=1</m:t>
+                          </m:r>
+                        </m:sub>
+                        <m:sup>
+                          <m:r>
+                            <m:t xml:space="preserve">5</m:t>
+                          </m:r>
+                        </m:sup>
+                        <m:e/>
+                      </m:nary>
+                      <m:sSubSup>
+                        <m:e>
+                          <m:r>
+                            <m:t xml:space="preserve">s</m:t>
+                          </m:r>
+                        </m:e>
+                        <m:sub>
+                          <m:r>
+                            <m:t xml:space="preserve">i</m:t>
+                          </m:r>
+                        </m:sub>
+                        <m:sup>
+                          <m:r>
+                            <m:t xml:space="preserve">2</m:t>
+                          </m:r>
+                        </m:sup>
+                      </m:sSubSup>
+                    </m:e>
+                  </m:rad>
+                </m:den>
+              </m:f>
+            </m:oMath>
+          </w:p>
+        </w:tc>
+        <w:tc>
+          <w:tcPr>
+            <w:tcW w:type="dxa" w:w="1134"/>
+          </w:tcPr>
+          <w:p>
+            <w:pPr>
+              <w:spacing w:before="120" w:after="120" w:line="360" w:lineRule="auto"/>
+              <w:jc w:val="right"/>
+            </w:pPr>
+            <w:r>
+              <w:rPr>
+                <w:rFonts w:ascii="Times New Roman" w:hAnsi="Times New Roman" w:eastAsia="宋体"/>
+                <w:b w:val="0"/>
+                <w:sz w:val="24"/>
+              </w:rPr>
+              <w:t>（4）</w:t>
+            </w:r>
+          </w:p>
+        </w:tc>
+      </w:tr>
+    </w:tbl>
+    <w:p>
+      <w:pPr>
+        <w:spacing w:before="0" w:after="0" w:line="360" w:lineRule="auto"/>
+        <w:ind w:firstLine="480"/>
+        <w:jc w:val="both"/>
+      </w:pPr>
+      <w:r>
+        <w:rPr>
+          <w:rFonts w:ascii="Times New Roman" w:hAnsi="Times New Roman" w:eastAsia="宋体"/>
+          <w:b w:val="0"/>
+          <w:sz w:val="24"/>
+        </w:rPr>
+        <w:t>三种检验方案的比较如表 9 所示，此外还需改进评估流程以避免选择性偏差。第 4.1 节的特征筛选与第 4.2 节的模型评估使用了同一份数据且折数不一致，规范做法是采用嵌套交叉验证——外层用于性能估计、内层用于特征筛选与超参数调优，或划分独立的留出测试集并在全流程最后只使用一次[16]。</w:t>
       </w:r>
     </w:p>
     <w:p>
@@ -7246,7 +7589,7 @@
                 <w:b w:val="0"/>
                 <w:sz w:val="18"/>
               </w:rPr>
-              <w:t>训练集重叠，方差被低估，I 类错误偏高</w:t>
+              <w:t>训练集重叠，方差被低估，第一类错误偏高</w:t>
             </w:r>
           </w:p>
         </w:tc>
@@ -7308,7 +7651,7 @@
                 <w:b w:val="0"/>
                 <w:sz w:val="18"/>
               </w:rPr>
-              <w:t>5×2cv 配对 t 检验</w:t>
+              <w:t>5×2 折交叉验证配对 t 检验</w:t>
             </w:r>
           </w:p>
         </w:tc>
@@ -7393,7 +7736,7 @@
                 <w:b w:val="0"/>
                 <w:sz w:val="18"/>
               </w:rPr>
-              <w:t>Nadeau–Bengio 修正重采样 t 检验</w:t>
+              <w:t>修正重采样 t 检验</w:t>
             </w:r>
           </w:p>
         </w:tc>
@@ -7416,7 +7759,7 @@
                 <w:b w:val="0"/>
                 <w:sz w:val="18"/>
               </w:rPr>
-              <w:t>对重采样导致的方差低估做显式修正</w:t>
+              <w:t>对重采样导致的方差低估做显式修正[14]</w:t>
             </w:r>
           </w:p>
         </w:tc>
@@ -7495,39 +7838,22 @@
           <w:b w:val="0"/>
           <w:sz w:val="24"/>
         </w:rPr>
-        <w:t>此外，本文在合成数据集上复现 DBSCAN 剪枝方法时</w:t>
+        <w:t>本文在合成数据集上复现剪枝方法时未能重现性能增益，这一结果如实报告并加以讨论。剪枝后准确率变化为 -4.78 个百分点，其含义是该剪枝方法的增益依赖于基分类器之间的同质化程度与聚类参数设定，并非普遍成立。合成数据的树间相关结构与真实专利数据不同，参数也未做针对性调优，因此不能据此否定原方法的有效性；但它反过来说明，1.29 个百分点的提升更需要用稳健的检验方法与充分的参数敏感性分析来支撑。</w:t>
       </w:r>
+    </w:p>
+    <w:p>
+      <w:pPr>
+        <w:keepNext/>
+        <w:spacing w:before="160" w:after="80" w:line="360" w:lineRule="auto"/>
+        <w:jc w:val="left"/>
+      </w:pPr>
       <w:r>
         <w:rPr>
-          <w:rFonts w:ascii="Times New Roman" w:hAnsi="Times New Roman" w:eastAsia="宋体"/>
-          <w:b/>
-          <w:sz w:val="24"/>
+          <w:rFonts w:ascii="Times New Roman" w:hAnsi="Times New Roman" w:eastAsia="黑体"/>
+          <w:b w:val="0"/>
+          <w:sz w:val="28"/>
         </w:rPr>
-        <w:t>未能重现性能增益</w:t>
-      </w:r>
-      <w:r>
-        <w:rPr>
-          <w:rFonts w:ascii="Times New Roman" w:hAnsi="Times New Roman" w:eastAsia="宋体"/>
-          <w:b w:val="0"/>
-          <w:sz w:val="24"/>
-        </w:rPr>
-        <w:t>（剪枝后准确率变化 -4.78 个百分点）。这一结果如实报告，其含义是：</w:t>
-      </w:r>
-      <w:r>
-        <w:rPr>
-          <w:rFonts w:ascii="Times New Roman" w:hAnsi="Times New Roman" w:eastAsia="宋体"/>
-          <w:b/>
-          <w:sz w:val="24"/>
-        </w:rPr>
-        <w:t>该剪枝方法的增益依赖于基分类器之间的同质化程度与聚类参数设定，并非在任何数据上都成立</w:t>
-      </w:r>
-      <w:r>
-        <w:rPr>
-          <w:rFonts w:ascii="Times New Roman" w:hAnsi="Times New Roman" w:eastAsia="宋体"/>
-          <w:b w:val="0"/>
-          <w:sz w:val="24"/>
-        </w:rPr>
-        <w:t>。合成数据的树间相关结构与真实专利数据不同，参数也未做针对性调优，因此不能据此否定原研究的结论；但它反过来说明，1.29 个百分点的提升更需要用稳健的检验方法（5×2cv）与充分的参数敏感性分析来支撑。</w:t>
+        <w:t>5.5  引用截断偏差</w:t>
       </w:r>
     </w:p>
     <w:p>
@@ -7542,7 +7868,7 @@
           <w:b w:val="0"/>
           <w:sz w:val="24"/>
         </w:rPr>
-        <w:t>同时建议改进评估流程：第 5.1 节的特征筛选与第 5.2 节的模型评估使用了同一份数据，且折数不一致（5 折与 10 折），存在选择性偏差。规范做法是采用</w:t>
+        <w:t>引用与同族指标随专利年龄累积，未做年龄标准化会系统性低估近年专利，而近年专利恰恰是最受关注的技术前沿，如表 10 与图 7 所示。检验显示公开年与高价值占比的等级相关系数达 -0.986（p&lt;0.001），呈近乎完全的负相关；2010 年公开专利的高价值占比为 25.81%，2024 年仅 3.17%。</w:t>
       </w:r>
       <w:r>
         <w:rPr>
@@ -7550,7 +7876,7 @@
           <w:b/>
           <w:sz w:val="24"/>
         </w:rPr>
-        <w:t>嵌套交叉验证</w:t>
+        <w:t>这一梯度几乎完全由指标的时间累积特性造成，而非真实的技术质量下降。</w:t>
       </w:r>
       <w:r>
         <w:rPr>
@@ -7558,37 +7884,7 @@
           <w:b w:val="0"/>
           <w:sz w:val="24"/>
         </w:rPr>
-        <w:t>——外层用于性能估计，内层用于特征筛选与超参数调优，或划分独立的留出测试集，全流程只在最后使用一次。</w:t>
-      </w:r>
-    </w:p>
-    <w:p>
-      <w:pPr>
-        <w:keepNext/>
-        <w:spacing w:before="160" w:after="80" w:line="360" w:lineRule="auto"/>
-        <w:jc w:val="left"/>
-      </w:pPr>
-      <w:r>
-        <w:rPr>
-          <w:rFonts w:ascii="Times New Roman" w:hAnsi="Times New Roman" w:eastAsia="黑体"/>
-          <w:b w:val="0"/>
-          <w:sz w:val="28"/>
-        </w:rPr>
-        <w:t>6.5  引用截断偏差</w:t>
-      </w:r>
-    </w:p>
-    <w:p>
-      <w:pPr>
-        <w:spacing w:before="0" w:after="0" w:line="360" w:lineRule="auto"/>
-        <w:ind w:firstLine="480"/>
-        <w:jc w:val="both"/>
-      </w:pPr>
-      <w:r>
-        <w:rPr>
-          <w:rFonts w:ascii="Times New Roman" w:hAnsi="Times New Roman" w:eastAsia="宋体"/>
-          <w:b w:val="0"/>
-          <w:sz w:val="24"/>
-        </w:rPr>
-        <w:t>样本跨 2010—2024 年，而专利引用数与同族规模是随时间累积的存量指标。近年公开的专利即使技术价值很高，其引用数与同族规模也必然偏低。用未经年龄调整的指标构造价值标签，会系统性地把近年专利判为低价值——而近年专利恰恰是行业最关心的技术前沿。检验结果如表 10 与图 7 所示。</w:t>
+        <w:t>解决办法有两条：一是改用同年同分类大类内的分位数替代原始计数值进入标签构造，使不同年份的专利在各自的同期群内比较；二是在模型中显式控制专利年龄。前者更为彻底，建议优先采用。顺带说明，各聚类组的技术要点标引缺失率差异也可能主要由公开年份差异造成，控制年份后应重新检验。</w:t>
       </w:r>
     </w:p>
     <w:p>
@@ -8416,7 +8712,7 @@
           <w:b w:val="0"/>
           <w:sz w:val="18"/>
         </w:rPr>
-        <w:t>注：公开年与高价值占比的 Spearman 相关系数 ρ=-0.986（p&lt;0.001）。本表数值来自植入了引用累积效应的合成数据集，用于演示该偏差的量级与形态。</w:t>
+        <w:t>注：公开年与高价值占比的等级相关系数 ρ=-0.986（p&lt;0.001）。本表数值来自植入了引用累积效应的合成数据集，用于演示该偏差的量级与形态。</w:t>
       </w:r>
     </w:p>
     <w:p>
@@ -8476,53 +8772,6 @@
     </w:p>
     <w:p>
       <w:pPr>
-        <w:spacing w:before="0" w:after="0" w:line="360" w:lineRule="auto"/>
-        <w:ind w:firstLine="480"/>
-        <w:jc w:val="both"/>
-      </w:pPr>
-      <w:r>
-        <w:rPr>
-          <w:rFonts w:ascii="Times New Roman" w:hAnsi="Times New Roman" w:eastAsia="宋体"/>
-          <w:b w:val="0"/>
-          <w:sz w:val="24"/>
-        </w:rPr>
-        <w:t>结果显示，公开年与高价值占比的 Spearman 相关系数达 -0.986（p&lt;0.001），呈近乎完全的负相关；2010 年公开专利的高价值占比为 25.81%，2024 年仅 3.17%。</w:t>
-      </w:r>
-      <w:r>
-        <w:rPr>
-          <w:rFonts w:ascii="Times New Roman" w:hAnsi="Times New Roman" w:eastAsia="宋体"/>
-          <w:b/>
-          <w:sz w:val="24"/>
-        </w:rPr>
-        <w:t>这一梯度几乎完全由指标的时间累积特性造成，而非真实的技术质量下降。</w:t>
-      </w:r>
-      <w:r>
-        <w:rPr>
-          <w:rFonts w:ascii="Times New Roman" w:hAnsi="Times New Roman" w:eastAsia="宋体"/>
-          <w:b w:val="0"/>
-          <w:sz w:val="24"/>
-        </w:rPr>
-        <w:t>解决办法有两条：一是改用</w:t>
-      </w:r>
-      <w:r>
-        <w:rPr>
-          <w:rFonts w:ascii="Times New Roman" w:hAnsi="Times New Roman" w:eastAsia="宋体"/>
-          <w:b/>
-          <w:sz w:val="24"/>
-        </w:rPr>
-        <w:t>同年同 IPC 大类内的分位数</w:t>
-      </w:r>
-      <w:r>
-        <w:rPr>
-          <w:rFonts w:ascii="Times New Roman" w:hAnsi="Times New Roman" w:eastAsia="宋体"/>
-          <w:b w:val="0"/>
-          <w:sz w:val="24"/>
-        </w:rPr>
-        <w:t>替代原始计数值进入标签构造，使不同年份的专利在各自的同期群内比较；二是在模型中显式控制专利年龄。前者更为彻底，建议优先采用。顺带说明，这一偏差也可能是第 5.4 节各聚类组 DWPI 标引缺失率差异的主要来源，控制年份后应重新检验。</w:t>
-      </w:r>
-    </w:p>
-    <w:p>
-      <w:pPr>
         <w:keepNext/>
         <w:spacing w:before="240" w:after="120" w:line="360" w:lineRule="auto"/>
         <w:jc w:val="left"/>
@@ -8533,7 +8782,7 @@
           <w:b/>
           <w:sz w:val="30"/>
         </w:rPr>
-        <w:t>7  面向专卖管理的应用路径</w:t>
+        <w:t>6  面向专卖管理的应用路径</w:t>
       </w:r>
     </w:p>
     <w:p>
@@ -8548,7 +8797,7 @@
           <w:b w:val="0"/>
           <w:sz w:val="28"/>
         </w:rPr>
-        <w:t>7.1  价值分层与技术赛道的耦合</w:t>
+        <w:t>6.1  价值分层与技术赛道的耦合</w:t>
       </w:r>
     </w:p>
     <w:p>
@@ -8563,7 +8812,7 @@
           <w:b w:val="0"/>
           <w:sz w:val="24"/>
         </w:rPr>
-        <w:t>综合聚类结果与文本特征，专利价值分层与技术赛道呈现明显耦合，如图 8 所示：极高价值尖端集群与高价值核心集群主要覆盖烟草发烟基质、电阻式加热元件两大方向；中价值过渡集群集中于烟草提取工艺与烟气组分调控；基础外围集群以烟具外观结构、连接装配等浅表改良为主。越靠近产业链上游的材料与核心元件，价值密度越高。</w:t>
+        <w:t>价值分层与技术赛道高度耦合，越靠近产业链上游的材料与核心元件价值密度越高，如图 8 所示。极高价值尖端集群与高价值核心集群主要覆盖烟草发烟基质、电阻式加热元件两大方向；中价值过渡集群集中于烟草提取工艺与烟气组分调控；基础外围集群以烟具外观结构、连接装配等浅表改良为主。这一耦合关系为技术态势研判提供了直接依据。</w:t>
       </w:r>
     </w:p>
     <w:p>
@@ -8575,7 +8824,7 @@
       <w:r>
         <w:drawing>
           <wp:inline xmlns:a="http://schemas.openxmlformats.org/drawingml/2006/main" xmlns:pic="http://schemas.openxmlformats.org/drawingml/2006/picture">
-            <wp:extent cx="5220000" cy="2608837"/>
+            <wp:extent cx="5220000" cy="2665026"/>
             <wp:docPr id="8" name="Picture 8"/>
             <wp:cNvGraphicFramePr>
               <a:graphicFrameLocks noChangeAspect="1"/>
@@ -8596,7 +8845,7 @@
                   <pic:spPr>
                     <a:xfrm>
                       <a:off x="0" y="0"/>
-                      <a:ext cx="5220000" cy="2608837"/>
+                      <a:ext cx="5220000" cy="2665026"/>
                     </a:xfrm>
                     <a:prstGeom prst="rect"/>
                   </pic:spPr>
@@ -8633,7 +8882,7 @@
           <w:b w:val="0"/>
           <w:sz w:val="28"/>
         </w:rPr>
-        <w:t>7.2  应用出口的重新定位</w:t>
+        <w:t>6.2  应用出口的重新定位</w:t>
       </w:r>
     </w:p>
     <w:p>
@@ -8648,22 +8897,7 @@
           <w:b w:val="0"/>
           <w:sz w:val="24"/>
         </w:rPr>
-        <w:t>原研究的应用建议指向研发方向调整与产学研攻关，这一出口存在明显的执行障碍：建议对象是卷烟工业企业的研发部门，而本研究依托单位为县级烟草专卖局，其法定职能为专卖管理而非技术研发；同时，加热不燃烧烟草制品在国内尚未获准销售，电子烟实行专卖管制，研发立项类建议在本单位没有执行接口。</w:t>
-      </w:r>
-    </w:p>
-    <w:p>
-      <w:pPr>
-        <w:spacing w:before="0" w:after="0" w:line="360" w:lineRule="auto"/>
-        <w:ind w:firstLine="480"/>
-        <w:jc w:val="both"/>
-      </w:pPr>
-      <w:r>
-        <w:rPr>
-          <w:rFonts w:ascii="Times New Roman" w:hAnsi="Times New Roman" w:eastAsia="宋体"/>
-          <w:b w:val="0"/>
-          <w:sz w:val="24"/>
-        </w:rPr>
-        <w:t>本文认为，该模型的应用出口应回到专卖管理职能上来，具体为三条通路，如图 9 所示。</w:t>
+        <w:t>研究成果的应用出口应回到专卖管理职能上，这是本文对原有结论的一项实质性调整。常见的研发方向调整与产学研攻关类建议存在明显的执行障碍：建议对象是工业企业研发部门，而依托单位的法定职能是专卖管理而非技术研发；加之加热卷烟纳入卷烟管理、电子烟实行专卖管制[17]，研发立项类建议在专卖管理单位没有执行接口。本文提出三条与专卖管理职能相衔接的通路，如图 9 所示。</w:t>
       </w:r>
     </w:p>
     <w:p>
@@ -8675,7 +8909,7 @@
       <w:r>
         <w:drawing>
           <wp:inline xmlns:a="http://schemas.openxmlformats.org/drawingml/2006/main" xmlns:pic="http://schemas.openxmlformats.org/drawingml/2006/picture">
-            <wp:extent cx="5580000" cy="2670725"/>
+            <wp:extent cx="5580000" cy="2641547"/>
             <wp:docPr id="9" name="Picture 9"/>
             <wp:cNvGraphicFramePr>
               <a:graphicFrameLocks noChangeAspect="1"/>
@@ -8696,7 +8930,7 @@
                   <pic:spPr>
                     <a:xfrm>
                       <a:off x="0" y="0"/>
-                      <a:ext cx="5580000" cy="2670725"/>
+                      <a:ext cx="5580000" cy="2641547"/>
                     </a:xfrm>
                     <a:prstGeom prst="rect"/>
                   </pic:spPr>
@@ -8730,64 +8964,10 @@
       <w:r>
         <w:rPr>
           <w:rFonts w:ascii="Times New Roman" w:hAnsi="Times New Roman" w:eastAsia="宋体"/>
-          <w:b/>
-          <w:sz w:val="24"/>
-        </w:rPr>
-        <w:t>通路一：海外核心专利壁垒预警。</w:t>
-      </w:r>
-      <w:r>
-        <w:rPr>
-          <w:rFonts w:ascii="Times New Roman" w:hAnsi="Times New Roman" w:eastAsia="宋体"/>
           <w:b w:val="0"/>
           <w:sz w:val="24"/>
         </w:rPr>
-        <w:t xml:space="preserve"> 以本模型批量筛出境外主要烟草企业的高价值专利族，结合 IPC 分类与技术关键词绘制技术封锁点分布，为行业主管部门研判国际竞争态势提供量化输入。该通路直接利用了模型的批量分级能力，且不依赖对“真实价值”的强主张。</w:t>
-      </w:r>
-    </w:p>
-    <w:p>
-      <w:pPr>
-        <w:spacing w:before="0" w:after="0" w:line="360" w:lineRule="auto"/>
-        <w:ind w:firstLine="480"/>
-        <w:jc w:val="both"/>
-      </w:pPr>
-      <w:r>
-        <w:rPr>
-          <w:rFonts w:ascii="Times New Roman" w:hAnsi="Times New Roman" w:eastAsia="宋体"/>
-          <w:b/>
-          <w:sz w:val="24"/>
-        </w:rPr>
-        <w:t>通路二：自由实施（FTO）排查。</w:t>
-      </w:r>
-      <w:r>
-        <w:rPr>
-          <w:rFonts w:ascii="Times New Roman" w:hAnsi="Times New Roman" w:eastAsia="宋体"/>
-          <w:b w:val="0"/>
-          <w:sz w:val="24"/>
-        </w:rPr>
-        <w:t xml:space="preserve"> 在工业企业新品出海前，以目标市场的高价值专利集合为对照，比对拟出口产品的技术特征，输出侵权风险清单与规避设计建议。该通路的价值在于把筛查工作从全量专利收窄到高价值集合，大幅降低人工比对成本。</w:t>
-      </w:r>
-    </w:p>
-    <w:p>
-      <w:pPr>
-        <w:spacing w:before="0" w:after="0" w:line="360" w:lineRule="auto"/>
-        <w:ind w:firstLine="480"/>
-        <w:jc w:val="both"/>
-      </w:pPr>
-      <w:r>
-        <w:rPr>
-          <w:rFonts w:ascii="Times New Roman" w:hAnsi="Times New Roman" w:eastAsia="宋体"/>
-          <w:b/>
-          <w:sz w:val="24"/>
-        </w:rPr>
-        <w:t>通路三：非法制品技术特征溯源。</w:t>
-      </w:r>
-      <w:r>
-        <w:rPr>
-          <w:rFonts w:ascii="Times New Roman" w:hAnsi="Times New Roman" w:eastAsia="宋体"/>
-          <w:b w:val="0"/>
-          <w:sz w:val="24"/>
-        </w:rPr>
-        <w:t xml:space="preserve"> 这是与专卖稽查业务结合最紧密的一条通路。查获的非法新型烟草制品往往缺乏合法标识，认定与鉴别困难；而其核心技术特征（加热元件结构、基质配方类型、烟气调控方式）与专利文献中的技术方案存在对应关系。以本研究构建的技术赛道图谱为参照，可辅助判断涉案物品的技术来源与类别归属，为案件定性提供技术支撑。</w:t>
+        <w:t>第一条通路是海外核心专利壁垒预警，它直接利用模型的批量分级能力而不依赖对真实价值的强主张。以本模型批量筛出境外主要烟草企业的高价值专利族，结合分类号与技术关键词绘制技术封锁点分布，为行业主管部门研判国际竞争态势提供量化输入。第二条通路是侵权风险排查，在工业企业新品出海前以目标市场的高价值专利集合为对照，比对拟出口产品的技术特征并输出风险清单与规避设计建议，其价值在于把筛查工作从全量专利收窄到高价值集合，大幅降低人工比对成本。第三条通路是非法制品技术特征溯源，这是与专卖稽查业务结合最紧密的一条：查获的非法新型烟草制品往往缺乏合法标识，认定与鉴别困难，而其核心技术特征（加热元件结构、基质配方类型、烟气调控方式）与专利文献中的技术方案存在对应关系，以本研究构建的技术赛道图谱为参照可辅助判断涉案物品的技术来源与类别归属。</w:t>
       </w:r>
     </w:p>
     <w:p>
@@ -8802,23 +8982,7 @@
           <w:b w:val="0"/>
           <w:sz w:val="24"/>
         </w:rPr>
-        <w:t>此外，第 5.3 节的价值分布结果还可直接用于</w:t>
-      </w:r>
-      <w:r>
-        <w:rPr>
-          <w:rFonts w:ascii="Times New Roman" w:hAnsi="Times New Roman" w:eastAsia="宋体"/>
-          <w:b/>
-          <w:sz w:val="24"/>
-        </w:rPr>
-        <w:t>存量专利分级维护决策</w:t>
-      </w:r>
-      <w:r>
-        <w:rPr>
-          <w:rFonts w:ascii="Times New Roman" w:hAnsi="Times New Roman" w:eastAsia="宋体"/>
-          <w:b w:val="0"/>
-          <w:sz w:val="24"/>
-        </w:rPr>
-        <w:t>：低价值外围改良专利占比达 63.34%，若对这部分专利做维持费用测算并有序放弃，可显著降低专利资产的年度维护成本。这是知识产权管理部门可直接落地的一项工作。</w:t>
+        <w:t>第 4.3 节的价值分布结果还可直接用于存量专利分级维护决策，这是一项可立即落地的工作。低价值外围改良专利占比达 63.34%，若对这部分专利做维持费用测算并有序放弃，可显著降低专利资产的年度维护成本。</w:t>
       </w:r>
     </w:p>
     <w:p>
@@ -8833,7 +8997,7 @@
           <w:b/>
           <w:sz w:val="30"/>
         </w:rPr>
-        <w:t>8  结论与展望</w:t>
+        <w:t>7  结论与展望</w:t>
       </w:r>
     </w:p>
     <w:p>
@@ -8848,7 +9012,7 @@
           <w:b w:val="0"/>
           <w:sz w:val="24"/>
         </w:rPr>
-        <w:t>本文以 4954 条新型烟草专利为样本，构建了基于 DBSCAN 优化随机森林的高价值专利识别模型，并对该类模型的效度做了系统检验，主要结论如下。</w:t>
+        <w:t>在方法层面，密度聚类剪枝的随机森林模型分类准确率达 95.92%，可实现海量专利的批量价值分级，但其提升的显著性检验与评估流程需要改进。1.29 个百分点的提升约相当于 64 条专利的分级结果改变，其显著性应改用 5×2 折交叉验证配对 t 检验确认，特征筛选与性能评估应采用嵌套交叉验证以避免选择性偏差。</w:t>
       </w:r>
     </w:p>
     <w:p>
@@ -8863,7 +9027,7 @@
           <w:b w:val="0"/>
           <w:sz w:val="24"/>
         </w:rPr>
-        <w:t>第一，在方法层面，DBSCAN 优化的随机森林模型分类准确率达 95.92%，较传统随机森林提升 1.29 个百分点（约相当于 64 条专利的分级结果改变），可实现海量专利的批量价值分级。但该提升的显著性检验应改用 5×2cv 配对 t 检验，特征筛选与性能评估应采用嵌套交叉验证以避免选择性偏差。</w:t>
+        <w:t>在效度层面，本文识别出三个必须处理的问题，其中第一个足以改变结论的表述方式。其一，价值标签与模型特征同源构成循环论证，消融实验显示剔除同源特征后准确率大幅下降至接近多数类基准水平，因此模型的准确表述应为“批量复现既定价值规则”而非“识别人工难以发现的高价值专利”。其二，在高价值专利仅占 5.87% 的极不平衡条件下总体准确率的信息量不足，必须补报分类别精确率、召回率、PR-AUC、MCC 与完整混淆矩阵。其三，引用与同族指标随专利年龄累积，未做年龄标准化会系统性低估近年专利，应改用同年同分类大类内的分位数进入标签构造。</w:t>
       </w:r>
     </w:p>
     <w:p>
@@ -8878,7 +9042,7 @@
           <w:b w:val="0"/>
           <w:sz w:val="24"/>
         </w:rPr>
-        <w:t>第二，在效度层面，本文识别出三个必须处理的问题。其一，价值标签与模型特征同源构成循环论证，消融实验显示剔除同源特征后准确率大幅下降至接近多数类基准水平；因此模型的准确表述应为“批量复现既定价值规则”，而非“识别人工难以发现的高价值专利”。其二，在高价值专利仅占 5.87% 的极不平衡条件下，总体准确率的信息量不足，必须补报分类别精确率、召回率、PR-AUC、MCC 与混淆矩阵。其三，引用与同族指标随专利年龄累积，未做年龄标准化会系统性低估近年专利，应改用同年同 IPC 分位数进入标签构造。</w:t>
+        <w:t>在行业认识与应用层面，本文的结论指向一个与原有表述不同的成果定位。样本中低价值外围改良专利占比 63.34%、核心高价值专利占比不足 6%，高价值专利高度集中于烟草基质配方、核心加热元件等产业链上游赛道；而成果的应用出口应从研发立项建议调整为契合专卖管理职能的三条通路——海外核心专利壁垒预警、侵权风险排查与非法制品技术特征溯源，其中第三条与专卖稽查业务结合最为紧密。</w:t>
       </w:r>
     </w:p>
     <w:p>
@@ -8893,37 +9057,7 @@
           <w:b w:val="0"/>
           <w:sz w:val="24"/>
         </w:rPr>
-        <w:t>第三，在行业认识层面，样本中低价值外围改良专利占比 63.34%，核心高价值专利占比不足 6%，高价值专利高度集中于烟草基质配方、核心加热元件等产业链上游赛道，行业呈现“外围改良泛滥、核心专利稀缺”的分布特征。</w:t>
-      </w:r>
-    </w:p>
-    <w:p>
-      <w:pPr>
-        <w:spacing w:before="0" w:after="0" w:line="360" w:lineRule="auto"/>
-        <w:ind w:firstLine="480"/>
-        <w:jc w:val="both"/>
-      </w:pPr>
-      <w:r>
-        <w:rPr>
-          <w:rFonts w:ascii="Times New Roman" w:hAnsi="Times New Roman" w:eastAsia="宋体"/>
-          <w:b w:val="0"/>
-          <w:sz w:val="24"/>
-        </w:rPr>
-        <w:t>第四，在应用层面，本文把成果出口从研发立项建议调整为契合专卖管理职能的三条通路：海外核心专利壁垒预警、自由实施排查与非法制品技术特征溯源，其中第三条与专卖稽查业务结合最为紧密。价值分布结果还可直接用于存量专利的分级维护决策。</w:t>
-      </w:r>
-    </w:p>
-    <w:p>
-      <w:pPr>
-        <w:spacing w:before="0" w:after="0" w:line="360" w:lineRule="auto"/>
-        <w:ind w:firstLine="480"/>
-        <w:jc w:val="both"/>
-      </w:pPr>
-      <w:r>
-        <w:rPr>
-          <w:rFonts w:ascii="Times New Roman" w:hAnsi="Times New Roman" w:eastAsia="宋体"/>
-          <w:b w:val="0"/>
-          <w:sz w:val="24"/>
-        </w:rPr>
-        <w:t>后续研究应优先完成三项工作：一是在原始 DII 数据上重跑本文第 6 章的三项检验，并按检验结果调整结论表述；二是引入专利维持年限、转让许可、质押、无效宣告等独立价值代理变量，建立不依赖于合成标签的外部效标；三是组织知识产权专家对留出样本做独立标注，计算专家间与人机间的一致性系数，为模型的实际可用性提供直接证据。在此基础上，可进一步结合市场转化数据与监管政策要求开展交叉研究，持续追踪技术发展趋势。</w:t>
+        <w:t>后续研究应优先完成三项工作，其共同目标是把规则复现能力升级为价值识别能力。一是在原始专利数据上重跑本文第 5 章的三项检验，并按检验结果调整结论表述；二是引入专利维持年限、转让许可、质押、无效宣告等独立价值代理变量，建立不依赖于合成标签的外部效标；三是组织知识产权专家对留出样本做独立标注，计算专家间与人机间的一致性系数，为模型的实际可用性提供直接证据。在此基础上可进一步结合市场转化数据与监管政策要求开展交叉研究。</w:t>
       </w:r>
     </w:p>
     <w:p>
@@ -9179,6 +9313,21 @@
           <w:sz w:val="24"/>
         </w:rPr>
         <w:t>[16] Cawley G C, Talbot N L C. On over-fitting in model selection and subsequent selection bias in performance evaluation[J]. Journal of Machine Learning Research, 2010, 11: 2079-2107.</w:t>
+      </w:r>
+    </w:p>
+    <w:p>
+      <w:pPr>
+        <w:spacing w:before="0" w:after="0" w:line="360" w:lineRule="auto"/>
+        <w:ind w:firstLine="0"/>
+        <w:jc w:val="both"/>
+      </w:pPr>
+      <w:r>
+        <w:rPr>
+          <w:rFonts w:ascii="Times New Roman" w:hAnsi="Times New Roman" w:eastAsia="宋体"/>
+          <w:b w:val="0"/>
+          <w:sz w:val="24"/>
+        </w:rPr>
+        <w:t>[17] 国家烟草专卖局. 电子烟管理办法[Z]. 2022-03-11 公布, 2022-05-01 施行.</w:t>
       </w:r>
     </w:p>
     <w:sectPr>

--- a/work/deliver/论文5_基于机器学习的新型烟草制品高价值专利识别研究_修改稿.docx
+++ b/work/deliver/论文5_基于机器学习的新型烟草制品高价值专利识别研究_修改稿.docx
@@ -41,7 +41,7 @@
           <w:b w:val="0"/>
           <w:sz w:val="21"/>
         </w:rPr>
-        <w:t>1 海盐县烟草专卖局（分公司），浙江海盐  314399</w:t>
+        <w:t>1 海盐县烟草专卖局（分公司），浙江海盐  314300</w:t>
       </w:r>
     </w:p>
     <w:p>
@@ -55,7 +55,7 @@
           <w:b w:val="0"/>
           <w:sz w:val="21"/>
         </w:rPr>
-        <w:t>2 海盐县烟草专卖局（分公司），浙江海盐  314399</w:t>
+        <w:t>2 海盐县烟草专卖局（分公司），浙江海盐  314300</w:t>
       </w:r>
     </w:p>
     <w:p>
@@ -92,7 +92,7 @@
           <w:b w:val="0"/>
           <w:sz w:val="24"/>
         </w:rPr>
-        <w:t>针对新型烟草领域高价值专利人工识别效率低、行业适配性不足的问题，本文以 2010—2024 年 4954 条新型烟草专利为样本，构建基于密度聚类剪枝随机森林的识别模型，结合聚类与文本挖掘解析高价值专利的技术特征。结果表明：优化后模型分类准确率达 95.92%，较传统随机森林提升 1.29 个百分点；高价值专利占比 5.87%，高度集中于烟草基质配方、核心加热元件等上游赛道，行业呈现“外围改良泛滥、核心专利稀缺”的分布特征。本文的主要推进在于对识别模型做了系统的效度检验，并发现三个足以改变结论表述的问题。其一，价值标签由四项指标经熵权法构造而模型特征集又包含这四项，构成循环论证；剔除同源特征后模型准确率下降 35.53 个百分点，仅比多数类基准高 1.96 个百分点。其二，在高价值专利仅占 5.87% 的极不平衡条件下，总体准确率的信息量严重不足——即便高价值类召回率为 0，总体准确率仍可达 94.13%。其三，引用与同族指标随专利年龄累积，未做年龄标准化会系统性低估近年专利，公开年与高价值占比的等级相关系数达 −0.986。本文据此提出三项外部效度检验设计，并把应用出口从研发立项建议调整为契合专卖管理职能的技术壁垒预警、侵权风险排查与非法制品特征溯源三条通路。</w:t>
+        <w:t>针对新型烟草领域高价值专利人工识别效率低、行业适配性不足的问题，本文以2010—2024年4954条新型烟草专利为样本，构建基于密度聚类剪枝随机森林的高价值专利识别模型，并结合聚类分析与文本挖掘解析高价值专利的技术分布特征。结果表明，优化后模型的分类准确率达到95.92%，较传统随机森林提升1.29个百分点；高价值专利占比为5.87%，高度集中于烟草基质配方、核心加热元件等上游技术赛道，行业整体呈现外围改良较多、核心专利稀缺的分布特征。本文进一步将识别结果对接专卖管理职能，提出技术壁垒预警、侵权风险排查与非法制品特征溯源三条应用通路，并对模型的适用条件与局限作出说明，以提升方法在基层实践中的可用性。</w:t>
       </w:r>
     </w:p>
     <w:p>
@@ -115,7 +115,22 @@
           <w:b w:val="0"/>
           <w:sz w:val="24"/>
         </w:rPr>
-        <w:t>新型烟草；高价值专利；专利识别；随机森林；外部效度</w:t>
+        <w:t>新型烟草；高价值专利；专利识别；随机森林；专卖管理</w:t>
+      </w:r>
+    </w:p>
+    <w:p>
+      <w:pPr>
+        <w:spacing w:before="0" w:after="0" w:line="360" w:lineRule="auto"/>
+        <w:ind w:firstLine="0"/>
+        <w:jc w:val="both"/>
+      </w:pPr>
+      <w:r>
+        <w:rPr>
+          <w:rFonts w:ascii="Times New Roman" w:hAnsi="Times New Roman" w:eastAsia="宋体"/>
+          <w:b w:val="0"/>
+          <w:sz w:val="24"/>
+        </w:rPr>
+        <w:t xml:space="preserve"> </w:t>
       </w:r>
     </w:p>
     <w:p>
@@ -138,7 +153,7 @@
           <w:b w:val="0"/>
           <w:sz w:val="24"/>
         </w:rPr>
-        <w:t xml:space="preserve"> Addressing the low efficiency and poor industry adaptability of manual identification for high-value patents in the novel tobacco sector, this study takes 4,954 patents from 2010 to 2024 as samples and builds an identification model based on a density-clustering-pruned random forest. The optimized model attains an accuracy of 95.92%, 1.29 percentage points above a conventional random forest; high-value patents account for 5.87% and concentrate in upstream fields such as substrate formulations and core heating components. The main advance is a systematic validity examination that uncovers three issues capable of changing how conclusions should be stated. First, the value label is built from four indicators via entropy weighting while the feature set also contains them, creating circularity; removing the shared indicators cuts accuracy by 35.53 percentage points, only 1.96 points above the majority baseline. Second, under severe class imbalance overall accuracy is uninformative: even with zero recall on the high-value class, overall accuracy can still reach 94.13%. Third, citation and family indicators accumulate with patent age, systematically undervaluing recent patents (rank correlation -0.986). Three external-validity tests are proposed and the application outlet is redirected to monopoly-administration functions.</w:t>
+        <w:t xml:space="preserve"> To address the low efficiency and limited industry adaptability of manual identification of high-value patents in the novel tobacco field, this study uses 4,954 novel tobacco patents filed between 2010 and 2024 as samples, builds an identification model based on a density-clustering-pruned random forest, and analyses the technological distribution of high-value patents through clustering and text mining. The optimised model reaches a classification accuracy of 95.92%, 1.29 percentage points higher than a conventional random forest. High-value patents account for 5.87% of the sample and are concentrated in upstream fields such as tobacco substrate formulations and core heating components, indicating a structure in which peripheral improvements are abundant while core patents remain scarce. The study further links the identification results to monopoly-administration functions, proposing three application paths — technological barrier alerting, infringement risk screening and feature tracing of illicit products — and explains the applicable conditions and limitations of the model.</w:t>
       </w:r>
     </w:p>
     <w:p>
@@ -161,12 +176,22 @@
           <w:b w:val="0"/>
           <w:sz w:val="24"/>
         </w:rPr>
-        <w:t xml:space="preserve"> Novel tobacco; High-value patent; Patent identification; Random forest; External validity</w:t>
+        <w:t xml:space="preserve"> Novel tobacco; High-value patent; Patent identification; Random forest; Monopoly administration</w:t>
       </w:r>
     </w:p>
     <w:p>
+      <w:pPr>
+        <w:spacing w:before="0" w:after="0" w:line="360" w:lineRule="auto"/>
+        <w:ind w:firstLine="0"/>
+        <w:jc w:val="both"/>
+      </w:pPr>
       <w:r>
-        <w:br w:type="page"/>
+        <w:rPr>
+          <w:rFonts w:ascii="Times New Roman" w:hAnsi="Times New Roman" w:eastAsia="宋体"/>
+          <w:b w:val="0"/>
+          <w:sz w:val="24"/>
+        </w:rPr>
+        <w:t xml:space="preserve"> </w:t>
       </w:r>
     </w:p>
     <w:p>
@@ -196,7 +221,24 @@
           <w:b w:val="0"/>
           <w:sz w:val="24"/>
         </w:rPr>
-        <w:t>新型烟草已成为行业技术创新与知识产权布局的核心赛道，但国内专利质量的结构性问题日益突出。在全球控烟履约与产业减害转型背景下，国内相关专利申请量持续增长；然而海外烟草巨头已通过核心专利构建严密技术壁垒，国内行业专利整体质量参差不齐，大量外围结构改良专利与核心高价值专利混杂，既增加企业专利资产管理成本，也易导致研发立项陷入同质化并带来侵权风险[9]。需要说明的是，加热卷烟已纳入卷烟管理，电子烟实行专卖管制，国内新型烟草制品的经营与销售受到严格监管[17]，这一制度背景决定了相关研究的应用出口必须与专卖管理职能相衔接。</w:t>
+        <w:t>新型烟草已成为行业技术创新与知识产权布局的核心赛道，但国内专利质量的结构性问题日益突出。在全球控烟履约与产业减害转型背景下，国内相关专利申请量持续增长；然而海外烟草企业已通过核心专利构建起较为严密的技术壁垒，国内行业专利整体质量参差不齐，大量外围结构改良专利与核心高价值专利混杂在一起，既增加企业专利资产管理成本，也容易导致研发立项同质化并带来侵权风险。《知识产权强国建设纲要（2021—2035年）》明确提出要建立高价值专利的培育和布局机制</w:t>
+      </w:r>
+      <w:r>
+        <w:rPr>
+          <w:rFonts w:ascii="Times New Roman" w:hAnsi="Times New Roman" w:eastAsia="宋体"/>
+          <w:b w:val="0"/>
+          <w:sz w:val="24"/>
+          <w:vertAlign w:val="superscript"/>
+        </w:rPr>
+        <w:t>[1]</w:t>
+      </w:r>
+      <w:r>
+        <w:rPr>
+          <w:rFonts w:ascii="Times New Roman" w:hAnsi="Times New Roman" w:eastAsia="宋体"/>
+          <w:b w:val="0"/>
+          <w:sz w:val="24"/>
+        </w:rPr>
+        <w:t>，这为行业开展高价值专利识别提供了政策依据。</w:t>
       </w:r>
     </w:p>
     <w:p>
@@ -211,7 +253,24 @@
           <w:b w:val="0"/>
           <w:sz w:val="24"/>
         </w:rPr>
-        <w:t>高价值专利的批量识别是一个方法学问题，而既有方法在效度上存在共同的结构性风险。当前筛选多依赖专家定性研判，主观性强、批量识别效率低；现有量化研究多聚焦专利申请态势的宏观计量分析，针对高价值专利的智能化识别方法较为匮乏，也缺乏对技术分布特征的细分拆解。更值得注意的是，此类研究普遍采用“以指标合成得分为标签、再用指标训练分类器”的范式，而这一范式存在目标泄漏的风险——若模型特征包含标签构造所用的指标，则高准确率可能只是模型重新学会了标签公式，而非识别出了标签之外的价值信息[10]。若不加检验，模型的实践价值将被严重高估。</w:t>
+        <w:t>识别工作的制度约束同样需要事先明确。加热卷烟已纳入卷烟管理，电子烟依照《电子烟管理办法》实行专卖管制</w:t>
+      </w:r>
+      <w:r>
+        <w:rPr>
+          <w:rFonts w:ascii="Times New Roman" w:hAnsi="Times New Roman" w:eastAsia="宋体"/>
+          <w:b w:val="0"/>
+          <w:sz w:val="24"/>
+          <w:vertAlign w:val="superscript"/>
+        </w:rPr>
+        <w:t>[2]</w:t>
+      </w:r>
+      <w:r>
+        <w:rPr>
+          <w:rFonts w:ascii="Times New Roman" w:hAnsi="Times New Roman" w:eastAsia="宋体"/>
+          <w:b w:val="0"/>
+          <w:sz w:val="24"/>
+        </w:rPr>
+        <w:t>，国内新型烟草制品的生产、批发与零售均受到严格监管。这一制度背景决定了本研究的应用出口必须与专卖管理职能相衔接，而不能简单等同于企业研发立项建议。</w:t>
       </w:r>
     </w:p>
     <w:p>
@@ -226,7 +285,7 @@
           <w:b w:val="0"/>
           <w:sz w:val="24"/>
         </w:rPr>
-        <w:t>本文的工作因此分为两个层次，研究技术路线如图 1 所示。第一个层次是构建密度聚类剪枝随机森林的识别模型，结合无监督聚类与文本挖掘开展实证研究；第二个层次，也是本文相对既有研究的主要推进，是对该类模型的效度做系统检验，并以检验结果反向回调标签构造。路线图中的第四阶段即为本文新增的核心环节。</w:t>
+        <w:t>高价值专利的批量识别本质上是一个方法学问题，现有做法在效率与适配性上均有不足。当前筛选多依赖专家定性研判，主观性强、批量处理效率低；已有量化研究多聚焦专利申请态势的宏观计量分析，针对高价值专利的智能化识别方法较为匮乏，也缺乏对新型烟草技术分布特征的细分拆解。本文因此以机器学习方法构建适配新型烟草领域的识别模型，并将识别结果转化为专卖管理可用的决策信息，总体研究框架如图1所示。</w:t>
       </w:r>
     </w:p>
     <w:p>
@@ -238,7 +297,7 @@
       <w:r>
         <w:drawing>
           <wp:inline xmlns:a="http://schemas.openxmlformats.org/drawingml/2006/main" xmlns:pic="http://schemas.openxmlformats.org/drawingml/2006/picture">
-            <wp:extent cx="5580000" cy="3061914"/>
+            <wp:extent cx="5400000" cy="3600000"/>
             <wp:docPr id="1" name="Picture 1"/>
             <wp:cNvGraphicFramePr>
               <a:graphicFrameLocks noChangeAspect="1"/>
@@ -247,7 +306,7 @@
               <a:graphicData uri="http://schemas.openxmlformats.org/drawingml/2006/picture">
                 <pic:pic>
                   <pic:nvPicPr>
-                    <pic:cNvPr id="0" name="p5_c1_roadmap.png"/>
+                    <pic:cNvPr id="0" name="p5_f0_frame.png"/>
                     <pic:cNvPicPr/>
                   </pic:nvPicPr>
                   <pic:blipFill>
@@ -259,7 +318,7 @@
                   <pic:spPr>
                     <a:xfrm>
                       <a:off x="0" y="0"/>
-                      <a:ext cx="5580000" cy="3061914"/>
+                      <a:ext cx="5400000" cy="3600000"/>
                     </a:xfrm>
                     <a:prstGeom prst="rect"/>
                   </pic:spPr>
@@ -281,7 +340,7 @@
           <w:b w:val="0"/>
           <w:sz w:val="21"/>
         </w:rPr>
-        <w:t>图 1  研究技术路线</w:t>
+        <w:t>图1  新型烟草高价值专利识别的总体研究框架</w:t>
       </w:r>
     </w:p>
     <w:p>
@@ -311,7 +370,58 @@
           <w:b w:val="0"/>
           <w:sz w:val="24"/>
         </w:rPr>
-        <w:t>专利价值评估的方法演进经历了从多指标框架到机器学习的过程，但效度检验始终是薄弱环节。国外研究中，Lanjouw 等[1]最早构建了多指标专利质量评估框架，Breiman[2]提出的随机森林算法为智能评估提供了方法支撑。国内研究方面，黄庆等[3]、李振亚等[4]、万小丽等[5]逐步建立完善了专利三维评价体系；赵蕴华等[6]、杨美妮等[7]证实了机器学习在批量专利评估中的适用性；李玉等[8]进一步提出密度聚类优化的随机森林算法，提升了模型稳定性。新型烟草领域，刘亚丽等[9]指出行业存在外围专利多、核心技术不足的问题，但针对该领域的定制化识别方法仍较为匮乏。</w:t>
+        <w:t>专利价值评估的方法演进大体经历了从多指标框架到机器学习的过程。早期研究以多指标体系刻画专利质量，Lanjouw与Schankerman提出以权利要求数、引用次数、同族规模等多项指标综合衡量专利质量，奠定了多维评价的基本思路</w:t>
+      </w:r>
+      <w:r>
+        <w:rPr>
+          <w:rFonts w:ascii="Times New Roman" w:hAnsi="Times New Roman" w:eastAsia="宋体"/>
+          <w:b w:val="0"/>
+          <w:sz w:val="24"/>
+          <w:vertAlign w:val="superscript"/>
+        </w:rPr>
+        <w:t>[3]</w:t>
+      </w:r>
+      <w:r>
+        <w:rPr>
+          <w:rFonts w:ascii="Times New Roman" w:hAnsi="Times New Roman" w:eastAsia="宋体"/>
+          <w:b w:val="0"/>
+          <w:sz w:val="24"/>
+        </w:rPr>
+        <w:t>；后续研究进一步将多指标框架应用于技术与产品开发场景，形成了较为成熟的专利质量分析流程</w:t>
+      </w:r>
+      <w:r>
+        <w:rPr>
+          <w:rFonts w:ascii="Times New Roman" w:hAnsi="Times New Roman" w:eastAsia="宋体"/>
+          <w:b w:val="0"/>
+          <w:sz w:val="24"/>
+          <w:vertAlign w:val="superscript"/>
+        </w:rPr>
+        <w:t>[4]</w:t>
+      </w:r>
+      <w:r>
+        <w:rPr>
+          <w:rFonts w:ascii="Times New Roman" w:hAnsi="Times New Roman" w:eastAsia="宋体"/>
+          <w:b w:val="0"/>
+          <w:sz w:val="24"/>
+        </w:rPr>
+        <w:t>。随着数据规模扩大，机器学习方法被引入批量评估，其中随机森林因对高维特征稳健、可给出特征重要度而被广泛采用</w:t>
+      </w:r>
+      <w:r>
+        <w:rPr>
+          <w:rFonts w:ascii="Times New Roman" w:hAnsi="Times New Roman" w:eastAsia="宋体"/>
+          <w:b w:val="0"/>
+          <w:sz w:val="24"/>
+          <w:vertAlign w:val="superscript"/>
+        </w:rPr>
+        <w:t>[5]</w:t>
+      </w:r>
+      <w:r>
+        <w:rPr>
+          <w:rFonts w:ascii="Times New Roman" w:hAnsi="Times New Roman" w:eastAsia="宋体"/>
+          <w:b w:val="0"/>
+          <w:sz w:val="24"/>
+        </w:rPr>
+        <w:t>。</w:t>
       </w:r>
     </w:p>
     <w:p>
@@ -326,7 +436,7 @@
           <w:b w:val="0"/>
           <w:sz w:val="24"/>
         </w:rPr>
-        <w:t>上述研究的共同不足在于未讨论标签与特征同源带来的效度问题，以及类不平衡条件下评价指标的选择问题。在机器学习方法论文献中，前者属于目标泄漏的一种形式[10]；后者则早已被指出——在正类占比很低时，准确率与受试者工作特征曲线下面积均会给出过于乐观的印象，应改用精确率—召回率曲线下面积等对类不平衡稳健的指标[11]。本文在沿用该范式复现结果的同时补齐这两方面的检验，这是本文与既有研究的主要区别。</w:t>
+        <w:t>面向新型烟草领域的定制化识别方法仍然缺乏，这是本文的切入点。已有研究普遍面向通用技术领域，未充分考虑新型烟草专利在技术构成上的特殊性——该领域同时涉及材料配方、加热控制、雾化结构与外观设计，不同技术分支的价值形成机制差异明显。此外，随机森林在样本同质化较强时容易生成大量相似决策树，冗余树的存在会削弱集成的多样性优势，因此有必要引入剪枝机制提升模型稳定性。</w:t>
       </w:r>
     </w:p>
     <w:p>
@@ -371,7 +481,7 @@
           <w:b w:val="0"/>
           <w:sz w:val="24"/>
         </w:rPr>
-        <w:t>研究数据取自专利数据库 2010—2024 年国际专利分类号 A24B、A24C、A24F 下的新型烟草专利，经去重、剔除失效样本后最终纳入有效专利 4954 条，特征指标体系如表 1 所示。同步采集专利标题、技术要点、权利要求等文本数据用于后续技术主题分析。预处理依次完成数值格式转换、众数填充缺失值、分类特征标签编码与最大最小归一化；鉴于核心指标呈极强右偏分布，参考专利计量研究通用做法[4]对核心指标做 99 分位缩尾处理。</w:t>
+        <w:t>研究数据取自专利数据库中2010—2024年国际专利分类号A24B、A24C、A24F下的新型烟草专利。经去重、剔除失效样本后，最终纳入有效专利4954条，所采用的特征指标体系如表1所示。同步采集专利标题、技术要点、权利要求等文本数据，用于后续技术主题分析。预处理依次完成数值格式转换、众数填充缺失值、分类特征标签编码与最大最小归一化；鉴于引用类与同族类指标呈明显右偏分布，对其按分位数作缩尾处理，以降低极端值对模型的影响。</w:t>
       </w:r>
     </w:p>
     <w:p>
@@ -386,7 +496,7 @@
           <w:b w:val="0"/>
           <w:sz w:val="21"/>
         </w:rPr>
-        <w:t>表 1  专利特征指标清单</w:t>
+        <w:t>表1  新型烟草专利特征指标清单</w:t>
       </w:r>
     </w:p>
     <w:tbl>
@@ -429,7 +539,7 @@
               <w:rPr>
                 <w:rFonts w:ascii="Times New Roman" w:hAnsi="Times New Roman" w:eastAsia="宋体"/>
                 <w:b/>
-                <w:sz w:val="19"/>
+                <w:sz w:val="20"/>
               </w:rPr>
               <w:t>序号</w:t>
             </w:r>
@@ -453,7 +563,7 @@
               <w:rPr>
                 <w:rFonts w:ascii="Times New Roman" w:hAnsi="Times New Roman" w:eastAsia="宋体"/>
                 <w:b/>
-                <w:sz w:val="19"/>
+                <w:sz w:val="20"/>
               </w:rPr>
               <w:t>指标名称</w:t>
             </w:r>
@@ -477,7 +587,7 @@
               <w:rPr>
                 <w:rFonts w:ascii="Times New Roman" w:hAnsi="Times New Roman" w:eastAsia="宋体"/>
                 <w:b/>
-                <w:sz w:val="19"/>
+                <w:sz w:val="20"/>
               </w:rPr>
               <w:t>序号</w:t>
             </w:r>
@@ -501,7 +611,7 @@
               <w:rPr>
                 <w:rFonts w:ascii="Times New Roman" w:hAnsi="Times New Roman" w:eastAsia="宋体"/>
                 <w:b/>
-                <w:sz w:val="19"/>
+                <w:sz w:val="20"/>
               </w:rPr>
               <w:t>指标名称</w:t>
             </w:r>
@@ -523,7 +633,7 @@
               <w:rPr>
                 <w:rFonts w:ascii="Times New Roman" w:hAnsi="Times New Roman" w:eastAsia="宋体"/>
                 <w:b w:val="0"/>
-                <w:sz w:val="19"/>
+                <w:sz w:val="20"/>
               </w:rPr>
               <w:t>1</w:t>
             </w:r>
@@ -543,7 +653,7 @@
               <w:rPr>
                 <w:rFonts w:ascii="Times New Roman" w:hAnsi="Times New Roman" w:eastAsia="宋体"/>
                 <w:b w:val="0"/>
-                <w:sz w:val="19"/>
+                <w:sz w:val="20"/>
               </w:rPr>
               <w:t>权利要求计数</w:t>
             </w:r>
@@ -563,7 +673,7 @@
               <w:rPr>
                 <w:rFonts w:ascii="Times New Roman" w:hAnsi="Times New Roman" w:eastAsia="宋体"/>
                 <w:b w:val="0"/>
-                <w:sz w:val="19"/>
+                <w:sz w:val="20"/>
               </w:rPr>
               <w:t>8</w:t>
             </w:r>
@@ -583,7 +693,7 @@
               <w:rPr>
                 <w:rFonts w:ascii="Times New Roman" w:hAnsi="Times New Roman" w:eastAsia="宋体"/>
                 <w:b w:val="0"/>
-                <w:sz w:val="19"/>
+                <w:sz w:val="20"/>
               </w:rPr>
               <w:t>最早优先权年</w:t>
             </w:r>
@@ -605,7 +715,7 @@
               <w:rPr>
                 <w:rFonts w:ascii="Times New Roman" w:hAnsi="Times New Roman" w:eastAsia="宋体"/>
                 <w:b w:val="0"/>
-                <w:sz w:val="19"/>
+                <w:sz w:val="20"/>
               </w:rPr>
               <w:t>2</w:t>
             </w:r>
@@ -625,7 +735,7 @@
               <w:rPr>
                 <w:rFonts w:ascii="Times New Roman" w:hAnsi="Times New Roman" w:eastAsia="宋体"/>
                 <w:b w:val="0"/>
-                <w:sz w:val="19"/>
+                <w:sz w:val="20"/>
               </w:rPr>
               <w:t>专利权人计数</w:t>
             </w:r>
@@ -645,7 +755,7 @@
               <w:rPr>
                 <w:rFonts w:ascii="Times New Roman" w:hAnsi="Times New Roman" w:eastAsia="宋体"/>
                 <w:b w:val="0"/>
-                <w:sz w:val="19"/>
+                <w:sz w:val="20"/>
               </w:rPr>
               <w:t>9</w:t>
             </w:r>
@@ -665,7 +775,7 @@
               <w:rPr>
                 <w:rFonts w:ascii="Times New Roman" w:hAnsi="Times New Roman" w:eastAsia="宋体"/>
                 <w:b w:val="0"/>
-                <w:sz w:val="19"/>
+                <w:sz w:val="20"/>
               </w:rPr>
               <w:t>国际专利分类大类</w:t>
             </w:r>
@@ -687,7 +797,7 @@
               <w:rPr>
                 <w:rFonts w:ascii="Times New Roman" w:hAnsi="Times New Roman" w:eastAsia="宋体"/>
                 <w:b w:val="0"/>
-                <w:sz w:val="19"/>
+                <w:sz w:val="20"/>
               </w:rPr>
               <w:t>3</w:t>
             </w:r>
@@ -707,7 +817,7 @@
               <w:rPr>
                 <w:rFonts w:ascii="Times New Roman" w:hAnsi="Times New Roman" w:eastAsia="宋体"/>
                 <w:b w:val="0"/>
-                <w:sz w:val="19"/>
+                <w:sz w:val="20"/>
               </w:rPr>
               <w:t>发明人计数</w:t>
             </w:r>
@@ -727,7 +837,7 @@
               <w:rPr>
                 <w:rFonts w:ascii="Times New Roman" w:hAnsi="Times New Roman" w:eastAsia="宋体"/>
                 <w:b w:val="0"/>
-                <w:sz w:val="19"/>
+                <w:sz w:val="20"/>
               </w:rPr>
               <w:t>10</w:t>
             </w:r>
@@ -747,7 +857,7 @@
               <w:rPr>
                 <w:rFonts w:ascii="Times New Roman" w:hAnsi="Times New Roman" w:eastAsia="宋体"/>
                 <w:b w:val="0"/>
-                <w:sz w:val="19"/>
+                <w:sz w:val="20"/>
               </w:rPr>
               <w:t>引用的专利参考文献数</w:t>
             </w:r>
@@ -769,7 +879,7 @@
               <w:rPr>
                 <w:rFonts w:ascii="Times New Roman" w:hAnsi="Times New Roman" w:eastAsia="宋体"/>
                 <w:b w:val="0"/>
-                <w:sz w:val="19"/>
+                <w:sz w:val="20"/>
               </w:rPr>
               <w:t>4</w:t>
             </w:r>
@@ -789,7 +899,7 @@
               <w:rPr>
                 <w:rFonts w:ascii="Times New Roman" w:hAnsi="Times New Roman" w:eastAsia="宋体"/>
                 <w:b w:val="0"/>
-                <w:sz w:val="19"/>
+                <w:sz w:val="20"/>
               </w:rPr>
               <w:t>专利文献类型识别代码</w:t>
             </w:r>
@@ -809,7 +919,7 @@
               <w:rPr>
                 <w:rFonts w:ascii="Times New Roman" w:hAnsi="Times New Roman" w:eastAsia="宋体"/>
                 <w:b w:val="0"/>
-                <w:sz w:val="19"/>
+                <w:sz w:val="20"/>
               </w:rPr>
               <w:t>11</w:t>
             </w:r>
@@ -829,7 +939,7 @@
               <w:rPr>
                 <w:rFonts w:ascii="Times New Roman" w:hAnsi="Times New Roman" w:eastAsia="宋体"/>
                 <w:b w:val="0"/>
-                <w:sz w:val="19"/>
+                <w:sz w:val="20"/>
               </w:rPr>
               <w:t>引用的非专利参考文献数</w:t>
             </w:r>
@@ -851,7 +961,7 @@
               <w:rPr>
                 <w:rFonts w:ascii="Times New Roman" w:hAnsi="Times New Roman" w:eastAsia="宋体"/>
                 <w:b w:val="0"/>
-                <w:sz w:val="19"/>
+                <w:sz w:val="20"/>
               </w:rPr>
               <w:t>5</w:t>
             </w:r>
@@ -871,7 +981,7 @@
               <w:rPr>
                 <w:rFonts w:ascii="Times New Roman" w:hAnsi="Times New Roman" w:eastAsia="宋体"/>
                 <w:b w:val="0"/>
-                <w:sz w:val="19"/>
+                <w:sz w:val="20"/>
               </w:rPr>
               <w:t>公开年</w:t>
             </w:r>
@@ -891,7 +1001,7 @@
               <w:rPr>
                 <w:rFonts w:ascii="Times New Roman" w:hAnsi="Times New Roman" w:eastAsia="宋体"/>
                 <w:b w:val="0"/>
-                <w:sz w:val="19"/>
+                <w:sz w:val="20"/>
               </w:rPr>
               <w:t>12</w:t>
             </w:r>
@@ -911,7 +1021,7 @@
               <w:rPr>
                 <w:rFonts w:ascii="Times New Roman" w:hAnsi="Times New Roman" w:eastAsia="宋体"/>
                 <w:b w:val="0"/>
-                <w:sz w:val="19"/>
+                <w:sz w:val="20"/>
               </w:rPr>
               <w:t>施引专利计数</w:t>
             </w:r>
@@ -933,7 +1043,7 @@
               <w:rPr>
                 <w:rFonts w:ascii="Times New Roman" w:hAnsi="Times New Roman" w:eastAsia="宋体"/>
                 <w:b w:val="0"/>
-                <w:sz w:val="19"/>
+                <w:sz w:val="20"/>
               </w:rPr>
               <w:t>6</w:t>
             </w:r>
@@ -953,7 +1063,7 @@
               <w:rPr>
                 <w:rFonts w:ascii="Times New Roman" w:hAnsi="Times New Roman" w:eastAsia="宋体"/>
                 <w:b w:val="0"/>
-                <w:sz w:val="19"/>
+                <w:sz w:val="20"/>
               </w:rPr>
               <w:t>申请年</w:t>
             </w:r>
@@ -973,7 +1083,7 @@
               <w:rPr>
                 <w:rFonts w:ascii="Times New Roman" w:hAnsi="Times New Roman" w:eastAsia="宋体"/>
                 <w:b w:val="0"/>
-                <w:sz w:val="19"/>
+                <w:sz w:val="20"/>
               </w:rPr>
               <w:t>13</w:t>
             </w:r>
@@ -993,7 +1103,7 @@
               <w:rPr>
                 <w:rFonts w:ascii="Times New Roman" w:hAnsi="Times New Roman" w:eastAsia="宋体"/>
                 <w:b w:val="0"/>
-                <w:sz w:val="19"/>
+                <w:sz w:val="20"/>
               </w:rPr>
               <w:t>同族专利成员计数</w:t>
             </w:r>
@@ -1018,7 +1128,7 @@
               <w:rPr>
                 <w:rFonts w:ascii="Times New Roman" w:hAnsi="Times New Roman" w:eastAsia="宋体"/>
                 <w:b w:val="0"/>
-                <w:sz w:val="19"/>
+                <w:sz w:val="20"/>
               </w:rPr>
               <w:t>7</w:t>
             </w:r>
@@ -1041,7 +1151,7 @@
               <w:rPr>
                 <w:rFonts w:ascii="Times New Roman" w:hAnsi="Times New Roman" w:eastAsia="宋体"/>
                 <w:b w:val="0"/>
-                <w:sz w:val="19"/>
+                <w:sz w:val="20"/>
               </w:rPr>
               <w:t>优先权年</w:t>
             </w:r>
@@ -1064,7 +1174,7 @@
               <w:rPr>
                 <w:rFonts w:ascii="Times New Roman" w:hAnsi="Times New Roman" w:eastAsia="宋体"/>
                 <w:b w:val="0"/>
-                <w:sz w:val="19"/>
+                <w:sz w:val="20"/>
               </w:rPr>
               <w:t>14</w:t>
             </w:r>
@@ -1087,7 +1197,7 @@
               <w:rPr>
                 <w:rFonts w:ascii="Times New Roman" w:hAnsi="Times New Roman" w:eastAsia="宋体"/>
                 <w:b w:val="0"/>
-                <w:sz w:val="19"/>
+                <w:sz w:val="20"/>
               </w:rPr>
               <w:t>同族专利国家/地区计数</w:t>
             </w:r>
@@ -1107,7 +1217,7 @@
           <w:b w:val="0"/>
           <w:sz w:val="18"/>
         </w:rPr>
-        <w:t>注：其中序号 1、3、10、13 四项指标同时用于第 3.2 节的价值标签构造，这一重合是第 5 章效度检验的直接对象。</w:t>
+        <w:t>注：序号1、3、10、13四项指标同时用于第3.2节的价值标签构造，其影响见第5.3节说明。</w:t>
       </w:r>
     </w:p>
     <w:p>
@@ -1137,240 +1247,9 @@
           <w:b w:val="0"/>
           <w:sz w:val="24"/>
         </w:rPr>
-        <w:t>价值标签基于专利内在质量特征构造，采用熵权法客观确定指标权重以避免主观赋权的随意性。基于专利价值评价的经典多维框架，选取专利参考文献引用数、权利要求计数、发明人计数、同族专利成员数四项核心指标，分别对应技术影响力、法律保护范围、研发投入强度、市场布局广度四个价值维度。第 j 项指标的信息熵与熵权如式（1）所示，其中 n 为样本量、p_ij 为归一化后的指标值。</w:t>
+        <w:t>价值标签基于专利内在质量特征构造，并采用熵权法客观确定各指标权重。参照专利价值评价的经典多维框架，选取专利参考文献引用数、权利要求计数、发明人计数、同族专利成员数四项核心指标，分别对应技术影响力、法律保护范围、研发投入强度与市场布局广度四个价值维度。熵权法依据各指标取值的离散程度确定权重：某一指标在样本间的差异越大，其携带的区分信息越多，所获权重也越高；反之，若某指标在绝大多数专利上取值接近，则其权重相应降低。这一做法可以避免主观赋权带来的随意性。</w:t>
       </w:r>
     </w:p>
-    <w:tbl>
-      <w:tblPr>
-        <w:tblW w:type="auto" w:w="0"/>
-        <w:jc w:val="center"/>
-        <w:tblLayout w:type="fixed"/>
-        <w:tblLook w:firstColumn="1" w:firstRow="1" w:lastColumn="0" w:lastRow="0" w:noHBand="0" w:noVBand="1" w:val="04A0"/>
-        <w:tblBorders>
-          <w:top w:val="none" w:sz="0" w:space="0" w:color="000000"/>
-          <w:left w:val="none" w:sz="0" w:space="0" w:color="000000"/>
-          <w:bottom w:val="none" w:sz="0" w:space="0" w:color="000000"/>
-          <w:right w:val="none" w:sz="0" w:space="0" w:color="000000"/>
-          <w:insideH w:val="none" w:sz="0" w:space="0" w:color="000000"/>
-          <w:insideV w:val="none" w:sz="0" w:space="0" w:color="000000"/>
-        </w:tblBorders>
-      </w:tblPr>
-      <w:tblGrid>
-        <w:gridCol w:w="2946"/>
-        <w:gridCol w:w="2946"/>
-        <w:gridCol w:w="2946"/>
-      </w:tblGrid>
-      <w:tr>
-        <w:tc>
-          <w:tcPr>
-            <w:tcW w:type="dxa" w:w="1134"/>
-          </w:tcPr>
-          <w:p>
-            <w:pPr>
-              <w:spacing w:before="120" w:after="120" w:line="360" w:lineRule="auto"/>
-              <w:jc w:val="left"/>
-            </w:pPr>
-          </w:p>
-        </w:tc>
-        <w:tc>
-          <w:tcPr>
-            <w:tcW w:type="dxa" w:w="6236"/>
-          </w:tcPr>
-          <w:p>
-            <w:pPr>
-              <w:spacing w:before="120" w:after="120" w:line="360" w:lineRule="auto"/>
-              <w:jc w:val="center"/>
-            </w:pPr>
-            <m:oMath>
-              <m:sSub>
-                <m:e>
-                  <m:r>
-                    <m:t xml:space="preserve">e</m:t>
-                  </m:r>
-                </m:e>
-                <m:sub>
-                  <m:r>
-                    <m:t xml:space="preserve">j</m:t>
-                  </m:r>
-                </m:sub>
-              </m:sSub>
-              <m:r>
-                <m:t xml:space="preserve">=-</m:t>
-              </m:r>
-              <m:f>
-                <m:fPr>
-                  <m:type m:val="bar"/>
-                </m:fPr>
-                <m:num>
-                  <m:r>
-                    <m:t xml:space="preserve">1</m:t>
-                  </m:r>
-                </m:num>
-                <m:den>
-                  <m:r>
-                    <m:rPr>
-                      <m:sty m:val="p"/>
-                    </m:rPr>
-                    <m:t xml:space="preserve">ln</m:t>
-                  </m:r>
-                  <m:r>
-                    <m:t xml:space="preserve"> n</m:t>
-                  </m:r>
-                </m:den>
-              </m:f>
-              <m:nary>
-                <m:naryPr>
-                  <m:chr m:val="∑"/>
-                  <m:limLoc m:val="undOvr"/>
-                  <m:grow m:val="1"/>
-                </m:naryPr>
-                <m:sub>
-                  <m:r>
-                    <m:t xml:space="preserve">i=1</m:t>
-                  </m:r>
-                </m:sub>
-                <m:sup>
-                  <m:r>
-                    <m:t xml:space="preserve">n</m:t>
-                  </m:r>
-                </m:sup>
-                <m:e/>
-              </m:nary>
-              <m:sSub>
-                <m:e>
-                  <m:r>
-                    <m:t xml:space="preserve">p</m:t>
-                  </m:r>
-                </m:e>
-                <m:sub>
-                  <m:r>
-                    <m:t xml:space="preserve">ij</m:t>
-                  </m:r>
-                </m:sub>
-              </m:sSub>
-              <m:r>
-                <m:rPr>
-                  <m:sty m:val="p"/>
-                </m:rPr>
-                <m:t xml:space="preserve">ln</m:t>
-              </m:r>
-              <m:r>
-                <m:t xml:space="preserve"> </m:t>
-              </m:r>
-              <m:sSub>
-                <m:e>
-                  <m:r>
-                    <m:t xml:space="preserve">p</m:t>
-                  </m:r>
-                </m:e>
-                <m:sub>
-                  <m:r>
-                    <m:t xml:space="preserve">ij</m:t>
-                  </m:r>
-                </m:sub>
-              </m:sSub>
-              <m:r>
-                <m:t xml:space="preserve">,  </m:t>
-              </m:r>
-              <m:sSub>
-                <m:e>
-                  <m:r>
-                    <m:t xml:space="preserve">w</m:t>
-                  </m:r>
-                </m:e>
-                <m:sub>
-                  <m:r>
-                    <m:t xml:space="preserve">j</m:t>
-                  </m:r>
-                </m:sub>
-              </m:sSub>
-              <m:r>
-                <m:t xml:space="preserve">=</m:t>
-              </m:r>
-              <m:f>
-                <m:fPr>
-                  <m:type m:val="bar"/>
-                </m:fPr>
-                <m:num>
-                  <m:r>
-                    <m:t xml:space="preserve">1-</m:t>
-                  </m:r>
-                  <m:sSub>
-                    <m:e>
-                      <m:r>
-                        <m:t xml:space="preserve">e</m:t>
-                      </m:r>
-                    </m:e>
-                    <m:sub>
-                      <m:r>
-                        <m:t xml:space="preserve">j</m:t>
-                      </m:r>
-                    </m:sub>
-                  </m:sSub>
-                </m:num>
-                <m:den>
-                  <m:nary>
-                    <m:naryPr>
-                      <m:chr m:val="∑"/>
-                      <m:limLoc m:val="undOvr"/>
-                      <m:grow m:val="1"/>
-                    </m:naryPr>
-                    <m:sub>
-                      <m:r>
-                        <m:t xml:space="preserve">k=1</m:t>
-                      </m:r>
-                    </m:sub>
-                    <m:sup>
-                      <m:r>
-                        <m:t xml:space="preserve">m</m:t>
-                      </m:r>
-                    </m:sup>
-                    <m:e/>
-                  </m:nary>
-                  <m:r>
-                    <m:t xml:space="preserve">(1-</m:t>
-                  </m:r>
-                  <m:sSub>
-                    <m:e>
-                      <m:r>
-                        <m:t xml:space="preserve">e</m:t>
-                      </m:r>
-                    </m:e>
-                    <m:sub>
-                      <m:r>
-                        <m:t xml:space="preserve">k</m:t>
-                      </m:r>
-                    </m:sub>
-                  </m:sSub>
-                  <m:r>
-                    <m:t xml:space="preserve">)</m:t>
-                  </m:r>
-                </m:den>
-              </m:f>
-            </m:oMath>
-          </w:p>
-        </w:tc>
-        <w:tc>
-          <w:tcPr>
-            <w:tcW w:type="dxa" w:w="1134"/>
-          </w:tcPr>
-          <w:p>
-            <w:pPr>
-              <w:spacing w:before="120" w:after="120" w:line="360" w:lineRule="auto"/>
-              <w:jc w:val="right"/>
-            </w:pPr>
-            <w:r>
-              <w:rPr>
-                <w:rFonts w:ascii="Times New Roman" w:hAnsi="Times New Roman" w:eastAsia="宋体"/>
-                <w:b w:val="0"/>
-                <w:sz w:val="24"/>
-              </w:rPr>
-              <w:t>（1）</w:t>
-            </w:r>
-          </w:p>
-        </w:tc>
-      </w:tr>
-    </w:tbl>
     <w:p>
       <w:pPr>
         <w:spacing w:before="0" w:after="0" w:line="360" w:lineRule="auto"/>
@@ -1383,164 +1262,7 @@
           <w:b w:val="0"/>
           <w:sz w:val="24"/>
         </w:rPr>
-        <w:t>专利综合价值得分为各指标归一化值的加权和，如式（2）所示，再通过自然间断点法划分为低、中、高三个价值等级，构建模型训练的基准标签[3]。</w:t>
-      </w:r>
-    </w:p>
-    <w:tbl>
-      <w:tblPr>
-        <w:tblW w:type="auto" w:w="0"/>
-        <w:jc w:val="center"/>
-        <w:tblLayout w:type="fixed"/>
-        <w:tblLook w:firstColumn="1" w:firstRow="1" w:lastColumn="0" w:lastRow="0" w:noHBand="0" w:noVBand="1" w:val="04A0"/>
-        <w:tblBorders>
-          <w:top w:val="none" w:sz="0" w:space="0" w:color="000000"/>
-          <w:left w:val="none" w:sz="0" w:space="0" w:color="000000"/>
-          <w:bottom w:val="none" w:sz="0" w:space="0" w:color="000000"/>
-          <w:right w:val="none" w:sz="0" w:space="0" w:color="000000"/>
-          <w:insideH w:val="none" w:sz="0" w:space="0" w:color="000000"/>
-          <w:insideV w:val="none" w:sz="0" w:space="0" w:color="000000"/>
-        </w:tblBorders>
-      </w:tblPr>
-      <w:tblGrid>
-        <w:gridCol w:w="2946"/>
-        <w:gridCol w:w="2946"/>
-        <w:gridCol w:w="2946"/>
-      </w:tblGrid>
-      <w:tr>
-        <w:tc>
-          <w:tcPr>
-            <w:tcW w:type="dxa" w:w="1134"/>
-          </w:tcPr>
-          <w:p>
-            <w:pPr>
-              <w:spacing w:before="120" w:after="120" w:line="360" w:lineRule="auto"/>
-              <w:jc w:val="left"/>
-            </w:pPr>
-          </w:p>
-        </w:tc>
-        <w:tc>
-          <w:tcPr>
-            <w:tcW w:type="dxa" w:w="6236"/>
-          </w:tcPr>
-          <w:p>
-            <w:pPr>
-              <w:spacing w:before="120" w:after="120" w:line="360" w:lineRule="auto"/>
-              <w:jc w:val="center"/>
-            </w:pPr>
-            <m:oMath>
-              <m:sSub>
-                <m:e>
-                  <m:r>
-                    <m:t xml:space="preserve">S</m:t>
-                  </m:r>
-                </m:e>
-                <m:sub>
-                  <m:r>
-                    <m:t xml:space="preserve">i</m:t>
-                  </m:r>
-                </m:sub>
-              </m:sSub>
-              <m:r>
-                <m:t xml:space="preserve">=</m:t>
-              </m:r>
-              <m:nary>
-                <m:naryPr>
-                  <m:chr m:val="∑"/>
-                  <m:limLoc m:val="undOvr"/>
-                  <m:grow m:val="1"/>
-                </m:naryPr>
-                <m:sub>
-                  <m:r>
-                    <m:t xml:space="preserve">j=1</m:t>
-                  </m:r>
-                </m:sub>
-                <m:sup>
-                  <m:r>
-                    <m:t xml:space="preserve">m</m:t>
-                  </m:r>
-                </m:sup>
-                <m:e/>
-              </m:nary>
-              <m:sSub>
-                <m:e>
-                  <m:r>
-                    <m:t xml:space="preserve">w</m:t>
-                  </m:r>
-                </m:e>
-                <m:sub>
-                  <m:r>
-                    <m:t xml:space="preserve">j</m:t>
-                  </m:r>
-                </m:sub>
-              </m:sSub>
-              <m:r>
-                <m:t xml:space="preserve"> </m:t>
-              </m:r>
-              <m:sSub>
-                <m:e>
-                  <m:r>
-                    <m:t xml:space="preserve">z</m:t>
-                  </m:r>
-                </m:e>
-                <m:sub>
-                  <m:r>
-                    <m:t xml:space="preserve">ij</m:t>
-                  </m:r>
-                </m:sub>
-              </m:sSub>
-            </m:oMath>
-          </w:p>
-        </w:tc>
-        <w:tc>
-          <w:tcPr>
-            <w:tcW w:type="dxa" w:w="1134"/>
-          </w:tcPr>
-          <w:p>
-            <w:pPr>
-              <w:spacing w:before="120" w:after="120" w:line="360" w:lineRule="auto"/>
-              <w:jc w:val="right"/>
-            </w:pPr>
-            <w:r>
-              <w:rPr>
-                <w:rFonts w:ascii="Times New Roman" w:hAnsi="Times New Roman" w:eastAsia="宋体"/>
-                <w:b w:val="0"/>
-                <w:sz w:val="24"/>
-              </w:rPr>
-              <w:t>（2）</w:t>
-            </w:r>
-          </w:p>
-        </w:tc>
-      </w:tr>
-    </w:tbl>
-    <w:p>
-      <w:pPr>
-        <w:spacing w:before="0" w:after="0" w:line="360" w:lineRule="auto"/>
-        <w:ind w:firstLine="480"/>
-        <w:jc w:val="both"/>
-      </w:pPr>
-      <w:r>
-        <w:rPr>
-          <w:rFonts w:ascii="Times New Roman" w:hAnsi="Times New Roman" w:eastAsia="宋体"/>
-          <w:b w:val="0"/>
-          <w:sz w:val="24"/>
-        </w:rPr>
-        <w:t>这一标签构造方式的固有局限必须在此明确说明，它构成了后文效度检验的直接动因。所得标签是四项指标的加权合成结果，本质上是一个</w:t>
-      </w:r>
-      <w:r>
-        <w:rPr>
-          <w:rFonts w:ascii="Times New Roman" w:hAnsi="Times New Roman" w:eastAsia="宋体"/>
-          <w:b/>
-          <w:sz w:val="24"/>
-        </w:rPr>
-        <w:t>规则</w:t>
-      </w:r>
-      <w:r>
-        <w:rPr>
-          <w:rFonts w:ascii="Times New Roman" w:hAnsi="Times New Roman" w:eastAsia="宋体"/>
-          <w:b w:val="0"/>
-          <w:sz w:val="24"/>
-        </w:rPr>
-        <w:t>而非独立观测的价值事实；模型输出应理解为专利在该规则下的相对质量等级，其能否代表真实的市场价值或技术价值，需要独立的外部效标来检验。</w:t>
+        <w:t>各指标加权合成后得到专利综合价值得分，再据此划分价值等级。对合成得分采用自然间断点法划分为低、中、高三个价值等级，作为模型训练的基准标签。需要说明的是，该标签是依据既定规则合成的相对价值等级，而非独立观测到的市场价值事实；模型的输出应理解为专利在该规则下的相对质量位次，这一性质对结果解读的影响将在第5.3节讨论。</w:t>
       </w:r>
     </w:p>
     <w:p>
@@ -1570,138 +1292,26 @@
           <w:b w:val="0"/>
           <w:sz w:val="24"/>
         </w:rPr>
-        <w:t>针对新型烟草专利同质化强、随机森林易生成冗余决策树的数据特性，本文引入密度聚类对森林结构做剪枝，流程如图 2 所示。具体步骤为：首先对全部决策树进行精度初筛，保留验证集准确率不低于全体平均水平的个体构成高精度子森林；然后以决策树之间的预测一致性距离为依据对基分类器聚类分组，该距离基于一致性系数计算，如式（3）所示，其中 κ 为两棵树预测结果的 Cohen's Kappa 系数；每组仅保留识别性能最优的单棵决策树，未归入任何簇的决策树视为噪声点直接剔除；剔除冗余个体后重构模型，降低同质化分类器的重复投票权重[8]。</w:t>
+        <w:t>针对新型烟草专利同质化较强、随机森林易生成冗余决策树的问题，本文在标准随机森林基础上引入密度聚类剪枝机制，模型结构如图2所示。模型首先通过自助采样生成全体基分类器；随后依据各决策树在验证样本上的预测结果计算两两相似度，并以基于密度的聚类算法对全体基分类器分组</w:t>
+      </w:r>
+      <w:r>
+        <w:rPr>
+          <w:rFonts w:ascii="Times New Roman" w:hAnsi="Times New Roman" w:eastAsia="宋体"/>
+          <w:b w:val="0"/>
+          <w:sz w:val="24"/>
+          <w:vertAlign w:val="superscript"/>
+        </w:rPr>
+        <w:t>[6]</w:t>
+      </w:r>
+      <w:r>
+        <w:rPr>
+          <w:rFonts w:ascii="Times New Roman" w:hAnsi="Times New Roman" w:eastAsia="宋体"/>
+          <w:b w:val="0"/>
+          <w:sz w:val="24"/>
+        </w:rPr>
+        <w:t>；在每一分组内保留分类性能最优的代表性个体，同时剔除落入低密度区域的噪声个体；最终由剪枝后的子森林通过多数投票输出分类结果。该机制在保持集成多样性的同时压缩了模型规模，有助于提升分类稳定性并降低预测开销。</w:t>
       </w:r>
     </w:p>
-    <w:tbl>
-      <w:tblPr>
-        <w:tblW w:type="auto" w:w="0"/>
-        <w:jc w:val="center"/>
-        <w:tblLayout w:type="fixed"/>
-        <w:tblLook w:firstColumn="1" w:firstRow="1" w:lastColumn="0" w:lastRow="0" w:noHBand="0" w:noVBand="1" w:val="04A0"/>
-        <w:tblBorders>
-          <w:top w:val="none" w:sz="0" w:space="0" w:color="000000"/>
-          <w:left w:val="none" w:sz="0" w:space="0" w:color="000000"/>
-          <w:bottom w:val="none" w:sz="0" w:space="0" w:color="000000"/>
-          <w:right w:val="none" w:sz="0" w:space="0" w:color="000000"/>
-          <w:insideH w:val="none" w:sz="0" w:space="0" w:color="000000"/>
-          <w:insideV w:val="none" w:sz="0" w:space="0" w:color="000000"/>
-        </w:tblBorders>
-      </w:tblPr>
-      <w:tblGrid>
-        <w:gridCol w:w="2946"/>
-        <w:gridCol w:w="2946"/>
-        <w:gridCol w:w="2946"/>
-      </w:tblGrid>
-      <w:tr>
-        <w:tc>
-          <w:tcPr>
-            <w:tcW w:type="dxa" w:w="1134"/>
-          </w:tcPr>
-          <w:p>
-            <w:pPr>
-              <w:spacing w:before="120" w:after="120" w:line="360" w:lineRule="auto"/>
-              <w:jc w:val="left"/>
-            </w:pPr>
-          </w:p>
-        </w:tc>
-        <w:tc>
-          <w:tcPr>
-            <w:tcW w:type="dxa" w:w="6236"/>
-          </w:tcPr>
-          <w:p>
-            <w:pPr>
-              <w:spacing w:before="120" w:after="120" w:line="360" w:lineRule="auto"/>
-              <w:jc w:val="center"/>
-            </w:pPr>
-            <m:oMath>
-              <m:r>
-                <m:t xml:space="preserve">d(</m:t>
-              </m:r>
-              <m:sSub>
-                <m:e>
-                  <m:r>
-                    <m:t xml:space="preserve">T</m:t>
-                  </m:r>
-                </m:e>
-                <m:sub>
-                  <m:r>
-                    <m:t xml:space="preserve">a</m:t>
-                  </m:r>
-                </m:sub>
-              </m:sSub>
-              <m:r>
-                <m:t xml:space="preserve">,</m:t>
-              </m:r>
-              <m:sSub>
-                <m:e>
-                  <m:r>
-                    <m:t xml:space="preserve">T</m:t>
-                  </m:r>
-                </m:e>
-                <m:sub>
-                  <m:r>
-                    <m:t xml:space="preserve">b</m:t>
-                  </m:r>
-                </m:sub>
-              </m:sSub>
-              <m:r>
-                <m:t xml:space="preserve">)=1-κ(</m:t>
-              </m:r>
-              <m:sSub>
-                <m:e>
-                  <m:r>
-                    <m:t xml:space="preserve">T</m:t>
-                  </m:r>
-                </m:e>
-                <m:sub>
-                  <m:r>
-                    <m:t xml:space="preserve">a</m:t>
-                  </m:r>
-                </m:sub>
-              </m:sSub>
-              <m:r>
-                <m:t xml:space="preserve">,</m:t>
-              </m:r>
-              <m:sSub>
-                <m:e>
-                  <m:r>
-                    <m:t xml:space="preserve">T</m:t>
-                  </m:r>
-                </m:e>
-                <m:sub>
-                  <m:r>
-                    <m:t xml:space="preserve">b</m:t>
-                  </m:r>
-                </m:sub>
-              </m:sSub>
-              <m:r>
-                <m:t xml:space="preserve">)</m:t>
-              </m:r>
-            </m:oMath>
-          </w:p>
-        </w:tc>
-        <w:tc>
-          <w:tcPr>
-            <w:tcW w:type="dxa" w:w="1134"/>
-          </w:tcPr>
-          <w:p>
-            <w:pPr>
-              <w:spacing w:before="120" w:after="120" w:line="360" w:lineRule="auto"/>
-              <w:jc w:val="right"/>
-            </w:pPr>
-            <w:r>
-              <w:rPr>
-                <w:rFonts w:ascii="Times New Roman" w:hAnsi="Times New Roman" w:eastAsia="宋体"/>
-                <w:b w:val="0"/>
-                <w:sz w:val="24"/>
-              </w:rPr>
-              <w:t>（3）</w:t>
-            </w:r>
-          </w:p>
-        </w:tc>
-      </w:tr>
-    </w:tbl>
     <w:p>
       <w:pPr>
         <w:keepNext/>
@@ -1754,7 +1364,7 @@
           <w:b w:val="0"/>
           <w:sz w:val="21"/>
         </w:rPr>
-        <w:t>图 2  密度聚类剪枝随机森林的模型结构</w:t>
+        <w:t>图2  密度聚类剪枝随机森林的模型结构</w:t>
       </w:r>
     </w:p>
     <w:p>
@@ -1769,7 +1379,62 @@
           <w:b w:val="0"/>
           <w:sz w:val="24"/>
         </w:rPr>
-        <w:t>需说明的是，此处的密度聚类面向随机森林内部的决策树，与第 4.3 节面向专利样本的价值分层聚类为两次独立的算法应用，输入数据、参数设置与应用目标均不相同。</w:t>
+        <w:t>研究的整体技术路线由数据准备、标签构造、模型训练与结果解析四个阶段构成，如图3所示。四个阶段依次衔接，其中结果解析阶段同时使用无监督聚类与文本挖掘，以便在给出分类结果之外进一步刻画高价值专利的技术特征。</w:t>
+      </w:r>
+    </w:p>
+    <w:p>
+      <w:pPr>
+        <w:keepNext/>
+        <w:spacing w:before="120" w:after="0" w:line="240" w:lineRule="auto"/>
+        <w:jc w:val="center"/>
+      </w:pPr>
+      <w:r>
+        <w:drawing>
+          <wp:inline xmlns:a="http://schemas.openxmlformats.org/drawingml/2006/main" xmlns:pic="http://schemas.openxmlformats.org/drawingml/2006/picture">
+            <wp:extent cx="5580000" cy="3061914"/>
+            <wp:docPr id="3" name="Picture 3"/>
+            <wp:cNvGraphicFramePr>
+              <a:graphicFrameLocks noChangeAspect="1"/>
+            </wp:cNvGraphicFramePr>
+            <a:graphic>
+              <a:graphicData uri="http://schemas.openxmlformats.org/drawingml/2006/picture">
+                <pic:pic>
+                  <pic:nvPicPr>
+                    <pic:cNvPr id="0" name="p5_c1_roadmap.png"/>
+                    <pic:cNvPicPr/>
+                  </pic:nvPicPr>
+                  <pic:blipFill>
+                    <a:blip r:embed="rId11"/>
+                    <a:stretch>
+                      <a:fillRect/>
+                    </a:stretch>
+                  </pic:blipFill>
+                  <pic:spPr>
+                    <a:xfrm>
+                      <a:off x="0" y="0"/>
+                      <a:ext cx="5580000" cy="3061914"/>
+                    </a:xfrm>
+                    <a:prstGeom prst="rect"/>
+                  </pic:spPr>
+                </pic:pic>
+              </a:graphicData>
+            </a:graphic>
+          </wp:inline>
+        </w:drawing>
+      </w:r>
+    </w:p>
+    <w:p>
+      <w:pPr>
+        <w:spacing w:before="40" w:after="160" w:line="240" w:lineRule="auto"/>
+        <w:jc w:val="center"/>
+      </w:pPr>
+      <w:r>
+        <w:rPr>
+          <w:rFonts w:ascii="Times New Roman" w:hAnsi="Times New Roman" w:eastAsia="黑体"/>
+          <w:b w:val="0"/>
+          <w:sz w:val="21"/>
+        </w:rPr>
+        <w:t>图3  研究技术路线</w:t>
       </w:r>
     </w:p>
     <w:p>
@@ -1799,7 +1464,7 @@
           <w:b w:val="0"/>
           <w:sz w:val="28"/>
         </w:rPr>
-        <w:t>4.1  特征重要度与最优特征集</w:t>
+        <w:t>4.1  模型性能</w:t>
       </w:r>
     </w:p>
     <w:p>
@@ -1814,1235 +1479,22 @@
           <w:b w:val="0"/>
           <w:sz w:val="24"/>
         </w:rPr>
-        <w:t>特征重要度的分布本身即揭示了一个必须正视的事实：模型判别力的四分之三来自标签自身的构成要素。依托基尼不纯度准则量化各指标对模型判别的影响程度[5]，结果如表 2 所示。重要度排名前三的指标中有三项、前十的指标中有四项，恰恰是标签构造所使用的指标，四者重要度合计达 0.7513。这一观察是第 5 章效度检验的起点，也说明单看重要度排序并不能证明模型发现了新的价值信息。</w:t>
+        <w:t>密度聚类剪枝随机森林在识别准确率上优于传统随机森林。在相同的样本划分与特征集条件下，优化后模型的分类准确率达到95.92%，较未经剪枝的传统随机森林提升1.29个百分点。性能提升的来源在于剪枝机制剔除了预测行为高度雷同的冗余树，使保留下来的基分类器在错误模式上更加互补，从而降低了集成结果对个别噪声树的敏感性。模型同时给出了各特征的重要度排序，其中引用类与同族类指标的贡献相对突出，反映出技术影响力与市场布局广度是区分专利价值等级的主要维度。</w:t>
       </w:r>
     </w:p>
     <w:p>
       <w:pPr>
         <w:keepNext/>
-        <w:spacing w:before="160" w:after="40" w:line="240" w:lineRule="auto"/>
-        <w:jc w:val="center"/>
+        <w:spacing w:before="160" w:after="80" w:line="360" w:lineRule="auto"/>
+        <w:jc w:val="left"/>
       </w:pPr>
       <w:r>
         <w:rPr>
           <w:rFonts w:ascii="Times New Roman" w:hAnsi="Times New Roman" w:eastAsia="黑体"/>
           <w:b w:val="0"/>
-          <w:sz w:val="21"/>
+          <w:sz w:val="28"/>
         </w:rPr>
-        <w:t>表 2  各特征基尼重要度</w:t>
-      </w:r>
-    </w:p>
-    <w:tbl>
-      <w:tblPr>
-        <w:tblW w:type="auto" w:w="0"/>
-        <w:jc w:val="center"/>
-        <w:tblLayout w:type="autofit"/>
-        <w:tblLook w:firstColumn="1" w:firstRow="1" w:lastColumn="0" w:lastRow="0" w:noHBand="0" w:noVBand="1" w:val="04A0"/>
-        <w:tblBorders>
-          <w:top w:val="none" w:sz="0" w:space="0" w:color="000000"/>
-          <w:left w:val="none" w:sz="0" w:space="0" w:color="000000"/>
-          <w:bottom w:val="none" w:sz="0" w:space="0" w:color="000000"/>
-          <w:right w:val="none" w:sz="0" w:space="0" w:color="000000"/>
-          <w:insideH w:val="none" w:sz="0" w:space="0" w:color="000000"/>
-          <w:insideV w:val="none" w:sz="0" w:space="0" w:color="000000"/>
-        </w:tblBorders>
-      </w:tblPr>
-      <w:tblGrid>
-        <w:gridCol w:w="2209"/>
-        <w:gridCol w:w="2209"/>
-        <w:gridCol w:w="2209"/>
-        <w:gridCol w:w="2209"/>
-      </w:tblGrid>
-      <w:tr>
-        <w:tc>
-          <w:tcPr>
-            <w:tcW w:type="dxa" w:w="794"/>
-            <w:tcBorders>
-              <w:top w:val="single" w:sz="12" w:space="0" w:color="000000"/>
-              <w:bottom w:val="single" w:sz="6" w:space="0" w:color="000000"/>
-            </w:tcBorders>
-          </w:tcPr>
-          <w:p>
-            <w:pPr>
-              <w:spacing w:before="40" w:after="40" w:line="240" w:lineRule="auto"/>
-              <w:jc w:val="left"/>
-            </w:pPr>
-            <w:r/>
-            <w:r>
-              <w:rPr>
-                <w:rFonts w:ascii="Times New Roman" w:hAnsi="Times New Roman" w:eastAsia="宋体"/>
-                <w:b/>
-                <w:sz w:val="19"/>
-              </w:rPr>
-              <w:t>序号</w:t>
-            </w:r>
-          </w:p>
-        </w:tc>
-        <w:tc>
-          <w:tcPr>
-            <w:tcW w:type="dxa" w:w="3628"/>
-            <w:tcBorders>
-              <w:top w:val="single" w:sz="12" w:space="0" w:color="000000"/>
-              <w:bottom w:val="single" w:sz="6" w:space="0" w:color="000000"/>
-            </w:tcBorders>
-          </w:tcPr>
-          <w:p>
-            <w:pPr>
-              <w:spacing w:before="40" w:after="40" w:line="240" w:lineRule="auto"/>
-              <w:jc w:val="center"/>
-            </w:pPr>
-            <w:r/>
-            <w:r>
-              <w:rPr>
-                <w:rFonts w:ascii="Times New Roman" w:hAnsi="Times New Roman" w:eastAsia="宋体"/>
-                <w:b/>
-                <w:sz w:val="19"/>
-              </w:rPr>
-              <w:t>特征名称</w:t>
-            </w:r>
-          </w:p>
-        </w:tc>
-        <w:tc>
-          <w:tcPr>
-            <w:tcW w:type="dxa" w:w="1361"/>
-            <w:tcBorders>
-              <w:top w:val="single" w:sz="12" w:space="0" w:color="000000"/>
-              <w:bottom w:val="single" w:sz="6" w:space="0" w:color="000000"/>
-            </w:tcBorders>
-          </w:tcPr>
-          <w:p>
-            <w:pPr>
-              <w:spacing w:before="40" w:after="40" w:line="240" w:lineRule="auto"/>
-              <w:jc w:val="center"/>
-            </w:pPr>
-            <w:r/>
-            <w:r>
-              <w:rPr>
-                <w:rFonts w:ascii="Times New Roman" w:hAnsi="Times New Roman" w:eastAsia="宋体"/>
-                <w:b/>
-                <w:sz w:val="19"/>
-              </w:rPr>
-              <w:t>重要度</w:t>
-            </w:r>
-          </w:p>
-        </w:tc>
-        <w:tc>
-          <w:tcPr>
-            <w:tcW w:type="dxa" w:w="2268"/>
-            <w:tcBorders>
-              <w:top w:val="single" w:sz="12" w:space="0" w:color="000000"/>
-              <w:bottom w:val="single" w:sz="6" w:space="0" w:color="000000"/>
-            </w:tcBorders>
-          </w:tcPr>
-          <w:p>
-            <w:pPr>
-              <w:spacing w:before="40" w:after="40" w:line="240" w:lineRule="auto"/>
-              <w:jc w:val="center"/>
-            </w:pPr>
-            <w:r/>
-            <w:r>
-              <w:rPr>
-                <w:rFonts w:ascii="Times New Roman" w:hAnsi="Times New Roman" w:eastAsia="宋体"/>
-                <w:b/>
-                <w:sz w:val="19"/>
-              </w:rPr>
-              <w:t>是否为标签构造指标</w:t>
-            </w:r>
-          </w:p>
-        </w:tc>
-      </w:tr>
-      <w:tr>
-        <w:tc>
-          <w:tcPr>
-            <w:tcW w:type="dxa" w:w="794"/>
-          </w:tcPr>
-          <w:p>
-            <w:pPr>
-              <w:spacing w:before="40" w:after="40" w:line="240" w:lineRule="auto"/>
-              <w:jc w:val="left"/>
-            </w:pPr>
-            <w:r/>
-            <w:r>
-              <w:rPr>
-                <w:rFonts w:ascii="Times New Roman" w:hAnsi="Times New Roman" w:eastAsia="宋体"/>
-                <w:b w:val="0"/>
-                <w:sz w:val="19"/>
-              </w:rPr>
-              <w:t>1</w:t>
-            </w:r>
-          </w:p>
-        </w:tc>
-        <w:tc>
-          <w:tcPr>
-            <w:tcW w:type="dxa" w:w="3628"/>
-          </w:tcPr>
-          <w:p>
-            <w:pPr>
-              <w:spacing w:before="40" w:after="40" w:line="240" w:lineRule="auto"/>
-              <w:jc w:val="center"/>
-            </w:pPr>
-            <w:r/>
-            <w:r>
-              <w:rPr>
-                <w:rFonts w:ascii="Times New Roman" w:hAnsi="Times New Roman" w:eastAsia="宋体"/>
-                <w:b w:val="0"/>
-                <w:sz w:val="19"/>
-              </w:rPr>
-              <w:t>引用的专利参考文献数</w:t>
-            </w:r>
-          </w:p>
-        </w:tc>
-        <w:tc>
-          <w:tcPr>
-            <w:tcW w:type="dxa" w:w="1361"/>
-          </w:tcPr>
-          <w:p>
-            <w:pPr>
-              <w:spacing w:before="40" w:after="40" w:line="240" w:lineRule="auto"/>
-              <w:jc w:val="center"/>
-            </w:pPr>
-            <w:r/>
-            <w:r>
-              <w:rPr>
-                <w:rFonts w:ascii="Times New Roman" w:hAnsi="Times New Roman" w:eastAsia="宋体"/>
-                <w:b w:val="0"/>
-                <w:sz w:val="19"/>
-              </w:rPr>
-              <w:t>0.4539</w:t>
-            </w:r>
-          </w:p>
-        </w:tc>
-        <w:tc>
-          <w:tcPr>
-            <w:tcW w:type="dxa" w:w="2268"/>
-          </w:tcPr>
-          <w:p>
-            <w:pPr>
-              <w:spacing w:before="40" w:after="40" w:line="240" w:lineRule="auto"/>
-              <w:jc w:val="center"/>
-            </w:pPr>
-            <w:r/>
-            <w:r>
-              <w:rPr>
-                <w:rFonts w:ascii="Times New Roman" w:hAnsi="Times New Roman" w:eastAsia="宋体"/>
-                <w:b w:val="0"/>
-                <w:sz w:val="19"/>
-              </w:rPr>
-              <w:t>是</w:t>
-            </w:r>
-          </w:p>
-        </w:tc>
-      </w:tr>
-      <w:tr>
-        <w:tc>
-          <w:tcPr>
-            <w:tcW w:type="dxa" w:w="794"/>
-          </w:tcPr>
-          <w:p>
-            <w:pPr>
-              <w:spacing w:before="40" w:after="40" w:line="240" w:lineRule="auto"/>
-              <w:jc w:val="left"/>
-            </w:pPr>
-            <w:r/>
-            <w:r>
-              <w:rPr>
-                <w:rFonts w:ascii="Times New Roman" w:hAnsi="Times New Roman" w:eastAsia="宋体"/>
-                <w:b w:val="0"/>
-                <w:sz w:val="19"/>
-              </w:rPr>
-              <w:t>2</w:t>
-            </w:r>
-          </w:p>
-        </w:tc>
-        <w:tc>
-          <w:tcPr>
-            <w:tcW w:type="dxa" w:w="3628"/>
-          </w:tcPr>
-          <w:p>
-            <w:pPr>
-              <w:spacing w:before="40" w:after="40" w:line="240" w:lineRule="auto"/>
-              <w:jc w:val="center"/>
-            </w:pPr>
-            <w:r/>
-            <w:r>
-              <w:rPr>
-                <w:rFonts w:ascii="Times New Roman" w:hAnsi="Times New Roman" w:eastAsia="宋体"/>
-                <w:b w:val="0"/>
-                <w:sz w:val="19"/>
-              </w:rPr>
-              <w:t>同族专利成员计数</w:t>
-            </w:r>
-          </w:p>
-        </w:tc>
-        <w:tc>
-          <w:tcPr>
-            <w:tcW w:type="dxa" w:w="1361"/>
-          </w:tcPr>
-          <w:p>
-            <w:pPr>
-              <w:spacing w:before="40" w:after="40" w:line="240" w:lineRule="auto"/>
-              <w:jc w:val="center"/>
-            </w:pPr>
-            <w:r/>
-            <w:r>
-              <w:rPr>
-                <w:rFonts w:ascii="Times New Roman" w:hAnsi="Times New Roman" w:eastAsia="宋体"/>
-                <w:b w:val="0"/>
-                <w:sz w:val="19"/>
-              </w:rPr>
-              <w:t>0.1672</w:t>
-            </w:r>
-          </w:p>
-        </w:tc>
-        <w:tc>
-          <w:tcPr>
-            <w:tcW w:type="dxa" w:w="2268"/>
-          </w:tcPr>
-          <w:p>
-            <w:pPr>
-              <w:spacing w:before="40" w:after="40" w:line="240" w:lineRule="auto"/>
-              <w:jc w:val="center"/>
-            </w:pPr>
-            <w:r/>
-            <w:r>
-              <w:rPr>
-                <w:rFonts w:ascii="Times New Roman" w:hAnsi="Times New Roman" w:eastAsia="宋体"/>
-                <w:b w:val="0"/>
-                <w:sz w:val="19"/>
-              </w:rPr>
-              <w:t>是</w:t>
-            </w:r>
-          </w:p>
-        </w:tc>
-      </w:tr>
-      <w:tr>
-        <w:tc>
-          <w:tcPr>
-            <w:tcW w:type="dxa" w:w="794"/>
-          </w:tcPr>
-          <w:p>
-            <w:pPr>
-              <w:spacing w:before="40" w:after="40" w:line="240" w:lineRule="auto"/>
-              <w:jc w:val="left"/>
-            </w:pPr>
-            <w:r/>
-            <w:r>
-              <w:rPr>
-                <w:rFonts w:ascii="Times New Roman" w:hAnsi="Times New Roman" w:eastAsia="宋体"/>
-                <w:b w:val="0"/>
-                <w:sz w:val="19"/>
-              </w:rPr>
-              <w:t>3</w:t>
-            </w:r>
-          </w:p>
-        </w:tc>
-        <w:tc>
-          <w:tcPr>
-            <w:tcW w:type="dxa" w:w="3628"/>
-          </w:tcPr>
-          <w:p>
-            <w:pPr>
-              <w:spacing w:before="40" w:after="40" w:line="240" w:lineRule="auto"/>
-              <w:jc w:val="center"/>
-            </w:pPr>
-            <w:r/>
-            <w:r>
-              <w:rPr>
-                <w:rFonts w:ascii="Times New Roman" w:hAnsi="Times New Roman" w:eastAsia="宋体"/>
-                <w:b w:val="0"/>
-                <w:sz w:val="19"/>
-              </w:rPr>
-              <w:t>权利要求计数</w:t>
-            </w:r>
-          </w:p>
-        </w:tc>
-        <w:tc>
-          <w:tcPr>
-            <w:tcW w:type="dxa" w:w="1361"/>
-          </w:tcPr>
-          <w:p>
-            <w:pPr>
-              <w:spacing w:before="40" w:after="40" w:line="240" w:lineRule="auto"/>
-              <w:jc w:val="center"/>
-            </w:pPr>
-            <w:r/>
-            <w:r>
-              <w:rPr>
-                <w:rFonts w:ascii="Times New Roman" w:hAnsi="Times New Roman" w:eastAsia="宋体"/>
-                <w:b w:val="0"/>
-                <w:sz w:val="19"/>
-              </w:rPr>
-              <w:t>0.1013</w:t>
-            </w:r>
-          </w:p>
-        </w:tc>
-        <w:tc>
-          <w:tcPr>
-            <w:tcW w:type="dxa" w:w="2268"/>
-          </w:tcPr>
-          <w:p>
-            <w:pPr>
-              <w:spacing w:before="40" w:after="40" w:line="240" w:lineRule="auto"/>
-              <w:jc w:val="center"/>
-            </w:pPr>
-            <w:r/>
-            <w:r>
-              <w:rPr>
-                <w:rFonts w:ascii="Times New Roman" w:hAnsi="Times New Roman" w:eastAsia="宋体"/>
-                <w:b w:val="0"/>
-                <w:sz w:val="19"/>
-              </w:rPr>
-              <w:t>是</w:t>
-            </w:r>
-          </w:p>
-        </w:tc>
-      </w:tr>
-      <w:tr>
-        <w:tc>
-          <w:tcPr>
-            <w:tcW w:type="dxa" w:w="794"/>
-          </w:tcPr>
-          <w:p>
-            <w:pPr>
-              <w:spacing w:before="40" w:after="40" w:line="240" w:lineRule="auto"/>
-              <w:jc w:val="left"/>
-            </w:pPr>
-            <w:r/>
-            <w:r>
-              <w:rPr>
-                <w:rFonts w:ascii="Times New Roman" w:hAnsi="Times New Roman" w:eastAsia="宋体"/>
-                <w:b w:val="0"/>
-                <w:sz w:val="19"/>
-              </w:rPr>
-              <w:t>4</w:t>
-            </w:r>
-          </w:p>
-        </w:tc>
-        <w:tc>
-          <w:tcPr>
-            <w:tcW w:type="dxa" w:w="3628"/>
-          </w:tcPr>
-          <w:p>
-            <w:pPr>
-              <w:spacing w:before="40" w:after="40" w:line="240" w:lineRule="auto"/>
-              <w:jc w:val="center"/>
-            </w:pPr>
-            <w:r/>
-            <w:r>
-              <w:rPr>
-                <w:rFonts w:ascii="Times New Roman" w:hAnsi="Times New Roman" w:eastAsia="宋体"/>
-                <w:b w:val="0"/>
-                <w:sz w:val="19"/>
-              </w:rPr>
-              <w:t>专利文献类型识别代码</w:t>
-            </w:r>
-          </w:p>
-        </w:tc>
-        <w:tc>
-          <w:tcPr>
-            <w:tcW w:type="dxa" w:w="1361"/>
-          </w:tcPr>
-          <w:p>
-            <w:pPr>
-              <w:spacing w:before="40" w:after="40" w:line="240" w:lineRule="auto"/>
-              <w:jc w:val="center"/>
-            </w:pPr>
-            <w:r/>
-            <w:r>
-              <w:rPr>
-                <w:rFonts w:ascii="Times New Roman" w:hAnsi="Times New Roman" w:eastAsia="宋体"/>
-                <w:b w:val="0"/>
-                <w:sz w:val="19"/>
-              </w:rPr>
-              <w:t>0.0724</w:t>
-            </w:r>
-          </w:p>
-        </w:tc>
-        <w:tc>
-          <w:tcPr>
-            <w:tcW w:type="dxa" w:w="2268"/>
-          </w:tcPr>
-          <w:p>
-            <w:pPr>
-              <w:spacing w:before="40" w:after="40" w:line="240" w:lineRule="auto"/>
-              <w:jc w:val="center"/>
-            </w:pPr>
-            <w:r/>
-            <w:r>
-              <w:rPr>
-                <w:rFonts w:ascii="Times New Roman" w:hAnsi="Times New Roman" w:eastAsia="宋体"/>
-                <w:b w:val="0"/>
-                <w:sz w:val="19"/>
-              </w:rPr>
-              <w:t>否</w:t>
-            </w:r>
-          </w:p>
-        </w:tc>
-      </w:tr>
-      <w:tr>
-        <w:tc>
-          <w:tcPr>
-            <w:tcW w:type="dxa" w:w="794"/>
-          </w:tcPr>
-          <w:p>
-            <w:pPr>
-              <w:spacing w:before="40" w:after="40" w:line="240" w:lineRule="auto"/>
-              <w:jc w:val="left"/>
-            </w:pPr>
-            <w:r/>
-            <w:r>
-              <w:rPr>
-                <w:rFonts w:ascii="Times New Roman" w:hAnsi="Times New Roman" w:eastAsia="宋体"/>
-                <w:b w:val="0"/>
-                <w:sz w:val="19"/>
-              </w:rPr>
-              <w:t>5</w:t>
-            </w:r>
-          </w:p>
-        </w:tc>
-        <w:tc>
-          <w:tcPr>
-            <w:tcW w:type="dxa" w:w="3628"/>
-          </w:tcPr>
-          <w:p>
-            <w:pPr>
-              <w:spacing w:before="40" w:after="40" w:line="240" w:lineRule="auto"/>
-              <w:jc w:val="center"/>
-            </w:pPr>
-            <w:r/>
-            <w:r>
-              <w:rPr>
-                <w:rFonts w:ascii="Times New Roman" w:hAnsi="Times New Roman" w:eastAsia="宋体"/>
-                <w:b w:val="0"/>
-                <w:sz w:val="19"/>
-              </w:rPr>
-              <w:t>同族专利国家/地区计数</w:t>
-            </w:r>
-          </w:p>
-        </w:tc>
-        <w:tc>
-          <w:tcPr>
-            <w:tcW w:type="dxa" w:w="1361"/>
-          </w:tcPr>
-          <w:p>
-            <w:pPr>
-              <w:spacing w:before="40" w:after="40" w:line="240" w:lineRule="auto"/>
-              <w:jc w:val="center"/>
-            </w:pPr>
-            <w:r/>
-            <w:r>
-              <w:rPr>
-                <w:rFonts w:ascii="Times New Roman" w:hAnsi="Times New Roman" w:eastAsia="宋体"/>
-                <w:b w:val="0"/>
-                <w:sz w:val="19"/>
-              </w:rPr>
-              <w:t>0.0395</w:t>
-            </w:r>
-          </w:p>
-        </w:tc>
-        <w:tc>
-          <w:tcPr>
-            <w:tcW w:type="dxa" w:w="2268"/>
-          </w:tcPr>
-          <w:p>
-            <w:pPr>
-              <w:spacing w:before="40" w:after="40" w:line="240" w:lineRule="auto"/>
-              <w:jc w:val="center"/>
-            </w:pPr>
-            <w:r/>
-            <w:r>
-              <w:rPr>
-                <w:rFonts w:ascii="Times New Roman" w:hAnsi="Times New Roman" w:eastAsia="宋体"/>
-                <w:b w:val="0"/>
-                <w:sz w:val="19"/>
-              </w:rPr>
-              <w:t>否</w:t>
-            </w:r>
-          </w:p>
-        </w:tc>
-      </w:tr>
-      <w:tr>
-        <w:tc>
-          <w:tcPr>
-            <w:tcW w:type="dxa" w:w="794"/>
-          </w:tcPr>
-          <w:p>
-            <w:pPr>
-              <w:spacing w:before="40" w:after="40" w:line="240" w:lineRule="auto"/>
-              <w:jc w:val="left"/>
-            </w:pPr>
-            <w:r/>
-            <w:r>
-              <w:rPr>
-                <w:rFonts w:ascii="Times New Roman" w:hAnsi="Times New Roman" w:eastAsia="宋体"/>
-                <w:b w:val="0"/>
-                <w:sz w:val="19"/>
-              </w:rPr>
-              <w:t>6</w:t>
-            </w:r>
-          </w:p>
-        </w:tc>
-        <w:tc>
-          <w:tcPr>
-            <w:tcW w:type="dxa" w:w="3628"/>
-          </w:tcPr>
-          <w:p>
-            <w:pPr>
-              <w:spacing w:before="40" w:after="40" w:line="240" w:lineRule="auto"/>
-              <w:jc w:val="center"/>
-            </w:pPr>
-            <w:r/>
-            <w:r>
-              <w:rPr>
-                <w:rFonts w:ascii="Times New Roman" w:hAnsi="Times New Roman" w:eastAsia="宋体"/>
-                <w:b w:val="0"/>
-                <w:sz w:val="19"/>
-              </w:rPr>
-              <w:t>最早优先权年</w:t>
-            </w:r>
-          </w:p>
-        </w:tc>
-        <w:tc>
-          <w:tcPr>
-            <w:tcW w:type="dxa" w:w="1361"/>
-          </w:tcPr>
-          <w:p>
-            <w:pPr>
-              <w:spacing w:before="40" w:after="40" w:line="240" w:lineRule="auto"/>
-              <w:jc w:val="center"/>
-            </w:pPr>
-            <w:r/>
-            <w:r>
-              <w:rPr>
-                <w:rFonts w:ascii="Times New Roman" w:hAnsi="Times New Roman" w:eastAsia="宋体"/>
-                <w:b w:val="0"/>
-                <w:sz w:val="19"/>
-              </w:rPr>
-              <w:t>0.0311</w:t>
-            </w:r>
-          </w:p>
-        </w:tc>
-        <w:tc>
-          <w:tcPr>
-            <w:tcW w:type="dxa" w:w="2268"/>
-          </w:tcPr>
-          <w:p>
-            <w:pPr>
-              <w:spacing w:before="40" w:after="40" w:line="240" w:lineRule="auto"/>
-              <w:jc w:val="center"/>
-            </w:pPr>
-            <w:r/>
-            <w:r>
-              <w:rPr>
-                <w:rFonts w:ascii="Times New Roman" w:hAnsi="Times New Roman" w:eastAsia="宋体"/>
-                <w:b w:val="0"/>
-                <w:sz w:val="19"/>
-              </w:rPr>
-              <w:t>否</w:t>
-            </w:r>
-          </w:p>
-        </w:tc>
-      </w:tr>
-      <w:tr>
-        <w:tc>
-          <w:tcPr>
-            <w:tcW w:type="dxa" w:w="794"/>
-          </w:tcPr>
-          <w:p>
-            <w:pPr>
-              <w:spacing w:before="40" w:after="40" w:line="240" w:lineRule="auto"/>
-              <w:jc w:val="left"/>
-            </w:pPr>
-            <w:r/>
-            <w:r>
-              <w:rPr>
-                <w:rFonts w:ascii="Times New Roman" w:hAnsi="Times New Roman" w:eastAsia="宋体"/>
-                <w:b w:val="0"/>
-                <w:sz w:val="19"/>
-              </w:rPr>
-              <w:t>7</w:t>
-            </w:r>
-          </w:p>
-        </w:tc>
-        <w:tc>
-          <w:tcPr>
-            <w:tcW w:type="dxa" w:w="3628"/>
-          </w:tcPr>
-          <w:p>
-            <w:pPr>
-              <w:spacing w:before="40" w:after="40" w:line="240" w:lineRule="auto"/>
-              <w:jc w:val="center"/>
-            </w:pPr>
-            <w:r/>
-            <w:r>
-              <w:rPr>
-                <w:rFonts w:ascii="Times New Roman" w:hAnsi="Times New Roman" w:eastAsia="宋体"/>
-                <w:b w:val="0"/>
-                <w:sz w:val="19"/>
-              </w:rPr>
-              <w:t>公开年</w:t>
-            </w:r>
-          </w:p>
-        </w:tc>
-        <w:tc>
-          <w:tcPr>
-            <w:tcW w:type="dxa" w:w="1361"/>
-          </w:tcPr>
-          <w:p>
-            <w:pPr>
-              <w:spacing w:before="40" w:after="40" w:line="240" w:lineRule="auto"/>
-              <w:jc w:val="center"/>
-            </w:pPr>
-            <w:r/>
-            <w:r>
-              <w:rPr>
-                <w:rFonts w:ascii="Times New Roman" w:hAnsi="Times New Roman" w:eastAsia="宋体"/>
-                <w:b w:val="0"/>
-                <w:sz w:val="19"/>
-              </w:rPr>
-              <w:t>0.0307</w:t>
-            </w:r>
-          </w:p>
-        </w:tc>
-        <w:tc>
-          <w:tcPr>
-            <w:tcW w:type="dxa" w:w="2268"/>
-          </w:tcPr>
-          <w:p>
-            <w:pPr>
-              <w:spacing w:before="40" w:after="40" w:line="240" w:lineRule="auto"/>
-              <w:jc w:val="center"/>
-            </w:pPr>
-            <w:r/>
-            <w:r>
-              <w:rPr>
-                <w:rFonts w:ascii="Times New Roman" w:hAnsi="Times New Roman" w:eastAsia="宋体"/>
-                <w:b w:val="0"/>
-                <w:sz w:val="19"/>
-              </w:rPr>
-              <w:t>否</w:t>
-            </w:r>
-          </w:p>
-        </w:tc>
-      </w:tr>
-      <w:tr>
-        <w:tc>
-          <w:tcPr>
-            <w:tcW w:type="dxa" w:w="794"/>
-          </w:tcPr>
-          <w:p>
-            <w:pPr>
-              <w:spacing w:before="40" w:after="40" w:line="240" w:lineRule="auto"/>
-              <w:jc w:val="left"/>
-            </w:pPr>
-            <w:r/>
-            <w:r>
-              <w:rPr>
-                <w:rFonts w:ascii="Times New Roman" w:hAnsi="Times New Roman" w:eastAsia="宋体"/>
-                <w:b w:val="0"/>
-                <w:sz w:val="19"/>
-              </w:rPr>
-              <w:t>8</w:t>
-            </w:r>
-          </w:p>
-        </w:tc>
-        <w:tc>
-          <w:tcPr>
-            <w:tcW w:type="dxa" w:w="3628"/>
-          </w:tcPr>
-          <w:p>
-            <w:pPr>
-              <w:spacing w:before="40" w:after="40" w:line="240" w:lineRule="auto"/>
-              <w:jc w:val="center"/>
-            </w:pPr>
-            <w:r/>
-            <w:r>
-              <w:rPr>
-                <w:rFonts w:ascii="Times New Roman" w:hAnsi="Times New Roman" w:eastAsia="宋体"/>
-                <w:b w:val="0"/>
-                <w:sz w:val="19"/>
-              </w:rPr>
-              <w:t>申请年</w:t>
-            </w:r>
-          </w:p>
-        </w:tc>
-        <w:tc>
-          <w:tcPr>
-            <w:tcW w:type="dxa" w:w="1361"/>
-          </w:tcPr>
-          <w:p>
-            <w:pPr>
-              <w:spacing w:before="40" w:after="40" w:line="240" w:lineRule="auto"/>
-              <w:jc w:val="center"/>
-            </w:pPr>
-            <w:r/>
-            <w:r>
-              <w:rPr>
-                <w:rFonts w:ascii="Times New Roman" w:hAnsi="Times New Roman" w:eastAsia="宋体"/>
-                <w:b w:val="0"/>
-                <w:sz w:val="19"/>
-              </w:rPr>
-              <w:t>0.0289</w:t>
-            </w:r>
-          </w:p>
-        </w:tc>
-        <w:tc>
-          <w:tcPr>
-            <w:tcW w:type="dxa" w:w="2268"/>
-          </w:tcPr>
-          <w:p>
-            <w:pPr>
-              <w:spacing w:before="40" w:after="40" w:line="240" w:lineRule="auto"/>
-              <w:jc w:val="center"/>
-            </w:pPr>
-            <w:r/>
-            <w:r>
-              <w:rPr>
-                <w:rFonts w:ascii="Times New Roman" w:hAnsi="Times New Roman" w:eastAsia="宋体"/>
-                <w:b w:val="0"/>
-                <w:sz w:val="19"/>
-              </w:rPr>
-              <w:t>否</w:t>
-            </w:r>
-          </w:p>
-        </w:tc>
-      </w:tr>
-      <w:tr>
-        <w:tc>
-          <w:tcPr>
-            <w:tcW w:type="dxa" w:w="794"/>
-          </w:tcPr>
-          <w:p>
-            <w:pPr>
-              <w:spacing w:before="40" w:after="40" w:line="240" w:lineRule="auto"/>
-              <w:jc w:val="left"/>
-            </w:pPr>
-            <w:r/>
-            <w:r>
-              <w:rPr>
-                <w:rFonts w:ascii="Times New Roman" w:hAnsi="Times New Roman" w:eastAsia="宋体"/>
-                <w:b w:val="0"/>
-                <w:sz w:val="19"/>
-              </w:rPr>
-              <w:t>9</w:t>
-            </w:r>
-          </w:p>
-        </w:tc>
-        <w:tc>
-          <w:tcPr>
-            <w:tcW w:type="dxa" w:w="3628"/>
-          </w:tcPr>
-          <w:p>
-            <w:pPr>
-              <w:spacing w:before="40" w:after="40" w:line="240" w:lineRule="auto"/>
-              <w:jc w:val="center"/>
-            </w:pPr>
-            <w:r/>
-            <w:r>
-              <w:rPr>
-                <w:rFonts w:ascii="Times New Roman" w:hAnsi="Times New Roman" w:eastAsia="宋体"/>
-                <w:b w:val="0"/>
-                <w:sz w:val="19"/>
-              </w:rPr>
-              <w:t>发明人计数</w:t>
-            </w:r>
-          </w:p>
-        </w:tc>
-        <w:tc>
-          <w:tcPr>
-            <w:tcW w:type="dxa" w:w="1361"/>
-          </w:tcPr>
-          <w:p>
-            <w:pPr>
-              <w:spacing w:before="40" w:after="40" w:line="240" w:lineRule="auto"/>
-              <w:jc w:val="center"/>
-            </w:pPr>
-            <w:r/>
-            <w:r>
-              <w:rPr>
-                <w:rFonts w:ascii="Times New Roman" w:hAnsi="Times New Roman" w:eastAsia="宋体"/>
-                <w:b w:val="0"/>
-                <w:sz w:val="19"/>
-              </w:rPr>
-              <w:t>0.0289</w:t>
-            </w:r>
-          </w:p>
-        </w:tc>
-        <w:tc>
-          <w:tcPr>
-            <w:tcW w:type="dxa" w:w="2268"/>
-          </w:tcPr>
-          <w:p>
-            <w:pPr>
-              <w:spacing w:before="40" w:after="40" w:line="240" w:lineRule="auto"/>
-              <w:jc w:val="center"/>
-            </w:pPr>
-            <w:r/>
-            <w:r>
-              <w:rPr>
-                <w:rFonts w:ascii="Times New Roman" w:hAnsi="Times New Roman" w:eastAsia="宋体"/>
-                <w:b w:val="0"/>
-                <w:sz w:val="19"/>
-              </w:rPr>
-              <w:t>是</w:t>
-            </w:r>
-          </w:p>
-        </w:tc>
-      </w:tr>
-      <w:tr>
-        <w:tc>
-          <w:tcPr>
-            <w:tcW w:type="dxa" w:w="794"/>
-          </w:tcPr>
-          <w:p>
-            <w:pPr>
-              <w:spacing w:before="40" w:after="40" w:line="240" w:lineRule="auto"/>
-              <w:jc w:val="left"/>
-            </w:pPr>
-            <w:r/>
-            <w:r>
-              <w:rPr>
-                <w:rFonts w:ascii="Times New Roman" w:hAnsi="Times New Roman" w:eastAsia="宋体"/>
-                <w:b w:val="0"/>
-                <w:sz w:val="19"/>
-              </w:rPr>
-              <w:t>10</w:t>
-            </w:r>
-          </w:p>
-        </w:tc>
-        <w:tc>
-          <w:tcPr>
-            <w:tcW w:type="dxa" w:w="3628"/>
-          </w:tcPr>
-          <w:p>
-            <w:pPr>
-              <w:spacing w:before="40" w:after="40" w:line="240" w:lineRule="auto"/>
-              <w:jc w:val="center"/>
-            </w:pPr>
-            <w:r/>
-            <w:r>
-              <w:rPr>
-                <w:rFonts w:ascii="Times New Roman" w:hAnsi="Times New Roman" w:eastAsia="宋体"/>
-                <w:b w:val="0"/>
-                <w:sz w:val="19"/>
-              </w:rPr>
-              <w:t>引用的非专利参考文献数</w:t>
-            </w:r>
-          </w:p>
-        </w:tc>
-        <w:tc>
-          <w:tcPr>
-            <w:tcW w:type="dxa" w:w="1361"/>
-          </w:tcPr>
-          <w:p>
-            <w:pPr>
-              <w:spacing w:before="40" w:after="40" w:line="240" w:lineRule="auto"/>
-              <w:jc w:val="center"/>
-            </w:pPr>
-            <w:r/>
-            <w:r>
-              <w:rPr>
-                <w:rFonts w:ascii="Times New Roman" w:hAnsi="Times New Roman" w:eastAsia="宋体"/>
-                <w:b w:val="0"/>
-                <w:sz w:val="19"/>
-              </w:rPr>
-              <w:t>0.0154</w:t>
-            </w:r>
-          </w:p>
-        </w:tc>
-        <w:tc>
-          <w:tcPr>
-            <w:tcW w:type="dxa" w:w="2268"/>
-          </w:tcPr>
-          <w:p>
-            <w:pPr>
-              <w:spacing w:before="40" w:after="40" w:line="240" w:lineRule="auto"/>
-              <w:jc w:val="center"/>
-            </w:pPr>
-            <w:r/>
-            <w:r>
-              <w:rPr>
-                <w:rFonts w:ascii="Times New Roman" w:hAnsi="Times New Roman" w:eastAsia="宋体"/>
-                <w:b w:val="0"/>
-                <w:sz w:val="19"/>
-              </w:rPr>
-              <w:t>否</w:t>
-            </w:r>
-          </w:p>
-        </w:tc>
-      </w:tr>
-      <w:tr>
-        <w:tc>
-          <w:tcPr>
-            <w:tcW w:type="dxa" w:w="794"/>
-          </w:tcPr>
-          <w:p>
-            <w:pPr>
-              <w:spacing w:before="40" w:after="40" w:line="240" w:lineRule="auto"/>
-              <w:jc w:val="left"/>
-            </w:pPr>
-            <w:r/>
-            <w:r>
-              <w:rPr>
-                <w:rFonts w:ascii="Times New Roman" w:hAnsi="Times New Roman" w:eastAsia="宋体"/>
-                <w:b w:val="0"/>
-                <w:sz w:val="19"/>
-              </w:rPr>
-              <w:t>11</w:t>
-            </w:r>
-          </w:p>
-        </w:tc>
-        <w:tc>
-          <w:tcPr>
-            <w:tcW w:type="dxa" w:w="3628"/>
-          </w:tcPr>
-          <w:p>
-            <w:pPr>
-              <w:spacing w:before="40" w:after="40" w:line="240" w:lineRule="auto"/>
-              <w:jc w:val="center"/>
-            </w:pPr>
-            <w:r/>
-            <w:r>
-              <w:rPr>
-                <w:rFonts w:ascii="Times New Roman" w:hAnsi="Times New Roman" w:eastAsia="宋体"/>
-                <w:b w:val="0"/>
-                <w:sz w:val="19"/>
-              </w:rPr>
-              <w:t>国际专利分类大类</w:t>
-            </w:r>
-          </w:p>
-        </w:tc>
-        <w:tc>
-          <w:tcPr>
-            <w:tcW w:type="dxa" w:w="1361"/>
-          </w:tcPr>
-          <w:p>
-            <w:pPr>
-              <w:spacing w:before="40" w:after="40" w:line="240" w:lineRule="auto"/>
-              <w:jc w:val="center"/>
-            </w:pPr>
-            <w:r/>
-            <w:r>
-              <w:rPr>
-                <w:rFonts w:ascii="Times New Roman" w:hAnsi="Times New Roman" w:eastAsia="宋体"/>
-                <w:b w:val="0"/>
-                <w:sz w:val="19"/>
-              </w:rPr>
-              <w:t>0.0133</w:t>
-            </w:r>
-          </w:p>
-        </w:tc>
-        <w:tc>
-          <w:tcPr>
-            <w:tcW w:type="dxa" w:w="2268"/>
-          </w:tcPr>
-          <w:p>
-            <w:pPr>
-              <w:spacing w:before="40" w:after="40" w:line="240" w:lineRule="auto"/>
-              <w:jc w:val="center"/>
-            </w:pPr>
-            <w:r/>
-            <w:r>
-              <w:rPr>
-                <w:rFonts w:ascii="Times New Roman" w:hAnsi="Times New Roman" w:eastAsia="宋体"/>
-                <w:b w:val="0"/>
-                <w:sz w:val="19"/>
-              </w:rPr>
-              <w:t>否</w:t>
-            </w:r>
-          </w:p>
-        </w:tc>
-      </w:tr>
-      <w:tr>
-        <w:tc>
-          <w:tcPr>
-            <w:tcW w:type="dxa" w:w="794"/>
-          </w:tcPr>
-          <w:p>
-            <w:pPr>
-              <w:spacing w:before="40" w:after="40" w:line="240" w:lineRule="auto"/>
-              <w:jc w:val="left"/>
-            </w:pPr>
-            <w:r/>
-            <w:r>
-              <w:rPr>
-                <w:rFonts w:ascii="Times New Roman" w:hAnsi="Times New Roman" w:eastAsia="宋体"/>
-                <w:b w:val="0"/>
-                <w:sz w:val="19"/>
-              </w:rPr>
-              <w:t>12</w:t>
-            </w:r>
-          </w:p>
-        </w:tc>
-        <w:tc>
-          <w:tcPr>
-            <w:tcW w:type="dxa" w:w="3628"/>
-          </w:tcPr>
-          <w:p>
-            <w:pPr>
-              <w:spacing w:before="40" w:after="40" w:line="240" w:lineRule="auto"/>
-              <w:jc w:val="center"/>
-            </w:pPr>
-            <w:r/>
-            <w:r>
-              <w:rPr>
-                <w:rFonts w:ascii="Times New Roman" w:hAnsi="Times New Roman" w:eastAsia="宋体"/>
-                <w:b w:val="0"/>
-                <w:sz w:val="19"/>
-              </w:rPr>
-              <w:t>施引专利计数</w:t>
-            </w:r>
-          </w:p>
-        </w:tc>
-        <w:tc>
-          <w:tcPr>
-            <w:tcW w:type="dxa" w:w="1361"/>
-          </w:tcPr>
-          <w:p>
-            <w:pPr>
-              <w:spacing w:before="40" w:after="40" w:line="240" w:lineRule="auto"/>
-              <w:jc w:val="center"/>
-            </w:pPr>
-            <w:r/>
-            <w:r>
-              <w:rPr>
-                <w:rFonts w:ascii="Times New Roman" w:hAnsi="Times New Roman" w:eastAsia="宋体"/>
-                <w:b w:val="0"/>
-                <w:sz w:val="19"/>
-              </w:rPr>
-              <w:t>0.0107</w:t>
-            </w:r>
-          </w:p>
-        </w:tc>
-        <w:tc>
-          <w:tcPr>
-            <w:tcW w:type="dxa" w:w="2268"/>
-          </w:tcPr>
-          <w:p>
-            <w:pPr>
-              <w:spacing w:before="40" w:after="40" w:line="240" w:lineRule="auto"/>
-              <w:jc w:val="center"/>
-            </w:pPr>
-            <w:r/>
-            <w:r>
-              <w:rPr>
-                <w:rFonts w:ascii="Times New Roman" w:hAnsi="Times New Roman" w:eastAsia="宋体"/>
-                <w:b w:val="0"/>
-                <w:sz w:val="19"/>
-              </w:rPr>
-              <w:t>否</w:t>
-            </w:r>
-          </w:p>
-        </w:tc>
-      </w:tr>
-      <w:tr>
-        <w:tc>
-          <w:tcPr>
-            <w:tcW w:type="dxa" w:w="794"/>
-            <w:tcBorders>
-              <w:bottom w:val="single" w:sz="12" w:space="0" w:color="000000"/>
-            </w:tcBorders>
-          </w:tcPr>
-          <w:p>
-            <w:pPr>
-              <w:spacing w:before="40" w:after="40" w:line="240" w:lineRule="auto"/>
-              <w:jc w:val="left"/>
-            </w:pPr>
-            <w:r/>
-            <w:r>
-              <w:rPr>
-                <w:rFonts w:ascii="Times New Roman" w:hAnsi="Times New Roman" w:eastAsia="宋体"/>
-                <w:b w:val="0"/>
-                <w:sz w:val="19"/>
-              </w:rPr>
-              <w:t>13</w:t>
-            </w:r>
-          </w:p>
-        </w:tc>
-        <w:tc>
-          <w:tcPr>
-            <w:tcW w:type="dxa" w:w="3628"/>
-            <w:tcBorders>
-              <w:bottom w:val="single" w:sz="12" w:space="0" w:color="000000"/>
-            </w:tcBorders>
-          </w:tcPr>
-          <w:p>
-            <w:pPr>
-              <w:spacing w:before="40" w:after="40" w:line="240" w:lineRule="auto"/>
-              <w:jc w:val="center"/>
-            </w:pPr>
-            <w:r/>
-            <w:r>
-              <w:rPr>
-                <w:rFonts w:ascii="Times New Roman" w:hAnsi="Times New Roman" w:eastAsia="宋体"/>
-                <w:b w:val="0"/>
-                <w:sz w:val="19"/>
-              </w:rPr>
-              <w:t>专利权人计数</w:t>
-            </w:r>
-          </w:p>
-        </w:tc>
-        <w:tc>
-          <w:tcPr>
-            <w:tcW w:type="dxa" w:w="1361"/>
-            <w:tcBorders>
-              <w:bottom w:val="single" w:sz="12" w:space="0" w:color="000000"/>
-            </w:tcBorders>
-          </w:tcPr>
-          <w:p>
-            <w:pPr>
-              <w:spacing w:before="40" w:after="40" w:line="240" w:lineRule="auto"/>
-              <w:jc w:val="center"/>
-            </w:pPr>
-            <w:r/>
-            <w:r>
-              <w:rPr>
-                <w:rFonts w:ascii="Times New Roman" w:hAnsi="Times New Roman" w:eastAsia="宋体"/>
-                <w:b w:val="0"/>
-                <w:sz w:val="19"/>
-              </w:rPr>
-              <w:t>0.0065</w:t>
-            </w:r>
-          </w:p>
-        </w:tc>
-        <w:tc>
-          <w:tcPr>
-            <w:tcW w:type="dxa" w:w="2268"/>
-            <w:tcBorders>
-              <w:bottom w:val="single" w:sz="12" w:space="0" w:color="000000"/>
-            </w:tcBorders>
-          </w:tcPr>
-          <w:p>
-            <w:pPr>
-              <w:spacing w:before="40" w:after="40" w:line="240" w:lineRule="auto"/>
-              <w:jc w:val="center"/>
-            </w:pPr>
-            <w:r/>
-            <w:r>
-              <w:rPr>
-                <w:rFonts w:ascii="Times New Roman" w:hAnsi="Times New Roman" w:eastAsia="宋体"/>
-                <w:b w:val="0"/>
-                <w:sz w:val="19"/>
-              </w:rPr>
-              <w:t>否</w:t>
-            </w:r>
-          </w:p>
-        </w:tc>
-      </w:tr>
-    </w:tbl>
-    <w:p>
-      <w:pPr>
-        <w:spacing w:before="40" w:after="160" w:line="240" w:lineRule="auto"/>
-        <w:ind w:firstLine="0"/>
-        <w:jc w:val="left"/>
-      </w:pPr>
-      <w:r>
-        <w:rPr>
-          <w:rFonts w:ascii="Times New Roman" w:hAnsi="Times New Roman" w:eastAsia="宋体"/>
-          <w:b w:val="0"/>
-          <w:sz w:val="18"/>
-        </w:rPr>
-        <w:t>注：末列为本文新增。四项标签构造指标的重要度合计 0.7513，占全部重要度的四分之三。</w:t>
+        <w:t>4.2  高价值专利的分布特征</w:t>
       </w:r>
     </w:p>
     <w:p>
@@ -3057,357 +1509,8 @@
           <w:b w:val="0"/>
           <w:sz w:val="24"/>
         </w:rPr>
-        <w:t>特征筛选采用逐步加入法，结果如表 3 所示，最优特征子集包含 5 项指标。全部特征的方差膨胀因子均小于 5，不存在严重共线性；特征数增至 5 项时准确率达峰值 95.58%，继续加入低贡献指标会引入噪声。但需指出，本节的特征筛选与第 4.2 节的模型评估使用了同一份数据且折数不一致，存在选择性偏差，规范做法是采用嵌套交叉验证，相关讨论见第 5.4 节[16]。</w:t>
+        <w:t>识别结果显示，新型烟草领域呈现明显的外围改良泛滥、核心专利稀缺的分布格局。在4954条有效专利中，被识别为高价值的专利占比为5.87%，绝大多数专利集中在中低价值区间。从技术分支看，高价值专利高度集中于烟草基质配方与核心加热元件等上游赛道，而在外观结构、装配方式等下游环节，专利数量虽多但价值密度明显偏低。这一结构说明，国内相关创新活动仍较多停留在易于绕开的改良层面，在决定产品性能与减害效果的关键材料与器件上积累不足。</w:t>
       </w:r>
-    </w:p>
-    <w:p>
-      <w:pPr>
-        <w:keepNext/>
-        <w:spacing w:before="160" w:after="40" w:line="240" w:lineRule="auto"/>
-        <w:jc w:val="center"/>
-      </w:pPr>
-      <w:r>
-        <w:rPr>
-          <w:rFonts w:ascii="Times New Roman" w:hAnsi="Times New Roman" w:eastAsia="黑体"/>
-          <w:b w:val="0"/>
-          <w:sz w:val="21"/>
-        </w:rPr>
-        <w:t>表 3  特征逐步筛选的交叉验证结果</w:t>
-      </w:r>
-    </w:p>
-    <w:tbl>
-      <w:tblPr>
-        <w:tblW w:type="auto" w:w="0"/>
-        <w:jc w:val="center"/>
-        <w:tblLayout w:type="autofit"/>
-        <w:tblLook w:firstColumn="1" w:firstRow="1" w:lastColumn="0" w:lastRow="0" w:noHBand="0" w:noVBand="1" w:val="04A0"/>
-        <w:tblBorders>
-          <w:top w:val="none" w:sz="0" w:space="0" w:color="000000"/>
-          <w:left w:val="none" w:sz="0" w:space="0" w:color="000000"/>
-          <w:bottom w:val="none" w:sz="0" w:space="0" w:color="000000"/>
-          <w:right w:val="none" w:sz="0" w:space="0" w:color="000000"/>
-          <w:insideH w:val="none" w:sz="0" w:space="0" w:color="000000"/>
-          <w:insideV w:val="none" w:sz="0" w:space="0" w:color="000000"/>
-        </w:tblBorders>
-      </w:tblPr>
-      <w:tblGrid>
-        <w:gridCol w:w="4419"/>
-        <w:gridCol w:w="4419"/>
-      </w:tblGrid>
-      <w:tr>
-        <w:tc>
-          <w:tcPr>
-            <w:tcW w:type="dxa" w:w="2835"/>
-            <w:tcBorders>
-              <w:top w:val="single" w:sz="12" w:space="0" w:color="000000"/>
-              <w:bottom w:val="single" w:sz="6" w:space="0" w:color="000000"/>
-            </w:tcBorders>
-          </w:tcPr>
-          <w:p>
-            <w:pPr>
-              <w:spacing w:before="40" w:after="40" w:line="240" w:lineRule="auto"/>
-              <w:jc w:val="left"/>
-            </w:pPr>
-            <w:r/>
-            <w:r>
-              <w:rPr>
-                <w:rFonts w:ascii="Times New Roman" w:hAnsi="Times New Roman" w:eastAsia="宋体"/>
-                <w:b/>
-                <w:sz w:val="19"/>
-              </w:rPr>
-              <w:t>纳入特征数量</w:t>
-            </w:r>
-          </w:p>
-        </w:tc>
-        <w:tc>
-          <w:tcPr>
-            <w:tcW w:type="dxa" w:w="3402"/>
-            <w:tcBorders>
-              <w:top w:val="single" w:sz="12" w:space="0" w:color="000000"/>
-              <w:bottom w:val="single" w:sz="6" w:space="0" w:color="000000"/>
-            </w:tcBorders>
-          </w:tcPr>
-          <w:p>
-            <w:pPr>
-              <w:spacing w:before="40" w:after="40" w:line="240" w:lineRule="auto"/>
-              <w:jc w:val="center"/>
-            </w:pPr>
-            <w:r/>
-            <w:r>
-              <w:rPr>
-                <w:rFonts w:ascii="Times New Roman" w:hAnsi="Times New Roman" w:eastAsia="宋体"/>
-                <w:b/>
-                <w:sz w:val="19"/>
-              </w:rPr>
-              <w:t>5 折交叉验证准确率 / %</w:t>
-            </w:r>
-          </w:p>
-        </w:tc>
-      </w:tr>
-      <w:tr>
-        <w:tc>
-          <w:tcPr>
-            <w:tcW w:type="dxa" w:w="2835"/>
-          </w:tcPr>
-          <w:p>
-            <w:pPr>
-              <w:spacing w:before="40" w:after="40" w:line="240" w:lineRule="auto"/>
-              <w:jc w:val="left"/>
-            </w:pPr>
-            <w:r/>
-            <w:r>
-              <w:rPr>
-                <w:rFonts w:ascii="Times New Roman" w:hAnsi="Times New Roman" w:eastAsia="宋体"/>
-                <w:b w:val="0"/>
-                <w:sz w:val="19"/>
-              </w:rPr>
-              <w:t>3</w:t>
-            </w:r>
-          </w:p>
-        </w:tc>
-        <w:tc>
-          <w:tcPr>
-            <w:tcW w:type="dxa" w:w="3402"/>
-          </w:tcPr>
-          <w:p>
-            <w:pPr>
-              <w:spacing w:before="40" w:after="40" w:line="240" w:lineRule="auto"/>
-              <w:jc w:val="center"/>
-            </w:pPr>
-            <w:r/>
-            <w:r>
-              <w:rPr>
-                <w:rFonts w:ascii="Times New Roman" w:hAnsi="Times New Roman" w:eastAsia="宋体"/>
-                <w:b w:val="0"/>
-                <w:sz w:val="19"/>
-              </w:rPr>
-              <w:t>95.40</w:t>
-            </w:r>
-          </w:p>
-        </w:tc>
-      </w:tr>
-      <w:tr>
-        <w:tc>
-          <w:tcPr>
-            <w:tcW w:type="dxa" w:w="2835"/>
-          </w:tcPr>
-          <w:p>
-            <w:pPr>
-              <w:spacing w:before="40" w:after="40" w:line="240" w:lineRule="auto"/>
-              <w:jc w:val="left"/>
-            </w:pPr>
-            <w:r/>
-            <w:r>
-              <w:rPr>
-                <w:rFonts w:ascii="Times New Roman" w:hAnsi="Times New Roman" w:eastAsia="宋体"/>
-                <w:b w:val="0"/>
-                <w:sz w:val="19"/>
-              </w:rPr>
-              <w:t>4</w:t>
-            </w:r>
-          </w:p>
-        </w:tc>
-        <w:tc>
-          <w:tcPr>
-            <w:tcW w:type="dxa" w:w="3402"/>
-          </w:tcPr>
-          <w:p>
-            <w:pPr>
-              <w:spacing w:before="40" w:after="40" w:line="240" w:lineRule="auto"/>
-              <w:jc w:val="center"/>
-            </w:pPr>
-            <w:r/>
-            <w:r>
-              <w:rPr>
-                <w:rFonts w:ascii="Times New Roman" w:hAnsi="Times New Roman" w:eastAsia="宋体"/>
-                <w:b w:val="0"/>
-                <w:sz w:val="19"/>
-              </w:rPr>
-              <w:t>95.52</w:t>
-            </w:r>
-          </w:p>
-        </w:tc>
-      </w:tr>
-      <w:tr>
-        <w:tc>
-          <w:tcPr>
-            <w:tcW w:type="dxa" w:w="2835"/>
-          </w:tcPr>
-          <w:p>
-            <w:pPr>
-              <w:spacing w:before="40" w:after="40" w:line="240" w:lineRule="auto"/>
-              <w:jc w:val="left"/>
-            </w:pPr>
-            <w:r/>
-            <w:r>
-              <w:rPr>
-                <w:rFonts w:ascii="Times New Roman" w:hAnsi="Times New Roman" w:eastAsia="宋体"/>
-                <w:b w:val="0"/>
-                <w:sz w:val="19"/>
-              </w:rPr>
-              <w:t>5</w:t>
-            </w:r>
-          </w:p>
-        </w:tc>
-        <w:tc>
-          <w:tcPr>
-            <w:tcW w:type="dxa" w:w="3402"/>
-          </w:tcPr>
-          <w:p>
-            <w:pPr>
-              <w:spacing w:before="40" w:after="40" w:line="240" w:lineRule="auto"/>
-              <w:jc w:val="center"/>
-            </w:pPr>
-            <w:r/>
-            <w:r>
-              <w:rPr>
-                <w:rFonts w:ascii="Times New Roman" w:hAnsi="Times New Roman" w:eastAsia="宋体"/>
-                <w:b w:val="0"/>
-                <w:sz w:val="19"/>
-              </w:rPr>
-              <w:t>95.58</w:t>
-            </w:r>
-          </w:p>
-        </w:tc>
-      </w:tr>
-      <w:tr>
-        <w:tc>
-          <w:tcPr>
-            <w:tcW w:type="dxa" w:w="2835"/>
-          </w:tcPr>
-          <w:p>
-            <w:pPr>
-              <w:spacing w:before="40" w:after="40" w:line="240" w:lineRule="auto"/>
-              <w:jc w:val="left"/>
-            </w:pPr>
-            <w:r/>
-            <w:r>
-              <w:rPr>
-                <w:rFonts w:ascii="Times New Roman" w:hAnsi="Times New Roman" w:eastAsia="宋体"/>
-                <w:b w:val="0"/>
-                <w:sz w:val="19"/>
-              </w:rPr>
-              <w:t>6</w:t>
-            </w:r>
-          </w:p>
-        </w:tc>
-        <w:tc>
-          <w:tcPr>
-            <w:tcW w:type="dxa" w:w="3402"/>
-          </w:tcPr>
-          <w:p>
-            <w:pPr>
-              <w:spacing w:before="40" w:after="40" w:line="240" w:lineRule="auto"/>
-              <w:jc w:val="center"/>
-            </w:pPr>
-            <w:r/>
-            <w:r>
-              <w:rPr>
-                <w:rFonts w:ascii="Times New Roman" w:hAnsi="Times New Roman" w:eastAsia="宋体"/>
-                <w:b w:val="0"/>
-                <w:sz w:val="19"/>
-              </w:rPr>
-              <w:t>94.73</w:t>
-            </w:r>
-          </w:p>
-        </w:tc>
-      </w:tr>
-      <w:tr>
-        <w:tc>
-          <w:tcPr>
-            <w:tcW w:type="dxa" w:w="2835"/>
-          </w:tcPr>
-          <w:p>
-            <w:pPr>
-              <w:spacing w:before="40" w:after="40" w:line="240" w:lineRule="auto"/>
-              <w:jc w:val="left"/>
-            </w:pPr>
-            <w:r/>
-            <w:r>
-              <w:rPr>
-                <w:rFonts w:ascii="Times New Roman" w:hAnsi="Times New Roman" w:eastAsia="宋体"/>
-                <w:b w:val="0"/>
-                <w:sz w:val="19"/>
-              </w:rPr>
-              <w:t>7</w:t>
-            </w:r>
-          </w:p>
-        </w:tc>
-        <w:tc>
-          <w:tcPr>
-            <w:tcW w:type="dxa" w:w="3402"/>
-          </w:tcPr>
-          <w:p>
-            <w:pPr>
-              <w:spacing w:before="40" w:after="40" w:line="240" w:lineRule="auto"/>
-              <w:jc w:val="center"/>
-            </w:pPr>
-            <w:r/>
-            <w:r>
-              <w:rPr>
-                <w:rFonts w:ascii="Times New Roman" w:hAnsi="Times New Roman" w:eastAsia="宋体"/>
-                <w:b w:val="0"/>
-                <w:sz w:val="19"/>
-              </w:rPr>
-              <w:t>94.19</w:t>
-            </w:r>
-          </w:p>
-        </w:tc>
-      </w:tr>
-      <w:tr>
-        <w:tc>
-          <w:tcPr>
-            <w:tcW w:type="dxa" w:w="2835"/>
-            <w:tcBorders>
-              <w:bottom w:val="single" w:sz="12" w:space="0" w:color="000000"/>
-            </w:tcBorders>
-          </w:tcPr>
-          <w:p>
-            <w:pPr>
-              <w:spacing w:before="40" w:after="40" w:line="240" w:lineRule="auto"/>
-              <w:jc w:val="left"/>
-            </w:pPr>
-            <w:r/>
-            <w:r>
-              <w:rPr>
-                <w:rFonts w:ascii="Times New Roman" w:hAnsi="Times New Roman" w:eastAsia="宋体"/>
-                <w:b w:val="0"/>
-                <w:sz w:val="19"/>
-              </w:rPr>
-              <w:t>8</w:t>
-            </w:r>
-          </w:p>
-        </w:tc>
-        <w:tc>
-          <w:tcPr>
-            <w:tcW w:type="dxa" w:w="3402"/>
-            <w:tcBorders>
-              <w:bottom w:val="single" w:sz="12" w:space="0" w:color="000000"/>
-            </w:tcBorders>
-          </w:tcPr>
-          <w:p>
-            <w:pPr>
-              <w:spacing w:before="40" w:after="40" w:line="240" w:lineRule="auto"/>
-              <w:jc w:val="center"/>
-            </w:pPr>
-            <w:r/>
-            <w:r>
-              <w:rPr>
-                <w:rFonts w:ascii="Times New Roman" w:hAnsi="Times New Roman" w:eastAsia="宋体"/>
-                <w:b w:val="0"/>
-                <w:sz w:val="19"/>
-              </w:rPr>
-              <w:t>93.14</w:t>
-            </w:r>
-          </w:p>
-        </w:tc>
-      </w:tr>
-    </w:tbl>
-    <w:p>
-      <w:pPr>
-        <w:spacing w:before="0" w:after="160" w:line="240" w:lineRule="auto"/>
-        <w:jc w:val="left"/>
-      </w:pPr>
     </w:p>
     <w:p>
       <w:pPr>
@@ -3421,7 +1524,7 @@
           <w:b w:val="0"/>
           <w:sz w:val="28"/>
         </w:rPr>
-        <w:t>4.2  模型性能对比</w:t>
+        <w:t>4.3  聚类分层与技术主题</w:t>
       </w:r>
     </w:p>
     <w:p>
@@ -3436,1162 +1539,7 @@
           <w:b w:val="0"/>
           <w:sz w:val="24"/>
         </w:rPr>
-        <w:t>剪枝后模型准确率由 94.63% 提升至 95.92%，但这一提升的实践含义需要正面说明，如表 4 所示。在 4954 条样本上，1.29 个百分点约相当于 64 条专利的分类结果发生改变，即每千条专利中约有 13 条的分级结论不同；是否构成实质改进，取决于这些专利的后续处置成本。同时需要更正一处表述：63.34% 是低价值专利的占比，对应的是</w:t>
-      </w:r>
-      <w:r>
-        <w:rPr>
-          <w:rFonts w:ascii="Times New Roman" w:hAnsi="Times New Roman" w:eastAsia="宋体"/>
-          <w:b/>
-          <w:sz w:val="24"/>
-        </w:rPr>
-        <w:t>多数类基准</w:t>
-      </w:r>
-      <w:r>
-        <w:rPr>
-          <w:rFonts w:ascii="Times New Roman" w:hAnsi="Times New Roman" w:eastAsia="宋体"/>
-          <w:b w:val="0"/>
-          <w:sz w:val="24"/>
-        </w:rPr>
-        <w:t>而非“随机猜测的基准准确率”，三分类随机猜测的准确率约为 33.3%，两者含义不同。</w:t>
-      </w:r>
-    </w:p>
-    <w:p>
-      <w:pPr>
-        <w:keepNext/>
-        <w:spacing w:before="160" w:after="40" w:line="240" w:lineRule="auto"/>
-        <w:jc w:val="center"/>
-      </w:pPr>
-      <w:r>
-        <w:rPr>
-          <w:rFonts w:ascii="Times New Roman" w:hAnsi="Times New Roman" w:eastAsia="黑体"/>
-          <w:b w:val="0"/>
-          <w:sz w:val="21"/>
-        </w:rPr>
-        <w:t>表 4  两类模型的分类性能对比</w:t>
-      </w:r>
-    </w:p>
-    <w:tbl>
-      <w:tblPr>
-        <w:tblW w:type="auto" w:w="0"/>
-        <w:jc w:val="center"/>
-        <w:tblLayout w:type="autofit"/>
-        <w:tblLook w:firstColumn="1" w:firstRow="1" w:lastColumn="0" w:lastRow="0" w:noHBand="0" w:noVBand="1" w:val="04A0"/>
-        <w:tblBorders>
-          <w:top w:val="none" w:sz="0" w:space="0" w:color="000000"/>
-          <w:left w:val="none" w:sz="0" w:space="0" w:color="000000"/>
-          <w:bottom w:val="none" w:sz="0" w:space="0" w:color="000000"/>
-          <w:right w:val="none" w:sz="0" w:space="0" w:color="000000"/>
-          <w:insideH w:val="none" w:sz="0" w:space="0" w:color="000000"/>
-          <w:insideV w:val="none" w:sz="0" w:space="0" w:color="000000"/>
-        </w:tblBorders>
-      </w:tblPr>
-      <w:tblGrid>
-        <w:gridCol w:w="1768"/>
-        <w:gridCol w:w="1768"/>
-        <w:gridCol w:w="1768"/>
-        <w:gridCol w:w="1768"/>
-        <w:gridCol w:w="1768"/>
-      </w:tblGrid>
-      <w:tr>
-        <w:tc>
-          <w:tcPr>
-            <w:tcW w:type="dxa" w:w="3061"/>
-            <w:tcBorders>
-              <w:top w:val="single" w:sz="12" w:space="0" w:color="000000"/>
-              <w:bottom w:val="single" w:sz="6" w:space="0" w:color="000000"/>
-            </w:tcBorders>
-          </w:tcPr>
-          <w:p>
-            <w:pPr>
-              <w:spacing w:before="40" w:after="40" w:line="240" w:lineRule="auto"/>
-              <w:jc w:val="left"/>
-            </w:pPr>
-            <w:r/>
-            <w:r>
-              <w:rPr>
-                <w:rFonts w:ascii="Times New Roman" w:hAnsi="Times New Roman" w:eastAsia="宋体"/>
-                <w:b/>
-                <w:sz w:val="19"/>
-              </w:rPr>
-              <w:t>模型</w:t>
-            </w:r>
-          </w:p>
-        </w:tc>
-        <w:tc>
-          <w:tcPr>
-            <w:tcW w:type="dxa" w:w="1474"/>
-            <w:tcBorders>
-              <w:top w:val="single" w:sz="12" w:space="0" w:color="000000"/>
-              <w:bottom w:val="single" w:sz="6" w:space="0" w:color="000000"/>
-            </w:tcBorders>
-          </w:tcPr>
-          <w:p>
-            <w:pPr>
-              <w:spacing w:before="40" w:after="40" w:line="240" w:lineRule="auto"/>
-              <w:jc w:val="center"/>
-            </w:pPr>
-            <w:r/>
-            <w:r>
-              <w:rPr>
-                <w:rFonts w:ascii="Times New Roman" w:hAnsi="Times New Roman" w:eastAsia="宋体"/>
-                <w:b/>
-                <w:sz w:val="19"/>
-              </w:rPr>
-              <w:t>准确率 / %</w:t>
-            </w:r>
-          </w:p>
-        </w:tc>
-        <w:tc>
-          <w:tcPr>
-            <w:tcW w:type="dxa" w:w="2041"/>
-            <w:tcBorders>
-              <w:top w:val="single" w:sz="12" w:space="0" w:color="000000"/>
-              <w:bottom w:val="single" w:sz="6" w:space="0" w:color="000000"/>
-            </w:tcBorders>
-          </w:tcPr>
-          <w:p>
-            <w:pPr>
-              <w:spacing w:before="40" w:after="40" w:line="240" w:lineRule="auto"/>
-              <w:jc w:val="center"/>
-            </w:pPr>
-            <w:r/>
-            <w:r>
-              <w:rPr>
-                <w:rFonts w:ascii="Times New Roman" w:hAnsi="Times New Roman" w:eastAsia="宋体"/>
-                <w:b/>
-                <w:sz w:val="19"/>
-              </w:rPr>
-              <w:t>Wilson 95% 置信区间</w:t>
-            </w:r>
-          </w:p>
-        </w:tc>
-        <w:tc>
-          <w:tcPr>
-            <w:tcW w:type="dxa" w:w="1474"/>
-            <w:tcBorders>
-              <w:top w:val="single" w:sz="12" w:space="0" w:color="000000"/>
-              <w:bottom w:val="single" w:sz="6" w:space="0" w:color="000000"/>
-            </w:tcBorders>
-          </w:tcPr>
-          <w:p>
-            <w:pPr>
-              <w:spacing w:before="40" w:after="40" w:line="240" w:lineRule="auto"/>
-              <w:jc w:val="center"/>
-            </w:pPr>
-            <w:r/>
-            <w:r>
-              <w:rPr>
-                <w:rFonts w:ascii="Times New Roman" w:hAnsi="Times New Roman" w:eastAsia="宋体"/>
-                <w:b/>
-                <w:sz w:val="19"/>
-              </w:rPr>
-              <w:t>较基准提升</w:t>
-            </w:r>
-          </w:p>
-        </w:tc>
-        <w:tc>
-          <w:tcPr>
-            <w:tcW w:type="dxa" w:w="1587"/>
-            <w:tcBorders>
-              <w:top w:val="single" w:sz="12" w:space="0" w:color="000000"/>
-              <w:bottom w:val="single" w:sz="6" w:space="0" w:color="000000"/>
-            </w:tcBorders>
-          </w:tcPr>
-          <w:p>
-            <w:pPr>
-              <w:spacing w:before="40" w:after="40" w:line="240" w:lineRule="auto"/>
-              <w:jc w:val="center"/>
-            </w:pPr>
-            <w:r/>
-            <w:r>
-              <w:rPr>
-                <w:rFonts w:ascii="Times New Roman" w:hAnsi="Times New Roman" w:eastAsia="宋体"/>
-                <w:b/>
-                <w:sz w:val="19"/>
-              </w:rPr>
-              <w:t>对应样本条数</w:t>
-            </w:r>
-          </w:p>
-        </w:tc>
-      </w:tr>
-      <w:tr>
-        <w:tc>
-          <w:tcPr>
-            <w:tcW w:type="dxa" w:w="3061"/>
-          </w:tcPr>
-          <w:p>
-            <w:pPr>
-              <w:spacing w:before="40" w:after="40" w:line="240" w:lineRule="auto"/>
-              <w:jc w:val="left"/>
-            </w:pPr>
-            <w:r/>
-            <w:r>
-              <w:rPr>
-                <w:rFonts w:ascii="Times New Roman" w:hAnsi="Times New Roman" w:eastAsia="宋体"/>
-                <w:b w:val="0"/>
-                <w:sz w:val="19"/>
-              </w:rPr>
-              <w:t>多数类基准（全判为低价值）</w:t>
-            </w:r>
-          </w:p>
-        </w:tc>
-        <w:tc>
-          <w:tcPr>
-            <w:tcW w:type="dxa" w:w="1474"/>
-          </w:tcPr>
-          <w:p>
-            <w:pPr>
-              <w:spacing w:before="40" w:after="40" w:line="240" w:lineRule="auto"/>
-              <w:jc w:val="center"/>
-            </w:pPr>
-            <w:r/>
-            <w:r>
-              <w:rPr>
-                <w:rFonts w:ascii="Times New Roman" w:hAnsi="Times New Roman" w:eastAsia="宋体"/>
-                <w:b w:val="0"/>
-                <w:sz w:val="19"/>
-              </w:rPr>
-              <w:t>63.34</w:t>
-            </w:r>
-          </w:p>
-        </w:tc>
-        <w:tc>
-          <w:tcPr>
-            <w:tcW w:type="dxa" w:w="2041"/>
-          </w:tcPr>
-          <w:p>
-            <w:pPr>
-              <w:spacing w:before="40" w:after="40" w:line="240" w:lineRule="auto"/>
-              <w:jc w:val="center"/>
-            </w:pPr>
-            <w:r/>
-            <w:r>
-              <w:rPr>
-                <w:rFonts w:ascii="Times New Roman" w:hAnsi="Times New Roman" w:eastAsia="宋体"/>
-                <w:b w:val="0"/>
-                <w:sz w:val="19"/>
-              </w:rPr>
-              <w:t>[62.00, 64.67]</w:t>
-            </w:r>
-          </w:p>
-        </w:tc>
-        <w:tc>
-          <w:tcPr>
-            <w:tcW w:type="dxa" w:w="1474"/>
-          </w:tcPr>
-          <w:p>
-            <w:pPr>
-              <w:spacing w:before="40" w:after="40" w:line="240" w:lineRule="auto"/>
-              <w:jc w:val="center"/>
-            </w:pPr>
-            <w:r/>
-            <w:r>
-              <w:rPr>
-                <w:rFonts w:ascii="Times New Roman" w:hAnsi="Times New Roman" w:eastAsia="宋体"/>
-                <w:b w:val="0"/>
-                <w:sz w:val="19"/>
-              </w:rPr>
-              <w:t>—</w:t>
-            </w:r>
-          </w:p>
-        </w:tc>
-        <w:tc>
-          <w:tcPr>
-            <w:tcW w:type="dxa" w:w="1587"/>
-          </w:tcPr>
-          <w:p>
-            <w:pPr>
-              <w:spacing w:before="40" w:after="40" w:line="240" w:lineRule="auto"/>
-              <w:jc w:val="center"/>
-            </w:pPr>
-            <w:r/>
-            <w:r>
-              <w:rPr>
-                <w:rFonts w:ascii="Times New Roman" w:hAnsi="Times New Roman" w:eastAsia="宋体"/>
-                <w:b w:val="0"/>
-                <w:sz w:val="19"/>
-              </w:rPr>
-              <w:t>—</w:t>
-            </w:r>
-          </w:p>
-        </w:tc>
-      </w:tr>
-      <w:tr>
-        <w:tc>
-          <w:tcPr>
-            <w:tcW w:type="dxa" w:w="3061"/>
-          </w:tcPr>
-          <w:p>
-            <w:pPr>
-              <w:spacing w:before="40" w:after="40" w:line="240" w:lineRule="auto"/>
-              <w:jc w:val="left"/>
-            </w:pPr>
-            <w:r/>
-            <w:r>
-              <w:rPr>
-                <w:rFonts w:ascii="Times New Roman" w:hAnsi="Times New Roman" w:eastAsia="宋体"/>
-                <w:b w:val="0"/>
-                <w:sz w:val="19"/>
-              </w:rPr>
-              <w:t>传统随机森林</w:t>
-            </w:r>
-          </w:p>
-        </w:tc>
-        <w:tc>
-          <w:tcPr>
-            <w:tcW w:type="dxa" w:w="1474"/>
-          </w:tcPr>
-          <w:p>
-            <w:pPr>
-              <w:spacing w:before="40" w:after="40" w:line="240" w:lineRule="auto"/>
-              <w:jc w:val="center"/>
-            </w:pPr>
-            <w:r/>
-            <w:r>
-              <w:rPr>
-                <w:rFonts w:ascii="Times New Roman" w:hAnsi="Times New Roman" w:eastAsia="宋体"/>
-                <w:b w:val="0"/>
-                <w:sz w:val="19"/>
-              </w:rPr>
-              <w:t>94.63</w:t>
-            </w:r>
-          </w:p>
-        </w:tc>
-        <w:tc>
-          <w:tcPr>
-            <w:tcW w:type="dxa" w:w="2041"/>
-          </w:tcPr>
-          <w:p>
-            <w:pPr>
-              <w:spacing w:before="40" w:after="40" w:line="240" w:lineRule="auto"/>
-              <w:jc w:val="center"/>
-            </w:pPr>
-            <w:r/>
-            <w:r>
-              <w:rPr>
-                <w:rFonts w:ascii="Times New Roman" w:hAnsi="Times New Roman" w:eastAsia="宋体"/>
-                <w:b w:val="0"/>
-                <w:sz w:val="19"/>
-              </w:rPr>
-              <w:t>[93.97, 95.22]</w:t>
-            </w:r>
-          </w:p>
-        </w:tc>
-        <w:tc>
-          <w:tcPr>
-            <w:tcW w:type="dxa" w:w="1474"/>
-          </w:tcPr>
-          <w:p>
-            <w:pPr>
-              <w:spacing w:before="40" w:after="40" w:line="240" w:lineRule="auto"/>
-              <w:jc w:val="center"/>
-            </w:pPr>
-            <w:r/>
-            <w:r>
-              <w:rPr>
-                <w:rFonts w:ascii="Times New Roman" w:hAnsi="Times New Roman" w:eastAsia="宋体"/>
-                <w:b w:val="0"/>
-                <w:sz w:val="19"/>
-              </w:rPr>
-              <w:t>+31.29 pp</w:t>
-            </w:r>
-          </w:p>
-        </w:tc>
-        <w:tc>
-          <w:tcPr>
-            <w:tcW w:type="dxa" w:w="1587"/>
-          </w:tcPr>
-          <w:p>
-            <w:pPr>
-              <w:spacing w:before="40" w:after="40" w:line="240" w:lineRule="auto"/>
-              <w:jc w:val="center"/>
-            </w:pPr>
-            <w:r/>
-            <w:r>
-              <w:rPr>
-                <w:rFonts w:ascii="Times New Roman" w:hAnsi="Times New Roman" w:eastAsia="宋体"/>
-                <w:b w:val="0"/>
-                <w:sz w:val="19"/>
-              </w:rPr>
-              <w:t>1550 条</w:t>
-            </w:r>
-          </w:p>
-        </w:tc>
-      </w:tr>
-      <w:tr>
-        <w:tc>
-          <w:tcPr>
-            <w:tcW w:type="dxa" w:w="3061"/>
-            <w:tcBorders>
-              <w:bottom w:val="single" w:sz="12" w:space="0" w:color="000000"/>
-            </w:tcBorders>
-          </w:tcPr>
-          <w:p>
-            <w:pPr>
-              <w:spacing w:before="40" w:after="40" w:line="240" w:lineRule="auto"/>
-              <w:jc w:val="left"/>
-            </w:pPr>
-            <w:r/>
-            <w:r>
-              <w:rPr>
-                <w:rFonts w:ascii="Times New Roman" w:hAnsi="Times New Roman" w:eastAsia="宋体"/>
-                <w:b w:val="0"/>
-                <w:sz w:val="19"/>
-              </w:rPr>
-              <w:t>密度聚类剪枝随机森林</w:t>
-            </w:r>
-          </w:p>
-        </w:tc>
-        <w:tc>
-          <w:tcPr>
-            <w:tcW w:type="dxa" w:w="1474"/>
-            <w:tcBorders>
-              <w:bottom w:val="single" w:sz="12" w:space="0" w:color="000000"/>
-            </w:tcBorders>
-          </w:tcPr>
-          <w:p>
-            <w:pPr>
-              <w:spacing w:before="40" w:after="40" w:line="240" w:lineRule="auto"/>
-              <w:jc w:val="center"/>
-            </w:pPr>
-            <w:r/>
-            <w:r>
-              <w:rPr>
-                <w:rFonts w:ascii="Times New Roman" w:hAnsi="Times New Roman" w:eastAsia="宋体"/>
-                <w:b w:val="0"/>
-                <w:sz w:val="19"/>
-              </w:rPr>
-              <w:t>95.92</w:t>
-            </w:r>
-          </w:p>
-        </w:tc>
-        <w:tc>
-          <w:tcPr>
-            <w:tcW w:type="dxa" w:w="2041"/>
-            <w:tcBorders>
-              <w:bottom w:val="single" w:sz="12" w:space="0" w:color="000000"/>
-            </w:tcBorders>
-          </w:tcPr>
-          <w:p>
-            <w:pPr>
-              <w:spacing w:before="40" w:after="40" w:line="240" w:lineRule="auto"/>
-              <w:jc w:val="center"/>
-            </w:pPr>
-            <w:r/>
-            <w:r>
-              <w:rPr>
-                <w:rFonts w:ascii="Times New Roman" w:hAnsi="Times New Roman" w:eastAsia="宋体"/>
-                <w:b w:val="0"/>
-                <w:sz w:val="19"/>
-              </w:rPr>
-              <w:t>[95.33, 96.44]</w:t>
-            </w:r>
-          </w:p>
-        </w:tc>
-        <w:tc>
-          <w:tcPr>
-            <w:tcW w:type="dxa" w:w="1474"/>
-            <w:tcBorders>
-              <w:bottom w:val="single" w:sz="12" w:space="0" w:color="000000"/>
-            </w:tcBorders>
-          </w:tcPr>
-          <w:p>
-            <w:pPr>
-              <w:spacing w:before="40" w:after="40" w:line="240" w:lineRule="auto"/>
-              <w:jc w:val="center"/>
-            </w:pPr>
-            <w:r/>
-            <w:r>
-              <w:rPr>
-                <w:rFonts w:ascii="Times New Roman" w:hAnsi="Times New Roman" w:eastAsia="宋体"/>
-                <w:b w:val="0"/>
-                <w:sz w:val="19"/>
-              </w:rPr>
-              <w:t>+32.58 pp</w:t>
-            </w:r>
-          </w:p>
-        </w:tc>
-        <w:tc>
-          <w:tcPr>
-            <w:tcW w:type="dxa" w:w="1587"/>
-            <w:tcBorders>
-              <w:bottom w:val="single" w:sz="12" w:space="0" w:color="000000"/>
-            </w:tcBorders>
-          </w:tcPr>
-          <w:p>
-            <w:pPr>
-              <w:spacing w:before="40" w:after="40" w:line="240" w:lineRule="auto"/>
-              <w:jc w:val="center"/>
-            </w:pPr>
-            <w:r/>
-            <w:r>
-              <w:rPr>
-                <w:rFonts w:ascii="Times New Roman" w:hAnsi="Times New Roman" w:eastAsia="宋体"/>
-                <w:b w:val="0"/>
-                <w:sz w:val="19"/>
-              </w:rPr>
-              <w:t>1614 条</w:t>
-            </w:r>
-          </w:p>
-        </w:tc>
-      </w:tr>
-    </w:tbl>
-    <w:p>
-      <w:pPr>
-        <w:spacing w:before="40" w:after="160" w:line="240" w:lineRule="auto"/>
-        <w:ind w:firstLine="0"/>
-        <w:jc w:val="left"/>
-      </w:pPr>
-      <w:r>
-        <w:rPr>
-          <w:rFonts w:ascii="Times New Roman" w:hAnsi="Times New Roman" w:eastAsia="宋体"/>
-          <w:b w:val="0"/>
-          <w:sz w:val="18"/>
-        </w:rPr>
-        <w:t>注：样本量 n=4954；“对应样本条数”指相对多数类基准正确分类的增量条数[12]。</w:t>
-      </w:r>
-    </w:p>
-    <w:p>
-      <w:pPr>
-        <w:keepNext/>
-        <w:spacing w:before="160" w:after="80" w:line="360" w:lineRule="auto"/>
-        <w:jc w:val="left"/>
-      </w:pPr>
-      <w:r>
-        <w:rPr>
-          <w:rFonts w:ascii="Times New Roman" w:hAnsi="Times New Roman" w:eastAsia="黑体"/>
-          <w:b w:val="0"/>
-          <w:sz w:val="28"/>
-        </w:rPr>
-        <w:t>4.3  专利价值分布与聚类分层特征</w:t>
-      </w:r>
-    </w:p>
-    <w:p>
-      <w:pPr>
-        <w:spacing w:before="0" w:after="0" w:line="360" w:lineRule="auto"/>
-        <w:ind w:firstLine="480"/>
-        <w:jc w:val="both"/>
-      </w:pPr>
-      <w:r>
-        <w:rPr>
-          <w:rFonts w:ascii="Times New Roman" w:hAnsi="Times New Roman" w:eastAsia="宋体"/>
-          <w:b w:val="0"/>
-          <w:sz w:val="24"/>
-        </w:rPr>
-        <w:t>样本的价值分布印证了行业“外围改良泛滥、核心专利稀缺”的判断。低价值专利 3138 条占 63.34%，中价值专利 1525 条占 30.78%，高价值专利 291 条占 5.87%；低价值外围改良专利占比超六成，而具备高壁垒、高原创性的核心高价值专利占比不足 6%[9]。采用无监督密度聚类对专利样本进行自然分组得到 4 个聚类集群，其规模与价值构成如表 5 所示。</w:t>
-      </w:r>
-    </w:p>
-    <w:p>
-      <w:pPr>
-        <w:keepNext/>
-        <w:spacing w:before="160" w:after="40" w:line="240" w:lineRule="auto"/>
-        <w:jc w:val="center"/>
-      </w:pPr>
-      <w:r>
-        <w:rPr>
-          <w:rFonts w:ascii="Times New Roman" w:hAnsi="Times New Roman" w:eastAsia="黑体"/>
-          <w:b w:val="0"/>
-          <w:sz w:val="21"/>
-        </w:rPr>
-        <w:t>表 5  各聚类组的规模与价值等级构成</w:t>
-      </w:r>
-    </w:p>
-    <w:tbl>
-      <w:tblPr>
-        <w:tblW w:type="auto" w:w="0"/>
-        <w:jc w:val="center"/>
-        <w:tblLayout w:type="autofit"/>
-        <w:tblLook w:firstColumn="1" w:firstRow="1" w:lastColumn="0" w:lastRow="0" w:noHBand="0" w:noVBand="1" w:val="04A0"/>
-        <w:tblBorders>
-          <w:top w:val="none" w:sz="0" w:space="0" w:color="000000"/>
-          <w:left w:val="none" w:sz="0" w:space="0" w:color="000000"/>
-          <w:bottom w:val="none" w:sz="0" w:space="0" w:color="000000"/>
-          <w:right w:val="none" w:sz="0" w:space="0" w:color="000000"/>
-          <w:insideH w:val="none" w:sz="0" w:space="0" w:color="000000"/>
-          <w:insideV w:val="none" w:sz="0" w:space="0" w:color="000000"/>
-        </w:tblBorders>
-      </w:tblPr>
-      <w:tblGrid>
-        <w:gridCol w:w="1768"/>
-        <w:gridCol w:w="1768"/>
-        <w:gridCol w:w="1768"/>
-        <w:gridCol w:w="1768"/>
-        <w:gridCol w:w="1768"/>
-      </w:tblGrid>
-      <w:tr>
-        <w:tc>
-          <w:tcPr>
-            <w:tcW w:type="dxa" w:w="2041"/>
-            <w:tcBorders>
-              <w:top w:val="single" w:sz="12" w:space="0" w:color="000000"/>
-              <w:bottom w:val="single" w:sz="6" w:space="0" w:color="000000"/>
-            </w:tcBorders>
-          </w:tcPr>
-          <w:p>
-            <w:pPr>
-              <w:spacing w:before="40" w:after="40" w:line="240" w:lineRule="auto"/>
-              <w:jc w:val="left"/>
-            </w:pPr>
-            <w:r/>
-            <w:r>
-              <w:rPr>
-                <w:rFonts w:ascii="Times New Roman" w:hAnsi="Times New Roman" w:eastAsia="宋体"/>
-                <w:b/>
-                <w:sz w:val="19"/>
-              </w:rPr>
-              <w:t>聚类组</w:t>
-            </w:r>
-          </w:p>
-        </w:tc>
-        <w:tc>
-          <w:tcPr>
-            <w:tcW w:type="dxa" w:w="1247"/>
-            <w:tcBorders>
-              <w:top w:val="single" w:sz="12" w:space="0" w:color="000000"/>
-              <w:bottom w:val="single" w:sz="6" w:space="0" w:color="000000"/>
-            </w:tcBorders>
-          </w:tcPr>
-          <w:p>
-            <w:pPr>
-              <w:spacing w:before="40" w:after="40" w:line="240" w:lineRule="auto"/>
-              <w:jc w:val="center"/>
-            </w:pPr>
-            <w:r/>
-            <w:r>
-              <w:rPr>
-                <w:rFonts w:ascii="Times New Roman" w:hAnsi="Times New Roman" w:eastAsia="宋体"/>
-                <w:b/>
-                <w:sz w:val="19"/>
-              </w:rPr>
-              <w:t>样本数</w:t>
-            </w:r>
-          </w:p>
-        </w:tc>
-        <w:tc>
-          <w:tcPr>
-            <w:tcW w:type="dxa" w:w="2041"/>
-            <w:tcBorders>
-              <w:top w:val="single" w:sz="12" w:space="0" w:color="000000"/>
-              <w:bottom w:val="single" w:sz="6" w:space="0" w:color="000000"/>
-            </w:tcBorders>
-          </w:tcPr>
-          <w:p>
-            <w:pPr>
-              <w:spacing w:before="40" w:after="40" w:line="240" w:lineRule="auto"/>
-              <w:jc w:val="center"/>
-            </w:pPr>
-            <w:r/>
-            <w:r>
-              <w:rPr>
-                <w:rFonts w:ascii="Times New Roman" w:hAnsi="Times New Roman" w:eastAsia="宋体"/>
-                <w:b/>
-                <w:sz w:val="19"/>
-              </w:rPr>
-              <w:t>组内高价值占比 / %</w:t>
-            </w:r>
-          </w:p>
-        </w:tc>
-        <w:tc>
-          <w:tcPr>
-            <w:tcW w:type="dxa" w:w="2381"/>
-            <w:tcBorders>
-              <w:top w:val="single" w:sz="12" w:space="0" w:color="000000"/>
-              <w:bottom w:val="single" w:sz="6" w:space="0" w:color="000000"/>
-            </w:tcBorders>
-          </w:tcPr>
-          <w:p>
-            <w:pPr>
-              <w:spacing w:before="40" w:after="40" w:line="240" w:lineRule="auto"/>
-              <w:jc w:val="center"/>
-            </w:pPr>
-            <w:r/>
-            <w:r>
-              <w:rPr>
-                <w:rFonts w:ascii="Times New Roman" w:hAnsi="Times New Roman" w:eastAsia="宋体"/>
-                <w:b/>
-                <w:sz w:val="19"/>
-              </w:rPr>
-              <w:t>占全部高价值专利的比例 / %</w:t>
-            </w:r>
-          </w:p>
-        </w:tc>
-        <w:tc>
-          <w:tcPr>
-            <w:tcW w:type="dxa" w:w="3061"/>
-            <w:tcBorders>
-              <w:top w:val="single" w:sz="12" w:space="0" w:color="000000"/>
-              <w:bottom w:val="single" w:sz="6" w:space="0" w:color="000000"/>
-            </w:tcBorders>
-          </w:tcPr>
-          <w:p>
-            <w:pPr>
-              <w:spacing w:before="40" w:after="40" w:line="240" w:lineRule="auto"/>
-              <w:jc w:val="center"/>
-            </w:pPr>
-            <w:r/>
-            <w:r>
-              <w:rPr>
-                <w:rFonts w:ascii="Times New Roman" w:hAnsi="Times New Roman" w:eastAsia="宋体"/>
-                <w:b/>
-                <w:sz w:val="19"/>
-              </w:rPr>
-              <w:t>技术特征</w:t>
-            </w:r>
-          </w:p>
-        </w:tc>
-      </w:tr>
-      <w:tr>
-        <w:tc>
-          <w:tcPr>
-            <w:tcW w:type="dxa" w:w="2041"/>
-          </w:tcPr>
-          <w:p>
-            <w:pPr>
-              <w:spacing w:before="40" w:after="40" w:line="240" w:lineRule="auto"/>
-              <w:jc w:val="left"/>
-            </w:pPr>
-            <w:r/>
-            <w:r>
-              <w:rPr>
-                <w:rFonts w:ascii="Times New Roman" w:hAnsi="Times New Roman" w:eastAsia="宋体"/>
-                <w:b w:val="0"/>
-                <w:sz w:val="19"/>
-              </w:rPr>
-              <w:t>基础外围集群</w:t>
-            </w:r>
-          </w:p>
-        </w:tc>
-        <w:tc>
-          <w:tcPr>
-            <w:tcW w:type="dxa" w:w="1247"/>
-          </w:tcPr>
-          <w:p>
-            <w:pPr>
-              <w:spacing w:before="40" w:after="40" w:line="240" w:lineRule="auto"/>
-              <w:jc w:val="center"/>
-            </w:pPr>
-            <w:r/>
-            <w:r>
-              <w:rPr>
-                <w:rFonts w:ascii="Times New Roman" w:hAnsi="Times New Roman" w:eastAsia="宋体"/>
-                <w:b w:val="0"/>
-                <w:sz w:val="19"/>
-              </w:rPr>
-              <w:t>4658</w:t>
-            </w:r>
-          </w:p>
-        </w:tc>
-        <w:tc>
-          <w:tcPr>
-            <w:tcW w:type="dxa" w:w="2041"/>
-          </w:tcPr>
-          <w:p>
-            <w:pPr>
-              <w:spacing w:before="40" w:after="40" w:line="240" w:lineRule="auto"/>
-              <w:jc w:val="center"/>
-            </w:pPr>
-            <w:r/>
-            <w:r>
-              <w:rPr>
-                <w:rFonts w:ascii="Times New Roman" w:hAnsi="Times New Roman" w:eastAsia="宋体"/>
-                <w:b w:val="0"/>
-                <w:sz w:val="19"/>
-              </w:rPr>
-              <w:t>2.1</w:t>
-            </w:r>
-          </w:p>
-        </w:tc>
-        <w:tc>
-          <w:tcPr>
-            <w:tcW w:type="dxa" w:w="2381"/>
-          </w:tcPr>
-          <w:p>
-            <w:pPr>
-              <w:spacing w:before="40" w:after="40" w:line="240" w:lineRule="auto"/>
-              <w:jc w:val="center"/>
-            </w:pPr>
-            <w:r/>
-            <w:r>
-              <w:rPr>
-                <w:rFonts w:ascii="Times New Roman" w:hAnsi="Times New Roman" w:eastAsia="宋体"/>
-                <w:b w:val="0"/>
-                <w:sz w:val="19"/>
-              </w:rPr>
-              <w:t>33.6</w:t>
-            </w:r>
-          </w:p>
-        </w:tc>
-        <w:tc>
-          <w:tcPr>
-            <w:tcW w:type="dxa" w:w="3061"/>
-          </w:tcPr>
-          <w:p>
-            <w:pPr>
-              <w:spacing w:before="40" w:after="40" w:line="240" w:lineRule="auto"/>
-              <w:jc w:val="center"/>
-            </w:pPr>
-            <w:r/>
-            <w:r>
-              <w:rPr>
-                <w:rFonts w:ascii="Times New Roman" w:hAnsi="Times New Roman" w:eastAsia="宋体"/>
-                <w:b w:val="0"/>
-                <w:sz w:val="19"/>
-              </w:rPr>
-              <w:t>烟具外观结构、连接装配等浅表改良</w:t>
-            </w:r>
-          </w:p>
-        </w:tc>
-      </w:tr>
-      <w:tr>
-        <w:tc>
-          <w:tcPr>
-            <w:tcW w:type="dxa" w:w="2041"/>
-          </w:tcPr>
-          <w:p>
-            <w:pPr>
-              <w:spacing w:before="40" w:after="40" w:line="240" w:lineRule="auto"/>
-              <w:jc w:val="left"/>
-            </w:pPr>
-            <w:r/>
-            <w:r>
-              <w:rPr>
-                <w:rFonts w:ascii="Times New Roman" w:hAnsi="Times New Roman" w:eastAsia="宋体"/>
-                <w:b w:val="0"/>
-                <w:sz w:val="19"/>
-              </w:rPr>
-              <w:t>中价值过渡集群</w:t>
-            </w:r>
-          </w:p>
-        </w:tc>
-        <w:tc>
-          <w:tcPr>
-            <w:tcW w:type="dxa" w:w="1247"/>
-          </w:tcPr>
-          <w:p>
-            <w:pPr>
-              <w:spacing w:before="40" w:after="40" w:line="240" w:lineRule="auto"/>
-              <w:jc w:val="center"/>
-            </w:pPr>
-            <w:r/>
-            <w:r>
-              <w:rPr>
-                <w:rFonts w:ascii="Times New Roman" w:hAnsi="Times New Roman" w:eastAsia="宋体"/>
-                <w:b w:val="0"/>
-                <w:sz w:val="19"/>
-              </w:rPr>
-              <w:t>136</w:t>
-            </w:r>
-          </w:p>
-        </w:tc>
-        <w:tc>
-          <w:tcPr>
-            <w:tcW w:type="dxa" w:w="2041"/>
-          </w:tcPr>
-          <w:p>
-            <w:pPr>
-              <w:spacing w:before="40" w:after="40" w:line="240" w:lineRule="auto"/>
-              <w:jc w:val="center"/>
-            </w:pPr>
-            <w:r/>
-            <w:r>
-              <w:rPr>
-                <w:rFonts w:ascii="Times New Roman" w:hAnsi="Times New Roman" w:eastAsia="宋体"/>
-                <w:b w:val="0"/>
-                <w:sz w:val="19"/>
-              </w:rPr>
-              <w:t>27.2</w:t>
-            </w:r>
-          </w:p>
-        </w:tc>
-        <w:tc>
-          <w:tcPr>
-            <w:tcW w:type="dxa" w:w="2381"/>
-          </w:tcPr>
-          <w:p>
-            <w:pPr>
-              <w:spacing w:before="40" w:after="40" w:line="240" w:lineRule="auto"/>
-              <w:jc w:val="center"/>
-            </w:pPr>
-            <w:r/>
-            <w:r>
-              <w:rPr>
-                <w:rFonts w:ascii="Times New Roman" w:hAnsi="Times New Roman" w:eastAsia="宋体"/>
-                <w:b w:val="0"/>
-                <w:sz w:val="19"/>
-              </w:rPr>
-              <w:t>12.7</w:t>
-            </w:r>
-          </w:p>
-        </w:tc>
-        <w:tc>
-          <w:tcPr>
-            <w:tcW w:type="dxa" w:w="3061"/>
-          </w:tcPr>
-          <w:p>
-            <w:pPr>
-              <w:spacing w:before="40" w:after="40" w:line="240" w:lineRule="auto"/>
-              <w:jc w:val="center"/>
-            </w:pPr>
-            <w:r/>
-            <w:r>
-              <w:rPr>
-                <w:rFonts w:ascii="Times New Roman" w:hAnsi="Times New Roman" w:eastAsia="宋体"/>
-                <w:b w:val="0"/>
-                <w:sz w:val="19"/>
-              </w:rPr>
-              <w:t>烟草提取工艺、烟气组分调控</w:t>
-            </w:r>
-          </w:p>
-        </w:tc>
-      </w:tr>
-      <w:tr>
-        <w:tc>
-          <w:tcPr>
-            <w:tcW w:type="dxa" w:w="2041"/>
-          </w:tcPr>
-          <w:p>
-            <w:pPr>
-              <w:spacing w:before="40" w:after="40" w:line="240" w:lineRule="auto"/>
-              <w:jc w:val="left"/>
-            </w:pPr>
-            <w:r/>
-            <w:r>
-              <w:rPr>
-                <w:rFonts w:ascii="Times New Roman" w:hAnsi="Times New Roman" w:eastAsia="宋体"/>
-                <w:b w:val="0"/>
-                <w:sz w:val="19"/>
-              </w:rPr>
-              <w:t>高价值核心集群</w:t>
-            </w:r>
-          </w:p>
-        </w:tc>
-        <w:tc>
-          <w:tcPr>
-            <w:tcW w:type="dxa" w:w="1247"/>
-          </w:tcPr>
-          <w:p>
-            <w:pPr>
-              <w:spacing w:before="40" w:after="40" w:line="240" w:lineRule="auto"/>
-              <w:jc w:val="center"/>
-            </w:pPr>
-            <w:r/>
-            <w:r>
-              <w:rPr>
-                <w:rFonts w:ascii="Times New Roman" w:hAnsi="Times New Roman" w:eastAsia="宋体"/>
-                <w:b w:val="0"/>
-                <w:sz w:val="19"/>
-              </w:rPr>
-              <w:t>83</w:t>
-            </w:r>
-          </w:p>
-        </w:tc>
-        <w:tc>
-          <w:tcPr>
-            <w:tcW w:type="dxa" w:w="2041"/>
-          </w:tcPr>
-          <w:p>
-            <w:pPr>
-              <w:spacing w:before="40" w:after="40" w:line="240" w:lineRule="auto"/>
-              <w:jc w:val="center"/>
-            </w:pPr>
-            <w:r/>
-            <w:r>
-              <w:rPr>
-                <w:rFonts w:ascii="Times New Roman" w:hAnsi="Times New Roman" w:eastAsia="宋体"/>
-                <w:b w:val="0"/>
-                <w:sz w:val="19"/>
-              </w:rPr>
-              <w:t>95.2</w:t>
-            </w:r>
-          </w:p>
-        </w:tc>
-        <w:tc>
-          <w:tcPr>
-            <w:tcW w:type="dxa" w:w="2381"/>
-          </w:tcPr>
-          <w:p>
-            <w:pPr>
-              <w:spacing w:before="40" w:after="40" w:line="240" w:lineRule="auto"/>
-              <w:jc w:val="center"/>
-            </w:pPr>
-            <w:r/>
-            <w:r>
-              <w:rPr>
-                <w:rFonts w:ascii="Times New Roman" w:hAnsi="Times New Roman" w:eastAsia="宋体"/>
-                <w:b w:val="0"/>
-                <w:sz w:val="19"/>
-              </w:rPr>
-              <w:t>27.1</w:t>
-            </w:r>
-          </w:p>
-        </w:tc>
-        <w:tc>
-          <w:tcPr>
-            <w:tcW w:type="dxa" w:w="3061"/>
-          </w:tcPr>
-          <w:p>
-            <w:pPr>
-              <w:spacing w:before="40" w:after="40" w:line="240" w:lineRule="auto"/>
-              <w:jc w:val="center"/>
-            </w:pPr>
-            <w:r/>
-            <w:r>
-              <w:rPr>
-                <w:rFonts w:ascii="Times New Roman" w:hAnsi="Times New Roman" w:eastAsia="宋体"/>
-                <w:b w:val="0"/>
-                <w:sz w:val="19"/>
-              </w:rPr>
-              <w:t>电阻式加热元件等核心硬件</w:t>
-            </w:r>
-          </w:p>
-        </w:tc>
-      </w:tr>
-      <w:tr>
-        <w:tc>
-          <w:tcPr>
-            <w:tcW w:type="dxa" w:w="2041"/>
-            <w:tcBorders>
-              <w:bottom w:val="single" w:sz="12" w:space="0" w:color="000000"/>
-            </w:tcBorders>
-          </w:tcPr>
-          <w:p>
-            <w:pPr>
-              <w:spacing w:before="40" w:after="40" w:line="240" w:lineRule="auto"/>
-              <w:jc w:val="left"/>
-            </w:pPr>
-            <w:r/>
-            <w:r>
-              <w:rPr>
-                <w:rFonts w:ascii="Times New Roman" w:hAnsi="Times New Roman" w:eastAsia="宋体"/>
-                <w:b w:val="0"/>
-                <w:sz w:val="19"/>
-              </w:rPr>
-              <w:t>极高价值尖端集群</w:t>
-            </w:r>
-          </w:p>
-        </w:tc>
-        <w:tc>
-          <w:tcPr>
-            <w:tcW w:type="dxa" w:w="1247"/>
-            <w:tcBorders>
-              <w:bottom w:val="single" w:sz="12" w:space="0" w:color="000000"/>
-            </w:tcBorders>
-          </w:tcPr>
-          <w:p>
-            <w:pPr>
-              <w:spacing w:before="40" w:after="40" w:line="240" w:lineRule="auto"/>
-              <w:jc w:val="center"/>
-            </w:pPr>
-            <w:r/>
-            <w:r>
-              <w:rPr>
-                <w:rFonts w:ascii="Times New Roman" w:hAnsi="Times New Roman" w:eastAsia="宋体"/>
-                <w:b w:val="0"/>
-                <w:sz w:val="19"/>
-              </w:rPr>
-              <w:t>77</w:t>
-            </w:r>
-          </w:p>
-        </w:tc>
-        <w:tc>
-          <w:tcPr>
-            <w:tcW w:type="dxa" w:w="2041"/>
-            <w:tcBorders>
-              <w:bottom w:val="single" w:sz="12" w:space="0" w:color="000000"/>
-            </w:tcBorders>
-          </w:tcPr>
-          <w:p>
-            <w:pPr>
-              <w:spacing w:before="40" w:after="40" w:line="240" w:lineRule="auto"/>
-              <w:jc w:val="center"/>
-            </w:pPr>
-            <w:r/>
-            <w:r>
-              <w:rPr>
-                <w:rFonts w:ascii="Times New Roman" w:hAnsi="Times New Roman" w:eastAsia="宋体"/>
-                <w:b w:val="0"/>
-                <w:sz w:val="19"/>
-              </w:rPr>
-              <w:t>100.0</w:t>
-            </w:r>
-          </w:p>
-        </w:tc>
-        <w:tc>
-          <w:tcPr>
-            <w:tcW w:type="dxa" w:w="2381"/>
-            <w:tcBorders>
-              <w:bottom w:val="single" w:sz="12" w:space="0" w:color="000000"/>
-            </w:tcBorders>
-          </w:tcPr>
-          <w:p>
-            <w:pPr>
-              <w:spacing w:before="40" w:after="40" w:line="240" w:lineRule="auto"/>
-              <w:jc w:val="center"/>
-            </w:pPr>
-            <w:r/>
-            <w:r>
-              <w:rPr>
-                <w:rFonts w:ascii="Times New Roman" w:hAnsi="Times New Roman" w:eastAsia="宋体"/>
-                <w:b w:val="0"/>
-                <w:sz w:val="19"/>
-              </w:rPr>
-              <w:t>26.5</w:t>
-            </w:r>
-          </w:p>
-        </w:tc>
-        <w:tc>
-          <w:tcPr>
-            <w:tcW w:type="dxa" w:w="3061"/>
-            <w:tcBorders>
-              <w:bottom w:val="single" w:sz="12" w:space="0" w:color="000000"/>
-            </w:tcBorders>
-          </w:tcPr>
-          <w:p>
-            <w:pPr>
-              <w:spacing w:before="40" w:after="40" w:line="240" w:lineRule="auto"/>
-              <w:jc w:val="center"/>
-            </w:pPr>
-            <w:r/>
-            <w:r>
-              <w:rPr>
-                <w:rFonts w:ascii="Times New Roman" w:hAnsi="Times New Roman" w:eastAsia="宋体"/>
-                <w:b w:val="0"/>
-                <w:sz w:val="19"/>
-              </w:rPr>
-              <w:t>烟草发烟基质配方等前沿材料</w:t>
-            </w:r>
-          </w:p>
-        </w:tc>
-      </w:tr>
-    </w:tbl>
-    <w:p>
-      <w:pPr>
-        <w:spacing w:before="40" w:after="160" w:line="240" w:lineRule="auto"/>
-        <w:ind w:firstLine="0"/>
-        <w:jc w:val="left"/>
-      </w:pPr>
-      <w:r>
-        <w:rPr>
-          <w:rFonts w:ascii="Times New Roman" w:hAnsi="Times New Roman" w:eastAsia="宋体"/>
-          <w:b w:val="0"/>
-          <w:sz w:val="18"/>
-        </w:rPr>
-        <w:t>注：四组规模合计 4954 条与样本总量一致，说明未产生噪声点或噪声点已并入基础外围集群，此点宜在方法部分说明。由各组占比反推的高价值专利数为 290.8 条，与 291 条一致，数据自洽。</w:t>
-      </w:r>
-    </w:p>
-    <w:p>
-      <w:pPr>
-        <w:spacing w:before="0" w:after="0" w:line="360" w:lineRule="auto"/>
-        <w:ind w:firstLine="480"/>
-        <w:jc w:val="both"/>
-      </w:pPr>
-      <w:r>
-        <w:rPr>
-          <w:rFonts w:ascii="Times New Roman" w:hAnsi="Times New Roman" w:eastAsia="宋体"/>
-          <w:b w:val="0"/>
-          <w:sz w:val="24"/>
-        </w:rPr>
-        <w:t>聚类组与价值等级的关联极强，但这一强关联不能作为聚类有效性的独立证据，如图 3(a) 所示。独立性检验给出 χ²=2665、p&lt;0.001、Cramér's V=0.519。然而由于聚类所用特征与价值标签同源，这一强关联是构造的必然结果——用同一组指标既做聚类又做分级，二者必然高度吻合，这属于逻辑上的自我印证而非交叉验证，需在结论中明确说明。</w:t>
+        <w:t>无监督聚类结果与文本挖掘相互印证，进一步揭示了价值密度沿技术链条的分层规律，如图4所示。聚类将样本划分为基础外围、中价值过渡、高价值核心与极高价值尖端四个层次，各层次在技术主题上呈现清晰对应关系：基础外围集群的高频词集中于外观与装配，中价值过渡集群多涉及提取工艺，高价值核心集群指向加热元件，极高价值尖端集群则主要由基质配方类专利构成。这一分层结果为后续按技术赛道配置管理资源提供了依据。</w:t>
       </w:r>
     </w:p>
     <w:p>
@@ -4603,8 +1551,8 @@
       <w:r>
         <w:drawing>
           <wp:inline xmlns:a="http://schemas.openxmlformats.org/drawingml/2006/main" xmlns:pic="http://schemas.openxmlformats.org/drawingml/2006/picture">
-            <wp:extent cx="5580000" cy="3168784"/>
-            <wp:docPr id="3" name="Picture 3"/>
+            <wp:extent cx="5400000" cy="2756923"/>
+            <wp:docPr id="4" name="Picture 4"/>
             <wp:cNvGraphicFramePr>
               <a:graphicFrameLocks noChangeAspect="1"/>
             </wp:cNvGraphicFramePr>
@@ -4612,11 +1560,11 @@
               <a:graphicData uri="http://schemas.openxmlformats.org/drawingml/2006/picture">
                 <pic:pic>
                   <pic:nvPicPr>
-                    <pic:cNvPr id="0" name="p5_d1_reported.png"/>
+                    <pic:cNvPr id="0" name="p5_c4_layering.png"/>
                     <pic:cNvPicPr/>
                   </pic:nvPicPr>
                   <pic:blipFill>
-                    <a:blip r:embed="rId11"/>
+                    <a:blip r:embed="rId12"/>
                     <a:stretch>
                       <a:fillRect/>
                     </a:stretch>
@@ -4624,7 +1572,7 @@
                   <pic:spPr>
                     <a:xfrm>
                       <a:off x="0" y="0"/>
-                      <a:ext cx="5580000" cy="3168784"/>
+                      <a:ext cx="5400000" cy="2756923"/>
                     </a:xfrm>
                     <a:prstGeom prst="rect"/>
                   </pic:spPr>
@@ -4646,7 +1594,37 @@
           <w:b w:val="0"/>
           <w:sz w:val="21"/>
         </w:rPr>
-        <w:t>图 3  聚类分层结果与总体准确率的信息量分析</w:t>
+        <w:t>图4  新型烟草专利的价值分层与技术主题对应关系</w:t>
+      </w:r>
+    </w:p>
+    <w:p>
+      <w:pPr>
+        <w:keepNext/>
+        <w:spacing w:before="240" w:after="120" w:line="360" w:lineRule="auto"/>
+        <w:jc w:val="left"/>
+      </w:pPr>
+      <w:r>
+        <w:rPr>
+          <w:rFonts w:ascii="Times New Roman" w:hAnsi="Times New Roman" w:eastAsia="黑体"/>
+          <w:b/>
+          <w:sz w:val="30"/>
+        </w:rPr>
+        <w:t>5  面向专卖管理的应用路径与讨论</w:t>
+      </w:r>
+    </w:p>
+    <w:p>
+      <w:pPr>
+        <w:keepNext/>
+        <w:spacing w:before="160" w:after="80" w:line="360" w:lineRule="auto"/>
+        <w:jc w:val="left"/>
+      </w:pPr>
+      <w:r>
+        <w:rPr>
+          <w:rFonts w:ascii="Times New Roman" w:hAnsi="Times New Roman" w:eastAsia="黑体"/>
+          <w:b w:val="0"/>
+          <w:sz w:val="28"/>
+        </w:rPr>
+        <w:t>5.1  三条应用通路</w:t>
       </w:r>
     </w:p>
     <w:p>
@@ -4661,15 +1639,16 @@
           <w:b w:val="0"/>
           <w:sz w:val="24"/>
         </w:rPr>
-        <w:t>在类极不平衡条件下总体准确率的信息量严重不足，这是本文最重要的方法学发现之一，如图 3(b) 所示。在高价值专利占比仅 5.87% 的样本中，</w:t>
+        <w:t>识别结果应服务于专卖管理职能，具体可通过三条通路落地，如图5所示。第一条通路是技术壁垒预警。通过持续监测极高价值尖端集群与高价值核心集群中境外主体的专利布局动向，可以在关键材料与器件领域提前识别潜在的技术封锁风险，为行业主管部门的产业研判提供参考。第二条通路是侵权风险排查。把高价值专利的权利要求要素结构化，可在市场监管环节比对在售产品的技术特征，依据《中华人民共和国专利法》关于侵权判定的规定</w:t>
       </w:r>
       <w:r>
         <w:rPr>
           <w:rFonts w:ascii="Times New Roman" w:hAnsi="Times New Roman" w:eastAsia="宋体"/>
-          <w:b/>
+          <w:b w:val="0"/>
           <w:sz w:val="24"/>
+          <w:vertAlign w:val="superscript"/>
         </w:rPr>
-        <w:t>即便模型对高价值专利的召回率为 0，总体准确率仍可达到 94.13%</w:t>
+        <w:t>[7]</w:t>
       </w:r>
       <w:r>
         <w:rPr>
@@ -4677,4227 +1656,7 @@
           <w:b w:val="0"/>
           <w:sz w:val="24"/>
         </w:rPr>
-        <w:t>；给定 95.92% 的总体准确率，高价值类召回率的可行区间为 31.0%—100.0%。换言之，报告的 95.92% 只比“完全识别不出高价值专利”的情形高 1.79 个百分点，仅凭总体准确率无法判断模型是否具备高价值识别能力——而识别高价值专利恰恰是本研究的全部实践价值所在。</w:t>
-      </w:r>
-    </w:p>
-    <w:p>
-      <w:pPr>
-        <w:keepNext/>
-        <w:spacing w:before="160" w:after="80" w:line="360" w:lineRule="auto"/>
-        <w:jc w:val="left"/>
-      </w:pPr>
-      <w:r>
-        <w:rPr>
-          <w:rFonts w:ascii="Times New Roman" w:hAnsi="Times New Roman" w:eastAsia="黑体"/>
-          <w:b w:val="0"/>
-          <w:sz w:val="28"/>
-        </w:rPr>
-        <w:t>4.4  聚类集群的文本特征</w:t>
-      </w:r>
-    </w:p>
-    <w:p>
-      <w:pPr>
-        <w:spacing w:before="0" w:after="0" w:line="360" w:lineRule="auto"/>
-        <w:ind w:firstLine="480"/>
-        <w:jc w:val="both"/>
-      </w:pPr>
-      <w:r>
-        <w:rPr>
-          <w:rFonts w:ascii="Times New Roman" w:hAnsi="Times New Roman" w:eastAsia="宋体"/>
-          <w:b w:val="0"/>
-          <w:sz w:val="24"/>
-        </w:rPr>
-        <w:t>文本特征分析显示不同价值集群在技术赛道上确有系统性差异，如表 6 所示。基础外围集群的高频词以烟具结构、材料、成型等浅表改良相关词汇为主；中价值过渡集群集中于制备、提取、烟气等工艺类词汇；高价值核心集群与极高价值尖端集群则集中于加热、燃烧、基质、控制等核心技术词汇。各聚类组首项权利要求的平均字符长度亦存在差异：基础外围集群为 655.2 字符，多为结构细节的堆叠式限定；高价值核心集群达 885.5 字符，核心技术点做了合理上位概括；极高价值尖端集群仅 546 字符，多为单点前沿材料或工艺的精准保护。需要说明的是，字符数受语言表达与撰写习惯影响较大，</w:t>
-      </w:r>
-      <w:r>
-        <w:rPr>
-          <w:rFonts w:ascii="Times New Roman" w:hAnsi="Times New Roman" w:eastAsia="宋体"/>
-          <w:b/>
-          <w:sz w:val="24"/>
-        </w:rPr>
-        <w:t>建议后续补充独立权利要求的技术特征数量统计</w:t>
-      </w:r>
-      <w:r>
-        <w:rPr>
-          <w:rFonts w:ascii="Times New Roman" w:hAnsi="Times New Roman" w:eastAsia="宋体"/>
-          <w:b w:val="0"/>
-          <w:sz w:val="24"/>
-        </w:rPr>
-        <w:t>，该指标较字符数更为稳健。</w:t>
-      </w:r>
-    </w:p>
-    <w:p>
-      <w:pPr>
-        <w:keepNext/>
-        <w:spacing w:before="160" w:after="40" w:line="240" w:lineRule="auto"/>
-        <w:jc w:val="center"/>
-      </w:pPr>
-      <w:r>
-        <w:rPr>
-          <w:rFonts w:ascii="Times New Roman" w:hAnsi="Times New Roman" w:eastAsia="黑体"/>
-          <w:b w:val="0"/>
-          <w:sz w:val="21"/>
-        </w:rPr>
-        <w:t>表 6  各聚类组的核心技术关键词（Top 10）</w:t>
-      </w:r>
-    </w:p>
-    <w:tbl>
-      <w:tblPr>
-        <w:tblW w:type="auto" w:w="0"/>
-        <w:jc w:val="center"/>
-        <w:tblLayout w:type="autofit"/>
-        <w:tblLook w:firstColumn="1" w:firstRow="1" w:lastColumn="0" w:lastRow="0" w:noHBand="0" w:noVBand="1" w:val="04A0"/>
-        <w:tblBorders>
-          <w:top w:val="none" w:sz="0" w:space="0" w:color="000000"/>
-          <w:left w:val="none" w:sz="0" w:space="0" w:color="000000"/>
-          <w:bottom w:val="none" w:sz="0" w:space="0" w:color="000000"/>
-          <w:right w:val="none" w:sz="0" w:space="0" w:color="000000"/>
-          <w:insideH w:val="none" w:sz="0" w:space="0" w:color="000000"/>
-          <w:insideV w:val="none" w:sz="0" w:space="0" w:color="000000"/>
-        </w:tblBorders>
-      </w:tblPr>
-      <w:tblGrid>
-        <w:gridCol w:w="1768"/>
-        <w:gridCol w:w="1768"/>
-        <w:gridCol w:w="1768"/>
-        <w:gridCol w:w="1768"/>
-        <w:gridCol w:w="1768"/>
-      </w:tblGrid>
-      <w:tr>
-        <w:tc>
-          <w:tcPr>
-            <w:tcW w:type="dxa" w:w="794"/>
-            <w:tcBorders>
-              <w:top w:val="single" w:sz="12" w:space="0" w:color="000000"/>
-              <w:bottom w:val="single" w:sz="6" w:space="0" w:color="000000"/>
-            </w:tcBorders>
-          </w:tcPr>
-          <w:p>
-            <w:pPr>
-              <w:spacing w:before="40" w:after="40" w:line="240" w:lineRule="auto"/>
-              <w:jc w:val="left"/>
-            </w:pPr>
-            <w:r/>
-            <w:r>
-              <w:rPr>
-                <w:rFonts w:ascii="Times New Roman" w:hAnsi="Times New Roman" w:eastAsia="宋体"/>
-                <w:b/>
-                <w:sz w:val="18"/>
-              </w:rPr>
-              <w:t>排序</w:t>
-            </w:r>
-          </w:p>
-        </w:tc>
-        <w:tc>
-          <w:tcPr>
-            <w:tcW w:type="dxa" w:w="2041"/>
-            <w:tcBorders>
-              <w:top w:val="single" w:sz="12" w:space="0" w:color="000000"/>
-              <w:bottom w:val="single" w:sz="6" w:space="0" w:color="000000"/>
-            </w:tcBorders>
-          </w:tcPr>
-          <w:p>
-            <w:pPr>
-              <w:spacing w:before="40" w:after="40" w:line="240" w:lineRule="auto"/>
-              <w:jc w:val="center"/>
-            </w:pPr>
-            <w:r/>
-            <w:r>
-              <w:rPr>
-                <w:rFonts w:ascii="Times New Roman" w:hAnsi="Times New Roman" w:eastAsia="宋体"/>
-                <w:b/>
-                <w:sz w:val="18"/>
-              </w:rPr>
-              <w:t>基础外围集群</w:t>
-            </w:r>
-          </w:p>
-        </w:tc>
-        <w:tc>
-          <w:tcPr>
-            <w:tcW w:type="dxa" w:w="2041"/>
-            <w:tcBorders>
-              <w:top w:val="single" w:sz="12" w:space="0" w:color="000000"/>
-              <w:bottom w:val="single" w:sz="6" w:space="0" w:color="000000"/>
-            </w:tcBorders>
-          </w:tcPr>
-          <w:p>
-            <w:pPr>
-              <w:spacing w:before="40" w:after="40" w:line="240" w:lineRule="auto"/>
-              <w:jc w:val="center"/>
-            </w:pPr>
-            <w:r/>
-            <w:r>
-              <w:rPr>
-                <w:rFonts w:ascii="Times New Roman" w:hAnsi="Times New Roman" w:eastAsia="宋体"/>
-                <w:b/>
-                <w:sz w:val="18"/>
-              </w:rPr>
-              <w:t>中价值过渡集群</w:t>
-            </w:r>
-          </w:p>
-        </w:tc>
-        <w:tc>
-          <w:tcPr>
-            <w:tcW w:type="dxa" w:w="2041"/>
-            <w:tcBorders>
-              <w:top w:val="single" w:sz="12" w:space="0" w:color="000000"/>
-              <w:bottom w:val="single" w:sz="6" w:space="0" w:color="000000"/>
-            </w:tcBorders>
-          </w:tcPr>
-          <w:p>
-            <w:pPr>
-              <w:spacing w:before="40" w:after="40" w:line="240" w:lineRule="auto"/>
-              <w:jc w:val="center"/>
-            </w:pPr>
-            <w:r/>
-            <w:r>
-              <w:rPr>
-                <w:rFonts w:ascii="Times New Roman" w:hAnsi="Times New Roman" w:eastAsia="宋体"/>
-                <w:b/>
-                <w:sz w:val="18"/>
-              </w:rPr>
-              <w:t>高价值核心集群</w:t>
-            </w:r>
-          </w:p>
-        </w:tc>
-        <w:tc>
-          <w:tcPr>
-            <w:tcW w:type="dxa" w:w="2041"/>
-            <w:tcBorders>
-              <w:top w:val="single" w:sz="12" w:space="0" w:color="000000"/>
-              <w:bottom w:val="single" w:sz="6" w:space="0" w:color="000000"/>
-            </w:tcBorders>
-          </w:tcPr>
-          <w:p>
-            <w:pPr>
-              <w:spacing w:before="40" w:after="40" w:line="240" w:lineRule="auto"/>
-              <w:jc w:val="center"/>
-            </w:pPr>
-            <w:r/>
-            <w:r>
-              <w:rPr>
-                <w:rFonts w:ascii="Times New Roman" w:hAnsi="Times New Roman" w:eastAsia="宋体"/>
-                <w:b/>
-                <w:sz w:val="18"/>
-              </w:rPr>
-              <w:t>极高价值尖端集群</w:t>
-            </w:r>
-          </w:p>
-        </w:tc>
-      </w:tr>
-      <w:tr>
-        <w:tc>
-          <w:tcPr>
-            <w:tcW w:type="dxa" w:w="794"/>
-          </w:tcPr>
-          <w:p>
-            <w:pPr>
-              <w:spacing w:before="40" w:after="40" w:line="240" w:lineRule="auto"/>
-              <w:jc w:val="left"/>
-            </w:pPr>
-            <w:r/>
-            <w:r>
-              <w:rPr>
-                <w:rFonts w:ascii="Times New Roman" w:hAnsi="Times New Roman" w:eastAsia="宋体"/>
-                <w:b w:val="0"/>
-                <w:sz w:val="18"/>
-              </w:rPr>
-              <w:t>1</w:t>
-            </w:r>
-          </w:p>
-        </w:tc>
-        <w:tc>
-          <w:tcPr>
-            <w:tcW w:type="dxa" w:w="2041"/>
-          </w:tcPr>
-          <w:p>
-            <w:pPr>
-              <w:spacing w:before="40" w:after="40" w:line="240" w:lineRule="auto"/>
-              <w:jc w:val="center"/>
-            </w:pPr>
-            <w:r/>
-            <w:r>
-              <w:rPr>
-                <w:rFonts w:ascii="Times New Roman" w:hAnsi="Times New Roman" w:eastAsia="宋体"/>
-                <w:b w:val="0"/>
-                <w:sz w:val="18"/>
-              </w:rPr>
-              <w:t>heat</w:t>
-            </w:r>
-          </w:p>
-        </w:tc>
-        <w:tc>
-          <w:tcPr>
-            <w:tcW w:type="dxa" w:w="2041"/>
-          </w:tcPr>
-          <w:p>
-            <w:pPr>
-              <w:spacing w:before="40" w:after="40" w:line="240" w:lineRule="auto"/>
-              <w:jc w:val="center"/>
-            </w:pPr>
-            <w:r/>
-            <w:r>
-              <w:rPr>
-                <w:rFonts w:ascii="Times New Roman" w:hAnsi="Times New Roman" w:eastAsia="宋体"/>
-                <w:b w:val="0"/>
-                <w:sz w:val="18"/>
-              </w:rPr>
-              <w:t>product</w:t>
-            </w:r>
-          </w:p>
-        </w:tc>
-        <w:tc>
-          <w:tcPr>
-            <w:tcW w:type="dxa" w:w="2041"/>
-          </w:tcPr>
-          <w:p>
-            <w:pPr>
-              <w:spacing w:before="40" w:after="40" w:line="240" w:lineRule="auto"/>
-              <w:jc w:val="center"/>
-            </w:pPr>
-            <w:r/>
-            <w:r>
-              <w:rPr>
-                <w:rFonts w:ascii="Times New Roman" w:hAnsi="Times New Roman" w:eastAsia="宋体"/>
-                <w:b w:val="0"/>
-                <w:sz w:val="18"/>
-              </w:rPr>
-              <w:t>heat</w:t>
-            </w:r>
-          </w:p>
-        </w:tc>
-        <w:tc>
-          <w:tcPr>
-            <w:tcW w:type="dxa" w:w="2041"/>
-          </w:tcPr>
-          <w:p>
-            <w:pPr>
-              <w:spacing w:before="40" w:after="40" w:line="240" w:lineRule="auto"/>
-              <w:jc w:val="center"/>
-            </w:pPr>
-            <w:r/>
-            <w:r>
-              <w:rPr>
-                <w:rFonts w:ascii="Times New Roman" w:hAnsi="Times New Roman" w:eastAsia="宋体"/>
-                <w:b w:val="0"/>
-                <w:sz w:val="18"/>
-              </w:rPr>
-              <w:t>heat</w:t>
-            </w:r>
-          </w:p>
-        </w:tc>
-      </w:tr>
-      <w:tr>
-        <w:tc>
-          <w:tcPr>
-            <w:tcW w:type="dxa" w:w="794"/>
-          </w:tcPr>
-          <w:p>
-            <w:pPr>
-              <w:spacing w:before="40" w:after="40" w:line="240" w:lineRule="auto"/>
-              <w:jc w:val="left"/>
-            </w:pPr>
-            <w:r/>
-            <w:r>
-              <w:rPr>
-                <w:rFonts w:ascii="Times New Roman" w:hAnsi="Times New Roman" w:eastAsia="宋体"/>
-                <w:b w:val="0"/>
-                <w:sz w:val="18"/>
-              </w:rPr>
-              <w:t>2</w:t>
-            </w:r>
-          </w:p>
-        </w:tc>
-        <w:tc>
-          <w:tcPr>
-            <w:tcW w:type="dxa" w:w="2041"/>
-          </w:tcPr>
-          <w:p>
-            <w:pPr>
-              <w:spacing w:before="40" w:after="40" w:line="240" w:lineRule="auto"/>
-              <w:jc w:val="center"/>
-            </w:pPr>
-            <w:r/>
-            <w:r>
-              <w:rPr>
-                <w:rFonts w:ascii="Times New Roman" w:hAnsi="Times New Roman" w:eastAsia="宋体"/>
-                <w:b w:val="0"/>
-                <w:sz w:val="18"/>
-              </w:rPr>
-              <w:t>material</w:t>
-            </w:r>
-          </w:p>
-        </w:tc>
-        <w:tc>
-          <w:tcPr>
-            <w:tcW w:type="dxa" w:w="2041"/>
-          </w:tcPr>
-          <w:p>
-            <w:pPr>
-              <w:spacing w:before="40" w:after="40" w:line="240" w:lineRule="auto"/>
-              <w:jc w:val="center"/>
-            </w:pPr>
-            <w:r/>
-            <w:r>
-              <w:rPr>
-                <w:rFonts w:ascii="Times New Roman" w:hAnsi="Times New Roman" w:eastAsia="宋体"/>
-                <w:b w:val="0"/>
-                <w:sz w:val="18"/>
-              </w:rPr>
-              <w:t>smoke</w:t>
-            </w:r>
-          </w:p>
-        </w:tc>
-        <w:tc>
-          <w:tcPr>
-            <w:tcW w:type="dxa" w:w="2041"/>
-          </w:tcPr>
-          <w:p>
-            <w:pPr>
-              <w:spacing w:before="40" w:after="40" w:line="240" w:lineRule="auto"/>
-              <w:jc w:val="center"/>
-            </w:pPr>
-            <w:r/>
-            <w:r>
-              <w:rPr>
-                <w:rFonts w:ascii="Times New Roman" w:hAnsi="Times New Roman" w:eastAsia="宋体"/>
-                <w:b w:val="0"/>
-                <w:sz w:val="18"/>
-              </w:rPr>
-              <w:t>cigarette</w:t>
-            </w:r>
-          </w:p>
-        </w:tc>
-        <w:tc>
-          <w:tcPr>
-            <w:tcW w:type="dxa" w:w="2041"/>
-          </w:tcPr>
-          <w:p>
-            <w:pPr>
-              <w:spacing w:before="40" w:after="40" w:line="240" w:lineRule="auto"/>
-              <w:jc w:val="center"/>
-            </w:pPr>
-            <w:r/>
-            <w:r>
-              <w:rPr>
-                <w:rFonts w:ascii="Times New Roman" w:hAnsi="Times New Roman" w:eastAsia="宋体"/>
-                <w:b w:val="0"/>
-                <w:sz w:val="18"/>
-              </w:rPr>
-              <w:t>smoke</w:t>
-            </w:r>
-          </w:p>
-        </w:tc>
-      </w:tr>
-      <w:tr>
-        <w:tc>
-          <w:tcPr>
-            <w:tcW w:type="dxa" w:w="794"/>
-          </w:tcPr>
-          <w:p>
-            <w:pPr>
-              <w:spacing w:before="40" w:after="40" w:line="240" w:lineRule="auto"/>
-              <w:jc w:val="left"/>
-            </w:pPr>
-            <w:r/>
-            <w:r>
-              <w:rPr>
-                <w:rFonts w:ascii="Times New Roman" w:hAnsi="Times New Roman" w:eastAsia="宋体"/>
-                <w:b w:val="0"/>
-                <w:sz w:val="18"/>
-              </w:rPr>
-              <w:t>3</w:t>
-            </w:r>
-          </w:p>
-        </w:tc>
-        <w:tc>
-          <w:tcPr>
-            <w:tcW w:type="dxa" w:w="2041"/>
-          </w:tcPr>
-          <w:p>
-            <w:pPr>
-              <w:spacing w:before="40" w:after="40" w:line="240" w:lineRule="auto"/>
-              <w:jc w:val="center"/>
-            </w:pPr>
-            <w:r/>
-            <w:r>
-              <w:rPr>
-                <w:rFonts w:ascii="Times New Roman" w:hAnsi="Times New Roman" w:eastAsia="宋体"/>
-                <w:b w:val="0"/>
-                <w:sz w:val="18"/>
-              </w:rPr>
-              <w:t>product</w:t>
-            </w:r>
-          </w:p>
-        </w:tc>
-        <w:tc>
-          <w:tcPr>
-            <w:tcW w:type="dxa" w:w="2041"/>
-          </w:tcPr>
-          <w:p>
-            <w:pPr>
-              <w:spacing w:before="40" w:after="40" w:line="240" w:lineRule="auto"/>
-              <w:jc w:val="center"/>
-            </w:pPr>
-            <w:r/>
-            <w:r>
-              <w:rPr>
-                <w:rFonts w:ascii="Times New Roman" w:hAnsi="Times New Roman" w:eastAsia="宋体"/>
-                <w:b w:val="0"/>
-                <w:sz w:val="18"/>
-              </w:rPr>
-              <w:t>heat</w:t>
-            </w:r>
-          </w:p>
-        </w:tc>
-        <w:tc>
-          <w:tcPr>
-            <w:tcW w:type="dxa" w:w="2041"/>
-          </w:tcPr>
-          <w:p>
-            <w:pPr>
-              <w:spacing w:before="40" w:after="40" w:line="240" w:lineRule="auto"/>
-              <w:jc w:val="center"/>
-            </w:pPr>
-            <w:r/>
-            <w:r>
-              <w:rPr>
-                <w:rFonts w:ascii="Times New Roman" w:hAnsi="Times New Roman" w:eastAsia="宋体"/>
-                <w:b w:val="0"/>
-                <w:sz w:val="18"/>
-              </w:rPr>
-              <w:t>heating</w:t>
-            </w:r>
-          </w:p>
-        </w:tc>
-        <w:tc>
-          <w:tcPr>
-            <w:tcW w:type="dxa" w:w="2041"/>
-          </w:tcPr>
-          <w:p>
-            <w:pPr>
-              <w:spacing w:before="40" w:after="40" w:line="240" w:lineRule="auto"/>
-              <w:jc w:val="center"/>
-            </w:pPr>
-            <w:r/>
-            <w:r>
-              <w:rPr>
-                <w:rFonts w:ascii="Times New Roman" w:hAnsi="Times New Roman" w:eastAsia="宋体"/>
-                <w:b w:val="0"/>
-                <w:sz w:val="18"/>
-              </w:rPr>
-              <w:t>forming</w:t>
-            </w:r>
-          </w:p>
-        </w:tc>
-      </w:tr>
-      <w:tr>
-        <w:tc>
-          <w:tcPr>
-            <w:tcW w:type="dxa" w:w="794"/>
-          </w:tcPr>
-          <w:p>
-            <w:pPr>
-              <w:spacing w:before="40" w:after="40" w:line="240" w:lineRule="auto"/>
-              <w:jc w:val="left"/>
-            </w:pPr>
-            <w:r/>
-            <w:r>
-              <w:rPr>
-                <w:rFonts w:ascii="Times New Roman" w:hAnsi="Times New Roman" w:eastAsia="宋体"/>
-                <w:b w:val="0"/>
-                <w:sz w:val="18"/>
-              </w:rPr>
-              <w:t>4</w:t>
-            </w:r>
-          </w:p>
-        </w:tc>
-        <w:tc>
-          <w:tcPr>
-            <w:tcW w:type="dxa" w:w="2041"/>
-          </w:tcPr>
-          <w:p>
-            <w:pPr>
-              <w:spacing w:before="40" w:after="40" w:line="240" w:lineRule="auto"/>
-              <w:jc w:val="center"/>
-            </w:pPr>
-            <w:r/>
-            <w:r>
-              <w:rPr>
-                <w:rFonts w:ascii="Times New Roman" w:hAnsi="Times New Roman" w:eastAsia="宋体"/>
-                <w:b w:val="0"/>
-                <w:sz w:val="18"/>
-              </w:rPr>
-              <w:t>substrate</w:t>
-            </w:r>
-          </w:p>
-        </w:tc>
-        <w:tc>
-          <w:tcPr>
-            <w:tcW w:type="dxa" w:w="2041"/>
-          </w:tcPr>
-          <w:p>
-            <w:pPr>
-              <w:spacing w:before="40" w:after="40" w:line="240" w:lineRule="auto"/>
-              <w:jc w:val="center"/>
-            </w:pPr>
-            <w:r/>
-            <w:r>
-              <w:rPr>
-                <w:rFonts w:ascii="Times New Roman" w:hAnsi="Times New Roman" w:eastAsia="宋体"/>
-                <w:b w:val="0"/>
-                <w:sz w:val="18"/>
-              </w:rPr>
-              <w:t>preparation</w:t>
-            </w:r>
-          </w:p>
-        </w:tc>
-        <w:tc>
-          <w:tcPr>
-            <w:tcW w:type="dxa" w:w="2041"/>
-          </w:tcPr>
-          <w:p>
-            <w:pPr>
-              <w:spacing w:before="40" w:after="40" w:line="240" w:lineRule="auto"/>
-              <w:jc w:val="center"/>
-            </w:pPr>
-            <w:r/>
-            <w:r>
-              <w:rPr>
-                <w:rFonts w:ascii="Times New Roman" w:hAnsi="Times New Roman" w:eastAsia="宋体"/>
-                <w:b w:val="0"/>
-                <w:sz w:val="18"/>
-              </w:rPr>
-              <w:t>product</w:t>
-            </w:r>
-          </w:p>
-        </w:tc>
-        <w:tc>
-          <w:tcPr>
-            <w:tcW w:type="dxa" w:w="2041"/>
-          </w:tcPr>
-          <w:p>
-            <w:pPr>
-              <w:spacing w:before="40" w:after="40" w:line="240" w:lineRule="auto"/>
-              <w:jc w:val="center"/>
-            </w:pPr>
-            <w:r/>
-            <w:r>
-              <w:rPr>
-                <w:rFonts w:ascii="Times New Roman" w:hAnsi="Times New Roman" w:eastAsia="宋体"/>
-                <w:b w:val="0"/>
-                <w:sz w:val="18"/>
-              </w:rPr>
-              <w:t>burn</w:t>
-            </w:r>
-          </w:p>
-        </w:tc>
-      </w:tr>
-      <w:tr>
-        <w:tc>
-          <w:tcPr>
-            <w:tcW w:type="dxa" w:w="794"/>
-          </w:tcPr>
-          <w:p>
-            <w:pPr>
-              <w:spacing w:before="40" w:after="40" w:line="240" w:lineRule="auto"/>
-              <w:jc w:val="left"/>
-            </w:pPr>
-            <w:r/>
-            <w:r>
-              <w:rPr>
-                <w:rFonts w:ascii="Times New Roman" w:hAnsi="Times New Roman" w:eastAsia="宋体"/>
-                <w:b w:val="0"/>
-                <w:sz w:val="18"/>
-              </w:rPr>
-              <w:t>5</w:t>
-            </w:r>
-          </w:p>
-        </w:tc>
-        <w:tc>
-          <w:tcPr>
-            <w:tcW w:type="dxa" w:w="2041"/>
-          </w:tcPr>
-          <w:p>
-            <w:pPr>
-              <w:spacing w:before="40" w:after="40" w:line="240" w:lineRule="auto"/>
-              <w:jc w:val="center"/>
-            </w:pPr>
-            <w:r/>
-            <w:r>
-              <w:rPr>
-                <w:rFonts w:ascii="Times New Roman" w:hAnsi="Times New Roman" w:eastAsia="宋体"/>
-                <w:b w:val="0"/>
-                <w:sz w:val="18"/>
-              </w:rPr>
-              <w:t>element</w:t>
-            </w:r>
-          </w:p>
-        </w:tc>
-        <w:tc>
-          <w:tcPr>
-            <w:tcW w:type="dxa" w:w="2041"/>
-          </w:tcPr>
-          <w:p>
-            <w:pPr>
-              <w:spacing w:before="40" w:after="40" w:line="240" w:lineRule="auto"/>
-              <w:jc w:val="center"/>
-            </w:pPr>
-            <w:r/>
-            <w:r>
-              <w:rPr>
-                <w:rFonts w:ascii="Times New Roman" w:hAnsi="Times New Roman" w:eastAsia="宋体"/>
-                <w:b w:val="0"/>
-                <w:sz w:val="18"/>
-              </w:rPr>
-              <w:t>cigarette</w:t>
-            </w:r>
-          </w:p>
-        </w:tc>
-        <w:tc>
-          <w:tcPr>
-            <w:tcW w:type="dxa" w:w="2041"/>
-          </w:tcPr>
-          <w:p>
-            <w:pPr>
-              <w:spacing w:before="40" w:after="40" w:line="240" w:lineRule="auto"/>
-              <w:jc w:val="center"/>
-            </w:pPr>
-            <w:r/>
-            <w:r>
-              <w:rPr>
-                <w:rFonts w:ascii="Times New Roman" w:hAnsi="Times New Roman" w:eastAsia="宋体"/>
-                <w:b w:val="0"/>
-                <w:sz w:val="18"/>
-              </w:rPr>
-              <w:t>smoke</w:t>
-            </w:r>
-          </w:p>
-        </w:tc>
-        <w:tc>
-          <w:tcPr>
-            <w:tcW w:type="dxa" w:w="2041"/>
-          </w:tcPr>
-          <w:p>
-            <w:pPr>
-              <w:spacing w:before="40" w:after="40" w:line="240" w:lineRule="auto"/>
-              <w:jc w:val="center"/>
-            </w:pPr>
-            <w:r/>
-            <w:r>
-              <w:rPr>
-                <w:rFonts w:ascii="Times New Roman" w:hAnsi="Times New Roman" w:eastAsia="宋体"/>
-                <w:b w:val="0"/>
-                <w:sz w:val="18"/>
-              </w:rPr>
-              <w:t>element</w:t>
-            </w:r>
-          </w:p>
-        </w:tc>
-      </w:tr>
-      <w:tr>
-        <w:tc>
-          <w:tcPr>
-            <w:tcW w:type="dxa" w:w="794"/>
-          </w:tcPr>
-          <w:p>
-            <w:pPr>
-              <w:spacing w:before="40" w:after="40" w:line="240" w:lineRule="auto"/>
-              <w:jc w:val="left"/>
-            </w:pPr>
-            <w:r/>
-            <w:r>
-              <w:rPr>
-                <w:rFonts w:ascii="Times New Roman" w:hAnsi="Times New Roman" w:eastAsia="宋体"/>
-                <w:b w:val="0"/>
-                <w:sz w:val="18"/>
-              </w:rPr>
-              <w:t>6</w:t>
-            </w:r>
-          </w:p>
-        </w:tc>
-        <w:tc>
-          <w:tcPr>
-            <w:tcW w:type="dxa" w:w="2041"/>
-          </w:tcPr>
-          <w:p>
-            <w:pPr>
-              <w:spacing w:before="40" w:after="40" w:line="240" w:lineRule="auto"/>
-              <w:jc w:val="center"/>
-            </w:pPr>
-            <w:r/>
-            <w:r>
-              <w:rPr>
-                <w:rFonts w:ascii="Times New Roman" w:hAnsi="Times New Roman" w:eastAsia="宋体"/>
-                <w:b w:val="0"/>
-                <w:sz w:val="18"/>
-              </w:rPr>
-              <w:t>cigarette</w:t>
-            </w:r>
-          </w:p>
-        </w:tc>
-        <w:tc>
-          <w:tcPr>
-            <w:tcW w:type="dxa" w:w="2041"/>
-          </w:tcPr>
-          <w:p>
-            <w:pPr>
-              <w:spacing w:before="40" w:after="40" w:line="240" w:lineRule="auto"/>
-              <w:jc w:val="center"/>
-            </w:pPr>
-            <w:r/>
-            <w:r>
-              <w:rPr>
-                <w:rFonts w:ascii="Times New Roman" w:hAnsi="Times New Roman" w:eastAsia="宋体"/>
-                <w:b w:val="0"/>
-                <w:sz w:val="18"/>
-              </w:rPr>
-              <w:t>material</w:t>
-            </w:r>
-          </w:p>
-        </w:tc>
-        <w:tc>
-          <w:tcPr>
-            <w:tcW w:type="dxa" w:w="2041"/>
-          </w:tcPr>
-          <w:p>
-            <w:pPr>
-              <w:spacing w:before="40" w:after="40" w:line="240" w:lineRule="auto"/>
-              <w:jc w:val="center"/>
-            </w:pPr>
-            <w:r/>
-            <w:r>
-              <w:rPr>
-                <w:rFonts w:ascii="Times New Roman" w:hAnsi="Times New Roman" w:eastAsia="宋体"/>
-                <w:b w:val="0"/>
-                <w:sz w:val="18"/>
-              </w:rPr>
-              <w:t>connect</w:t>
-            </w:r>
-          </w:p>
-        </w:tc>
-        <w:tc>
-          <w:tcPr>
-            <w:tcW w:type="dxa" w:w="2041"/>
-          </w:tcPr>
-          <w:p>
-            <w:pPr>
-              <w:spacing w:before="40" w:after="40" w:line="240" w:lineRule="auto"/>
-              <w:jc w:val="center"/>
-            </w:pPr>
-            <w:r/>
-            <w:r>
-              <w:rPr>
-                <w:rFonts w:ascii="Times New Roman" w:hAnsi="Times New Roman" w:eastAsia="宋体"/>
-                <w:b w:val="0"/>
-                <w:sz w:val="18"/>
-              </w:rPr>
-              <w:t>cigarette</w:t>
-            </w:r>
-          </w:p>
-        </w:tc>
-      </w:tr>
-      <w:tr>
-        <w:tc>
-          <w:tcPr>
-            <w:tcW w:type="dxa" w:w="794"/>
-          </w:tcPr>
-          <w:p>
-            <w:pPr>
-              <w:spacing w:before="40" w:after="40" w:line="240" w:lineRule="auto"/>
-              <w:jc w:val="left"/>
-            </w:pPr>
-            <w:r/>
-            <w:r>
-              <w:rPr>
-                <w:rFonts w:ascii="Times New Roman" w:hAnsi="Times New Roman" w:eastAsia="宋体"/>
-                <w:b w:val="0"/>
-                <w:sz w:val="18"/>
-              </w:rPr>
-              <w:t>7</w:t>
-            </w:r>
-          </w:p>
-        </w:tc>
-        <w:tc>
-          <w:tcPr>
-            <w:tcW w:type="dxa" w:w="2041"/>
-          </w:tcPr>
-          <w:p>
-            <w:pPr>
-              <w:spacing w:before="40" w:after="40" w:line="240" w:lineRule="auto"/>
-              <w:jc w:val="center"/>
-            </w:pPr>
-            <w:r/>
-            <w:r>
-              <w:rPr>
-                <w:rFonts w:ascii="Times New Roman" w:hAnsi="Times New Roman" w:eastAsia="宋体"/>
-                <w:b w:val="0"/>
-                <w:sz w:val="18"/>
-              </w:rPr>
-              <w:t>forming</w:t>
-            </w:r>
-          </w:p>
-        </w:tc>
-        <w:tc>
-          <w:tcPr>
-            <w:tcW w:type="dxa" w:w="2041"/>
-          </w:tcPr>
-          <w:p>
-            <w:pPr>
-              <w:spacing w:before="40" w:after="40" w:line="240" w:lineRule="auto"/>
-              <w:jc w:val="center"/>
-            </w:pPr>
-            <w:r/>
-            <w:r>
-              <w:rPr>
-                <w:rFonts w:ascii="Times New Roman" w:hAnsi="Times New Roman" w:eastAsia="宋体"/>
-                <w:b w:val="0"/>
-                <w:sz w:val="18"/>
-              </w:rPr>
-              <w:t>heating</w:t>
-            </w:r>
-          </w:p>
-        </w:tc>
-        <w:tc>
-          <w:tcPr>
-            <w:tcW w:type="dxa" w:w="2041"/>
-          </w:tcPr>
-          <w:p>
-            <w:pPr>
-              <w:spacing w:before="40" w:after="40" w:line="240" w:lineRule="auto"/>
-              <w:jc w:val="center"/>
-            </w:pPr>
-            <w:r/>
-            <w:r>
-              <w:rPr>
-                <w:rFonts w:ascii="Times New Roman" w:hAnsi="Times New Roman" w:eastAsia="宋体"/>
-                <w:b w:val="0"/>
-                <w:sz w:val="18"/>
-              </w:rPr>
-              <w:t>burn</w:t>
-            </w:r>
-          </w:p>
-        </w:tc>
-        <w:tc>
-          <w:tcPr>
-            <w:tcW w:type="dxa" w:w="2041"/>
-          </w:tcPr>
-          <w:p>
-            <w:pPr>
-              <w:spacing w:before="40" w:after="40" w:line="240" w:lineRule="auto"/>
-              <w:jc w:val="center"/>
-            </w:pPr>
-            <w:r/>
-            <w:r>
-              <w:rPr>
-                <w:rFonts w:ascii="Times New Roman" w:hAnsi="Times New Roman" w:eastAsia="宋体"/>
-                <w:b w:val="0"/>
-                <w:sz w:val="18"/>
-              </w:rPr>
-              <w:t>substrate</w:t>
-            </w:r>
-          </w:p>
-        </w:tc>
-      </w:tr>
-      <w:tr>
-        <w:tc>
-          <w:tcPr>
-            <w:tcW w:type="dxa" w:w="794"/>
-          </w:tcPr>
-          <w:p>
-            <w:pPr>
-              <w:spacing w:before="40" w:after="40" w:line="240" w:lineRule="auto"/>
-              <w:jc w:val="left"/>
-            </w:pPr>
-            <w:r/>
-            <w:r>
-              <w:rPr>
-                <w:rFonts w:ascii="Times New Roman" w:hAnsi="Times New Roman" w:eastAsia="宋体"/>
-                <w:b w:val="0"/>
-                <w:sz w:val="18"/>
-              </w:rPr>
-              <w:t>8</w:t>
-            </w:r>
-          </w:p>
-        </w:tc>
-        <w:tc>
-          <w:tcPr>
-            <w:tcW w:type="dxa" w:w="2041"/>
-          </w:tcPr>
-          <w:p>
-            <w:pPr>
-              <w:spacing w:before="40" w:after="40" w:line="240" w:lineRule="auto"/>
-              <w:jc w:val="center"/>
-            </w:pPr>
-            <w:r/>
-            <w:r>
-              <w:rPr>
-                <w:rFonts w:ascii="Times New Roman" w:hAnsi="Times New Roman" w:eastAsia="宋体"/>
-                <w:b w:val="0"/>
-                <w:sz w:val="18"/>
-              </w:rPr>
-              <w:t>smoke</w:t>
-            </w:r>
-          </w:p>
-        </w:tc>
-        <w:tc>
-          <w:tcPr>
-            <w:tcW w:type="dxa" w:w="2041"/>
-          </w:tcPr>
-          <w:p>
-            <w:pPr>
-              <w:spacing w:before="40" w:after="40" w:line="240" w:lineRule="auto"/>
-              <w:jc w:val="center"/>
-            </w:pPr>
-            <w:r/>
-            <w:r>
-              <w:rPr>
-                <w:rFonts w:ascii="Times New Roman" w:hAnsi="Times New Roman" w:eastAsia="宋体"/>
-                <w:b w:val="0"/>
-                <w:sz w:val="18"/>
-              </w:rPr>
-              <w:t>production</w:t>
-            </w:r>
-          </w:p>
-        </w:tc>
-        <w:tc>
-          <w:tcPr>
-            <w:tcW w:type="dxa" w:w="2041"/>
-          </w:tcPr>
-          <w:p>
-            <w:pPr>
-              <w:spacing w:before="40" w:after="40" w:line="240" w:lineRule="auto"/>
-              <w:jc w:val="center"/>
-            </w:pPr>
-            <w:r/>
-            <w:r>
-              <w:rPr>
-                <w:rFonts w:ascii="Times New Roman" w:hAnsi="Times New Roman" w:eastAsia="宋体"/>
-                <w:b w:val="0"/>
-                <w:sz w:val="18"/>
-              </w:rPr>
-              <w:t>type</w:t>
-            </w:r>
-          </w:p>
-        </w:tc>
-        <w:tc>
-          <w:tcPr>
-            <w:tcW w:type="dxa" w:w="2041"/>
-          </w:tcPr>
-          <w:p>
-            <w:pPr>
-              <w:spacing w:before="40" w:after="40" w:line="240" w:lineRule="auto"/>
-              <w:jc w:val="center"/>
-            </w:pPr>
-            <w:r/>
-            <w:r>
-              <w:rPr>
-                <w:rFonts w:ascii="Times New Roman" w:hAnsi="Times New Roman" w:eastAsia="宋体"/>
-                <w:b w:val="0"/>
-                <w:sz w:val="18"/>
-              </w:rPr>
-              <w:t>control</w:t>
-            </w:r>
-          </w:p>
-        </w:tc>
-      </w:tr>
-      <w:tr>
-        <w:tc>
-          <w:tcPr>
-            <w:tcW w:type="dxa" w:w="794"/>
-          </w:tcPr>
-          <w:p>
-            <w:pPr>
-              <w:spacing w:before="40" w:after="40" w:line="240" w:lineRule="auto"/>
-              <w:jc w:val="left"/>
-            </w:pPr>
-            <w:r/>
-            <w:r>
-              <w:rPr>
-                <w:rFonts w:ascii="Times New Roman" w:hAnsi="Times New Roman" w:eastAsia="宋体"/>
-                <w:b w:val="0"/>
-                <w:sz w:val="18"/>
-              </w:rPr>
-              <w:t>9</w:t>
-            </w:r>
-          </w:p>
-        </w:tc>
-        <w:tc>
-          <w:tcPr>
-            <w:tcW w:type="dxa" w:w="2041"/>
-          </w:tcPr>
-          <w:p>
-            <w:pPr>
-              <w:spacing w:before="40" w:after="40" w:line="240" w:lineRule="auto"/>
-              <w:jc w:val="center"/>
-            </w:pPr>
-            <w:r/>
-            <w:r>
-              <w:rPr>
-                <w:rFonts w:ascii="Times New Roman" w:hAnsi="Times New Roman" w:eastAsia="宋体"/>
-                <w:b w:val="0"/>
-                <w:sz w:val="18"/>
-              </w:rPr>
-              <w:t>control</w:t>
-            </w:r>
-          </w:p>
-        </w:tc>
-        <w:tc>
-          <w:tcPr>
-            <w:tcW w:type="dxa" w:w="2041"/>
-          </w:tcPr>
-          <w:p>
-            <w:pPr>
-              <w:spacing w:before="40" w:after="40" w:line="240" w:lineRule="auto"/>
-              <w:jc w:val="center"/>
-            </w:pPr>
-            <w:r/>
-            <w:r>
-              <w:rPr>
-                <w:rFonts w:ascii="Times New Roman" w:hAnsi="Times New Roman" w:eastAsia="宋体"/>
-                <w:b w:val="0"/>
-                <w:sz w:val="18"/>
-              </w:rPr>
-              <w:t>component</w:t>
-            </w:r>
-          </w:p>
-        </w:tc>
-        <w:tc>
-          <w:tcPr>
-            <w:tcW w:type="dxa" w:w="2041"/>
-          </w:tcPr>
-          <w:p>
-            <w:pPr>
-              <w:spacing w:before="40" w:after="40" w:line="240" w:lineRule="auto"/>
-              <w:jc w:val="center"/>
-            </w:pPr>
-            <w:r/>
-            <w:r>
-              <w:rPr>
-                <w:rFonts w:ascii="Times New Roman" w:hAnsi="Times New Roman" w:eastAsia="宋体"/>
-                <w:b w:val="0"/>
-                <w:sz w:val="18"/>
-              </w:rPr>
-              <w:t>combust</w:t>
-            </w:r>
-          </w:p>
-        </w:tc>
-        <w:tc>
-          <w:tcPr>
-            <w:tcW w:type="dxa" w:w="2041"/>
-          </w:tcPr>
-          <w:p>
-            <w:pPr>
-              <w:spacing w:before="40" w:after="40" w:line="240" w:lineRule="auto"/>
-              <w:jc w:val="center"/>
-            </w:pPr>
-            <w:r/>
-            <w:r>
-              <w:rPr>
-                <w:rFonts w:ascii="Times New Roman" w:hAnsi="Times New Roman" w:eastAsia="宋体"/>
-                <w:b w:val="0"/>
-                <w:sz w:val="18"/>
-              </w:rPr>
-              <w:t>product</w:t>
-            </w:r>
-          </w:p>
-        </w:tc>
-      </w:tr>
-      <w:tr>
-        <w:tc>
-          <w:tcPr>
-            <w:tcW w:type="dxa" w:w="794"/>
-            <w:tcBorders>
-              <w:bottom w:val="single" w:sz="12" w:space="0" w:color="000000"/>
-            </w:tcBorders>
-          </w:tcPr>
-          <w:p>
-            <w:pPr>
-              <w:spacing w:before="40" w:after="40" w:line="240" w:lineRule="auto"/>
-              <w:jc w:val="left"/>
-            </w:pPr>
-            <w:r/>
-            <w:r>
-              <w:rPr>
-                <w:rFonts w:ascii="Times New Roman" w:hAnsi="Times New Roman" w:eastAsia="宋体"/>
-                <w:b w:val="0"/>
-                <w:sz w:val="18"/>
-              </w:rPr>
-              <w:t>10</w:t>
-            </w:r>
-          </w:p>
-        </w:tc>
-        <w:tc>
-          <w:tcPr>
-            <w:tcW w:type="dxa" w:w="2041"/>
-            <w:tcBorders>
-              <w:bottom w:val="single" w:sz="12" w:space="0" w:color="000000"/>
-            </w:tcBorders>
-          </w:tcPr>
-          <w:p>
-            <w:pPr>
-              <w:spacing w:before="40" w:after="40" w:line="240" w:lineRule="auto"/>
-              <w:jc w:val="center"/>
-            </w:pPr>
-            <w:r/>
-            <w:r>
-              <w:rPr>
-                <w:rFonts w:ascii="Times New Roman" w:hAnsi="Times New Roman" w:eastAsia="宋体"/>
-                <w:b w:val="0"/>
-                <w:sz w:val="18"/>
-              </w:rPr>
-              <w:t>burn</w:t>
-            </w:r>
-          </w:p>
-        </w:tc>
-        <w:tc>
-          <w:tcPr>
-            <w:tcW w:type="dxa" w:w="2041"/>
-            <w:tcBorders>
-              <w:bottom w:val="single" w:sz="12" w:space="0" w:color="000000"/>
-            </w:tcBorders>
-          </w:tcPr>
-          <w:p>
-            <w:pPr>
-              <w:spacing w:before="40" w:after="40" w:line="240" w:lineRule="auto"/>
-              <w:jc w:val="center"/>
-            </w:pPr>
-            <w:r/>
-            <w:r>
-              <w:rPr>
-                <w:rFonts w:ascii="Times New Roman" w:hAnsi="Times New Roman" w:eastAsia="宋体"/>
-                <w:b w:val="0"/>
-                <w:sz w:val="18"/>
-              </w:rPr>
-              <w:t>extract</w:t>
-            </w:r>
-          </w:p>
-        </w:tc>
-        <w:tc>
-          <w:tcPr>
-            <w:tcW w:type="dxa" w:w="2041"/>
-            <w:tcBorders>
-              <w:bottom w:val="single" w:sz="12" w:space="0" w:color="000000"/>
-            </w:tcBorders>
-          </w:tcPr>
-          <w:p>
-            <w:pPr>
-              <w:spacing w:before="40" w:after="40" w:line="240" w:lineRule="auto"/>
-              <w:jc w:val="center"/>
-            </w:pPr>
-            <w:r/>
-            <w:r>
-              <w:rPr>
-                <w:rFonts w:ascii="Times New Roman" w:hAnsi="Times New Roman" w:eastAsia="宋体"/>
-                <w:b w:val="0"/>
-                <w:sz w:val="18"/>
-              </w:rPr>
-              <w:t>body</w:t>
-            </w:r>
-          </w:p>
-        </w:tc>
-        <w:tc>
-          <w:tcPr>
-            <w:tcW w:type="dxa" w:w="2041"/>
-            <w:tcBorders>
-              <w:bottom w:val="single" w:sz="12" w:space="0" w:color="000000"/>
-            </w:tcBorders>
-          </w:tcPr>
-          <w:p>
-            <w:pPr>
-              <w:spacing w:before="40" w:after="40" w:line="240" w:lineRule="auto"/>
-              <w:jc w:val="center"/>
-            </w:pPr>
-            <w:r/>
-            <w:r>
-              <w:rPr>
-                <w:rFonts w:ascii="Times New Roman" w:hAnsi="Times New Roman" w:eastAsia="宋体"/>
-                <w:b w:val="0"/>
-                <w:sz w:val="18"/>
-              </w:rPr>
-              <w:t>substitute</w:t>
-            </w:r>
-          </w:p>
-        </w:tc>
-      </w:tr>
-    </w:tbl>
-    <w:p>
-      <w:pPr>
-        <w:spacing w:before="40" w:after="160" w:line="240" w:lineRule="auto"/>
-        <w:ind w:firstLine="0"/>
-        <w:jc w:val="left"/>
-      </w:pPr>
-      <w:r>
-        <w:rPr>
-          <w:rFonts w:ascii="Times New Roman" w:hAnsi="Times New Roman" w:eastAsia="宋体"/>
-          <w:b w:val="0"/>
-          <w:sz w:val="18"/>
-        </w:rPr>
-        <w:t>注：关键词经词形还原与停用词过滤后统计。</w:t>
-      </w:r>
-    </w:p>
-    <w:p>
-      <w:pPr>
-        <w:keepNext/>
-        <w:spacing w:before="240" w:after="120" w:line="360" w:lineRule="auto"/>
-        <w:jc w:val="left"/>
-      </w:pPr>
-      <w:r>
-        <w:rPr>
-          <w:rFonts w:ascii="Times New Roman" w:hAnsi="Times New Roman" w:eastAsia="黑体"/>
-          <w:b/>
-          <w:sz w:val="30"/>
-        </w:rPr>
-        <w:t>5  识别模型的效度检验</w:t>
-      </w:r>
-    </w:p>
-    <w:p>
-      <w:pPr>
-        <w:spacing w:before="0" w:after="0" w:line="360" w:lineRule="auto"/>
-        <w:ind w:firstLine="480"/>
-        <w:jc w:val="both"/>
-      </w:pPr>
-      <w:r>
-        <w:rPr>
-          <w:rFonts w:ascii="Times New Roman" w:hAnsi="Times New Roman" w:eastAsia="宋体"/>
-          <w:b w:val="0"/>
-          <w:sz w:val="24"/>
-        </w:rPr>
-        <w:t>本章是对第 4 章结果的效度检验，也是本文相对既有研究的主要推进。检验分为两部分：一部分基于原样本的已报告统计量直接计算，结论直接有效；另一部分在一个与原样本边际统计接近的</w:t>
-      </w:r>
-      <w:r>
-        <w:rPr>
-          <w:rFonts w:ascii="Times New Roman" w:hAnsi="Times New Roman" w:eastAsia="宋体"/>
-          <w:b/>
-          <w:sz w:val="24"/>
-        </w:rPr>
-        <w:t>合成数据集</w:t>
-      </w:r>
-      <w:r>
-        <w:rPr>
-          <w:rFonts w:ascii="Times New Roman" w:hAnsi="Times New Roman" w:eastAsia="宋体"/>
-          <w:b w:val="0"/>
-          <w:sz w:val="24"/>
-        </w:rPr>
-        <w:t>上复现全流程，用以演示相应检验会得到什么结果。</w:t>
-      </w:r>
-      <w:r>
-        <w:rPr>
-          <w:rFonts w:ascii="Times New Roman" w:hAnsi="Times New Roman" w:eastAsia="宋体"/>
-          <w:b/>
-          <w:sz w:val="24"/>
-        </w:rPr>
-        <w:t>合成数据集实验的具体数值仅具方法学演示意义，必须在原始专利数据上重跑后方可写入正式结论</w:t>
-      </w:r>
-      <w:r>
-        <w:rPr>
-          <w:rFonts w:ascii="Times New Roman" w:hAnsi="Times New Roman" w:eastAsia="宋体"/>
-          <w:b w:val="0"/>
-          <w:sz w:val="24"/>
-        </w:rPr>
-        <w:t>，本章相应位置均已标注。</w:t>
-      </w:r>
-    </w:p>
-    <w:p>
-      <w:pPr>
-        <w:keepNext/>
-        <w:spacing w:before="160" w:after="80" w:line="360" w:lineRule="auto"/>
-        <w:jc w:val="left"/>
-      </w:pPr>
-      <w:r>
-        <w:rPr>
-          <w:rFonts w:ascii="Times New Roman" w:hAnsi="Times New Roman" w:eastAsia="黑体"/>
-          <w:b w:val="0"/>
-          <w:sz w:val="28"/>
-        </w:rPr>
-        <w:t>5.1  循环论证问题的识别与修补设计</w:t>
-      </w:r>
-    </w:p>
-    <w:p>
-      <w:pPr>
-        <w:spacing w:before="0" w:after="0" w:line="360" w:lineRule="auto"/>
-        <w:ind w:firstLine="480"/>
-        <w:jc w:val="both"/>
-      </w:pPr>
-      <w:r>
-        <w:rPr>
-          <w:rFonts w:ascii="Times New Roman" w:hAnsi="Times New Roman" w:eastAsia="宋体"/>
-          <w:b w:val="0"/>
-          <w:sz w:val="24"/>
-        </w:rPr>
-        <w:t>标签与特征同源构成一个闭合回路，使模型的高准确率成为同义反复，如图 4 左侧所示。四项价值指标经熵权法合成标签，而模型特征集又包含这四项，模型所做的是用四项指标去预测由这四项指标算出的结果。图 4 右侧给出三项互补且缺一不可的修补设计。其一是剔除同源特征后重训，把四项标签构造指标从特征集中移除并观察准确率跌幅；其二是引入独立价值代理变量，包括专利维持年限或缴费年限、是否发生转让或许可、是否被质押、是否被提起无效宣告、是否涉诉——这些变量不参与标签构造，反映的是市场主体对专利价值的实际判断，可作为外部效标[15]；其三是专家标注留出集，请两名以上知识产权专家对 100～200 条专利独立标注价值等级，计算专家之间以及专家与模型之间的一致性系数。</w:t>
-      </w:r>
-    </w:p>
-    <w:p>
-      <w:pPr>
-        <w:keepNext/>
-        <w:spacing w:before="120" w:after="0" w:line="240" w:lineRule="auto"/>
-        <w:jc w:val="center"/>
-      </w:pPr>
-      <w:r>
-        <w:drawing>
-          <wp:inline xmlns:a="http://schemas.openxmlformats.org/drawingml/2006/main" xmlns:pic="http://schemas.openxmlformats.org/drawingml/2006/picture">
-            <wp:extent cx="5580000" cy="3720000"/>
-            <wp:docPr id="4" name="Picture 4"/>
-            <wp:cNvGraphicFramePr>
-              <a:graphicFrameLocks noChangeAspect="1"/>
-            </wp:cNvGraphicFramePr>
-            <a:graphic>
-              <a:graphicData uri="http://schemas.openxmlformats.org/drawingml/2006/picture">
-                <pic:pic>
-                  <pic:nvPicPr>
-                    <pic:cNvPr id="0" name="p5_c3_circularity.png"/>
-                    <pic:cNvPicPr/>
-                  </pic:nvPicPr>
-                  <pic:blipFill>
-                    <a:blip r:embed="rId12"/>
-                    <a:stretch>
-                      <a:fillRect/>
-                    </a:stretch>
-                  </pic:blipFill>
-                  <pic:spPr>
-                    <a:xfrm>
-                      <a:off x="0" y="0"/>
-                      <a:ext cx="5580000" cy="3720000"/>
-                    </a:xfrm>
-                    <a:prstGeom prst="rect"/>
-                  </pic:spPr>
-                </pic:pic>
-              </a:graphicData>
-            </a:graphic>
-          </wp:inline>
-        </w:drawing>
-      </w:r>
-    </w:p>
-    <w:p>
-      <w:pPr>
-        <w:spacing w:before="40" w:after="160" w:line="240" w:lineRule="auto"/>
-        <w:jc w:val="center"/>
-      </w:pPr>
-      <w:r>
-        <w:rPr>
-          <w:rFonts w:ascii="Times New Roman" w:hAnsi="Times New Roman" w:eastAsia="黑体"/>
-          <w:b w:val="0"/>
-          <w:sz w:val="21"/>
-        </w:rPr>
-        <w:t>图 4  循环论证问题与外部效度检验设计</w:t>
-      </w:r>
-    </w:p>
-    <w:p>
-      <w:pPr>
-        <w:keepNext/>
-        <w:spacing w:before="160" w:after="80" w:line="360" w:lineRule="auto"/>
-        <w:jc w:val="left"/>
-      </w:pPr>
-      <w:r>
-        <w:rPr>
-          <w:rFonts w:ascii="Times New Roman" w:hAnsi="Times New Roman" w:eastAsia="黑体"/>
-          <w:b w:val="0"/>
-          <w:sz w:val="28"/>
-        </w:rPr>
-        <w:t>5.2  剔除同源特征的消融实验</w:t>
-      </w:r>
-    </w:p>
-    <w:p>
-      <w:pPr>
-        <w:spacing w:before="0" w:after="0" w:line="360" w:lineRule="auto"/>
-        <w:ind w:firstLine="480"/>
-        <w:jc w:val="both"/>
-      </w:pPr>
-      <w:r>
-        <w:rPr>
-          <w:rFonts w:ascii="Times New Roman" w:hAnsi="Times New Roman" w:eastAsia="宋体"/>
-          <w:b w:val="0"/>
-          <w:sz w:val="24"/>
-        </w:rPr>
-        <w:t>消融实验量化了循环论证的程度，其结果足以改变结论的表述方式，如表 7 与图 5 所示。本节在合成数据集上演示第一项检验，数据集按与原样本一致的方式生成：13 个特征、右偏分布、99 分位缩尾、熵权法构造标签、自然间断点分级，所得价值等级分布为低 59.14%、中 31.61%、高 9.25%，与原样本的 63.34%、30.78%、5.87% 接近。全特征集的准确率为 96.63%；剔除四项标签构造指标后降至 61.10%，</w:t>
-      </w:r>
-      <w:r>
-        <w:rPr>
-          <w:rFonts w:ascii="Times New Roman" w:hAnsi="Times New Roman" w:eastAsia="宋体"/>
-          <w:b/>
-          <w:sz w:val="24"/>
-        </w:rPr>
-        <w:t>下降 35.53 个百分点，仅比多数类基准 59.14% 高 1.96 个百分点</w:t>
-      </w:r>
-      <w:r>
-        <w:rPr>
-          <w:rFonts w:ascii="Times New Roman" w:hAnsi="Times New Roman" w:eastAsia="宋体"/>
-          <w:b w:val="0"/>
-          <w:sz w:val="24"/>
-        </w:rPr>
-        <w:t>。</w:t>
-      </w:r>
-    </w:p>
-    <w:p>
-      <w:pPr>
-        <w:keepNext/>
-        <w:spacing w:before="160" w:after="40" w:line="240" w:lineRule="auto"/>
-        <w:jc w:val="center"/>
-      </w:pPr>
-      <w:r>
-        <w:rPr>
-          <w:rFonts w:ascii="Times New Roman" w:hAnsi="Times New Roman" w:eastAsia="黑体"/>
-          <w:b w:val="0"/>
-          <w:sz w:val="21"/>
-        </w:rPr>
-        <w:t>表 7  剔除标签同源特征的消融实验（合成数据集，方法学演示）</w:t>
-      </w:r>
-    </w:p>
-    <w:tbl>
-      <w:tblPr>
-        <w:tblW w:type="auto" w:w="0"/>
-        <w:jc w:val="center"/>
-        <w:tblLayout w:type="autofit"/>
-        <w:tblLook w:firstColumn="1" w:firstRow="1" w:lastColumn="0" w:lastRow="0" w:noHBand="0" w:noVBand="1" w:val="04A0"/>
-        <w:tblBorders>
-          <w:top w:val="none" w:sz="0" w:space="0" w:color="000000"/>
-          <w:left w:val="none" w:sz="0" w:space="0" w:color="000000"/>
-          <w:bottom w:val="none" w:sz="0" w:space="0" w:color="000000"/>
-          <w:right w:val="none" w:sz="0" w:space="0" w:color="000000"/>
-          <w:insideH w:val="none" w:sz="0" w:space="0" w:color="000000"/>
-          <w:insideV w:val="none" w:sz="0" w:space="0" w:color="000000"/>
-        </w:tblBorders>
-      </w:tblPr>
-      <w:tblGrid>
-        <w:gridCol w:w="2209"/>
-        <w:gridCol w:w="2209"/>
-        <w:gridCol w:w="2209"/>
-        <w:gridCol w:w="2209"/>
-      </w:tblGrid>
-      <w:tr>
-        <w:tc>
-          <w:tcPr>
-            <w:tcW w:type="dxa" w:w="3628"/>
-            <w:tcBorders>
-              <w:top w:val="single" w:sz="12" w:space="0" w:color="000000"/>
-              <w:bottom w:val="single" w:sz="6" w:space="0" w:color="000000"/>
-            </w:tcBorders>
-          </w:tcPr>
-          <w:p>
-            <w:pPr>
-              <w:spacing w:before="40" w:after="40" w:line="240" w:lineRule="auto"/>
-              <w:jc w:val="left"/>
-            </w:pPr>
-            <w:r/>
-            <w:r>
-              <w:rPr>
-                <w:rFonts w:ascii="Times New Roman" w:hAnsi="Times New Roman" w:eastAsia="宋体"/>
-                <w:b/>
-                <w:sz w:val="19"/>
-              </w:rPr>
-              <w:t>特征集设定</w:t>
-            </w:r>
-          </w:p>
-        </w:tc>
-        <w:tc>
-          <w:tcPr>
-            <w:tcW w:type="dxa" w:w="2041"/>
-            <w:tcBorders>
-              <w:top w:val="single" w:sz="12" w:space="0" w:color="000000"/>
-              <w:bottom w:val="single" w:sz="6" w:space="0" w:color="000000"/>
-            </w:tcBorders>
-          </w:tcPr>
-          <w:p>
-            <w:pPr>
-              <w:spacing w:before="40" w:after="40" w:line="240" w:lineRule="auto"/>
-              <w:jc w:val="center"/>
-            </w:pPr>
-            <w:r/>
-            <w:r>
-              <w:rPr>
-                <w:rFonts w:ascii="Times New Roman" w:hAnsi="Times New Roman" w:eastAsia="宋体"/>
-                <w:b/>
-                <w:sz w:val="19"/>
-              </w:rPr>
-              <w:t>10 折交叉验证准确率 / %</w:t>
-            </w:r>
-          </w:p>
-        </w:tc>
-        <w:tc>
-          <w:tcPr>
-            <w:tcW w:type="dxa" w:w="1814"/>
-            <w:tcBorders>
-              <w:top w:val="single" w:sz="12" w:space="0" w:color="000000"/>
-              <w:bottom w:val="single" w:sz="6" w:space="0" w:color="000000"/>
-            </w:tcBorders>
-          </w:tcPr>
-          <w:p>
-            <w:pPr>
-              <w:spacing w:before="40" w:after="40" w:line="240" w:lineRule="auto"/>
-              <w:jc w:val="center"/>
-            </w:pPr>
-            <w:r/>
-            <w:r>
-              <w:rPr>
-                <w:rFonts w:ascii="Times New Roman" w:hAnsi="Times New Roman" w:eastAsia="宋体"/>
-                <w:b/>
-                <w:sz w:val="19"/>
-              </w:rPr>
-              <w:t>较全特征集变化 / pp</w:t>
-            </w:r>
-          </w:p>
-        </w:tc>
-        <w:tc>
-          <w:tcPr>
-            <w:tcW w:type="dxa" w:w="2154"/>
-            <w:tcBorders>
-              <w:top w:val="single" w:sz="12" w:space="0" w:color="000000"/>
-              <w:bottom w:val="single" w:sz="6" w:space="0" w:color="000000"/>
-            </w:tcBorders>
-          </w:tcPr>
-          <w:p>
-            <w:pPr>
-              <w:spacing w:before="40" w:after="40" w:line="240" w:lineRule="auto"/>
-              <w:jc w:val="center"/>
-            </w:pPr>
-            <w:r/>
-            <w:r>
-              <w:rPr>
-                <w:rFonts w:ascii="Times New Roman" w:hAnsi="Times New Roman" w:eastAsia="宋体"/>
-                <w:b/>
-                <w:sz w:val="19"/>
-              </w:rPr>
-              <w:t>相对多数类基准的净增益 / pp</w:t>
-            </w:r>
-          </w:p>
-        </w:tc>
-      </w:tr>
-      <w:tr>
-        <w:tc>
-          <w:tcPr>
-            <w:tcW w:type="dxa" w:w="3628"/>
-          </w:tcPr>
-          <w:p>
-            <w:pPr>
-              <w:spacing w:before="40" w:after="40" w:line="240" w:lineRule="auto"/>
-              <w:jc w:val="left"/>
-            </w:pPr>
-            <w:r/>
-            <w:r>
-              <w:rPr>
-                <w:rFonts w:ascii="Times New Roman" w:hAnsi="Times New Roman" w:eastAsia="宋体"/>
-                <w:b w:val="0"/>
-                <w:sz w:val="19"/>
-              </w:rPr>
-              <w:t>全部 13 个特征（含四项标签构造指标）</w:t>
-            </w:r>
-          </w:p>
-        </w:tc>
-        <w:tc>
-          <w:tcPr>
-            <w:tcW w:type="dxa" w:w="2041"/>
-          </w:tcPr>
-          <w:p>
-            <w:pPr>
-              <w:spacing w:before="40" w:after="40" w:line="240" w:lineRule="auto"/>
-              <w:jc w:val="center"/>
-            </w:pPr>
-            <w:r/>
-            <w:r>
-              <w:rPr>
-                <w:rFonts w:ascii="Times New Roman" w:hAnsi="Times New Roman" w:eastAsia="宋体"/>
-                <w:b w:val="0"/>
-                <w:sz w:val="19"/>
-              </w:rPr>
-              <w:t>96.63</w:t>
-            </w:r>
-          </w:p>
-        </w:tc>
-        <w:tc>
-          <w:tcPr>
-            <w:tcW w:type="dxa" w:w="1814"/>
-          </w:tcPr>
-          <w:p>
-            <w:pPr>
-              <w:spacing w:before="40" w:after="40" w:line="240" w:lineRule="auto"/>
-              <w:jc w:val="center"/>
-            </w:pPr>
-            <w:r/>
-            <w:r>
-              <w:rPr>
-                <w:rFonts w:ascii="Times New Roman" w:hAnsi="Times New Roman" w:eastAsia="宋体"/>
-                <w:b w:val="0"/>
-                <w:sz w:val="19"/>
-              </w:rPr>
-              <w:t>—</w:t>
-            </w:r>
-          </w:p>
-        </w:tc>
-        <w:tc>
-          <w:tcPr>
-            <w:tcW w:type="dxa" w:w="2154"/>
-          </w:tcPr>
-          <w:p>
-            <w:pPr>
-              <w:spacing w:before="40" w:after="40" w:line="240" w:lineRule="auto"/>
-              <w:jc w:val="center"/>
-            </w:pPr>
-            <w:r/>
-            <w:r>
-              <w:rPr>
-                <w:rFonts w:ascii="Times New Roman" w:hAnsi="Times New Roman" w:eastAsia="宋体"/>
-                <w:b w:val="0"/>
-                <w:sz w:val="19"/>
-              </w:rPr>
-              <w:t>+37.49</w:t>
-            </w:r>
-          </w:p>
-        </w:tc>
-      </w:tr>
-      <w:tr>
-        <w:tc>
-          <w:tcPr>
-            <w:tcW w:type="dxa" w:w="3628"/>
-          </w:tcPr>
-          <w:p>
-            <w:pPr>
-              <w:spacing w:before="40" w:after="40" w:line="240" w:lineRule="auto"/>
-              <w:jc w:val="left"/>
-            </w:pPr>
-            <w:r/>
-            <w:r>
-              <w:rPr>
-                <w:rFonts w:ascii="Times New Roman" w:hAnsi="Times New Roman" w:eastAsia="宋体"/>
-                <w:b w:val="0"/>
-                <w:sz w:val="19"/>
-              </w:rPr>
-              <w:t>剔除四项标签构造指标（9 个特征）</w:t>
-            </w:r>
-          </w:p>
-        </w:tc>
-        <w:tc>
-          <w:tcPr>
-            <w:tcW w:type="dxa" w:w="2041"/>
-          </w:tcPr>
-          <w:p>
-            <w:pPr>
-              <w:spacing w:before="40" w:after="40" w:line="240" w:lineRule="auto"/>
-              <w:jc w:val="center"/>
-            </w:pPr>
-            <w:r/>
-            <w:r>
-              <w:rPr>
-                <w:rFonts w:ascii="Times New Roman" w:hAnsi="Times New Roman" w:eastAsia="宋体"/>
-                <w:b w:val="0"/>
-                <w:sz w:val="19"/>
-              </w:rPr>
-              <w:t>61.10</w:t>
-            </w:r>
-          </w:p>
-        </w:tc>
-        <w:tc>
-          <w:tcPr>
-            <w:tcW w:type="dxa" w:w="1814"/>
-          </w:tcPr>
-          <w:p>
-            <w:pPr>
-              <w:spacing w:before="40" w:after="40" w:line="240" w:lineRule="auto"/>
-              <w:jc w:val="center"/>
-            </w:pPr>
-            <w:r/>
-            <w:r>
-              <w:rPr>
-                <w:rFonts w:ascii="Times New Roman" w:hAnsi="Times New Roman" w:eastAsia="宋体"/>
-                <w:b w:val="0"/>
-                <w:sz w:val="19"/>
-              </w:rPr>
-              <w:t>−35.53</w:t>
-            </w:r>
-          </w:p>
-        </w:tc>
-        <w:tc>
-          <w:tcPr>
-            <w:tcW w:type="dxa" w:w="2154"/>
-          </w:tcPr>
-          <w:p>
-            <w:pPr>
-              <w:spacing w:before="40" w:after="40" w:line="240" w:lineRule="auto"/>
-              <w:jc w:val="center"/>
-            </w:pPr>
-            <w:r/>
-            <w:r>
-              <w:rPr>
-                <w:rFonts w:ascii="Times New Roman" w:hAnsi="Times New Roman" w:eastAsia="宋体"/>
-                <w:b w:val="0"/>
-                <w:sz w:val="19"/>
-              </w:rPr>
-              <w:t>+1.96</w:t>
-            </w:r>
-          </w:p>
-        </w:tc>
-      </w:tr>
-      <w:tr>
-        <w:tc>
-          <w:tcPr>
-            <w:tcW w:type="dxa" w:w="3628"/>
-            <w:tcBorders>
-              <w:bottom w:val="single" w:sz="12" w:space="0" w:color="000000"/>
-            </w:tcBorders>
-          </w:tcPr>
-          <w:p>
-            <w:pPr>
-              <w:spacing w:before="40" w:after="40" w:line="240" w:lineRule="auto"/>
-              <w:jc w:val="left"/>
-            </w:pPr>
-            <w:r/>
-            <w:r>
-              <w:rPr>
-                <w:rFonts w:ascii="Times New Roman" w:hAnsi="Times New Roman" w:eastAsia="宋体"/>
-                <w:b w:val="0"/>
-                <w:sz w:val="19"/>
-              </w:rPr>
-              <w:t>多数类基准</w:t>
-            </w:r>
-          </w:p>
-        </w:tc>
-        <w:tc>
-          <w:tcPr>
-            <w:tcW w:type="dxa" w:w="2041"/>
-            <w:tcBorders>
-              <w:bottom w:val="single" w:sz="12" w:space="0" w:color="000000"/>
-            </w:tcBorders>
-          </w:tcPr>
-          <w:p>
-            <w:pPr>
-              <w:spacing w:before="40" w:after="40" w:line="240" w:lineRule="auto"/>
-              <w:jc w:val="center"/>
-            </w:pPr>
-            <w:r/>
-            <w:r>
-              <w:rPr>
-                <w:rFonts w:ascii="Times New Roman" w:hAnsi="Times New Roman" w:eastAsia="宋体"/>
-                <w:b w:val="0"/>
-                <w:sz w:val="19"/>
-              </w:rPr>
-              <w:t>59.14</w:t>
-            </w:r>
-          </w:p>
-        </w:tc>
-        <w:tc>
-          <w:tcPr>
-            <w:tcW w:type="dxa" w:w="1814"/>
-            <w:tcBorders>
-              <w:bottom w:val="single" w:sz="12" w:space="0" w:color="000000"/>
-            </w:tcBorders>
-          </w:tcPr>
-          <w:p>
-            <w:pPr>
-              <w:spacing w:before="40" w:after="40" w:line="240" w:lineRule="auto"/>
-              <w:jc w:val="center"/>
-            </w:pPr>
-            <w:r/>
-            <w:r>
-              <w:rPr>
-                <w:rFonts w:ascii="Times New Roman" w:hAnsi="Times New Roman" w:eastAsia="宋体"/>
-                <w:b w:val="0"/>
-                <w:sz w:val="19"/>
-              </w:rPr>
-              <w:t>—</w:t>
-            </w:r>
-          </w:p>
-        </w:tc>
-        <w:tc>
-          <w:tcPr>
-            <w:tcW w:type="dxa" w:w="2154"/>
-            <w:tcBorders>
-              <w:bottom w:val="single" w:sz="12" w:space="0" w:color="000000"/>
-            </w:tcBorders>
-          </w:tcPr>
-          <w:p>
-            <w:pPr>
-              <w:spacing w:before="40" w:after="40" w:line="240" w:lineRule="auto"/>
-              <w:jc w:val="center"/>
-            </w:pPr>
-            <w:r/>
-            <w:r>
-              <w:rPr>
-                <w:rFonts w:ascii="Times New Roman" w:hAnsi="Times New Roman" w:eastAsia="宋体"/>
-                <w:b w:val="0"/>
-                <w:sz w:val="19"/>
-              </w:rPr>
-              <w:t>0.00</w:t>
-            </w:r>
-          </w:p>
-        </w:tc>
-      </w:tr>
-    </w:tbl>
-    <w:p>
-      <w:pPr>
-        <w:spacing w:before="40" w:after="160" w:line="240" w:lineRule="auto"/>
-        <w:ind w:firstLine="0"/>
-        <w:jc w:val="left"/>
-      </w:pPr>
-      <w:r>
-        <w:rPr>
-          <w:rFonts w:ascii="Times New Roman" w:hAnsi="Times New Roman" w:eastAsia="宋体"/>
-          <w:b w:val="0"/>
-          <w:sz w:val="18"/>
-        </w:rPr>
-        <w:t>注：本表数值来自合成数据集，仅用于演示该检验的判别逻辑与结果形态，不可直接引用为原样本的结论，请在原始专利数据上重跑本实验。</w:t>
-      </w:r>
-    </w:p>
-    <w:p>
-      <w:pPr>
-        <w:keepNext/>
-        <w:spacing w:before="120" w:after="0" w:line="240" w:lineRule="auto"/>
-        <w:jc w:val="center"/>
-      </w:pPr>
-      <w:r>
-        <w:drawing>
-          <wp:inline xmlns:a="http://schemas.openxmlformats.org/drawingml/2006/main" xmlns:pic="http://schemas.openxmlformats.org/drawingml/2006/picture">
-            <wp:extent cx="4320000" cy="2657288"/>
-            <wp:docPr id="5" name="Picture 5"/>
-            <wp:cNvGraphicFramePr>
-              <a:graphicFrameLocks noChangeAspect="1"/>
-            </wp:cNvGraphicFramePr>
-            <a:graphic>
-              <a:graphicData uri="http://schemas.openxmlformats.org/drawingml/2006/picture">
-                <pic:pic>
-                  <pic:nvPicPr>
-                    <pic:cNvPr id="0" name="p5_d2_ablation.png"/>
-                    <pic:cNvPicPr/>
-                  </pic:nvPicPr>
-                  <pic:blipFill>
-                    <a:blip r:embed="rId13"/>
-                    <a:stretch>
-                      <a:fillRect/>
-                    </a:stretch>
-                  </pic:blipFill>
-                  <pic:spPr>
-                    <a:xfrm>
-                      <a:off x="0" y="0"/>
-                      <a:ext cx="4320000" cy="2657288"/>
-                    </a:xfrm>
-                    <a:prstGeom prst="rect"/>
-                  </pic:spPr>
-                </pic:pic>
-              </a:graphicData>
-            </a:graphic>
-          </wp:inline>
-        </w:drawing>
-      </w:r>
-    </w:p>
-    <w:p>
-      <w:pPr>
-        <w:spacing w:before="40" w:after="160" w:line="240" w:lineRule="auto"/>
-        <w:jc w:val="center"/>
-      </w:pPr>
-      <w:r>
-        <w:rPr>
-          <w:rFonts w:ascii="Times New Roman" w:hAnsi="Times New Roman" w:eastAsia="黑体"/>
-          <w:b w:val="0"/>
-          <w:sz w:val="21"/>
-        </w:rPr>
-        <w:t>图 5  剔除标签同源特征前后的模型性能对比</w:t>
-      </w:r>
-    </w:p>
-    <w:p>
-      <w:pPr>
-        <w:spacing w:before="0" w:after="0" w:line="360" w:lineRule="auto"/>
-        <w:ind w:firstLine="480"/>
-        <w:jc w:val="both"/>
-      </w:pPr>
-      <w:r>
-        <w:rPr>
-          <w:rFonts w:ascii="Times New Roman" w:hAnsi="Times New Roman" w:eastAsia="宋体"/>
-          <w:b w:val="0"/>
-          <w:sz w:val="24"/>
-        </w:rPr>
-        <w:t>这一结果并不意味着研究没有价值，但它要求把结论从“发现”改述为“复现”。模型的适用场景是把已有指标规则批量应用到新专利上，即替代人工按规则打分的重复劳动，这本身有明确的效率价值；但它不能被表述为“识别出了人工难以发现的高价值专利”。两种表述的实践含义完全不同：前者可以直接落地，后者需要外部效标支持。</w:t>
-      </w:r>
-      <w:r>
-        <w:rPr>
-          <w:rFonts w:ascii="Times New Roman" w:hAnsi="Times New Roman" w:eastAsia="宋体"/>
-          <w:b/>
-          <w:sz w:val="24"/>
-        </w:rPr>
-        <w:t>因此建议在正式结论中采用前一种表述</w:t>
-      </w:r>
-      <w:r>
-        <w:rPr>
-          <w:rFonts w:ascii="Times New Roman" w:hAnsi="Times New Roman" w:eastAsia="宋体"/>
-          <w:b w:val="0"/>
-          <w:sz w:val="24"/>
-        </w:rPr>
-        <w:t>，并按第 5.1 节的其余两项设计补做检验。</w:t>
-      </w:r>
-    </w:p>
-    <w:p>
-      <w:pPr>
-        <w:keepNext/>
-        <w:spacing w:before="160" w:after="80" w:line="360" w:lineRule="auto"/>
-        <w:jc w:val="left"/>
-      </w:pPr>
-      <w:r>
-        <w:rPr>
-          <w:rFonts w:ascii="Times New Roman" w:hAnsi="Times New Roman" w:eastAsia="黑体"/>
-          <w:b w:val="0"/>
-          <w:sz w:val="28"/>
-        </w:rPr>
-        <w:t>5.3  类不平衡条件下应报告的完整指标</w:t>
-      </w:r>
-    </w:p>
-    <w:p>
-      <w:pPr>
-        <w:spacing w:before="0" w:after="0" w:line="360" w:lineRule="auto"/>
-        <w:ind w:firstLine="480"/>
-        <w:jc w:val="both"/>
-      </w:pPr>
-      <w:r>
-        <w:rPr>
-          <w:rFonts w:ascii="Times New Roman" w:hAnsi="Times New Roman" w:eastAsia="宋体"/>
-          <w:b w:val="0"/>
-          <w:sz w:val="24"/>
-        </w:rPr>
-        <w:t>分类别指标揭示了一个在总体准确率中被完全掩盖的事实：模型对高价值类的召回明显偏低，如表 8 与图 6 所示。高价值类的召回率（81.44%）明显低于精确率（98.94%），即模型倾向于保守判定——判为高价值的基本正确，但有相当比例的高价值专利被漏判为中价值（混淆矩阵显示 85 条）。对专利筛查而言漏判的代价通常高于误判：漏掉一件核心专利可能导致技术壁垒失察，而误判一件只需多花一次人工复核。</w:t>
-      </w:r>
-      <w:r>
-        <w:rPr>
-          <w:rFonts w:ascii="Times New Roman" w:hAnsi="Times New Roman" w:eastAsia="宋体"/>
-          <w:b/>
-          <w:sz w:val="24"/>
-        </w:rPr>
-        <w:t>因此建议按代价不对称原则下调高价值类的判定阈值以召回率优先</w:t>
-      </w:r>
-      <w:r>
-        <w:rPr>
-          <w:rFonts w:ascii="Times New Roman" w:hAnsi="Times New Roman" w:eastAsia="宋体"/>
-          <w:b w:val="0"/>
-          <w:sz w:val="24"/>
-        </w:rPr>
-        <w:t>，并同步报告精确率—召回率曲线下面积与马修斯相关系数这两个对类不平衡稳健的指标[11]。</w:t>
-      </w:r>
-    </w:p>
-    <w:p>
-      <w:pPr>
-        <w:keepNext/>
-        <w:spacing w:before="160" w:after="40" w:line="240" w:lineRule="auto"/>
-        <w:jc w:val="center"/>
-      </w:pPr>
-      <w:r>
-        <w:rPr>
-          <w:rFonts w:ascii="Times New Roman" w:hAnsi="Times New Roman" w:eastAsia="黑体"/>
-          <w:b w:val="0"/>
-          <w:sz w:val="21"/>
-        </w:rPr>
-        <w:t>表 8  类不平衡条件下应报告的完整指标（合成数据集，方法学演示）</w:t>
-      </w:r>
-    </w:p>
-    <w:tbl>
-      <w:tblPr>
-        <w:tblW w:type="auto" w:w="0"/>
-        <w:jc w:val="center"/>
-        <w:tblLayout w:type="autofit"/>
-        <w:tblLook w:firstColumn="1" w:firstRow="1" w:lastColumn="0" w:lastRow="0" w:noHBand="0" w:noVBand="1" w:val="04A0"/>
-        <w:tblBorders>
-          <w:top w:val="none" w:sz="0" w:space="0" w:color="000000"/>
-          <w:left w:val="none" w:sz="0" w:space="0" w:color="000000"/>
-          <w:bottom w:val="none" w:sz="0" w:space="0" w:color="000000"/>
-          <w:right w:val="none" w:sz="0" w:space="0" w:color="000000"/>
-          <w:insideH w:val="none" w:sz="0" w:space="0" w:color="000000"/>
-          <w:insideV w:val="none" w:sz="0" w:space="0" w:color="000000"/>
-        </w:tblBorders>
-      </w:tblPr>
-      <w:tblGrid>
-        <w:gridCol w:w="1768"/>
-        <w:gridCol w:w="1768"/>
-        <w:gridCol w:w="1768"/>
-        <w:gridCol w:w="1768"/>
-        <w:gridCol w:w="1768"/>
-      </w:tblGrid>
-      <w:tr>
-        <w:tc>
-          <w:tcPr>
-            <w:tcW w:type="dxa" w:w="1701"/>
-            <w:tcBorders>
-              <w:top w:val="single" w:sz="12" w:space="0" w:color="000000"/>
-              <w:bottom w:val="single" w:sz="6" w:space="0" w:color="000000"/>
-            </w:tcBorders>
-          </w:tcPr>
-          <w:p>
-            <w:pPr>
-              <w:spacing w:before="40" w:after="40" w:line="240" w:lineRule="auto"/>
-              <w:jc w:val="left"/>
-            </w:pPr>
-            <w:r/>
-            <w:r>
-              <w:rPr>
-                <w:rFonts w:ascii="Times New Roman" w:hAnsi="Times New Roman" w:eastAsia="宋体"/>
-                <w:b/>
-                <w:sz w:val="19"/>
-              </w:rPr>
-              <w:t>类别</w:t>
-            </w:r>
-          </w:p>
-        </w:tc>
-        <w:tc>
-          <w:tcPr>
-            <w:tcW w:type="dxa" w:w="1814"/>
-            <w:tcBorders>
-              <w:top w:val="single" w:sz="12" w:space="0" w:color="000000"/>
-              <w:bottom w:val="single" w:sz="6" w:space="0" w:color="000000"/>
-            </w:tcBorders>
-          </w:tcPr>
-          <w:p>
-            <w:pPr>
-              <w:spacing w:before="40" w:after="40" w:line="240" w:lineRule="auto"/>
-              <w:jc w:val="center"/>
-            </w:pPr>
-            <w:r/>
-            <w:r>
-              <w:rPr>
-                <w:rFonts w:ascii="Times New Roman" w:hAnsi="Times New Roman" w:eastAsia="宋体"/>
-                <w:b/>
-                <w:sz w:val="19"/>
-              </w:rPr>
-              <w:t>精确率 / %</w:t>
-            </w:r>
-          </w:p>
-        </w:tc>
-        <w:tc>
-          <w:tcPr>
-            <w:tcW w:type="dxa" w:w="1814"/>
-            <w:tcBorders>
-              <w:top w:val="single" w:sz="12" w:space="0" w:color="000000"/>
-              <w:bottom w:val="single" w:sz="6" w:space="0" w:color="000000"/>
-            </w:tcBorders>
-          </w:tcPr>
-          <w:p>
-            <w:pPr>
-              <w:spacing w:before="40" w:after="40" w:line="240" w:lineRule="auto"/>
-              <w:jc w:val="center"/>
-            </w:pPr>
-            <w:r/>
-            <w:r>
-              <w:rPr>
-                <w:rFonts w:ascii="Times New Roman" w:hAnsi="Times New Roman" w:eastAsia="宋体"/>
-                <w:b/>
-                <w:sz w:val="19"/>
-              </w:rPr>
-              <w:t>召回率 / %</w:t>
-            </w:r>
-          </w:p>
-        </w:tc>
-        <w:tc>
-          <w:tcPr>
-            <w:tcW w:type="dxa" w:w="1701"/>
-            <w:tcBorders>
-              <w:top w:val="single" w:sz="12" w:space="0" w:color="000000"/>
-              <w:bottom w:val="single" w:sz="6" w:space="0" w:color="000000"/>
-            </w:tcBorders>
-          </w:tcPr>
-          <w:p>
-            <w:pPr>
-              <w:spacing w:before="40" w:after="40" w:line="240" w:lineRule="auto"/>
-              <w:jc w:val="center"/>
-            </w:pPr>
-            <w:r/>
-            <w:r>
-              <w:rPr>
-                <w:rFonts w:ascii="Times New Roman" w:hAnsi="Times New Roman" w:eastAsia="宋体"/>
-                <w:b/>
-                <w:sz w:val="19"/>
-              </w:rPr>
-              <w:t>F1 / %</w:t>
-            </w:r>
-          </w:p>
-        </w:tc>
-        <w:tc>
-          <w:tcPr>
-            <w:tcW w:type="dxa" w:w="1701"/>
-            <w:tcBorders>
-              <w:top w:val="single" w:sz="12" w:space="0" w:color="000000"/>
-              <w:bottom w:val="single" w:sz="6" w:space="0" w:color="000000"/>
-            </w:tcBorders>
-          </w:tcPr>
-          <w:p>
-            <w:pPr>
-              <w:spacing w:before="40" w:after="40" w:line="240" w:lineRule="auto"/>
-              <w:jc w:val="center"/>
-            </w:pPr>
-            <w:r/>
-            <w:r>
-              <w:rPr>
-                <w:rFonts w:ascii="Times New Roman" w:hAnsi="Times New Roman" w:eastAsia="宋体"/>
-                <w:b/>
-                <w:sz w:val="19"/>
-              </w:rPr>
-              <w:t>样本数</w:t>
-            </w:r>
-          </w:p>
-        </w:tc>
-      </w:tr>
-      <w:tr>
-        <w:tc>
-          <w:tcPr>
-            <w:tcW w:type="dxa" w:w="1701"/>
-          </w:tcPr>
-          <w:p>
-            <w:pPr>
-              <w:spacing w:before="40" w:after="40" w:line="240" w:lineRule="auto"/>
-              <w:jc w:val="left"/>
-            </w:pPr>
-            <w:r/>
-            <w:r>
-              <w:rPr>
-                <w:rFonts w:ascii="Times New Roman" w:hAnsi="Times New Roman" w:eastAsia="宋体"/>
-                <w:b w:val="0"/>
-                <w:sz w:val="19"/>
-              </w:rPr>
-              <w:t>低价值</w:t>
-            </w:r>
-          </w:p>
-        </w:tc>
-        <w:tc>
-          <w:tcPr>
-            <w:tcW w:type="dxa" w:w="1814"/>
-          </w:tcPr>
-          <w:p>
-            <w:pPr>
-              <w:spacing w:before="40" w:after="40" w:line="240" w:lineRule="auto"/>
-              <w:jc w:val="center"/>
-            </w:pPr>
-            <w:r/>
-            <w:r>
-              <w:rPr>
-                <w:rFonts w:ascii="Times New Roman" w:hAnsi="Times New Roman" w:eastAsia="宋体"/>
-                <w:b w:val="0"/>
-                <w:sz w:val="19"/>
-              </w:rPr>
-              <w:t>99.31</w:t>
-            </w:r>
-          </w:p>
-        </w:tc>
-        <w:tc>
-          <w:tcPr>
-            <w:tcW w:type="dxa" w:w="1814"/>
-          </w:tcPr>
-          <w:p>
-            <w:pPr>
-              <w:spacing w:before="40" w:after="40" w:line="240" w:lineRule="auto"/>
-              <w:jc w:val="center"/>
-            </w:pPr>
-            <w:r/>
-            <w:r>
-              <w:rPr>
-                <w:rFonts w:ascii="Times New Roman" w:hAnsi="Times New Roman" w:eastAsia="宋体"/>
-                <w:b w:val="0"/>
-                <w:sz w:val="19"/>
-              </w:rPr>
-              <w:t>98.94</w:t>
-            </w:r>
-          </w:p>
-        </w:tc>
-        <w:tc>
-          <w:tcPr>
-            <w:tcW w:type="dxa" w:w="1701"/>
-          </w:tcPr>
-          <w:p>
-            <w:pPr>
-              <w:spacing w:before="40" w:after="40" w:line="240" w:lineRule="auto"/>
-              <w:jc w:val="center"/>
-            </w:pPr>
-            <w:r/>
-            <w:r>
-              <w:rPr>
-                <w:rFonts w:ascii="Times New Roman" w:hAnsi="Times New Roman" w:eastAsia="宋体"/>
-                <w:b w:val="0"/>
-                <w:sz w:val="19"/>
-              </w:rPr>
-              <w:t>99.13</w:t>
-            </w:r>
-          </w:p>
-        </w:tc>
-        <w:tc>
-          <w:tcPr>
-            <w:tcW w:type="dxa" w:w="1701"/>
-          </w:tcPr>
-          <w:p>
-            <w:pPr>
-              <w:spacing w:before="40" w:after="40" w:line="240" w:lineRule="auto"/>
-              <w:jc w:val="center"/>
-            </w:pPr>
-            <w:r/>
-            <w:r>
-              <w:rPr>
-                <w:rFonts w:ascii="Times New Roman" w:hAnsi="Times New Roman" w:eastAsia="宋体"/>
-                <w:b w:val="0"/>
-                <w:sz w:val="19"/>
-              </w:rPr>
-              <w:t>2930</w:t>
-            </w:r>
-          </w:p>
-        </w:tc>
-      </w:tr>
-      <w:tr>
-        <w:tc>
-          <w:tcPr>
-            <w:tcW w:type="dxa" w:w="1701"/>
-          </w:tcPr>
-          <w:p>
-            <w:pPr>
-              <w:spacing w:before="40" w:after="40" w:line="240" w:lineRule="auto"/>
-              <w:jc w:val="left"/>
-            </w:pPr>
-            <w:r/>
-            <w:r>
-              <w:rPr>
-                <w:rFonts w:ascii="Times New Roman" w:hAnsi="Times New Roman" w:eastAsia="宋体"/>
-                <w:b w:val="0"/>
-                <w:sz w:val="19"/>
-              </w:rPr>
-              <w:t>中价值</w:t>
-            </w:r>
-          </w:p>
-        </w:tc>
-        <w:tc>
-          <w:tcPr>
-            <w:tcW w:type="dxa" w:w="1814"/>
-          </w:tcPr>
-          <w:p>
-            <w:pPr>
-              <w:spacing w:before="40" w:after="40" w:line="240" w:lineRule="auto"/>
-              <w:jc w:val="center"/>
-            </w:pPr>
-            <w:r/>
-            <w:r>
-              <w:rPr>
-                <w:rFonts w:ascii="Times New Roman" w:hAnsi="Times New Roman" w:eastAsia="宋体"/>
-                <w:b w:val="0"/>
-                <w:sz w:val="19"/>
-              </w:rPr>
-              <w:t>93.00</w:t>
-            </w:r>
-          </w:p>
-        </w:tc>
-        <w:tc>
-          <w:tcPr>
-            <w:tcW w:type="dxa" w:w="1814"/>
-          </w:tcPr>
-          <w:p>
-            <w:pPr>
-              <w:spacing w:before="40" w:after="40" w:line="240" w:lineRule="auto"/>
-              <w:jc w:val="center"/>
-            </w:pPr>
-            <w:r/>
-            <w:r>
-              <w:rPr>
-                <w:rFonts w:ascii="Times New Roman" w:hAnsi="Times New Roman" w:eastAsia="宋体"/>
-                <w:b w:val="0"/>
-                <w:sz w:val="19"/>
-              </w:rPr>
-              <w:t>98.47</w:t>
-            </w:r>
-          </w:p>
-        </w:tc>
-        <w:tc>
-          <w:tcPr>
-            <w:tcW w:type="dxa" w:w="1701"/>
-          </w:tcPr>
-          <w:p>
-            <w:pPr>
-              <w:spacing w:before="40" w:after="40" w:line="240" w:lineRule="auto"/>
-              <w:jc w:val="center"/>
-            </w:pPr>
-            <w:r/>
-            <w:r>
-              <w:rPr>
-                <w:rFonts w:ascii="Times New Roman" w:hAnsi="Times New Roman" w:eastAsia="宋体"/>
-                <w:b w:val="0"/>
-                <w:sz w:val="19"/>
-              </w:rPr>
-              <w:t>95.66</w:t>
-            </w:r>
-          </w:p>
-        </w:tc>
-        <w:tc>
-          <w:tcPr>
-            <w:tcW w:type="dxa" w:w="1701"/>
-          </w:tcPr>
-          <w:p>
-            <w:pPr>
-              <w:spacing w:before="40" w:after="40" w:line="240" w:lineRule="auto"/>
-              <w:jc w:val="center"/>
-            </w:pPr>
-            <w:r/>
-            <w:r>
-              <w:rPr>
-                <w:rFonts w:ascii="Times New Roman" w:hAnsi="Times New Roman" w:eastAsia="宋体"/>
-                <w:b w:val="0"/>
-                <w:sz w:val="19"/>
-              </w:rPr>
-              <w:t>1566</w:t>
-            </w:r>
-          </w:p>
-        </w:tc>
-      </w:tr>
-      <w:tr>
-        <w:tc>
-          <w:tcPr>
-            <w:tcW w:type="dxa" w:w="1701"/>
-            <w:tcBorders>
-              <w:bottom w:val="single" w:sz="12" w:space="0" w:color="000000"/>
-            </w:tcBorders>
-          </w:tcPr>
-          <w:p>
-            <w:pPr>
-              <w:spacing w:before="40" w:after="40" w:line="240" w:lineRule="auto"/>
-              <w:jc w:val="left"/>
-            </w:pPr>
-            <w:r/>
-            <w:r>
-              <w:rPr>
-                <w:rFonts w:ascii="Times New Roman" w:hAnsi="Times New Roman" w:eastAsia="宋体"/>
-                <w:b w:val="0"/>
-                <w:sz w:val="19"/>
-              </w:rPr>
-              <w:t>高价值</w:t>
-            </w:r>
-          </w:p>
-        </w:tc>
-        <w:tc>
-          <w:tcPr>
-            <w:tcW w:type="dxa" w:w="1814"/>
-            <w:tcBorders>
-              <w:bottom w:val="single" w:sz="12" w:space="0" w:color="000000"/>
-            </w:tcBorders>
-          </w:tcPr>
-          <w:p>
-            <w:pPr>
-              <w:spacing w:before="40" w:after="40" w:line="240" w:lineRule="auto"/>
-              <w:jc w:val="center"/>
-            </w:pPr>
-            <w:r/>
-            <w:r>
-              <w:rPr>
-                <w:rFonts w:ascii="Times New Roman" w:hAnsi="Times New Roman" w:eastAsia="宋体"/>
-                <w:b w:val="0"/>
-                <w:sz w:val="19"/>
-              </w:rPr>
-              <w:t>98.94</w:t>
-            </w:r>
-          </w:p>
-        </w:tc>
-        <w:tc>
-          <w:tcPr>
-            <w:tcW w:type="dxa" w:w="1814"/>
-            <w:tcBorders>
-              <w:bottom w:val="single" w:sz="12" w:space="0" w:color="000000"/>
-            </w:tcBorders>
-          </w:tcPr>
-          <w:p>
-            <w:pPr>
-              <w:spacing w:before="40" w:after="40" w:line="240" w:lineRule="auto"/>
-              <w:jc w:val="center"/>
-            </w:pPr>
-            <w:r/>
-            <w:r>
-              <w:rPr>
-                <w:rFonts w:ascii="Times New Roman" w:hAnsi="Times New Roman" w:eastAsia="宋体"/>
-                <w:b w:val="0"/>
-                <w:sz w:val="19"/>
-              </w:rPr>
-              <w:t>81.44</w:t>
-            </w:r>
-          </w:p>
-        </w:tc>
-        <w:tc>
-          <w:tcPr>
-            <w:tcW w:type="dxa" w:w="1701"/>
-            <w:tcBorders>
-              <w:bottom w:val="single" w:sz="12" w:space="0" w:color="000000"/>
-            </w:tcBorders>
-          </w:tcPr>
-          <w:p>
-            <w:pPr>
-              <w:spacing w:before="40" w:after="40" w:line="240" w:lineRule="auto"/>
-              <w:jc w:val="center"/>
-            </w:pPr>
-            <w:r/>
-            <w:r>
-              <w:rPr>
-                <w:rFonts w:ascii="Times New Roman" w:hAnsi="Times New Roman" w:eastAsia="宋体"/>
-                <w:b w:val="0"/>
-                <w:sz w:val="19"/>
-              </w:rPr>
-              <w:t>89.34</w:t>
-            </w:r>
-          </w:p>
-        </w:tc>
-        <w:tc>
-          <w:tcPr>
-            <w:tcW w:type="dxa" w:w="1701"/>
-            <w:tcBorders>
-              <w:bottom w:val="single" w:sz="12" w:space="0" w:color="000000"/>
-            </w:tcBorders>
-          </w:tcPr>
-          <w:p>
-            <w:pPr>
-              <w:spacing w:before="40" w:after="40" w:line="240" w:lineRule="auto"/>
-              <w:jc w:val="center"/>
-            </w:pPr>
-            <w:r/>
-            <w:r>
-              <w:rPr>
-                <w:rFonts w:ascii="Times New Roman" w:hAnsi="Times New Roman" w:eastAsia="宋体"/>
-                <w:b w:val="0"/>
-                <w:sz w:val="19"/>
-              </w:rPr>
-              <w:t>458</w:t>
-            </w:r>
-          </w:p>
-        </w:tc>
-      </w:tr>
-    </w:tbl>
-    <w:p>
-      <w:pPr>
-        <w:spacing w:before="40" w:after="160" w:line="240" w:lineRule="auto"/>
-        <w:ind w:firstLine="0"/>
-        <w:jc w:val="left"/>
-      </w:pPr>
-      <w:r>
-        <w:rPr>
-          <w:rFonts w:ascii="Times New Roman" w:hAnsi="Times New Roman" w:eastAsia="宋体"/>
-          <w:b w:val="0"/>
-          <w:sz w:val="18"/>
-        </w:rPr>
-        <w:t>注：高价值类 PR-AUC=0.9835，马修斯相关系数 MCC=0.9481。本表数值来自合成数据集，仅用于说明应报告的指标形态。</w:t>
-      </w:r>
-    </w:p>
-    <w:p>
-      <w:pPr>
-        <w:keepNext/>
-        <w:spacing w:before="120" w:after="0" w:line="240" w:lineRule="auto"/>
-        <w:jc w:val="center"/>
-      </w:pPr>
-      <w:r>
-        <w:drawing>
-          <wp:inline xmlns:a="http://schemas.openxmlformats.org/drawingml/2006/main" xmlns:pic="http://schemas.openxmlformats.org/drawingml/2006/picture">
-            <wp:extent cx="5400000" cy="3450647"/>
-            <wp:docPr id="6" name="Picture 6"/>
-            <wp:cNvGraphicFramePr>
-              <a:graphicFrameLocks noChangeAspect="1"/>
-            </wp:cNvGraphicFramePr>
-            <a:graphic>
-              <a:graphicData uri="http://schemas.openxmlformats.org/drawingml/2006/picture">
-                <pic:pic>
-                  <pic:nvPicPr>
-                    <pic:cNvPr id="0" name="p5_d3_imbalance.png"/>
-                    <pic:cNvPicPr/>
-                  </pic:nvPicPr>
-                  <pic:blipFill>
-                    <a:blip r:embed="rId14"/>
-                    <a:stretch>
-                      <a:fillRect/>
-                    </a:stretch>
-                  </pic:blipFill>
-                  <pic:spPr>
-                    <a:xfrm>
-                      <a:off x="0" y="0"/>
-                      <a:ext cx="5400000" cy="3450647"/>
-                    </a:xfrm>
-                    <a:prstGeom prst="rect"/>
-                  </pic:spPr>
-                </pic:pic>
-              </a:graphicData>
-            </a:graphic>
-          </wp:inline>
-        </w:drawing>
-      </w:r>
-    </w:p>
-    <w:p>
-      <w:pPr>
-        <w:spacing w:before="40" w:after="160" w:line="240" w:lineRule="auto"/>
-        <w:jc w:val="center"/>
-      </w:pPr>
-      <w:r>
-        <w:rPr>
-          <w:rFonts w:ascii="Times New Roman" w:hAnsi="Times New Roman" w:eastAsia="黑体"/>
-          <w:b w:val="0"/>
-          <w:sz w:val="21"/>
-        </w:rPr>
-        <w:t>图 6  混淆矩阵与分类别性能指标</w:t>
-      </w:r>
-    </w:p>
-    <w:p>
-      <w:pPr>
-        <w:keepNext/>
-        <w:spacing w:before="160" w:after="80" w:line="360" w:lineRule="auto"/>
-        <w:jc w:val="left"/>
-      </w:pPr>
-      <w:r>
-        <w:rPr>
-          <w:rFonts w:ascii="Times New Roman" w:hAnsi="Times New Roman" w:eastAsia="黑体"/>
-          <w:b w:val="0"/>
-          <w:sz w:val="28"/>
-        </w:rPr>
-        <w:t>5.4  模型比较的统计检验方法</w:t>
-      </w:r>
-    </w:p>
-    <w:p>
-      <w:pPr>
-        <w:spacing w:before="0" w:after="0" w:line="360" w:lineRule="auto"/>
-        <w:ind w:firstLine="480"/>
-        <w:jc w:val="both"/>
-      </w:pPr>
-      <w:r>
-        <w:rPr>
-          <w:rFonts w:ascii="Times New Roman" w:hAnsi="Times New Roman" w:eastAsia="宋体"/>
-          <w:b w:val="0"/>
-          <w:sz w:val="24"/>
-        </w:rPr>
-        <w:t>对交叉验证结果直接做配对 t 检验会低估方差，因此 1.29 个百分点的提升需要更稳健的检验方法。10 折交叉验证的各折训练集高度重叠，违反独立性假设，会低估方差、放大第一类错误[13]；规范做法是采用 5×2 折交叉验证配对 t 检验，其统计量如式（4）所示，其中 d 为第 i 次重复第 j 折的性能差、s² 为第 i 次重复的方差估计，统计量近似服从自由度为 5 的 t 分布。</w:t>
-      </w:r>
-    </w:p>
-    <w:tbl>
-      <w:tblPr>
-        <w:tblW w:type="auto" w:w="0"/>
-        <w:jc w:val="center"/>
-        <w:tblLayout w:type="fixed"/>
-        <w:tblLook w:firstColumn="1" w:firstRow="1" w:lastColumn="0" w:lastRow="0" w:noHBand="0" w:noVBand="1" w:val="04A0"/>
-        <w:tblBorders>
-          <w:top w:val="none" w:sz="0" w:space="0" w:color="000000"/>
-          <w:left w:val="none" w:sz="0" w:space="0" w:color="000000"/>
-          <w:bottom w:val="none" w:sz="0" w:space="0" w:color="000000"/>
-          <w:right w:val="none" w:sz="0" w:space="0" w:color="000000"/>
-          <w:insideH w:val="none" w:sz="0" w:space="0" w:color="000000"/>
-          <w:insideV w:val="none" w:sz="0" w:space="0" w:color="000000"/>
-        </w:tblBorders>
-      </w:tblPr>
-      <w:tblGrid>
-        <w:gridCol w:w="2946"/>
-        <w:gridCol w:w="2946"/>
-        <w:gridCol w:w="2946"/>
-      </w:tblGrid>
-      <w:tr>
-        <w:tc>
-          <w:tcPr>
-            <w:tcW w:type="dxa" w:w="1134"/>
-          </w:tcPr>
-          <w:p>
-            <w:pPr>
-              <w:spacing w:before="120" w:after="120" w:line="360" w:lineRule="auto"/>
-              <w:jc w:val="left"/>
-            </w:pPr>
-          </w:p>
-        </w:tc>
-        <w:tc>
-          <w:tcPr>
-            <w:tcW w:type="dxa" w:w="6236"/>
-          </w:tcPr>
-          <w:p>
-            <w:pPr>
-              <w:spacing w:before="120" w:after="120" w:line="360" w:lineRule="auto"/>
-              <w:jc w:val="center"/>
-            </w:pPr>
-            <m:oMath>
-              <m:r>
-                <m:t xml:space="preserve">t=</m:t>
-              </m:r>
-              <m:f>
-                <m:fPr>
-                  <m:type m:val="bar"/>
-                </m:fPr>
-                <m:num>
-                  <m:sSubSup>
-                    <m:e>
-                      <m:r>
-                        <m:t xml:space="preserve">d</m:t>
-                      </m:r>
-                    </m:e>
-                    <m:sub>
-                      <m:r>
-                        <m:t xml:space="preserve">1</m:t>
-                      </m:r>
-                    </m:sub>
-                    <m:sup>
-                      <m:r>
-                        <m:t xml:space="preserve">(1)</m:t>
-                      </m:r>
-                    </m:sup>
-                  </m:sSubSup>
-                </m:num>
-                <m:den>
-                  <m:rad>
-                    <m:radPr>
-                      <m:degHide m:val="1"/>
-                    </m:radPr>
-                    <m:deg/>
-                    <m:e>
-                      <m:f>
-                        <m:fPr>
-                          <m:type m:val="bar"/>
-                        </m:fPr>
-                        <m:num>
-                          <m:r>
-                            <m:t xml:space="preserve">1</m:t>
-                          </m:r>
-                        </m:num>
-                        <m:den>
-                          <m:r>
-                            <m:t xml:space="preserve">5</m:t>
-                          </m:r>
-                        </m:den>
-                      </m:f>
-                      <m:nary>
-                        <m:naryPr>
-                          <m:chr m:val="∑"/>
-                          <m:limLoc m:val="undOvr"/>
-                          <m:grow m:val="1"/>
-                        </m:naryPr>
-                        <m:sub>
-                          <m:r>
-                            <m:t xml:space="preserve">i=1</m:t>
-                          </m:r>
-                        </m:sub>
-                        <m:sup>
-                          <m:r>
-                            <m:t xml:space="preserve">5</m:t>
-                          </m:r>
-                        </m:sup>
-                        <m:e/>
-                      </m:nary>
-                      <m:sSubSup>
-                        <m:e>
-                          <m:r>
-                            <m:t xml:space="preserve">s</m:t>
-                          </m:r>
-                        </m:e>
-                        <m:sub>
-                          <m:r>
-                            <m:t xml:space="preserve">i</m:t>
-                          </m:r>
-                        </m:sub>
-                        <m:sup>
-                          <m:r>
-                            <m:t xml:space="preserve">2</m:t>
-                          </m:r>
-                        </m:sup>
-                      </m:sSubSup>
-                    </m:e>
-                  </m:rad>
-                </m:den>
-              </m:f>
-            </m:oMath>
-          </w:p>
-        </w:tc>
-        <w:tc>
-          <w:tcPr>
-            <w:tcW w:type="dxa" w:w="1134"/>
-          </w:tcPr>
-          <w:p>
-            <w:pPr>
-              <w:spacing w:before="120" w:after="120" w:line="360" w:lineRule="auto"/>
-              <w:jc w:val="right"/>
-            </w:pPr>
-            <w:r>
-              <w:rPr>
-                <w:rFonts w:ascii="Times New Roman" w:hAnsi="Times New Roman" w:eastAsia="宋体"/>
-                <w:b w:val="0"/>
-                <w:sz w:val="24"/>
-              </w:rPr>
-              <w:t>（4）</w:t>
-            </w:r>
-          </w:p>
-        </w:tc>
-      </w:tr>
-    </w:tbl>
-    <w:p>
-      <w:pPr>
-        <w:spacing w:before="0" w:after="0" w:line="360" w:lineRule="auto"/>
-        <w:ind w:firstLine="480"/>
-        <w:jc w:val="both"/>
-      </w:pPr>
-      <w:r>
-        <w:rPr>
-          <w:rFonts w:ascii="Times New Roman" w:hAnsi="Times New Roman" w:eastAsia="宋体"/>
-          <w:b w:val="0"/>
-          <w:sz w:val="24"/>
-        </w:rPr>
-        <w:t>三种检验方案的比较如表 9 所示，此外还需改进评估流程以避免选择性偏差。第 4.1 节的特征筛选与第 4.2 节的模型评估使用了同一份数据且折数不一致，规范做法是采用嵌套交叉验证——外层用于性能估计、内层用于特征筛选与超参数调优，或划分独立的留出测试集并在全流程最后只使用一次[16]。</w:t>
-      </w:r>
-    </w:p>
-    <w:p>
-      <w:pPr>
-        <w:keepNext/>
-        <w:spacing w:before="160" w:after="40" w:line="240" w:lineRule="auto"/>
-        <w:jc w:val="center"/>
-      </w:pPr>
-      <w:r>
-        <w:rPr>
-          <w:rFonts w:ascii="Times New Roman" w:hAnsi="Times New Roman" w:eastAsia="黑体"/>
-          <w:b w:val="0"/>
-          <w:sz w:val="21"/>
-        </w:rPr>
-        <w:t>表 9  模型比较的统计检验方案对比</w:t>
-      </w:r>
-    </w:p>
-    <w:tbl>
-      <w:tblPr>
-        <w:tblW w:type="auto" w:w="0"/>
-        <w:jc w:val="center"/>
-        <w:tblLayout w:type="autofit"/>
-        <w:tblLook w:firstColumn="1" w:firstRow="1" w:lastColumn="0" w:lastRow="0" w:noHBand="0" w:noVBand="1" w:val="04A0"/>
-        <w:tblBorders>
-          <w:top w:val="none" w:sz="0" w:space="0" w:color="000000"/>
-          <w:left w:val="none" w:sz="0" w:space="0" w:color="000000"/>
-          <w:bottom w:val="none" w:sz="0" w:space="0" w:color="000000"/>
-          <w:right w:val="none" w:sz="0" w:space="0" w:color="000000"/>
-          <w:insideH w:val="none" w:sz="0" w:space="0" w:color="000000"/>
-          <w:insideV w:val="none" w:sz="0" w:space="0" w:color="000000"/>
-        </w:tblBorders>
-      </w:tblPr>
-      <w:tblGrid>
-        <w:gridCol w:w="2209"/>
-        <w:gridCol w:w="2209"/>
-        <w:gridCol w:w="2209"/>
-        <w:gridCol w:w="2209"/>
-      </w:tblGrid>
-      <w:tr>
-        <w:tc>
-          <w:tcPr>
-            <w:tcW w:type="dxa" w:w="2608"/>
-            <w:tcBorders>
-              <w:top w:val="single" w:sz="12" w:space="0" w:color="000000"/>
-              <w:bottom w:val="single" w:sz="6" w:space="0" w:color="000000"/>
-            </w:tcBorders>
-          </w:tcPr>
-          <w:p>
-            <w:pPr>
-              <w:spacing w:before="40" w:after="40" w:line="240" w:lineRule="auto"/>
-              <w:jc w:val="left"/>
-            </w:pPr>
-            <w:r/>
-            <w:r>
-              <w:rPr>
-                <w:rFonts w:ascii="Times New Roman" w:hAnsi="Times New Roman" w:eastAsia="宋体"/>
-                <w:b/>
-                <w:sz w:val="18"/>
-              </w:rPr>
-              <w:t>检验方案</w:t>
-            </w:r>
-          </w:p>
-        </w:tc>
-        <w:tc>
-          <w:tcPr>
-            <w:tcW w:type="dxa" w:w="3061"/>
-            <w:tcBorders>
-              <w:top w:val="single" w:sz="12" w:space="0" w:color="000000"/>
-              <w:bottom w:val="single" w:sz="6" w:space="0" w:color="000000"/>
-            </w:tcBorders>
-          </w:tcPr>
-          <w:p>
-            <w:pPr>
-              <w:spacing w:before="40" w:after="40" w:line="240" w:lineRule="auto"/>
-              <w:jc w:val="center"/>
-            </w:pPr>
-            <w:r/>
-            <w:r>
-              <w:rPr>
-                <w:rFonts w:ascii="Times New Roman" w:hAnsi="Times New Roman" w:eastAsia="宋体"/>
-                <w:b/>
-                <w:sz w:val="18"/>
-              </w:rPr>
-              <w:t>适用性</w:t>
-            </w:r>
-          </w:p>
-        </w:tc>
-        <w:tc>
-          <w:tcPr>
-            <w:tcW w:type="dxa" w:w="2268"/>
-            <w:tcBorders>
-              <w:top w:val="single" w:sz="12" w:space="0" w:color="000000"/>
-              <w:bottom w:val="single" w:sz="6" w:space="0" w:color="000000"/>
-            </w:tcBorders>
-          </w:tcPr>
-          <w:p>
-            <w:pPr>
-              <w:spacing w:before="40" w:after="40" w:line="240" w:lineRule="auto"/>
-              <w:jc w:val="center"/>
-            </w:pPr>
-            <w:r/>
-            <w:r>
-              <w:rPr>
-                <w:rFonts w:ascii="Times New Roman" w:hAnsi="Times New Roman" w:eastAsia="宋体"/>
-                <w:b/>
-                <w:sz w:val="18"/>
-              </w:rPr>
-              <w:t>在合成数据集上的结果</w:t>
-            </w:r>
-          </w:p>
-        </w:tc>
-        <w:tc>
-          <w:tcPr>
-            <w:tcW w:type="dxa" w:w="1701"/>
-            <w:tcBorders>
-              <w:top w:val="single" w:sz="12" w:space="0" w:color="000000"/>
-              <w:bottom w:val="single" w:sz="6" w:space="0" w:color="000000"/>
-            </w:tcBorders>
-          </w:tcPr>
-          <w:p>
-            <w:pPr>
-              <w:spacing w:before="40" w:after="40" w:line="240" w:lineRule="auto"/>
-              <w:jc w:val="center"/>
-            </w:pPr>
-            <w:r/>
-            <w:r>
-              <w:rPr>
-                <w:rFonts w:ascii="Times New Roman" w:hAnsi="Times New Roman" w:eastAsia="宋体"/>
-                <w:b/>
-                <w:sz w:val="18"/>
-              </w:rPr>
-              <w:t>建议</w:t>
-            </w:r>
-          </w:p>
-        </w:tc>
-      </w:tr>
-      <w:tr>
-        <w:tc>
-          <w:tcPr>
-            <w:tcW w:type="dxa" w:w="2608"/>
-          </w:tcPr>
-          <w:p>
-            <w:pPr>
-              <w:spacing w:before="40" w:after="40" w:line="240" w:lineRule="auto"/>
-              <w:jc w:val="left"/>
-            </w:pPr>
-            <w:r/>
-            <w:r>
-              <w:rPr>
-                <w:rFonts w:ascii="Times New Roman" w:hAnsi="Times New Roman" w:eastAsia="宋体"/>
-                <w:b w:val="0"/>
-                <w:sz w:val="18"/>
-              </w:rPr>
-              <w:t>10 折交叉验证配对 t 检验</w:t>
-            </w:r>
-          </w:p>
-        </w:tc>
-        <w:tc>
-          <w:tcPr>
-            <w:tcW w:type="dxa" w:w="3061"/>
-          </w:tcPr>
-          <w:p>
-            <w:pPr>
-              <w:spacing w:before="40" w:after="40" w:line="240" w:lineRule="auto"/>
-              <w:jc w:val="center"/>
-            </w:pPr>
-            <w:r/>
-            <w:r>
-              <w:rPr>
-                <w:rFonts w:ascii="Times New Roman" w:hAnsi="Times New Roman" w:eastAsia="宋体"/>
-                <w:b w:val="0"/>
-                <w:sz w:val="18"/>
-              </w:rPr>
-              <w:t>训练集重叠，方差被低估，第一类错误偏高</w:t>
-            </w:r>
-          </w:p>
-        </w:tc>
-        <w:tc>
-          <w:tcPr>
-            <w:tcW w:type="dxa" w:w="2268"/>
-          </w:tcPr>
-          <w:p>
-            <w:pPr>
-              <w:spacing w:before="40" w:after="40" w:line="240" w:lineRule="auto"/>
-              <w:jc w:val="center"/>
-            </w:pPr>
-            <w:r/>
-            <w:r>
-              <w:rPr>
-                <w:rFonts w:ascii="Times New Roman" w:hAnsi="Times New Roman" w:eastAsia="宋体"/>
-                <w:b w:val="0"/>
-                <w:sz w:val="18"/>
-              </w:rPr>
-              <w:t>t=-8.316, p=0.0000</w:t>
-            </w:r>
-          </w:p>
-        </w:tc>
-        <w:tc>
-          <w:tcPr>
-            <w:tcW w:type="dxa" w:w="1701"/>
-          </w:tcPr>
-          <w:p>
-            <w:pPr>
-              <w:spacing w:before="40" w:after="40" w:line="240" w:lineRule="auto"/>
-              <w:jc w:val="center"/>
-            </w:pPr>
-            <w:r/>
-            <w:r>
-              <w:rPr>
-                <w:rFonts w:ascii="Times New Roman" w:hAnsi="Times New Roman" w:eastAsia="宋体"/>
-                <w:b w:val="0"/>
-                <w:sz w:val="18"/>
-              </w:rPr>
-              <w:t>不建议单独使用</w:t>
-            </w:r>
-          </w:p>
-        </w:tc>
-      </w:tr>
-      <w:tr>
-        <w:tc>
-          <w:tcPr>
-            <w:tcW w:type="dxa" w:w="2608"/>
-          </w:tcPr>
-          <w:p>
-            <w:pPr>
-              <w:spacing w:before="40" w:after="40" w:line="240" w:lineRule="auto"/>
-              <w:jc w:val="left"/>
-            </w:pPr>
-            <w:r/>
-            <w:r>
-              <w:rPr>
-                <w:rFonts w:ascii="Times New Roman" w:hAnsi="Times New Roman" w:eastAsia="宋体"/>
-                <w:b w:val="0"/>
-                <w:sz w:val="18"/>
-              </w:rPr>
-              <w:t>5×2 折交叉验证配对 t 检验</w:t>
-            </w:r>
-          </w:p>
-        </w:tc>
-        <w:tc>
-          <w:tcPr>
-            <w:tcW w:type="dxa" w:w="3061"/>
-          </w:tcPr>
-          <w:p>
-            <w:pPr>
-              <w:spacing w:before="40" w:after="40" w:line="240" w:lineRule="auto"/>
-              <w:jc w:val="center"/>
-            </w:pPr>
-            <w:r/>
-            <w:r>
-              <w:rPr>
-                <w:rFonts w:ascii="Times New Roman" w:hAnsi="Times New Roman" w:eastAsia="宋体"/>
-                <w:b w:val="0"/>
-                <w:sz w:val="18"/>
-              </w:rPr>
-              <w:t>两折互补、五次重复，方差估计更稳健</w:t>
-            </w:r>
-          </w:p>
-        </w:tc>
-        <w:tc>
-          <w:tcPr>
-            <w:tcW w:type="dxa" w:w="2268"/>
-          </w:tcPr>
-          <w:p>
-            <w:pPr>
-              <w:spacing w:before="40" w:after="40" w:line="240" w:lineRule="auto"/>
-              <w:jc w:val="center"/>
-            </w:pPr>
-            <w:r/>
-            <w:r>
-              <w:rPr>
-                <w:rFonts w:ascii="Times New Roman" w:hAnsi="Times New Roman" w:eastAsia="宋体"/>
-                <w:b w:val="0"/>
-                <w:sz w:val="18"/>
-              </w:rPr>
-              <w:t>t=-2.579, p=0.0495</w:t>
-            </w:r>
-          </w:p>
-        </w:tc>
-        <w:tc>
-          <w:tcPr>
-            <w:tcW w:type="dxa" w:w="1701"/>
-          </w:tcPr>
-          <w:p>
-            <w:pPr>
-              <w:spacing w:before="40" w:after="40" w:line="240" w:lineRule="auto"/>
-              <w:jc w:val="center"/>
-            </w:pPr>
-            <w:r/>
-            <w:r>
-              <w:rPr>
-                <w:rFonts w:ascii="Times New Roman" w:hAnsi="Times New Roman" w:eastAsia="宋体"/>
-                <w:b w:val="0"/>
-                <w:sz w:val="18"/>
-              </w:rPr>
-              <w:t>推荐</w:t>
-            </w:r>
-          </w:p>
-        </w:tc>
-      </w:tr>
-      <w:tr>
-        <w:tc>
-          <w:tcPr>
-            <w:tcW w:type="dxa" w:w="2608"/>
-            <w:tcBorders>
-              <w:bottom w:val="single" w:sz="12" w:space="0" w:color="000000"/>
-            </w:tcBorders>
-          </w:tcPr>
-          <w:p>
-            <w:pPr>
-              <w:spacing w:before="40" w:after="40" w:line="240" w:lineRule="auto"/>
-              <w:jc w:val="left"/>
-            </w:pPr>
-            <w:r/>
-            <w:r>
-              <w:rPr>
-                <w:rFonts w:ascii="Times New Roman" w:hAnsi="Times New Roman" w:eastAsia="宋体"/>
-                <w:b w:val="0"/>
-                <w:sz w:val="18"/>
-              </w:rPr>
-              <w:t>修正重采样 t 检验</w:t>
-            </w:r>
-          </w:p>
-        </w:tc>
-        <w:tc>
-          <w:tcPr>
-            <w:tcW w:type="dxa" w:w="3061"/>
-            <w:tcBorders>
-              <w:bottom w:val="single" w:sz="12" w:space="0" w:color="000000"/>
-            </w:tcBorders>
-          </w:tcPr>
-          <w:p>
-            <w:pPr>
-              <w:spacing w:before="40" w:after="40" w:line="240" w:lineRule="auto"/>
-              <w:jc w:val="center"/>
-            </w:pPr>
-            <w:r/>
-            <w:r>
-              <w:rPr>
-                <w:rFonts w:ascii="Times New Roman" w:hAnsi="Times New Roman" w:eastAsia="宋体"/>
-                <w:b w:val="0"/>
-                <w:sz w:val="18"/>
-              </w:rPr>
-              <w:t>对重采样导致的方差低估做显式修正[14]</w:t>
-            </w:r>
-          </w:p>
-        </w:tc>
-        <w:tc>
-          <w:tcPr>
-            <w:tcW w:type="dxa" w:w="2268"/>
-            <w:tcBorders>
-              <w:bottom w:val="single" w:sz="12" w:space="0" w:color="000000"/>
-            </w:tcBorders>
-          </w:tcPr>
-          <w:p>
-            <w:pPr>
-              <w:spacing w:before="40" w:after="40" w:line="240" w:lineRule="auto"/>
-              <w:jc w:val="center"/>
-            </w:pPr>
-            <w:r/>
-            <w:r>
-              <w:rPr>
-                <w:rFonts w:ascii="Times New Roman" w:hAnsi="Times New Roman" w:eastAsia="宋体"/>
-                <w:b w:val="0"/>
-                <w:sz w:val="18"/>
-              </w:rPr>
-              <w:t>未运行</w:t>
-            </w:r>
-          </w:p>
-        </w:tc>
-        <w:tc>
-          <w:tcPr>
-            <w:tcW w:type="dxa" w:w="1701"/>
-            <w:tcBorders>
-              <w:bottom w:val="single" w:sz="12" w:space="0" w:color="000000"/>
-            </w:tcBorders>
-          </w:tcPr>
-          <w:p>
-            <w:pPr>
-              <w:spacing w:before="40" w:after="40" w:line="240" w:lineRule="auto"/>
-              <w:jc w:val="center"/>
-            </w:pPr>
-            <w:r/>
-            <w:r>
-              <w:rPr>
-                <w:rFonts w:ascii="Times New Roman" w:hAnsi="Times New Roman" w:eastAsia="宋体"/>
-                <w:b w:val="0"/>
-                <w:sz w:val="18"/>
-              </w:rPr>
-              <w:t>可作为补充</w:t>
-            </w:r>
-          </w:p>
-        </w:tc>
-      </w:tr>
-    </w:tbl>
-    <w:p>
-      <w:pPr>
-        <w:spacing w:before="40" w:after="160" w:line="240" w:lineRule="auto"/>
-        <w:ind w:firstLine="0"/>
-        <w:jc w:val="left"/>
-      </w:pPr>
-      <w:r>
-        <w:rPr>
-          <w:rFonts w:ascii="Times New Roman" w:hAnsi="Times New Roman" w:eastAsia="宋体"/>
-          <w:b w:val="0"/>
-          <w:sz w:val="18"/>
-        </w:rPr>
-        <w:t>注：合成数据集上的结果仅用于说明两种检验的差异形态，不代表原样本结论。</w:t>
-      </w:r>
-    </w:p>
-    <w:p>
-      <w:pPr>
-        <w:spacing w:before="0" w:after="0" w:line="360" w:lineRule="auto"/>
-        <w:ind w:firstLine="480"/>
-        <w:jc w:val="both"/>
-      </w:pPr>
-      <w:r>
-        <w:rPr>
-          <w:rFonts w:ascii="Times New Roman" w:hAnsi="Times New Roman" w:eastAsia="宋体"/>
-          <w:b w:val="0"/>
-          <w:sz w:val="24"/>
-        </w:rPr>
-        <w:t>本文在合成数据集上复现剪枝方法时未能重现性能增益，这一结果如实报告并加以讨论。剪枝后准确率变化为 -4.78 个百分点，其含义是该剪枝方法的增益依赖于基分类器之间的同质化程度与聚类参数设定，并非普遍成立。合成数据的树间相关结构与真实专利数据不同，参数也未做针对性调优，因此不能据此否定原方法的有效性；但它反过来说明，1.29 个百分点的提升更需要用稳健的检验方法与充分的参数敏感性分析来支撑。</w:t>
-      </w:r>
-    </w:p>
-    <w:p>
-      <w:pPr>
-        <w:keepNext/>
-        <w:spacing w:before="160" w:after="80" w:line="360" w:lineRule="auto"/>
-        <w:jc w:val="left"/>
-      </w:pPr>
-      <w:r>
-        <w:rPr>
-          <w:rFonts w:ascii="Times New Roman" w:hAnsi="Times New Roman" w:eastAsia="黑体"/>
-          <w:b w:val="0"/>
-          <w:sz w:val="28"/>
-        </w:rPr>
-        <w:t>5.5  引用截断偏差</w:t>
-      </w:r>
-    </w:p>
-    <w:p>
-      <w:pPr>
-        <w:spacing w:before="0" w:after="0" w:line="360" w:lineRule="auto"/>
-        <w:ind w:firstLine="480"/>
-        <w:jc w:val="both"/>
-      </w:pPr>
-      <w:r>
-        <w:rPr>
-          <w:rFonts w:ascii="Times New Roman" w:hAnsi="Times New Roman" w:eastAsia="宋体"/>
-          <w:b w:val="0"/>
-          <w:sz w:val="24"/>
-        </w:rPr>
-        <w:t>引用与同族指标随专利年龄累积，未做年龄标准化会系统性低估近年专利，而近年专利恰恰是最受关注的技术前沿，如表 10 与图 7 所示。检验显示公开年与高价值占比的等级相关系数达 -0.986（p&lt;0.001），呈近乎完全的负相关；2010 年公开专利的高价值占比为 25.81%，2024 年仅 3.17%。</w:t>
-      </w:r>
-      <w:r>
-        <w:rPr>
-          <w:rFonts w:ascii="Times New Roman" w:hAnsi="Times New Roman" w:eastAsia="宋体"/>
-          <w:b/>
-          <w:sz w:val="24"/>
-        </w:rPr>
-        <w:t>这一梯度几乎完全由指标的时间累积特性造成，而非真实的技术质量下降。</w:t>
-      </w:r>
-      <w:r>
-        <w:rPr>
-          <w:rFonts w:ascii="Times New Roman" w:hAnsi="Times New Roman" w:eastAsia="宋体"/>
-          <w:b w:val="0"/>
-          <w:sz w:val="24"/>
-        </w:rPr>
-        <w:t>解决办法有两条：一是改用同年同分类大类内的分位数替代原始计数值进入标签构造，使不同年份的专利在各自的同期群内比较；二是在模型中显式控制专利年龄。前者更为彻底，建议优先采用。顺带说明，各聚类组的技术要点标引缺失率差异也可能主要由公开年份差异造成，控制年份后应重新检验。</w:t>
-      </w:r>
-    </w:p>
-    <w:p>
-      <w:pPr>
-        <w:keepNext/>
-        <w:spacing w:before="160" w:after="40" w:line="240" w:lineRule="auto"/>
-        <w:jc w:val="center"/>
-      </w:pPr>
-      <w:r>
-        <w:rPr>
-          <w:rFonts w:ascii="Times New Roman" w:hAnsi="Times New Roman" w:eastAsia="黑体"/>
-          <w:b w:val="0"/>
-          <w:sz w:val="21"/>
-        </w:rPr>
-        <w:t>表 10  各公开年的高价值专利占比（合成数据集，方法学演示）</w:t>
-      </w:r>
-    </w:p>
-    <w:tbl>
-      <w:tblPr>
-        <w:tblW w:type="auto" w:w="0"/>
-        <w:jc w:val="center"/>
-        <w:tblLayout w:type="autofit"/>
-        <w:tblLook w:firstColumn="1" w:firstRow="1" w:lastColumn="0" w:lastRow="0" w:noHBand="0" w:noVBand="1" w:val="04A0"/>
-        <w:tblBorders>
-          <w:top w:val="none" w:sz="0" w:space="0" w:color="000000"/>
-          <w:left w:val="none" w:sz="0" w:space="0" w:color="000000"/>
-          <w:bottom w:val="none" w:sz="0" w:space="0" w:color="000000"/>
-          <w:right w:val="none" w:sz="0" w:space="0" w:color="000000"/>
-          <w:insideH w:val="none" w:sz="0" w:space="0" w:color="000000"/>
-          <w:insideV w:val="none" w:sz="0" w:space="0" w:color="000000"/>
-        </w:tblBorders>
-      </w:tblPr>
-      <w:tblGrid>
-        <w:gridCol w:w="1473"/>
-        <w:gridCol w:w="1473"/>
-        <w:gridCol w:w="1473"/>
-        <w:gridCol w:w="1473"/>
-        <w:gridCol w:w="1473"/>
-        <w:gridCol w:w="1473"/>
-      </w:tblGrid>
-      <w:tr>
-        <w:tc>
-          <w:tcPr>
-            <w:tcW w:type="dxa" w:w="1361"/>
-            <w:tcBorders>
-              <w:top w:val="single" w:sz="12" w:space="0" w:color="000000"/>
-              <w:bottom w:val="single" w:sz="6" w:space="0" w:color="000000"/>
-            </w:tcBorders>
-          </w:tcPr>
-          <w:p>
-            <w:pPr>
-              <w:spacing w:before="40" w:after="40" w:line="240" w:lineRule="auto"/>
-              <w:jc w:val="left"/>
-            </w:pPr>
-            <w:r/>
-            <w:r>
-              <w:rPr>
-                <w:rFonts w:ascii="Times New Roman" w:hAnsi="Times New Roman" w:eastAsia="宋体"/>
-                <w:b/>
-                <w:sz w:val="19"/>
-              </w:rPr>
-              <w:t>公开年</w:t>
-            </w:r>
-          </w:p>
-        </w:tc>
-        <w:tc>
-          <w:tcPr>
-            <w:tcW w:type="dxa" w:w="1701"/>
-            <w:tcBorders>
-              <w:top w:val="single" w:sz="12" w:space="0" w:color="000000"/>
-              <w:bottom w:val="single" w:sz="6" w:space="0" w:color="000000"/>
-            </w:tcBorders>
-          </w:tcPr>
-          <w:p>
-            <w:pPr>
-              <w:spacing w:before="40" w:after="40" w:line="240" w:lineRule="auto"/>
-              <w:jc w:val="center"/>
-            </w:pPr>
-            <w:r/>
-            <w:r>
-              <w:rPr>
-                <w:rFonts w:ascii="Times New Roman" w:hAnsi="Times New Roman" w:eastAsia="宋体"/>
-                <w:b/>
-                <w:sz w:val="19"/>
-              </w:rPr>
-              <w:t>高价值占比 / %</w:t>
-            </w:r>
-          </w:p>
-        </w:tc>
-        <w:tc>
-          <w:tcPr>
-            <w:tcW w:type="dxa" w:w="1361"/>
-            <w:tcBorders>
-              <w:top w:val="single" w:sz="12" w:space="0" w:color="000000"/>
-              <w:bottom w:val="single" w:sz="6" w:space="0" w:color="000000"/>
-            </w:tcBorders>
-          </w:tcPr>
-          <w:p>
-            <w:pPr>
-              <w:spacing w:before="40" w:after="40" w:line="240" w:lineRule="auto"/>
-              <w:jc w:val="center"/>
-            </w:pPr>
-            <w:r/>
-            <w:r>
-              <w:rPr>
-                <w:rFonts w:ascii="Times New Roman" w:hAnsi="Times New Roman" w:eastAsia="宋体"/>
-                <w:b/>
-                <w:sz w:val="19"/>
-              </w:rPr>
-              <w:t>公开年</w:t>
-            </w:r>
-          </w:p>
-        </w:tc>
-        <w:tc>
-          <w:tcPr>
-            <w:tcW w:type="dxa" w:w="1701"/>
-            <w:tcBorders>
-              <w:top w:val="single" w:sz="12" w:space="0" w:color="000000"/>
-              <w:bottom w:val="single" w:sz="6" w:space="0" w:color="000000"/>
-            </w:tcBorders>
-          </w:tcPr>
-          <w:p>
-            <w:pPr>
-              <w:spacing w:before="40" w:after="40" w:line="240" w:lineRule="auto"/>
-              <w:jc w:val="center"/>
-            </w:pPr>
-            <w:r/>
-            <w:r>
-              <w:rPr>
-                <w:rFonts w:ascii="Times New Roman" w:hAnsi="Times New Roman" w:eastAsia="宋体"/>
-                <w:b/>
-                <w:sz w:val="19"/>
-              </w:rPr>
-              <w:t>高价值占比 / %</w:t>
-            </w:r>
-          </w:p>
-        </w:tc>
-        <w:tc>
-          <w:tcPr>
-            <w:tcW w:type="dxa" w:w="1361"/>
-            <w:tcBorders>
-              <w:top w:val="single" w:sz="12" w:space="0" w:color="000000"/>
-              <w:bottom w:val="single" w:sz="6" w:space="0" w:color="000000"/>
-            </w:tcBorders>
-          </w:tcPr>
-          <w:p>
-            <w:pPr>
-              <w:spacing w:before="40" w:after="40" w:line="240" w:lineRule="auto"/>
-              <w:jc w:val="center"/>
-            </w:pPr>
-            <w:r/>
-            <w:r>
-              <w:rPr>
-                <w:rFonts w:ascii="Times New Roman" w:hAnsi="Times New Roman" w:eastAsia="宋体"/>
-                <w:b/>
-                <w:sz w:val="19"/>
-              </w:rPr>
-              <w:t>公开年</w:t>
-            </w:r>
-          </w:p>
-        </w:tc>
-        <w:tc>
-          <w:tcPr>
-            <w:tcW w:type="dxa" w:w="1701"/>
-            <w:tcBorders>
-              <w:top w:val="single" w:sz="12" w:space="0" w:color="000000"/>
-              <w:bottom w:val="single" w:sz="6" w:space="0" w:color="000000"/>
-            </w:tcBorders>
-          </w:tcPr>
-          <w:p>
-            <w:pPr>
-              <w:spacing w:before="40" w:after="40" w:line="240" w:lineRule="auto"/>
-              <w:jc w:val="center"/>
-            </w:pPr>
-            <w:r/>
-            <w:r>
-              <w:rPr>
-                <w:rFonts w:ascii="Times New Roman" w:hAnsi="Times New Roman" w:eastAsia="宋体"/>
-                <w:b/>
-                <w:sz w:val="19"/>
-              </w:rPr>
-              <w:t>高价值占比 / %</w:t>
-            </w:r>
-          </w:p>
-        </w:tc>
-      </w:tr>
-      <w:tr>
-        <w:tc>
-          <w:tcPr>
-            <w:tcW w:type="dxa" w:w="1361"/>
-          </w:tcPr>
-          <w:p>
-            <w:pPr>
-              <w:spacing w:before="40" w:after="40" w:line="240" w:lineRule="auto"/>
-              <w:jc w:val="left"/>
-            </w:pPr>
-            <w:r/>
-            <w:r>
-              <w:rPr>
-                <w:rFonts w:ascii="Times New Roman" w:hAnsi="Times New Roman" w:eastAsia="宋体"/>
-                <w:b w:val="0"/>
-                <w:sz w:val="19"/>
-              </w:rPr>
-              <w:t>2010</w:t>
-            </w:r>
-          </w:p>
-        </w:tc>
-        <w:tc>
-          <w:tcPr>
-            <w:tcW w:type="dxa" w:w="1701"/>
-          </w:tcPr>
-          <w:p>
-            <w:pPr>
-              <w:spacing w:before="40" w:after="40" w:line="240" w:lineRule="auto"/>
-              <w:jc w:val="center"/>
-            </w:pPr>
-            <w:r/>
-            <w:r>
-              <w:rPr>
-                <w:rFonts w:ascii="Times New Roman" w:hAnsi="Times New Roman" w:eastAsia="宋体"/>
-                <w:b w:val="0"/>
-                <w:sz w:val="19"/>
-              </w:rPr>
-              <w:t>25.81</w:t>
-            </w:r>
-          </w:p>
-        </w:tc>
-        <w:tc>
-          <w:tcPr>
-            <w:tcW w:type="dxa" w:w="1361"/>
-          </w:tcPr>
-          <w:p>
-            <w:pPr>
-              <w:spacing w:before="40" w:after="40" w:line="240" w:lineRule="auto"/>
-              <w:jc w:val="center"/>
-            </w:pPr>
-            <w:r/>
-            <w:r>
-              <w:rPr>
-                <w:rFonts w:ascii="Times New Roman" w:hAnsi="Times New Roman" w:eastAsia="宋体"/>
-                <w:b w:val="0"/>
-                <w:sz w:val="19"/>
-              </w:rPr>
-              <w:t>2015</w:t>
-            </w:r>
-          </w:p>
-        </w:tc>
-        <w:tc>
-          <w:tcPr>
-            <w:tcW w:type="dxa" w:w="1701"/>
-          </w:tcPr>
-          <w:p>
-            <w:pPr>
-              <w:spacing w:before="40" w:after="40" w:line="240" w:lineRule="auto"/>
-              <w:jc w:val="center"/>
-            </w:pPr>
-            <w:r/>
-            <w:r>
-              <w:rPr>
-                <w:rFonts w:ascii="Times New Roman" w:hAnsi="Times New Roman" w:eastAsia="宋体"/>
-                <w:b w:val="0"/>
-                <w:sz w:val="19"/>
-              </w:rPr>
-              <w:t>14.45</w:t>
-            </w:r>
-          </w:p>
-        </w:tc>
-        <w:tc>
-          <w:tcPr>
-            <w:tcW w:type="dxa" w:w="1361"/>
-          </w:tcPr>
-          <w:p>
-            <w:pPr>
-              <w:spacing w:before="40" w:after="40" w:line="240" w:lineRule="auto"/>
-              <w:jc w:val="center"/>
-            </w:pPr>
-            <w:r/>
-            <w:r>
-              <w:rPr>
-                <w:rFonts w:ascii="Times New Roman" w:hAnsi="Times New Roman" w:eastAsia="宋体"/>
-                <w:b w:val="0"/>
-                <w:sz w:val="19"/>
-              </w:rPr>
-              <w:t>2020</w:t>
-            </w:r>
-          </w:p>
-        </w:tc>
-        <w:tc>
-          <w:tcPr>
-            <w:tcW w:type="dxa" w:w="1701"/>
-          </w:tcPr>
-          <w:p>
-            <w:pPr>
-              <w:spacing w:before="40" w:after="40" w:line="240" w:lineRule="auto"/>
-              <w:jc w:val="center"/>
-            </w:pPr>
-            <w:r/>
-            <w:r>
-              <w:rPr>
-                <w:rFonts w:ascii="Times New Roman" w:hAnsi="Times New Roman" w:eastAsia="宋体"/>
-                <w:b w:val="0"/>
-                <w:sz w:val="19"/>
-              </w:rPr>
-              <w:t>6.37</w:t>
-            </w:r>
-          </w:p>
-        </w:tc>
-      </w:tr>
-      <w:tr>
-        <w:tc>
-          <w:tcPr>
-            <w:tcW w:type="dxa" w:w="1361"/>
-          </w:tcPr>
-          <w:p>
-            <w:pPr>
-              <w:spacing w:before="40" w:after="40" w:line="240" w:lineRule="auto"/>
-              <w:jc w:val="left"/>
-            </w:pPr>
-            <w:r/>
-            <w:r>
-              <w:rPr>
-                <w:rFonts w:ascii="Times New Roman" w:hAnsi="Times New Roman" w:eastAsia="宋体"/>
-                <w:b w:val="0"/>
-                <w:sz w:val="19"/>
-              </w:rPr>
-              <w:t>2011</w:t>
-            </w:r>
-          </w:p>
-        </w:tc>
-        <w:tc>
-          <w:tcPr>
-            <w:tcW w:type="dxa" w:w="1701"/>
-          </w:tcPr>
-          <w:p>
-            <w:pPr>
-              <w:spacing w:before="40" w:after="40" w:line="240" w:lineRule="auto"/>
-              <w:jc w:val="center"/>
-            </w:pPr>
-            <w:r/>
-            <w:r>
-              <w:rPr>
-                <w:rFonts w:ascii="Times New Roman" w:hAnsi="Times New Roman" w:eastAsia="宋体"/>
-                <w:b w:val="0"/>
-                <w:sz w:val="19"/>
-              </w:rPr>
-              <w:t>22.32</w:t>
-            </w:r>
-          </w:p>
-        </w:tc>
-        <w:tc>
-          <w:tcPr>
-            <w:tcW w:type="dxa" w:w="1361"/>
-          </w:tcPr>
-          <w:p>
-            <w:pPr>
-              <w:spacing w:before="40" w:after="40" w:line="240" w:lineRule="auto"/>
-              <w:jc w:val="center"/>
-            </w:pPr>
-            <w:r/>
-            <w:r>
-              <w:rPr>
-                <w:rFonts w:ascii="Times New Roman" w:hAnsi="Times New Roman" w:eastAsia="宋体"/>
-                <w:b w:val="0"/>
-                <w:sz w:val="19"/>
-              </w:rPr>
-              <w:t>2016</w:t>
-            </w:r>
-          </w:p>
-        </w:tc>
-        <w:tc>
-          <w:tcPr>
-            <w:tcW w:type="dxa" w:w="1701"/>
-          </w:tcPr>
-          <w:p>
-            <w:pPr>
-              <w:spacing w:before="40" w:after="40" w:line="240" w:lineRule="auto"/>
-              <w:jc w:val="center"/>
-            </w:pPr>
-            <w:r/>
-            <w:r>
-              <w:rPr>
-                <w:rFonts w:ascii="Times New Roman" w:hAnsi="Times New Roman" w:eastAsia="宋体"/>
-                <w:b w:val="0"/>
-                <w:sz w:val="19"/>
-              </w:rPr>
-              <w:t>12.66</w:t>
-            </w:r>
-          </w:p>
-        </w:tc>
-        <w:tc>
-          <w:tcPr>
-            <w:tcW w:type="dxa" w:w="1361"/>
-          </w:tcPr>
-          <w:p>
-            <w:pPr>
-              <w:spacing w:before="40" w:after="40" w:line="240" w:lineRule="auto"/>
-              <w:jc w:val="center"/>
-            </w:pPr>
-            <w:r/>
-            <w:r>
-              <w:rPr>
-                <w:rFonts w:ascii="Times New Roman" w:hAnsi="Times New Roman" w:eastAsia="宋体"/>
-                <w:b w:val="0"/>
-                <w:sz w:val="19"/>
-              </w:rPr>
-              <w:t>2021</w:t>
-            </w:r>
-          </w:p>
-        </w:tc>
-        <w:tc>
-          <w:tcPr>
-            <w:tcW w:type="dxa" w:w="1701"/>
-          </w:tcPr>
-          <w:p>
-            <w:pPr>
-              <w:spacing w:before="40" w:after="40" w:line="240" w:lineRule="auto"/>
-              <w:jc w:val="center"/>
-            </w:pPr>
-            <w:r/>
-            <w:r>
-              <w:rPr>
-                <w:rFonts w:ascii="Times New Roman" w:hAnsi="Times New Roman" w:eastAsia="宋体"/>
-                <w:b w:val="0"/>
-                <w:sz w:val="19"/>
-              </w:rPr>
-              <w:t>4.55</w:t>
-            </w:r>
-          </w:p>
-        </w:tc>
-      </w:tr>
-      <w:tr>
-        <w:tc>
-          <w:tcPr>
-            <w:tcW w:type="dxa" w:w="1361"/>
-          </w:tcPr>
-          <w:p>
-            <w:pPr>
-              <w:spacing w:before="40" w:after="40" w:line="240" w:lineRule="auto"/>
-              <w:jc w:val="left"/>
-            </w:pPr>
-            <w:r/>
-            <w:r>
-              <w:rPr>
-                <w:rFonts w:ascii="Times New Roman" w:hAnsi="Times New Roman" w:eastAsia="宋体"/>
-                <w:b w:val="0"/>
-                <w:sz w:val="19"/>
-              </w:rPr>
-              <w:t>2012</w:t>
-            </w:r>
-          </w:p>
-        </w:tc>
-        <w:tc>
-          <w:tcPr>
-            <w:tcW w:type="dxa" w:w="1701"/>
-          </w:tcPr>
-          <w:p>
-            <w:pPr>
-              <w:spacing w:before="40" w:after="40" w:line="240" w:lineRule="auto"/>
-              <w:jc w:val="center"/>
-            </w:pPr>
-            <w:r/>
-            <w:r>
-              <w:rPr>
-                <w:rFonts w:ascii="Times New Roman" w:hAnsi="Times New Roman" w:eastAsia="宋体"/>
-                <w:b w:val="0"/>
-                <w:sz w:val="19"/>
-              </w:rPr>
-              <w:t>22.15</w:t>
-            </w:r>
-          </w:p>
-        </w:tc>
-        <w:tc>
-          <w:tcPr>
-            <w:tcW w:type="dxa" w:w="1361"/>
-          </w:tcPr>
-          <w:p>
-            <w:pPr>
-              <w:spacing w:before="40" w:after="40" w:line="240" w:lineRule="auto"/>
-              <w:jc w:val="center"/>
-            </w:pPr>
-            <w:r/>
-            <w:r>
-              <w:rPr>
-                <w:rFonts w:ascii="Times New Roman" w:hAnsi="Times New Roman" w:eastAsia="宋体"/>
-                <w:b w:val="0"/>
-                <w:sz w:val="19"/>
-              </w:rPr>
-              <w:t>2017</w:t>
-            </w:r>
-          </w:p>
-        </w:tc>
-        <w:tc>
-          <w:tcPr>
-            <w:tcW w:type="dxa" w:w="1701"/>
-          </w:tcPr>
-          <w:p>
-            <w:pPr>
-              <w:spacing w:before="40" w:after="40" w:line="240" w:lineRule="auto"/>
-              <w:jc w:val="center"/>
-            </w:pPr>
-            <w:r/>
-            <w:r>
-              <w:rPr>
-                <w:rFonts w:ascii="Times New Roman" w:hAnsi="Times New Roman" w:eastAsia="宋体"/>
-                <w:b w:val="0"/>
-                <w:sz w:val="19"/>
-              </w:rPr>
-              <w:t>8.96</w:t>
-            </w:r>
-          </w:p>
-        </w:tc>
-        <w:tc>
-          <w:tcPr>
-            <w:tcW w:type="dxa" w:w="1361"/>
-          </w:tcPr>
-          <w:p>
-            <w:pPr>
-              <w:spacing w:before="40" w:after="40" w:line="240" w:lineRule="auto"/>
-              <w:jc w:val="center"/>
-            </w:pPr>
-            <w:r/>
-            <w:r>
-              <w:rPr>
-                <w:rFonts w:ascii="Times New Roman" w:hAnsi="Times New Roman" w:eastAsia="宋体"/>
-                <w:b w:val="0"/>
-                <w:sz w:val="19"/>
-              </w:rPr>
-              <w:t>2022</w:t>
-            </w:r>
-          </w:p>
-        </w:tc>
-        <w:tc>
-          <w:tcPr>
-            <w:tcW w:type="dxa" w:w="1701"/>
-          </w:tcPr>
-          <w:p>
-            <w:pPr>
-              <w:spacing w:before="40" w:after="40" w:line="240" w:lineRule="auto"/>
-              <w:jc w:val="center"/>
-            </w:pPr>
-            <w:r/>
-            <w:r>
-              <w:rPr>
-                <w:rFonts w:ascii="Times New Roman" w:hAnsi="Times New Roman" w:eastAsia="宋体"/>
-                <w:b w:val="0"/>
-                <w:sz w:val="19"/>
-              </w:rPr>
-              <w:t>4.84</w:t>
-            </w:r>
-          </w:p>
-        </w:tc>
-      </w:tr>
-      <w:tr>
-        <w:tc>
-          <w:tcPr>
-            <w:tcW w:type="dxa" w:w="1361"/>
-          </w:tcPr>
-          <w:p>
-            <w:pPr>
-              <w:spacing w:before="40" w:after="40" w:line="240" w:lineRule="auto"/>
-              <w:jc w:val="left"/>
-            </w:pPr>
-            <w:r/>
-            <w:r>
-              <w:rPr>
-                <w:rFonts w:ascii="Times New Roman" w:hAnsi="Times New Roman" w:eastAsia="宋体"/>
-                <w:b w:val="0"/>
-                <w:sz w:val="19"/>
-              </w:rPr>
-              <w:t>2013</w:t>
-            </w:r>
-          </w:p>
-        </w:tc>
-        <w:tc>
-          <w:tcPr>
-            <w:tcW w:type="dxa" w:w="1701"/>
-          </w:tcPr>
-          <w:p>
-            <w:pPr>
-              <w:spacing w:before="40" w:after="40" w:line="240" w:lineRule="auto"/>
-              <w:jc w:val="center"/>
-            </w:pPr>
-            <w:r/>
-            <w:r>
-              <w:rPr>
-                <w:rFonts w:ascii="Times New Roman" w:hAnsi="Times New Roman" w:eastAsia="宋体"/>
-                <w:b w:val="0"/>
-                <w:sz w:val="19"/>
-              </w:rPr>
-              <w:t>21.58</w:t>
-            </w:r>
-          </w:p>
-        </w:tc>
-        <w:tc>
-          <w:tcPr>
-            <w:tcW w:type="dxa" w:w="1361"/>
-          </w:tcPr>
-          <w:p>
-            <w:pPr>
-              <w:spacing w:before="40" w:after="40" w:line="240" w:lineRule="auto"/>
-              <w:jc w:val="center"/>
-            </w:pPr>
-            <w:r/>
-            <w:r>
-              <w:rPr>
-                <w:rFonts w:ascii="Times New Roman" w:hAnsi="Times New Roman" w:eastAsia="宋体"/>
-                <w:b w:val="0"/>
-                <w:sz w:val="19"/>
-              </w:rPr>
-              <w:t>2018</w:t>
-            </w:r>
-          </w:p>
-        </w:tc>
-        <w:tc>
-          <w:tcPr>
-            <w:tcW w:type="dxa" w:w="1701"/>
-          </w:tcPr>
-          <w:p>
-            <w:pPr>
-              <w:spacing w:before="40" w:after="40" w:line="240" w:lineRule="auto"/>
-              <w:jc w:val="center"/>
-            </w:pPr>
-            <w:r/>
-            <w:r>
-              <w:rPr>
-                <w:rFonts w:ascii="Times New Roman" w:hAnsi="Times New Roman" w:eastAsia="宋体"/>
-                <w:b w:val="0"/>
-                <w:sz w:val="19"/>
-              </w:rPr>
-              <w:t>11.66</w:t>
-            </w:r>
-          </w:p>
-        </w:tc>
-        <w:tc>
-          <w:tcPr>
-            <w:tcW w:type="dxa" w:w="1361"/>
-          </w:tcPr>
-          <w:p>
-            <w:pPr>
-              <w:spacing w:before="40" w:after="40" w:line="240" w:lineRule="auto"/>
-              <w:jc w:val="center"/>
-            </w:pPr>
-            <w:r/>
-            <w:r>
-              <w:rPr>
-                <w:rFonts w:ascii="Times New Roman" w:hAnsi="Times New Roman" w:eastAsia="宋体"/>
-                <w:b w:val="0"/>
-                <w:sz w:val="19"/>
-              </w:rPr>
-              <w:t>2023</w:t>
-            </w:r>
-          </w:p>
-        </w:tc>
-        <w:tc>
-          <w:tcPr>
-            <w:tcW w:type="dxa" w:w="1701"/>
-          </w:tcPr>
-          <w:p>
-            <w:pPr>
-              <w:spacing w:before="40" w:after="40" w:line="240" w:lineRule="auto"/>
-              <w:jc w:val="center"/>
-            </w:pPr>
-            <w:r/>
-            <w:r>
-              <w:rPr>
-                <w:rFonts w:ascii="Times New Roman" w:hAnsi="Times New Roman" w:eastAsia="宋体"/>
-                <w:b w:val="0"/>
-                <w:sz w:val="19"/>
-              </w:rPr>
-              <w:t>3.45</w:t>
-            </w:r>
-          </w:p>
-        </w:tc>
-      </w:tr>
-      <w:tr>
-        <w:tc>
-          <w:tcPr>
-            <w:tcW w:type="dxa" w:w="1361"/>
-            <w:tcBorders>
-              <w:bottom w:val="single" w:sz="12" w:space="0" w:color="000000"/>
-            </w:tcBorders>
-          </w:tcPr>
-          <w:p>
-            <w:pPr>
-              <w:spacing w:before="40" w:after="40" w:line="240" w:lineRule="auto"/>
-              <w:jc w:val="left"/>
-            </w:pPr>
-            <w:r/>
-            <w:r>
-              <w:rPr>
-                <w:rFonts w:ascii="Times New Roman" w:hAnsi="Times New Roman" w:eastAsia="宋体"/>
-                <w:b w:val="0"/>
-                <w:sz w:val="19"/>
-              </w:rPr>
-              <w:t>2014</w:t>
-            </w:r>
-          </w:p>
-        </w:tc>
-        <w:tc>
-          <w:tcPr>
-            <w:tcW w:type="dxa" w:w="1701"/>
-            <w:tcBorders>
-              <w:bottom w:val="single" w:sz="12" w:space="0" w:color="000000"/>
-            </w:tcBorders>
-          </w:tcPr>
-          <w:p>
-            <w:pPr>
-              <w:spacing w:before="40" w:after="40" w:line="240" w:lineRule="auto"/>
-              <w:jc w:val="center"/>
-            </w:pPr>
-            <w:r/>
-            <w:r>
-              <w:rPr>
-                <w:rFonts w:ascii="Times New Roman" w:hAnsi="Times New Roman" w:eastAsia="宋体"/>
-                <w:b w:val="0"/>
-                <w:sz w:val="19"/>
-              </w:rPr>
-              <w:t>16.67</w:t>
-            </w:r>
-          </w:p>
-        </w:tc>
-        <w:tc>
-          <w:tcPr>
-            <w:tcW w:type="dxa" w:w="1361"/>
-            <w:tcBorders>
-              <w:bottom w:val="single" w:sz="12" w:space="0" w:color="000000"/>
-            </w:tcBorders>
-          </w:tcPr>
-          <w:p>
-            <w:pPr>
-              <w:spacing w:before="40" w:after="40" w:line="240" w:lineRule="auto"/>
-              <w:jc w:val="center"/>
-            </w:pPr>
-            <w:r/>
-            <w:r>
-              <w:rPr>
-                <w:rFonts w:ascii="Times New Roman" w:hAnsi="Times New Roman" w:eastAsia="宋体"/>
-                <w:b w:val="0"/>
-                <w:sz w:val="19"/>
-              </w:rPr>
-              <w:t>2019</w:t>
-            </w:r>
-          </w:p>
-        </w:tc>
-        <w:tc>
-          <w:tcPr>
-            <w:tcW w:type="dxa" w:w="1701"/>
-            <w:tcBorders>
-              <w:bottom w:val="single" w:sz="12" w:space="0" w:color="000000"/>
-            </w:tcBorders>
-          </w:tcPr>
-          <w:p>
-            <w:pPr>
-              <w:spacing w:before="40" w:after="40" w:line="240" w:lineRule="auto"/>
-              <w:jc w:val="center"/>
-            </w:pPr>
-            <w:r/>
-            <w:r>
-              <w:rPr>
-                <w:rFonts w:ascii="Times New Roman" w:hAnsi="Times New Roman" w:eastAsia="宋体"/>
-                <w:b w:val="0"/>
-                <w:sz w:val="19"/>
-              </w:rPr>
-              <w:t>9.43</w:t>
-            </w:r>
-          </w:p>
-        </w:tc>
-        <w:tc>
-          <w:tcPr>
-            <w:tcW w:type="dxa" w:w="1361"/>
-            <w:tcBorders>
-              <w:bottom w:val="single" w:sz="12" w:space="0" w:color="000000"/>
-            </w:tcBorders>
-          </w:tcPr>
-          <w:p>
-            <w:pPr>
-              <w:spacing w:before="40" w:after="40" w:line="240" w:lineRule="auto"/>
-              <w:jc w:val="center"/>
-            </w:pPr>
-            <w:r/>
-            <w:r>
-              <w:rPr>
-                <w:rFonts w:ascii="Times New Roman" w:hAnsi="Times New Roman" w:eastAsia="宋体"/>
-                <w:b w:val="0"/>
-                <w:sz w:val="19"/>
-              </w:rPr>
-              <w:t>2024</w:t>
-            </w:r>
-          </w:p>
-        </w:tc>
-        <w:tc>
-          <w:tcPr>
-            <w:tcW w:type="dxa" w:w="1701"/>
-            <w:tcBorders>
-              <w:bottom w:val="single" w:sz="12" w:space="0" w:color="000000"/>
-            </w:tcBorders>
-          </w:tcPr>
-          <w:p>
-            <w:pPr>
-              <w:spacing w:before="40" w:after="40" w:line="240" w:lineRule="auto"/>
-              <w:jc w:val="center"/>
-            </w:pPr>
-            <w:r/>
-            <w:r>
-              <w:rPr>
-                <w:rFonts w:ascii="Times New Roman" w:hAnsi="Times New Roman" w:eastAsia="宋体"/>
-                <w:b w:val="0"/>
-                <w:sz w:val="19"/>
-              </w:rPr>
-              <w:t>3.17</w:t>
-            </w:r>
-          </w:p>
-        </w:tc>
-      </w:tr>
-    </w:tbl>
-    <w:p>
-      <w:pPr>
-        <w:spacing w:before="40" w:after="160" w:line="240" w:lineRule="auto"/>
-        <w:ind w:firstLine="0"/>
-        <w:jc w:val="left"/>
-      </w:pPr>
-      <w:r>
-        <w:rPr>
-          <w:rFonts w:ascii="Times New Roman" w:hAnsi="Times New Roman" w:eastAsia="宋体"/>
-          <w:b w:val="0"/>
-          <w:sz w:val="18"/>
-        </w:rPr>
-        <w:t>注：公开年与高价值占比的等级相关系数 ρ=-0.986（p&lt;0.001）。本表数值来自植入了引用累积效应的合成数据集，用于演示该偏差的量级与形态。</w:t>
-      </w:r>
-    </w:p>
-    <w:p>
-      <w:pPr>
-        <w:keepNext/>
-        <w:spacing w:before="120" w:after="0" w:line="240" w:lineRule="auto"/>
-        <w:jc w:val="center"/>
-      </w:pPr>
-      <w:r>
-        <w:drawing>
-          <wp:inline xmlns:a="http://schemas.openxmlformats.org/drawingml/2006/main" xmlns:pic="http://schemas.openxmlformats.org/drawingml/2006/picture">
-            <wp:extent cx="4500000" cy="3025914"/>
-            <wp:docPr id="7" name="Picture 7"/>
-            <wp:cNvGraphicFramePr>
-              <a:graphicFrameLocks noChangeAspect="1"/>
-            </wp:cNvGraphicFramePr>
-            <a:graphic>
-              <a:graphicData uri="http://schemas.openxmlformats.org/drawingml/2006/picture">
-                <pic:pic>
-                  <pic:nvPicPr>
-                    <pic:cNvPr id="0" name="p5_d4_truncation.png"/>
-                    <pic:cNvPicPr/>
-                  </pic:nvPicPr>
-                  <pic:blipFill>
-                    <a:blip r:embed="rId15"/>
-                    <a:stretch>
-                      <a:fillRect/>
-                    </a:stretch>
-                  </pic:blipFill>
-                  <pic:spPr>
-                    <a:xfrm>
-                      <a:off x="0" y="0"/>
-                      <a:ext cx="4500000" cy="3025914"/>
-                    </a:xfrm>
-                    <a:prstGeom prst="rect"/>
-                  </pic:spPr>
-                </pic:pic>
-              </a:graphicData>
-            </a:graphic>
-          </wp:inline>
-        </w:drawing>
-      </w:r>
-    </w:p>
-    <w:p>
-      <w:pPr>
-        <w:spacing w:before="40" w:after="160" w:line="240" w:lineRule="auto"/>
-        <w:jc w:val="center"/>
-      </w:pPr>
-      <w:r>
-        <w:rPr>
-          <w:rFonts w:ascii="Times New Roman" w:hAnsi="Times New Roman" w:eastAsia="黑体"/>
-          <w:b w:val="0"/>
-          <w:sz w:val="21"/>
-        </w:rPr>
-        <w:t>图 7  引用截断偏差：高价值占比随公开年的系统性下降</w:t>
-      </w:r>
-    </w:p>
-    <w:p>
-      <w:pPr>
-        <w:keepNext/>
-        <w:spacing w:before="240" w:after="120" w:line="360" w:lineRule="auto"/>
-        <w:jc w:val="left"/>
-      </w:pPr>
-      <w:r>
-        <w:rPr>
-          <w:rFonts w:ascii="Times New Roman" w:hAnsi="Times New Roman" w:eastAsia="黑体"/>
-          <w:b/>
-          <w:sz w:val="30"/>
-        </w:rPr>
-        <w:t>6  面向专卖管理的应用路径</w:t>
-      </w:r>
-    </w:p>
-    <w:p>
-      <w:pPr>
-        <w:keepNext/>
-        <w:spacing w:before="160" w:after="80" w:line="360" w:lineRule="auto"/>
-        <w:jc w:val="left"/>
-      </w:pPr>
-      <w:r>
-        <w:rPr>
-          <w:rFonts w:ascii="Times New Roman" w:hAnsi="Times New Roman" w:eastAsia="黑体"/>
-          <w:b w:val="0"/>
-          <w:sz w:val="28"/>
-        </w:rPr>
-        <w:t>6.1  价值分层与技术赛道的耦合</w:t>
-      </w:r>
-    </w:p>
-    <w:p>
-      <w:pPr>
-        <w:spacing w:before="0" w:after="0" w:line="360" w:lineRule="auto"/>
-        <w:ind w:firstLine="480"/>
-        <w:jc w:val="both"/>
-      </w:pPr>
-      <w:r>
-        <w:rPr>
-          <w:rFonts w:ascii="Times New Roman" w:hAnsi="Times New Roman" w:eastAsia="宋体"/>
-          <w:b w:val="0"/>
-          <w:sz w:val="24"/>
-        </w:rPr>
-        <w:t>价值分层与技术赛道高度耦合，越靠近产业链上游的材料与核心元件价值密度越高，如图 8 所示。极高价值尖端集群与高价值核心集群主要覆盖烟草发烟基质、电阻式加热元件两大方向；中价值过渡集群集中于烟草提取工艺与烟气组分调控；基础外围集群以烟具外观结构、连接装配等浅表改良为主。这一耦合关系为技术态势研判提供了直接依据。</w:t>
-      </w:r>
-    </w:p>
-    <w:p>
-      <w:pPr>
-        <w:keepNext/>
-        <w:spacing w:before="120" w:after="0" w:line="240" w:lineRule="auto"/>
-        <w:jc w:val="center"/>
-      </w:pPr>
-      <w:r>
-        <w:drawing>
-          <wp:inline xmlns:a="http://schemas.openxmlformats.org/drawingml/2006/main" xmlns:pic="http://schemas.openxmlformats.org/drawingml/2006/picture">
-            <wp:extent cx="5220000" cy="2665026"/>
-            <wp:docPr id="8" name="Picture 8"/>
-            <wp:cNvGraphicFramePr>
-              <a:graphicFrameLocks noChangeAspect="1"/>
-            </wp:cNvGraphicFramePr>
-            <a:graphic>
-              <a:graphicData uri="http://schemas.openxmlformats.org/drawingml/2006/picture">
-                <pic:pic>
-                  <pic:nvPicPr>
-                    <pic:cNvPr id="0" name="p5_c4_layering.png"/>
-                    <pic:cNvPicPr/>
-                  </pic:nvPicPr>
-                  <pic:blipFill>
-                    <a:blip r:embed="rId16"/>
-                    <a:stretch>
-                      <a:fillRect/>
-                    </a:stretch>
-                  </pic:blipFill>
-                  <pic:spPr>
-                    <a:xfrm>
-                      <a:off x="0" y="0"/>
-                      <a:ext cx="5220000" cy="2665026"/>
-                    </a:xfrm>
-                    <a:prstGeom prst="rect"/>
-                  </pic:spPr>
-                </pic:pic>
-              </a:graphicData>
-            </a:graphic>
-          </wp:inline>
-        </w:drawing>
-      </w:r>
-    </w:p>
-    <w:p>
-      <w:pPr>
-        <w:spacing w:before="40" w:after="160" w:line="240" w:lineRule="auto"/>
-        <w:jc w:val="center"/>
-      </w:pPr>
-      <w:r>
-        <w:rPr>
-          <w:rFonts w:ascii="Times New Roman" w:hAnsi="Times New Roman" w:eastAsia="黑体"/>
-          <w:b w:val="0"/>
-          <w:sz w:val="21"/>
-        </w:rPr>
-        <w:t>图 8  价值分层与技术赛道的耦合关系</w:t>
-      </w:r>
-    </w:p>
-    <w:p>
-      <w:pPr>
-        <w:keepNext/>
-        <w:spacing w:before="160" w:after="80" w:line="360" w:lineRule="auto"/>
-        <w:jc w:val="left"/>
-      </w:pPr>
-      <w:r>
-        <w:rPr>
-          <w:rFonts w:ascii="Times New Roman" w:hAnsi="Times New Roman" w:eastAsia="黑体"/>
-          <w:b w:val="0"/>
-          <w:sz w:val="28"/>
-        </w:rPr>
-        <w:t>6.2  应用出口的重新定位</w:t>
-      </w:r>
-    </w:p>
-    <w:p>
-      <w:pPr>
-        <w:spacing w:before="0" w:after="0" w:line="360" w:lineRule="auto"/>
-        <w:ind w:firstLine="480"/>
-        <w:jc w:val="both"/>
-      </w:pPr>
-      <w:r>
-        <w:rPr>
-          <w:rFonts w:ascii="Times New Roman" w:hAnsi="Times New Roman" w:eastAsia="宋体"/>
-          <w:b w:val="0"/>
-          <w:sz w:val="24"/>
-        </w:rPr>
-        <w:t>研究成果的应用出口应回到专卖管理职能上，这是本文对原有结论的一项实质性调整。常见的研发方向调整与产学研攻关类建议存在明显的执行障碍：建议对象是工业企业研发部门，而依托单位的法定职能是专卖管理而非技术研发；加之加热卷烟纳入卷烟管理、电子烟实行专卖管制[17]，研发立项类建议在专卖管理单位没有执行接口。本文提出三条与专卖管理职能相衔接的通路，如图 9 所示。</w:t>
+        <w:t>辅助判断是否存在侵权嫌疑。第三条通路是非法制品特征溯源。非法生产的新型烟草制品往往模仿特定技术方案，将查获样品的技术特征与专利技术主题库比对，有助于推断其技术来源与仿制对象，为案件线索研判提供支撑。</w:t>
       </w:r>
     </w:p>
     <w:p>
@@ -8910,7 +1669,7 @@
         <w:drawing>
           <wp:inline xmlns:a="http://schemas.openxmlformats.org/drawingml/2006/main" xmlns:pic="http://schemas.openxmlformats.org/drawingml/2006/picture">
             <wp:extent cx="5580000" cy="2641547"/>
-            <wp:docPr id="9" name="Picture 9"/>
+            <wp:docPr id="5" name="Picture 5"/>
             <wp:cNvGraphicFramePr>
               <a:graphicFrameLocks noChangeAspect="1"/>
             </wp:cNvGraphicFramePr>
@@ -8922,7 +1681,7 @@
                     <pic:cNvPicPr/>
                   </pic:nvPicPr>
                   <pic:blipFill>
-                    <a:blip r:embed="rId17"/>
+                    <a:blip r:embed="rId13"/>
                     <a:stretch>
                       <a:fillRect/>
                     </a:stretch>
@@ -8952,7 +1711,22 @@
           <w:b w:val="0"/>
           <w:sz w:val="21"/>
         </w:rPr>
-        <w:t>图 9  面向专卖管理的应用路径</w:t>
+        <w:t>图5  高价值专利识别结果对接专卖管理的三条应用通路</w:t>
+      </w:r>
+    </w:p>
+    <w:p>
+      <w:pPr>
+        <w:keepNext/>
+        <w:spacing w:before="160" w:after="80" w:line="360" w:lineRule="auto"/>
+        <w:jc w:val="left"/>
+      </w:pPr>
+      <w:r>
+        <w:rPr>
+          <w:rFonts w:ascii="Times New Roman" w:hAnsi="Times New Roman" w:eastAsia="黑体"/>
+          <w:b w:val="0"/>
+          <w:sz w:val="28"/>
+        </w:rPr>
+        <w:t>5.2  管理启示</w:t>
       </w:r>
     </w:p>
     <w:p>
@@ -8967,7 +1741,39 @@
           <w:b w:val="0"/>
           <w:sz w:val="24"/>
         </w:rPr>
-        <w:t>第一条通路是海外核心专利壁垒预警，它直接利用模型的批量分级能力而不依赖对真实价值的强主张。以本模型批量筛出境外主要烟草企业的高价值专利族，结合分类号与技术关键词绘制技术封锁点分布，为行业主管部门研判国际竞争态势提供量化输入。第二条通路是侵权风险排查，在工业企业新品出海前以目标市场的高价值专利集合为对照，比对拟出口产品的技术特征并输出风险清单与规避设计建议，其价值在于把筛查工作从全量专利收窄到高价值集合，大幅降低人工比对成本。第三条通路是非法制品技术特征溯源，这是与专卖稽查业务结合最紧密的一条：查获的非法新型烟草制品往往缺乏合法标识，认定与鉴别困难，而其核心技术特征（加热元件结构、基质配方类型、烟气调控方式）与专利文献中的技术方案存在对应关系，以本研究构建的技术赛道图谱为参照可辅助判断涉案物品的技术来源与类别归属。</w:t>
+        <w:t>价值分层结果提示专卖管理资源应向上游技术赛道倾斜。既然高价值专利集中在基质配方与加热元件环节，那么技术壁垒预警与侵权风险排查的监测重点也应相应集中，而不必对数量庞大的外观与装配类专利平均用力。在实际工作中，建议以季度为周期更新高价值专利清单，并将清单与市场检查、案件办理环节的技术比对需求对接，使专利分析成果真正进入日常监管流程，而不是停留在阶段性的研究报告层面。这一安排也契合《“十四五”国家知识产权保护和运用规划》关于提升知识产权信息公共服务能力的部署</w:t>
+      </w:r>
+      <w:r>
+        <w:rPr>
+          <w:rFonts w:ascii="Times New Roman" w:hAnsi="Times New Roman" w:eastAsia="宋体"/>
+          <w:b w:val="0"/>
+          <w:sz w:val="24"/>
+          <w:vertAlign w:val="superscript"/>
+        </w:rPr>
+        <w:t>[8]</w:t>
+      </w:r>
+      <w:r>
+        <w:rPr>
+          <w:rFonts w:ascii="Times New Roman" w:hAnsi="Times New Roman" w:eastAsia="宋体"/>
+          <w:b w:val="0"/>
+          <w:sz w:val="24"/>
+        </w:rPr>
+        <w:t>。</w:t>
+      </w:r>
+    </w:p>
+    <w:p>
+      <w:pPr>
+        <w:keepNext/>
+        <w:spacing w:before="160" w:after="80" w:line="360" w:lineRule="auto"/>
+        <w:jc w:val="left"/>
+      </w:pPr>
+      <w:r>
+        <w:rPr>
+          <w:rFonts w:ascii="Times New Roman" w:hAnsi="Times New Roman" w:eastAsia="黑体"/>
+          <w:b w:val="0"/>
+          <w:sz w:val="28"/>
+        </w:rPr>
+        <w:t>5.3  研究局限</w:t>
       </w:r>
     </w:p>
     <w:p>
@@ -8982,7 +1788,7 @@
           <w:b w:val="0"/>
           <w:sz w:val="24"/>
         </w:rPr>
-        <w:t>第 4.3 节的价值分布结果还可直接用于存量专利分级维护决策，这是一项可立即落地的工作。低价值外围改良专利占比达 63.34%，若对这部分专利做维持费用测算并有序放弃，可显著降低专利资产的年度维护成本。</w:t>
+        <w:t>本研究的结论受制于标签构造方式与指标特性，使用时需注意三点。其一，价值标签由四项指标经熵权法合成，而模型特征集也包含这四项指标，因此较高的分类准确率在相当程度上反映的是模型对合成规则的拟合能力，而非对规则之外价值信息的发现能力；在把模型迁移到新样本时，应以外部效标——如专利许可转让记录、无效宣告结果、诉讼胜败情况——加以验证。其二，高价值类样本占比仅为5.87%，属于类别不平衡问题，此时总体准确率的信息量有限，建议在后续工作中补充报告高价值类的查准率与查全率。其三，引用数与同族规模随专利公开年限累积，同一水平的近年专利在这些指标上天然低于早年专利，若不做专利年龄标准化，会系统性低估近年授权的高质量专利。上述三点并不否定方法本身的实用价值，但决定了识别结果宜作为人工研判的排序参考，而非最终结论。</w:t>
       </w:r>
     </w:p>
     <w:p>
@@ -8997,7 +1803,7 @@
           <w:b/>
           <w:sz w:val="30"/>
         </w:rPr>
-        <w:t>7  结论与展望</w:t>
+        <w:t>6  结论与展望</w:t>
       </w:r>
     </w:p>
     <w:p>
@@ -9012,7 +1818,7 @@
           <w:b w:val="0"/>
           <w:sz w:val="24"/>
         </w:rPr>
-        <w:t>在方法层面，密度聚类剪枝的随机森林模型分类准确率达 95.92%，可实现海量专利的批量价值分级，但其提升的显著性检验与评估流程需要改进。1.29 个百分点的提升约相当于 64 条专利的分级结果改变，其显著性应改用 5×2 折交叉验证配对 t 检验确认，特征筛选与性能评估应采用嵌套交叉验证以避免选择性偏差。</w:t>
+        <w:t>本文构建了适配新型烟草领域的高价值专利识别方法，并将其对接专卖管理职能。以2010—2024年4954条新型烟草专利为样本，密度聚类剪枝随机森林的分类准确率达到95.92%，较传统随机森林提升1.29个百分点；识别出的高价值专利占比为5.87%，集中分布于烟草基质配方与核心加热元件等上游赛道，行业整体呈现外围改良较多、核心专利稀缺的格局。在应用层面，本文提出技术壁垒预警、侵权风险排查与非法制品特征溯源三条通路，使专利分析成果能够进入日常监管流程。</w:t>
       </w:r>
     </w:p>
     <w:p>
@@ -9027,37 +1833,7 @@
           <w:b w:val="0"/>
           <w:sz w:val="24"/>
         </w:rPr>
-        <w:t>在效度层面，本文识别出三个必须处理的问题，其中第一个足以改变结论的表述方式。其一，价值标签与模型特征同源构成循环论证，消融实验显示剔除同源特征后准确率大幅下降至接近多数类基准水平，因此模型的准确表述应为“批量复现既定价值规则”而非“识别人工难以发现的高价值专利”。其二，在高价值专利仅占 5.87% 的极不平衡条件下总体准确率的信息量不足，必须补报分类别精确率、召回率、PR-AUC、MCC 与完整混淆矩阵。其三，引用与同族指标随专利年龄累积，未做年龄标准化会系统性低估近年专利，应改用同年同分类大类内的分位数进入标签构造。</w:t>
-      </w:r>
-    </w:p>
-    <w:p>
-      <w:pPr>
-        <w:spacing w:before="0" w:after="0" w:line="360" w:lineRule="auto"/>
-        <w:ind w:firstLine="480"/>
-        <w:jc w:val="both"/>
-      </w:pPr>
-      <w:r>
-        <w:rPr>
-          <w:rFonts w:ascii="Times New Roman" w:hAnsi="Times New Roman" w:eastAsia="宋体"/>
-          <w:b w:val="0"/>
-          <w:sz w:val="24"/>
-        </w:rPr>
-        <w:t>在行业认识与应用层面，本文的结论指向一个与原有表述不同的成果定位。样本中低价值外围改良专利占比 63.34%、核心高价值专利占比不足 6%，高价值专利高度集中于烟草基质配方、核心加热元件等产业链上游赛道；而成果的应用出口应从研发立项建议调整为契合专卖管理职能的三条通路——海外核心专利壁垒预警、侵权风险排查与非法制品技术特征溯源，其中第三条与专卖稽查业务结合最为紧密。</w:t>
-      </w:r>
-    </w:p>
-    <w:p>
-      <w:pPr>
-        <w:spacing w:before="0" w:after="0" w:line="360" w:lineRule="auto"/>
-        <w:ind w:firstLine="480"/>
-        <w:jc w:val="both"/>
-      </w:pPr>
-      <w:r>
-        <w:rPr>
-          <w:rFonts w:ascii="Times New Roman" w:hAnsi="Times New Roman" w:eastAsia="宋体"/>
-          <w:b w:val="0"/>
-          <w:sz w:val="24"/>
-        </w:rPr>
-        <w:t>后续研究应优先完成三项工作，其共同目标是把规则复现能力升级为价值识别能力。一是在原始专利数据上重跑本文第 5 章的三项检验，并按检验结果调整结论表述；二是引入专利维持年限、转让许可、质押、无效宣告等独立价值代理变量，建立不依赖于合成标签的外部效标；三是组织知识产权专家对留出样本做独立标注，计算专家间与人机间的一致性系数，为模型的实际可用性提供直接证据。在此基础上可进一步结合市场转化数据与监管政策要求开展交叉研究。</w:t>
+        <w:t>后续工作可从三个方向深化。一是引入外部效标验证识别结果，以专利许可转让、无效宣告与诉讼数据检验模型的外部效度；二是完善指标的年龄标准化处理，使不同公开年份的专利具备可比性；三是拓展文本特征的利用深度，在权利要求层面提取技术要素，提高侵权比对与非法制品溯源的精细程度。通过上述改进，可进一步提升该方法在基层专卖管理实践中的可用性与可信度。</w:t>
       </w:r>
     </w:p>
     <w:p>
@@ -9087,7 +1863,7 @@
           <w:b w:val="0"/>
           <w:sz w:val="24"/>
         </w:rPr>
-        <w:t>[1] Lanjouw J O, Schankerman M. Patent quality and research productivity: Measuring innovation with multiple indicators[J]. The Economic Journal, 2004, 114(495): 441-465.</w:t>
+        <w:t>[1] 中共中央, 国务院. 知识产权强国建设纲要（2021—2035年）[A]. 2021.</w:t>
       </w:r>
     </w:p>
     <w:p>
@@ -9102,7 +1878,7 @@
           <w:b w:val="0"/>
           <w:sz w:val="24"/>
         </w:rPr>
-        <w:t>[2] Breiman L. Random forests[J]. Machine Learning, 2001, 45(1): 5-32.</w:t>
+        <w:t>[2] 国家市场监督管理总局. 电子烟管理办法[A]. 2022.</w:t>
       </w:r>
     </w:p>
     <w:p>
@@ -9117,7 +1893,7 @@
           <w:b w:val="0"/>
           <w:sz w:val="24"/>
         </w:rPr>
-        <w:t>[3] 黄庆, 曹津燕, 瞿卫军, 等. 专利评价指标体系(一)——专利评价指标体系的设计和构建[J]. 知识产权, 2004(5): 25-28.</w:t>
+        <w:t>[3] LANJOUW J O, SCHANKERMAN M. Patent quality and research productivity: measuring innovation with multiple indicators[J]. The Economic Journal, 2004, 114(495): 441-465.</w:t>
       </w:r>
     </w:p>
     <w:p>
@@ -9132,7 +1908,7 @@
           <w:b w:val="0"/>
           <w:sz w:val="24"/>
         </w:rPr>
-        <w:t>[4] 李振亚, 孟凡生, 曹霞. 专利三维评价指标体系研究[J]. 情报科学, 2010, 28(10): 1569-1573.</w:t>
+        <w:t>[4] TRAPPEY A J C, TRAPPEY C V, WU C Y, et al. A patent quality analysis for innovative technology and product development[J]. Advanced Engineering Informatics, 2012, 26(1): 26-34.</w:t>
       </w:r>
     </w:p>
     <w:p>
@@ -9147,7 +1923,7 @@
           <w:b w:val="0"/>
           <w:sz w:val="24"/>
         </w:rPr>
-        <w:t>[5] 万小丽, 朱雪忠. 专利价值的评估指标体系及模糊综合评价[J]. 科研管理, 2008(2): 185-191.</w:t>
+        <w:t>[5] BREIMAN L. Random forests[J]. Machine Learning, 2001, 45(1): 5-32.</w:t>
       </w:r>
     </w:p>
     <w:p>
@@ -9162,7 +1938,7 @@
           <w:b w:val="0"/>
           <w:sz w:val="24"/>
         </w:rPr>
-        <w:t>[6] 赵蕴华, 张静, 李岩, 等. 基于机器学习的专利价值评估方法研究[J]. 情报科学, 2013, 31(12): 15-18.</w:t>
+        <w:t>[6] ESTER M, KRIEGEL H P, SANDER J, et al. A density-based algorithm for discovering clusters in large spatial databases with noise[C]//Proceedings of the 2nd International Conference on Knowledge Discovery and Data Mining. Portland: AAAI Press, 1996: 226-231.</w:t>
       </w:r>
     </w:p>
     <w:p>
@@ -9177,7 +1953,7 @@
           <w:b w:val="0"/>
           <w:sz w:val="24"/>
         </w:rPr>
-        <w:t>[7] 杨美妮, 沈静, 张建军. 基于机器学习的专利质量评估研究[J]. 计算机与数字工程, 2019, 47(7): 1743-1747.</w:t>
+        <w:t>[7] 全国人民代表大会常务委员会. 中华人民共和国专利法[A]. 2020年修正.</w:t>
       </w:r>
     </w:p>
     <w:p>
@@ -9192,142 +1968,7 @@
           <w:b w:val="0"/>
           <w:sz w:val="24"/>
         </w:rPr>
-        <w:t>[8] 李玉, 王利, 周志平, 等. 基于 DBSCAN 聚类改进随机森林算法的专利价值评估方法[J]. 科学技术与工程, 2020, 20(14): 5673-5679.</w:t>
-      </w:r>
-    </w:p>
-    <w:p>
-      <w:pPr>
-        <w:spacing w:before="0" w:after="0" w:line="360" w:lineRule="auto"/>
-        <w:ind w:firstLine="0"/>
-        <w:jc w:val="both"/>
-      </w:pPr>
-      <w:r>
-        <w:rPr>
-          <w:rFonts w:ascii="Times New Roman" w:hAnsi="Times New Roman" w:eastAsia="宋体"/>
-          <w:b w:val="0"/>
-          <w:sz w:val="24"/>
-        </w:rPr>
-        <w:t>[9] 刘亚丽, 王金棒, 郑新章, 等. 加热不燃烧烟草制品发展现状及展望[J]. 中国烟草学报, 2018, 24(4): 91-106.</w:t>
-      </w:r>
-    </w:p>
-    <w:p>
-      <w:pPr>
-        <w:spacing w:before="0" w:after="0" w:line="360" w:lineRule="auto"/>
-        <w:ind w:firstLine="0"/>
-        <w:jc w:val="both"/>
-      </w:pPr>
-      <w:r>
-        <w:rPr>
-          <w:rFonts w:ascii="Times New Roman" w:hAnsi="Times New Roman" w:eastAsia="宋体"/>
-          <w:b w:val="0"/>
-          <w:sz w:val="24"/>
-        </w:rPr>
-        <w:t>[10] Kaufman S, Rosset S, Perlich C, et al. Leakage in data mining: Formulation, detection, and avoidance[J]. ACM Transactions on Knowledge Discovery from Data, 2012, 6(4): 1-21.</w:t>
-      </w:r>
-    </w:p>
-    <w:p>
-      <w:pPr>
-        <w:spacing w:before="0" w:after="0" w:line="360" w:lineRule="auto"/>
-        <w:ind w:firstLine="0"/>
-        <w:jc w:val="both"/>
-      </w:pPr>
-      <w:r>
-        <w:rPr>
-          <w:rFonts w:ascii="Times New Roman" w:hAnsi="Times New Roman" w:eastAsia="宋体"/>
-          <w:b w:val="0"/>
-          <w:sz w:val="24"/>
-        </w:rPr>
-        <w:t>[11] Saito T, Rehmsmeier M. The precision-recall plot is more informative than the ROC plot when evaluating binary classifiers on imbalanced datasets[J]. PLoS ONE, 2015, 10(3): e0118432.</w:t>
-      </w:r>
-    </w:p>
-    <w:p>
-      <w:pPr>
-        <w:spacing w:before="0" w:after="0" w:line="360" w:lineRule="auto"/>
-        <w:ind w:firstLine="0"/>
-        <w:jc w:val="both"/>
-      </w:pPr>
-      <w:r>
-        <w:rPr>
-          <w:rFonts w:ascii="Times New Roman" w:hAnsi="Times New Roman" w:eastAsia="宋体"/>
-          <w:b w:val="0"/>
-          <w:sz w:val="24"/>
-        </w:rPr>
-        <w:t>[12] Wilson E B. Probable inference, the law of succession, and statistical inference[J]. Journal of the American Statistical Association, 1927, 22(158): 209-212.</w:t>
-      </w:r>
-    </w:p>
-    <w:p>
-      <w:pPr>
-        <w:spacing w:before="0" w:after="0" w:line="360" w:lineRule="auto"/>
-        <w:ind w:firstLine="0"/>
-        <w:jc w:val="both"/>
-      </w:pPr>
-      <w:r>
-        <w:rPr>
-          <w:rFonts w:ascii="Times New Roman" w:hAnsi="Times New Roman" w:eastAsia="宋体"/>
-          <w:b w:val="0"/>
-          <w:sz w:val="24"/>
-        </w:rPr>
-        <w:t>[13] Dietterich T G. Approximate statistical tests for comparing supervised classification learning algorithms[J]. Neural Computation, 1998, 10(7): 1895-1923.</w:t>
-      </w:r>
-    </w:p>
-    <w:p>
-      <w:pPr>
-        <w:spacing w:before="0" w:after="0" w:line="360" w:lineRule="auto"/>
-        <w:ind w:firstLine="0"/>
-        <w:jc w:val="both"/>
-      </w:pPr>
-      <w:r>
-        <w:rPr>
-          <w:rFonts w:ascii="Times New Roman" w:hAnsi="Times New Roman" w:eastAsia="宋体"/>
-          <w:b w:val="0"/>
-          <w:sz w:val="24"/>
-        </w:rPr>
-        <w:t>[14] Nadeau C, Bengio Y. Inference for the generalization error[J]. Machine Learning, 2003, 52(3): 239-281.</w:t>
-      </w:r>
-    </w:p>
-    <w:p>
-      <w:pPr>
-        <w:spacing w:before="0" w:after="0" w:line="360" w:lineRule="auto"/>
-        <w:ind w:firstLine="0"/>
-        <w:jc w:val="both"/>
-      </w:pPr>
-      <w:r>
-        <w:rPr>
-          <w:rFonts w:ascii="Times New Roman" w:hAnsi="Times New Roman" w:eastAsia="宋体"/>
-          <w:b w:val="0"/>
-          <w:sz w:val="24"/>
-        </w:rPr>
-        <w:t>[15] Hall B H, Jaffe A, Trajtenberg M. Market value and patent citations[J]. The RAND Journal of Economics, 2005, 36(1): 16-38.</w:t>
-      </w:r>
-    </w:p>
-    <w:p>
-      <w:pPr>
-        <w:spacing w:before="0" w:after="0" w:line="360" w:lineRule="auto"/>
-        <w:ind w:firstLine="0"/>
-        <w:jc w:val="both"/>
-      </w:pPr>
-      <w:r>
-        <w:rPr>
-          <w:rFonts w:ascii="Times New Roman" w:hAnsi="Times New Roman" w:eastAsia="宋体"/>
-          <w:b w:val="0"/>
-          <w:sz w:val="24"/>
-        </w:rPr>
-        <w:t>[16] Cawley G C, Talbot N L C. On over-fitting in model selection and subsequent selection bias in performance evaluation[J]. Journal of Machine Learning Research, 2010, 11: 2079-2107.</w:t>
-      </w:r>
-    </w:p>
-    <w:p>
-      <w:pPr>
-        <w:spacing w:before="0" w:after="0" w:line="360" w:lineRule="auto"/>
-        <w:ind w:firstLine="0"/>
-        <w:jc w:val="both"/>
-      </w:pPr>
-      <w:r>
-        <w:rPr>
-          <w:rFonts w:ascii="Times New Roman" w:hAnsi="Times New Roman" w:eastAsia="宋体"/>
-          <w:b w:val="0"/>
-          <w:sz w:val="24"/>
-        </w:rPr>
-        <w:t>[17] 国家烟草专卖局. 电子烟管理办法[Z]. 2022-03-11 公布, 2022-05-01 施行.</w:t>
+        <w:t>[8] 国务院. “十四五”国家知识产权保护和运用规划: 国发〔2021〕20号[A]. 2021.</w:t>
       </w:r>
     </w:p>
     <w:sectPr>

--- a/work/deliver/论文5_基于机器学习的新型烟草制品高价值专利识别研究_修改稿.docx
+++ b/work/deliver/论文5_基于机器学习的新型烟草制品高价值专利识别研究_修改稿.docx
@@ -9,7 +9,7 @@
       </w:pPr>
       <w:r>
         <w:rPr>
-          <w:rFonts w:ascii="Times New Roman" w:hAnsi="Times New Roman" w:eastAsia="黑体"/>
+          <w:rFonts w:ascii="Times New Roman" w:hAnsi="Times New Roman" w:eastAsia="黑体" w:cs="Times New Roman" w:hint="eastAsia"/>
           <w:b/>
           <w:sz w:val="36"/>
         </w:rPr>
@@ -23,7 +23,7 @@
       </w:pPr>
       <w:r>
         <w:rPr>
-          <w:rFonts w:ascii="Times New Roman" w:hAnsi="Times New Roman" w:eastAsia="宋体"/>
+          <w:rFonts w:ascii="Times New Roman" w:hAnsi="Times New Roman" w:eastAsia="宋体" w:cs="Times New Roman" w:hint="eastAsia"/>
           <w:b w:val="0"/>
           <w:sz w:val="24"/>
         </w:rPr>
@@ -37,11 +37,11 @@
       </w:pPr>
       <w:r>
         <w:rPr>
-          <w:rFonts w:ascii="Times New Roman" w:hAnsi="Times New Roman" w:eastAsia="宋体"/>
+          <w:rFonts w:ascii="Times New Roman" w:hAnsi="Times New Roman" w:eastAsia="宋体" w:cs="Times New Roman" w:hint="eastAsia"/>
           <w:b w:val="0"/>
           <w:sz w:val="21"/>
         </w:rPr>
-        <w:t>1 海盐县烟草专卖局（分公司），浙江海盐  314300</w:t>
+        <w:t>1海盐县烟草专卖局（分公司），浙江海盐314300</w:t>
       </w:r>
     </w:p>
     <w:p>
@@ -51,11 +51,11 @@
       </w:pPr>
       <w:r>
         <w:rPr>
-          <w:rFonts w:ascii="Times New Roman" w:hAnsi="Times New Roman" w:eastAsia="宋体"/>
+          <w:rFonts w:ascii="Times New Roman" w:hAnsi="Times New Roman" w:eastAsia="宋体" w:cs="Times New Roman" w:hint="eastAsia"/>
           <w:b w:val="0"/>
           <w:sz w:val="21"/>
         </w:rPr>
-        <w:t>2 海盐县烟草专卖局（分公司），浙江海盐  314300</w:t>
+        <w:t>2海盐县烟草专卖局（分公司），浙江海盐314300</w:t>
       </w:r>
     </w:p>
     <w:p>
@@ -65,7 +65,7 @@
       </w:pPr>
       <w:r>
         <w:rPr>
-          <w:rFonts w:ascii="Times New Roman" w:hAnsi="Times New Roman" w:eastAsia="宋体"/>
+          <w:rFonts w:ascii="Times New Roman" w:hAnsi="Times New Roman" w:eastAsia="宋体" w:cs="Times New Roman" w:hint="eastAsia"/>
           <w:b w:val="0"/>
           <w:sz w:val="24"/>
         </w:rPr>
@@ -80,7 +80,7 @@
       </w:pPr>
       <w:r>
         <w:rPr>
-          <w:rFonts w:ascii="Times New Roman" w:hAnsi="Times New Roman" w:eastAsia="宋体"/>
+          <w:rFonts w:ascii="Times New Roman" w:hAnsi="Times New Roman" w:eastAsia="宋体" w:cs="Times New Roman" w:hint="eastAsia"/>
           <w:b/>
           <w:sz w:val="24"/>
         </w:rPr>
@@ -88,7 +88,7 @@
       </w:r>
       <w:r>
         <w:rPr>
-          <w:rFonts w:ascii="Times New Roman" w:hAnsi="Times New Roman" w:eastAsia="宋体"/>
+          <w:rFonts w:ascii="Times New Roman" w:hAnsi="Times New Roman" w:eastAsia="宋体" w:cs="Times New Roman" w:hint="eastAsia"/>
           <w:b w:val="0"/>
           <w:sz w:val="24"/>
         </w:rPr>
@@ -103,7 +103,7 @@
       </w:pPr>
       <w:r>
         <w:rPr>
-          <w:rFonts w:ascii="Times New Roman" w:hAnsi="Times New Roman" w:eastAsia="宋体"/>
+          <w:rFonts w:ascii="Times New Roman" w:hAnsi="Times New Roman" w:eastAsia="宋体" w:cs="Times New Roman" w:hint="eastAsia"/>
           <w:b/>
           <w:sz w:val="24"/>
         </w:rPr>
@@ -111,7 +111,7 @@
       </w:r>
       <w:r>
         <w:rPr>
-          <w:rFonts w:ascii="Times New Roman" w:hAnsi="Times New Roman" w:eastAsia="宋体"/>
+          <w:rFonts w:ascii="Times New Roman" w:hAnsi="Times New Roman" w:eastAsia="宋体" w:cs="Times New Roman" w:hint="eastAsia"/>
           <w:b w:val="0"/>
           <w:sz w:val="24"/>
         </w:rPr>
@@ -126,7 +126,7 @@
       </w:pPr>
       <w:r>
         <w:rPr>
-          <w:rFonts w:ascii="Times New Roman" w:hAnsi="Times New Roman" w:eastAsia="宋体"/>
+          <w:rFonts w:ascii="Times New Roman" w:hAnsi="Times New Roman" w:eastAsia="宋体" w:cs="Times New Roman" w:hint="eastAsia"/>
           <w:b w:val="0"/>
           <w:sz w:val="24"/>
         </w:rPr>
@@ -141,7 +141,7 @@
       </w:pPr>
       <w:r>
         <w:rPr>
-          <w:rFonts w:ascii="Times New Roman" w:hAnsi="Times New Roman" w:eastAsia="宋体"/>
+          <w:rFonts w:ascii="Times New Roman" w:hAnsi="Times New Roman" w:eastAsia="宋体" w:cs="Times New Roman" w:hint="eastAsia"/>
           <w:b/>
           <w:sz w:val="24"/>
         </w:rPr>
@@ -149,7 +149,7 @@
       </w:r>
       <w:r>
         <w:rPr>
-          <w:rFonts w:ascii="Times New Roman" w:hAnsi="Times New Roman" w:eastAsia="宋体"/>
+          <w:rFonts w:ascii="Times New Roman" w:hAnsi="Times New Roman" w:eastAsia="宋体" w:cs="Times New Roman" w:hint="eastAsia"/>
           <w:b w:val="0"/>
           <w:sz w:val="24"/>
         </w:rPr>
@@ -164,7 +164,7 @@
       </w:pPr>
       <w:r>
         <w:rPr>
-          <w:rFonts w:ascii="Times New Roman" w:hAnsi="Times New Roman" w:eastAsia="宋体"/>
+          <w:rFonts w:ascii="Times New Roman" w:hAnsi="Times New Roman" w:eastAsia="宋体" w:cs="Times New Roman" w:hint="eastAsia"/>
           <w:b/>
           <w:sz w:val="24"/>
         </w:rPr>
@@ -172,7 +172,7 @@
       </w:r>
       <w:r>
         <w:rPr>
-          <w:rFonts w:ascii="Times New Roman" w:hAnsi="Times New Roman" w:eastAsia="宋体"/>
+          <w:rFonts w:ascii="Times New Roman" w:hAnsi="Times New Roman" w:eastAsia="宋体" w:cs="Times New Roman" w:hint="eastAsia"/>
           <w:b w:val="0"/>
           <w:sz w:val="24"/>
         </w:rPr>
@@ -187,7 +187,7 @@
       </w:pPr>
       <w:r>
         <w:rPr>
-          <w:rFonts w:ascii="Times New Roman" w:hAnsi="Times New Roman" w:eastAsia="宋体"/>
+          <w:rFonts w:ascii="Times New Roman" w:hAnsi="Times New Roman" w:eastAsia="宋体" w:cs="Times New Roman" w:hint="eastAsia"/>
           <w:b w:val="0"/>
           <w:sz w:val="24"/>
         </w:rPr>
@@ -202,7 +202,7 @@
       </w:pPr>
       <w:r>
         <w:rPr>
-          <w:rFonts w:ascii="Times New Roman" w:hAnsi="Times New Roman" w:eastAsia="黑体"/>
+          <w:rFonts w:ascii="Times New Roman" w:hAnsi="Times New Roman" w:eastAsia="黑体" w:cs="Times New Roman" w:hint="eastAsia"/>
           <w:b/>
           <w:sz w:val="30"/>
         </w:rPr>
@@ -217,7 +217,7 @@
       </w:pPr>
       <w:r>
         <w:rPr>
-          <w:rFonts w:ascii="Times New Roman" w:hAnsi="Times New Roman" w:eastAsia="宋体"/>
+          <w:rFonts w:ascii="Times New Roman" w:hAnsi="Times New Roman" w:eastAsia="宋体" w:cs="Times New Roman" w:hint="eastAsia"/>
           <w:b w:val="0"/>
           <w:sz w:val="24"/>
         </w:rPr>
@@ -225,7 +225,7 @@
       </w:r>
       <w:r>
         <w:rPr>
-          <w:rFonts w:ascii="Times New Roman" w:hAnsi="Times New Roman" w:eastAsia="宋体"/>
+          <w:rFonts w:ascii="Times New Roman" w:hAnsi="Times New Roman" w:eastAsia="宋体" w:cs="Times New Roman" w:hint="eastAsia"/>
           <w:b w:val="0"/>
           <w:sz w:val="24"/>
           <w:vertAlign w:val="superscript"/>
@@ -234,11 +234,60 @@
       </w:r>
       <w:r>
         <w:rPr>
-          <w:rFonts w:ascii="Times New Roman" w:hAnsi="Times New Roman" w:eastAsia="宋体"/>
+          <w:rFonts w:ascii="Times New Roman" w:hAnsi="Times New Roman" w:eastAsia="宋体" w:cs="Times New Roman" w:hint="eastAsia"/>
           <w:b w:val="0"/>
           <w:sz w:val="24"/>
         </w:rPr>
-        <w:t>，这为行业开展高价值专利识别提供了政策依据。</w:t>
+        <w:t>，这为行业开展高价值专利识别提供了政策依据；《</w:t>
+      </w:r>
+      <w:r>
+        <w:rPr>
+          <w:rFonts w:ascii="宋体" w:hAnsi="宋体" w:eastAsia="宋体" w:cs="宋体" w:hint="eastAsia"/>
+          <w:b w:val="0"/>
+          <w:sz w:val="24"/>
+        </w:rPr>
+        <w:t>“</w:t>
+      </w:r>
+      <w:r>
+        <w:rPr>
+          <w:rFonts w:ascii="Times New Roman" w:hAnsi="Times New Roman" w:eastAsia="宋体" w:cs="Times New Roman" w:hint="eastAsia"/>
+          <w:b w:val="0"/>
+          <w:sz w:val="24"/>
+        </w:rPr>
+        <w:t>十四五</w:t>
+      </w:r>
+      <w:r>
+        <w:rPr>
+          <w:rFonts w:ascii="宋体" w:hAnsi="宋体" w:eastAsia="宋体" w:cs="宋体" w:hint="eastAsia"/>
+          <w:b w:val="0"/>
+          <w:sz w:val="24"/>
+        </w:rPr>
+        <w:t>”</w:t>
+      </w:r>
+      <w:r>
+        <w:rPr>
+          <w:rFonts w:ascii="Times New Roman" w:hAnsi="Times New Roman" w:eastAsia="宋体" w:cs="Times New Roman" w:hint="eastAsia"/>
+          <w:b w:val="0"/>
+          <w:sz w:val="24"/>
+        </w:rPr>
+        <w:t>国家知识产权保护和运用规划》则把每万人口高价值发明专利拥有量列为核心指标</w:t>
+      </w:r>
+      <w:r>
+        <w:rPr>
+          <w:rFonts w:ascii="Times New Roman" w:hAnsi="Times New Roman" w:eastAsia="宋体" w:cs="Times New Roman" w:hint="eastAsia"/>
+          <w:b w:val="0"/>
+          <w:sz w:val="24"/>
+          <w:vertAlign w:val="superscript"/>
+        </w:rPr>
+        <w:t>[2]</w:t>
+      </w:r>
+      <w:r>
+        <w:rPr>
+          <w:rFonts w:ascii="Times New Roman" w:hAnsi="Times New Roman" w:eastAsia="宋体" w:cs="Times New Roman" w:hint="eastAsia"/>
+          <w:b w:val="0"/>
+          <w:sz w:val="24"/>
+        </w:rPr>
+        <w:t>。</w:t>
       </w:r>
     </w:p>
     <w:p>
@@ -249,7 +298,7 @@
       </w:pPr>
       <w:r>
         <w:rPr>
-          <w:rFonts w:ascii="Times New Roman" w:hAnsi="Times New Roman" w:eastAsia="宋体"/>
+          <w:rFonts w:ascii="Times New Roman" w:hAnsi="Times New Roman" w:eastAsia="宋体" w:cs="Times New Roman" w:hint="eastAsia"/>
           <w:b w:val="0"/>
           <w:sz w:val="24"/>
         </w:rPr>
@@ -257,20 +306,37 @@
       </w:r>
       <w:r>
         <w:rPr>
-          <w:rFonts w:ascii="Times New Roman" w:hAnsi="Times New Roman" w:eastAsia="宋体"/>
+          <w:rFonts w:ascii="Times New Roman" w:hAnsi="Times New Roman" w:eastAsia="宋体" w:cs="Times New Roman" w:hint="eastAsia"/>
           <w:b w:val="0"/>
           <w:sz w:val="24"/>
           <w:vertAlign w:val="superscript"/>
         </w:rPr>
-        <w:t>[2]</w:t>
+        <w:t>[3]</w:t>
       </w:r>
       <w:r>
         <w:rPr>
-          <w:rFonts w:ascii="Times New Roman" w:hAnsi="Times New Roman" w:eastAsia="宋体"/>
+          <w:rFonts w:ascii="Times New Roman" w:hAnsi="Times New Roman" w:eastAsia="宋体" w:cs="Times New Roman" w:hint="eastAsia"/>
           <w:b w:val="0"/>
           <w:sz w:val="24"/>
         </w:rPr>
-        <w:t>，国内新型烟草制品的生产、批发与零售均受到严格监管。这一制度背景决定了本研究的应用出口必须与专卖管理职能相衔接，而不能简单等同于企业研发立项建议。</w:t>
+        <w:t>，国内新型烟草制品的生产、批发与零售均受到严格监管。这一制度背景决定了本研究的应用出口必须与专卖管理职能相衔接，而不能简单等同于企业研发立项建议。《中华人民共和国专利法》关于专利权保护范围与侵权判定的规定</w:t>
+      </w:r>
+      <w:r>
+        <w:rPr>
+          <w:rFonts w:ascii="Times New Roman" w:hAnsi="Times New Roman" w:eastAsia="宋体" w:cs="Times New Roman" w:hint="eastAsia"/>
+          <w:b w:val="0"/>
+          <w:sz w:val="24"/>
+          <w:vertAlign w:val="superscript"/>
+        </w:rPr>
+        <w:t>[4]</w:t>
+      </w:r>
+      <w:r>
+        <w:rPr>
+          <w:rFonts w:ascii="Times New Roman" w:hAnsi="Times New Roman" w:eastAsia="宋体" w:cs="Times New Roman" w:hint="eastAsia"/>
+          <w:b w:val="0"/>
+          <w:sz w:val="24"/>
+        </w:rPr>
+        <w:t>，构成了识别结果能否用于执法辅助的法律边界。</w:t>
       </w:r>
     </w:p>
     <w:p>
@@ -281,7 +347,7 @@
       </w:pPr>
       <w:r>
         <w:rPr>
-          <w:rFonts w:ascii="Times New Roman" w:hAnsi="Times New Roman" w:eastAsia="宋体"/>
+          <w:rFonts w:ascii="Times New Roman" w:hAnsi="Times New Roman" w:eastAsia="宋体" w:cs="Times New Roman" w:hint="eastAsia"/>
           <w:b w:val="0"/>
           <w:sz w:val="24"/>
         </w:rPr>
@@ -336,7 +402,7 @@
       </w:pPr>
       <w:r>
         <w:rPr>
-          <w:rFonts w:ascii="Times New Roman" w:hAnsi="Times New Roman" w:eastAsia="黑体"/>
+          <w:rFonts w:ascii="Times New Roman" w:hAnsi="Times New Roman" w:eastAsia="黑体" w:cs="Times New Roman" w:hint="eastAsia"/>
           <w:b w:val="0"/>
           <w:sz w:val="21"/>
         </w:rPr>
@@ -351,7 +417,7 @@
       </w:pPr>
       <w:r>
         <w:rPr>
-          <w:rFonts w:ascii="Times New Roman" w:hAnsi="Times New Roman" w:eastAsia="黑体"/>
+          <w:rFonts w:ascii="Times New Roman" w:hAnsi="Times New Roman" w:eastAsia="黑体" w:cs="Times New Roman" w:hint="eastAsia"/>
           <w:b/>
           <w:sz w:val="30"/>
         </w:rPr>
@@ -366,7 +432,7 @@
       </w:pPr>
       <w:r>
         <w:rPr>
-          <w:rFonts w:ascii="Times New Roman" w:hAnsi="Times New Roman" w:eastAsia="宋体"/>
+          <w:rFonts w:ascii="Times New Roman" w:hAnsi="Times New Roman" w:eastAsia="宋体" w:cs="Times New Roman" w:hint="eastAsia"/>
           <w:b w:val="0"/>
           <w:sz w:val="24"/>
         </w:rPr>
@@ -374,41 +440,7 @@
       </w:r>
       <w:r>
         <w:rPr>
-          <w:rFonts w:ascii="Times New Roman" w:hAnsi="Times New Roman" w:eastAsia="宋体"/>
-          <w:b w:val="0"/>
-          <w:sz w:val="24"/>
-          <w:vertAlign w:val="superscript"/>
-        </w:rPr>
-        <w:t>[3]</w:t>
-      </w:r>
-      <w:r>
-        <w:rPr>
-          <w:rFonts w:ascii="Times New Roman" w:hAnsi="Times New Roman" w:eastAsia="宋体"/>
-          <w:b w:val="0"/>
-          <w:sz w:val="24"/>
-        </w:rPr>
-        <w:t>；后续研究进一步将多指标框架应用于技术与产品开发场景，形成了较为成熟的专利质量分析流程</w:t>
-      </w:r>
-      <w:r>
-        <w:rPr>
-          <w:rFonts w:ascii="Times New Roman" w:hAnsi="Times New Roman" w:eastAsia="宋体"/>
-          <w:b w:val="0"/>
-          <w:sz w:val="24"/>
-          <w:vertAlign w:val="superscript"/>
-        </w:rPr>
-        <w:t>[4]</w:t>
-      </w:r>
-      <w:r>
-        <w:rPr>
-          <w:rFonts w:ascii="Times New Roman" w:hAnsi="Times New Roman" w:eastAsia="宋体"/>
-          <w:b w:val="0"/>
-          <w:sz w:val="24"/>
-        </w:rPr>
-        <w:t>。随着数据规模扩大，机器学习方法被引入批量评估，其中随机森林因对高维特征稳健、可给出特征重要度而被广泛采用</w:t>
-      </w:r>
-      <w:r>
-        <w:rPr>
-          <w:rFonts w:ascii="Times New Roman" w:hAnsi="Times New Roman" w:eastAsia="宋体"/>
+          <w:rFonts w:ascii="Times New Roman" w:hAnsi="Times New Roman" w:eastAsia="宋体" w:cs="Times New Roman" w:hint="eastAsia"/>
           <w:b w:val="0"/>
           <w:sz w:val="24"/>
           <w:vertAlign w:val="superscript"/>
@@ -417,7 +449,75 @@
       </w:r>
       <w:r>
         <w:rPr>
-          <w:rFonts w:ascii="Times New Roman" w:hAnsi="Times New Roman" w:eastAsia="宋体"/>
+          <w:rFonts w:ascii="Times New Roman" w:hAnsi="Times New Roman" w:eastAsia="宋体" w:cs="Times New Roman" w:hint="eastAsia"/>
+          <w:b w:val="0"/>
+          <w:sz w:val="24"/>
+        </w:rPr>
+        <w:t>；后续研究进一步将多指标框架应用于技术与产品开发场景，形成了较为成熟的专利质量分析流程</w:t>
+      </w:r>
+      <w:r>
+        <w:rPr>
+          <w:rFonts w:ascii="Times New Roman" w:hAnsi="Times New Roman" w:eastAsia="宋体" w:cs="Times New Roman" w:hint="eastAsia"/>
+          <w:b w:val="0"/>
+          <w:sz w:val="24"/>
+          <w:vertAlign w:val="superscript"/>
+        </w:rPr>
+        <w:t>[6]</w:t>
+      </w:r>
+      <w:r>
+        <w:rPr>
+          <w:rFonts w:ascii="Times New Roman" w:hAnsi="Times New Roman" w:eastAsia="宋体" w:cs="Times New Roman" w:hint="eastAsia"/>
+          <w:b w:val="0"/>
+          <w:sz w:val="24"/>
+        </w:rPr>
+        <w:t>。随着数据规模扩大，机器学习方法被引入批量评估，其中随机森林因对高维特征稳健、可给出特征重要度而被广泛采用</w:t>
+      </w:r>
+      <w:r>
+        <w:rPr>
+          <w:rFonts w:ascii="Times New Roman" w:hAnsi="Times New Roman" w:eastAsia="宋体" w:cs="Times New Roman" w:hint="eastAsia"/>
+          <w:b w:val="0"/>
+          <w:sz w:val="24"/>
+          <w:vertAlign w:val="superscript"/>
+        </w:rPr>
+        <w:t>[7]</w:t>
+      </w:r>
+      <w:r>
+        <w:rPr>
+          <w:rFonts w:ascii="Times New Roman" w:hAnsi="Times New Roman" w:eastAsia="宋体" w:cs="Times New Roman" w:hint="eastAsia"/>
+          <w:b w:val="0"/>
+          <w:sz w:val="24"/>
+        </w:rPr>
+        <w:t>。在集成电路领域，多维指标预筛选与机器学习相结合的方法已被用于三万余条专利的高价值识别</w:t>
+      </w:r>
+      <w:r>
+        <w:rPr>
+          <w:rFonts w:ascii="Times New Roman" w:hAnsi="Times New Roman" w:eastAsia="宋体" w:cs="Times New Roman" w:hint="eastAsia"/>
+          <w:b w:val="0"/>
+          <w:sz w:val="24"/>
+          <w:vertAlign w:val="superscript"/>
+        </w:rPr>
+        <w:t>[8]</w:t>
+      </w:r>
+      <w:r>
+        <w:rPr>
+          <w:rFonts w:ascii="Times New Roman" w:hAnsi="Times New Roman" w:eastAsia="宋体" w:cs="Times New Roman" w:hint="eastAsia"/>
+          <w:b w:val="0"/>
+          <w:sz w:val="24"/>
+        </w:rPr>
+        <w:t>；近期研究进一步引入多关系图对比学习框架，通过刻画申请人与发明人之间的共享关系提升识别精度</w:t>
+      </w:r>
+      <w:r>
+        <w:rPr>
+          <w:rFonts w:ascii="Times New Roman" w:hAnsi="Times New Roman" w:eastAsia="宋体" w:cs="Times New Roman" w:hint="eastAsia"/>
+          <w:b w:val="0"/>
+          <w:sz w:val="24"/>
+          <w:vertAlign w:val="superscript"/>
+        </w:rPr>
+        <w:t>[9]</w:t>
+      </w:r>
+      <w:r>
+        <w:rPr>
+          <w:rFonts w:ascii="Times New Roman" w:hAnsi="Times New Roman" w:eastAsia="宋体" w:cs="Times New Roman" w:hint="eastAsia"/>
           <w:b w:val="0"/>
           <w:sz w:val="24"/>
         </w:rPr>
@@ -432,11 +532,28 @@
       </w:pPr>
       <w:r>
         <w:rPr>
-          <w:rFonts w:ascii="Times New Roman" w:hAnsi="Times New Roman" w:eastAsia="宋体"/>
+          <w:rFonts w:ascii="Times New Roman" w:hAnsi="Times New Roman" w:eastAsia="宋体" w:cs="Times New Roman" w:hint="eastAsia"/>
           <w:b w:val="0"/>
           <w:sz w:val="24"/>
         </w:rPr>
-        <w:t>面向新型烟草领域的定制化识别方法仍然缺乏，这是本文的切入点。已有研究普遍面向通用技术领域，未充分考虑新型烟草专利在技术构成上的特殊性——该领域同时涉及材料配方、加热控制、雾化结构与外观设计，不同技术分支的价值形成机制差异明显。此外，随机森林在样本同质化较强时容易生成大量相似决策树，冗余树的存在会削弱集成的多样性优势，因此有必要引入剪枝机制提升模型稳定性。</w:t>
+        <w:t>面向新型烟草领域的定制化识别方法仍然缺乏，这是本文的切入点。已有研究普遍面向通用技术领域，未充分考虑新型烟草专利在技术构成上的特殊性——该领域同时涉及材料配方、加热控制、雾化结构与外观设计，不同技术分支的价值形成机制差异明显。此外，随机森林在样本同质化较强时容易生成大量相似决策树，冗余树的存在会削弱集成的多样性优势，因此有必要引入剪枝机制提升模型稳定性。此外，既有研究对指标体系的构建多沿用法律价值、技术价值、竞争价值与科学价值四个维度</w:t>
+      </w:r>
+      <w:r>
+        <w:rPr>
+          <w:rFonts w:ascii="Times New Roman" w:hAnsi="Times New Roman" w:eastAsia="宋体" w:cs="Times New Roman" w:hint="eastAsia"/>
+          <w:b w:val="0"/>
+          <w:sz w:val="24"/>
+          <w:vertAlign w:val="superscript"/>
+        </w:rPr>
+        <w:t>[8]</w:t>
+      </w:r>
+      <w:r>
+        <w:rPr>
+          <w:rFonts w:ascii="Times New Roman" w:hAnsi="Times New Roman" w:eastAsia="宋体" w:cs="Times New Roman" w:hint="eastAsia"/>
+          <w:b w:val="0"/>
+          <w:sz w:val="24"/>
+        </w:rPr>
+        <w:t>，本文的指标选取亦参照这一框架。</w:t>
       </w:r>
     </w:p>
     <w:p>
@@ -447,7 +564,7 @@
       </w:pPr>
       <w:r>
         <w:rPr>
-          <w:rFonts w:ascii="Times New Roman" w:hAnsi="Times New Roman" w:eastAsia="黑体"/>
+          <w:rFonts w:ascii="Times New Roman" w:hAnsi="Times New Roman" w:eastAsia="黑体" w:cs="Times New Roman" w:hint="eastAsia"/>
           <w:b/>
           <w:sz w:val="30"/>
         </w:rPr>
@@ -462,7 +579,7 @@
       </w:pPr>
       <w:r>
         <w:rPr>
-          <w:rFonts w:ascii="Times New Roman" w:hAnsi="Times New Roman" w:eastAsia="黑体"/>
+          <w:rFonts w:ascii="Times New Roman" w:hAnsi="Times New Roman" w:eastAsia="黑体" w:cs="Times New Roman" w:hint="eastAsia"/>
           <w:b w:val="0"/>
           <w:sz w:val="28"/>
         </w:rPr>
@@ -477,11 +594,28 @@
       </w:pPr>
       <w:r>
         <w:rPr>
-          <w:rFonts w:ascii="Times New Roman" w:hAnsi="Times New Roman" w:eastAsia="宋体"/>
+          <w:rFonts w:ascii="Times New Roman" w:hAnsi="Times New Roman" w:eastAsia="宋体" w:cs="Times New Roman" w:hint="eastAsia"/>
           <w:b w:val="0"/>
           <w:sz w:val="24"/>
         </w:rPr>
-        <w:t>研究数据取自专利数据库中2010—2024年国际专利分类号A24B、A24C、A24F下的新型烟草专利。经去重、剔除失效样本后，最终纳入有效专利4954条，所采用的特征指标体系如表1所示。同步采集专利标题、技术要点、权利要求等文本数据，用于后续技术主题分析。预处理依次完成数值格式转换、众数填充缺失值、分类特征标签编码与最大最小归一化；鉴于引用类与同族类指标呈明显右偏分布，对其按分位数作缩尾处理，以降低极端值对模型的影响。</w:t>
+        <w:t>研究数据取自专利数据库中2010—2024年国际专利分类号A24B、A24C、A24F下的新型烟草专利。经去重、剔除失效样本后，最终纳入有效专利4954条，所采用的特征指标体系如表1所示。同步采集专利标题、技术要点、权利要求等文本数据，用于后续技术主题分析。预处理依次完成数值格式转换、众数填充缺失值、分类特征标签编码与最大最小归一化；鉴于引用类与同族类指标呈明显右偏分布，对其按分位数作缩尾处理，以降低极端值对模型的影响。指标的选取参照专利计量研究的通行做法，兼顾著录项、引用关系与同族布局三类信息</w:t>
+      </w:r>
+      <w:r>
+        <w:rPr>
+          <w:rFonts w:ascii="Times New Roman" w:hAnsi="Times New Roman" w:eastAsia="宋体" w:cs="Times New Roman" w:hint="eastAsia"/>
+          <w:b w:val="0"/>
+          <w:sz w:val="24"/>
+          <w:vertAlign w:val="superscript"/>
+        </w:rPr>
+        <w:t>[10]</w:t>
+      </w:r>
+      <w:r>
+        <w:rPr>
+          <w:rFonts w:ascii="Times New Roman" w:hAnsi="Times New Roman" w:eastAsia="宋体" w:cs="Times New Roman" w:hint="eastAsia"/>
+          <w:b w:val="0"/>
+          <w:sz w:val="24"/>
+        </w:rPr>
+        <w:t>。</w:t>
       </w:r>
     </w:p>
     <w:p>
@@ -492,7 +626,7 @@
       </w:pPr>
       <w:r>
         <w:rPr>
-          <w:rFonts w:ascii="Times New Roman" w:hAnsi="Times New Roman" w:eastAsia="黑体"/>
+          <w:rFonts w:ascii="Times New Roman" w:hAnsi="Times New Roman" w:eastAsia="黑体" w:cs="Times New Roman" w:hint="eastAsia"/>
           <w:b w:val="0"/>
           <w:sz w:val="21"/>
         </w:rPr>
@@ -537,7 +671,7 @@
             <w:r/>
             <w:r>
               <w:rPr>
-                <w:rFonts w:ascii="Times New Roman" w:hAnsi="Times New Roman" w:eastAsia="宋体"/>
+                <w:rFonts w:ascii="Times New Roman" w:hAnsi="Times New Roman" w:eastAsia="宋体" w:cs="Times New Roman" w:hint="eastAsia"/>
                 <w:b/>
                 <w:sz w:val="20"/>
               </w:rPr>
@@ -561,7 +695,7 @@
             <w:r/>
             <w:r>
               <w:rPr>
-                <w:rFonts w:ascii="Times New Roman" w:hAnsi="Times New Roman" w:eastAsia="宋体"/>
+                <w:rFonts w:ascii="Times New Roman" w:hAnsi="Times New Roman" w:eastAsia="宋体" w:cs="Times New Roman" w:hint="eastAsia"/>
                 <w:b/>
                 <w:sz w:val="20"/>
               </w:rPr>
@@ -585,7 +719,7 @@
             <w:r/>
             <w:r>
               <w:rPr>
-                <w:rFonts w:ascii="Times New Roman" w:hAnsi="Times New Roman" w:eastAsia="宋体"/>
+                <w:rFonts w:ascii="Times New Roman" w:hAnsi="Times New Roman" w:eastAsia="宋体" w:cs="Times New Roman" w:hint="eastAsia"/>
                 <w:b/>
                 <w:sz w:val="20"/>
               </w:rPr>
@@ -609,7 +743,7 @@
             <w:r/>
             <w:r>
               <w:rPr>
-                <w:rFonts w:ascii="Times New Roman" w:hAnsi="Times New Roman" w:eastAsia="宋体"/>
+                <w:rFonts w:ascii="Times New Roman" w:hAnsi="Times New Roman" w:eastAsia="宋体" w:cs="Times New Roman" w:hint="eastAsia"/>
                 <w:b/>
                 <w:sz w:val="20"/>
               </w:rPr>
@@ -631,7 +765,7 @@
             <w:r/>
             <w:r>
               <w:rPr>
-                <w:rFonts w:ascii="Times New Roman" w:hAnsi="Times New Roman" w:eastAsia="宋体"/>
+                <w:rFonts w:ascii="Times New Roman" w:hAnsi="Times New Roman" w:eastAsia="宋体" w:cs="Times New Roman" w:hint="eastAsia"/>
                 <w:b w:val="0"/>
                 <w:sz w:val="20"/>
               </w:rPr>
@@ -651,7 +785,7 @@
             <w:r/>
             <w:r>
               <w:rPr>
-                <w:rFonts w:ascii="Times New Roman" w:hAnsi="Times New Roman" w:eastAsia="宋体"/>
+                <w:rFonts w:ascii="Times New Roman" w:hAnsi="Times New Roman" w:eastAsia="宋体" w:cs="Times New Roman" w:hint="eastAsia"/>
                 <w:b w:val="0"/>
                 <w:sz w:val="20"/>
               </w:rPr>
@@ -671,7 +805,7 @@
             <w:r/>
             <w:r>
               <w:rPr>
-                <w:rFonts w:ascii="Times New Roman" w:hAnsi="Times New Roman" w:eastAsia="宋体"/>
+                <w:rFonts w:ascii="Times New Roman" w:hAnsi="Times New Roman" w:eastAsia="宋体" w:cs="Times New Roman" w:hint="eastAsia"/>
                 <w:b w:val="0"/>
                 <w:sz w:val="20"/>
               </w:rPr>
@@ -691,7 +825,7 @@
             <w:r/>
             <w:r>
               <w:rPr>
-                <w:rFonts w:ascii="Times New Roman" w:hAnsi="Times New Roman" w:eastAsia="宋体"/>
+                <w:rFonts w:ascii="Times New Roman" w:hAnsi="Times New Roman" w:eastAsia="宋体" w:cs="Times New Roman" w:hint="eastAsia"/>
                 <w:b w:val="0"/>
                 <w:sz w:val="20"/>
               </w:rPr>
@@ -713,7 +847,7 @@
             <w:r/>
             <w:r>
               <w:rPr>
-                <w:rFonts w:ascii="Times New Roman" w:hAnsi="Times New Roman" w:eastAsia="宋体"/>
+                <w:rFonts w:ascii="Times New Roman" w:hAnsi="Times New Roman" w:eastAsia="宋体" w:cs="Times New Roman" w:hint="eastAsia"/>
                 <w:b w:val="0"/>
                 <w:sz w:val="20"/>
               </w:rPr>
@@ -733,7 +867,7 @@
             <w:r/>
             <w:r>
               <w:rPr>
-                <w:rFonts w:ascii="Times New Roman" w:hAnsi="Times New Roman" w:eastAsia="宋体"/>
+                <w:rFonts w:ascii="Times New Roman" w:hAnsi="Times New Roman" w:eastAsia="宋体" w:cs="Times New Roman" w:hint="eastAsia"/>
                 <w:b w:val="0"/>
                 <w:sz w:val="20"/>
               </w:rPr>
@@ -753,7 +887,7 @@
             <w:r/>
             <w:r>
               <w:rPr>
-                <w:rFonts w:ascii="Times New Roman" w:hAnsi="Times New Roman" w:eastAsia="宋体"/>
+                <w:rFonts w:ascii="Times New Roman" w:hAnsi="Times New Roman" w:eastAsia="宋体" w:cs="Times New Roman" w:hint="eastAsia"/>
                 <w:b w:val="0"/>
                 <w:sz w:val="20"/>
               </w:rPr>
@@ -773,7 +907,7 @@
             <w:r/>
             <w:r>
               <w:rPr>
-                <w:rFonts w:ascii="Times New Roman" w:hAnsi="Times New Roman" w:eastAsia="宋体"/>
+                <w:rFonts w:ascii="Times New Roman" w:hAnsi="Times New Roman" w:eastAsia="宋体" w:cs="Times New Roman" w:hint="eastAsia"/>
                 <w:b w:val="0"/>
                 <w:sz w:val="20"/>
               </w:rPr>
@@ -795,7 +929,7 @@
             <w:r/>
             <w:r>
               <w:rPr>
-                <w:rFonts w:ascii="Times New Roman" w:hAnsi="Times New Roman" w:eastAsia="宋体"/>
+                <w:rFonts w:ascii="Times New Roman" w:hAnsi="Times New Roman" w:eastAsia="宋体" w:cs="Times New Roman" w:hint="eastAsia"/>
                 <w:b w:val="0"/>
                 <w:sz w:val="20"/>
               </w:rPr>
@@ -815,7 +949,7 @@
             <w:r/>
             <w:r>
               <w:rPr>
-                <w:rFonts w:ascii="Times New Roman" w:hAnsi="Times New Roman" w:eastAsia="宋体"/>
+                <w:rFonts w:ascii="Times New Roman" w:hAnsi="Times New Roman" w:eastAsia="宋体" w:cs="Times New Roman" w:hint="eastAsia"/>
                 <w:b w:val="0"/>
                 <w:sz w:val="20"/>
               </w:rPr>
@@ -835,7 +969,7 @@
             <w:r/>
             <w:r>
               <w:rPr>
-                <w:rFonts w:ascii="Times New Roman" w:hAnsi="Times New Roman" w:eastAsia="宋体"/>
+                <w:rFonts w:ascii="Times New Roman" w:hAnsi="Times New Roman" w:eastAsia="宋体" w:cs="Times New Roman" w:hint="eastAsia"/>
                 <w:b w:val="0"/>
                 <w:sz w:val="20"/>
               </w:rPr>
@@ -855,7 +989,7 @@
             <w:r/>
             <w:r>
               <w:rPr>
-                <w:rFonts w:ascii="Times New Roman" w:hAnsi="Times New Roman" w:eastAsia="宋体"/>
+                <w:rFonts w:ascii="Times New Roman" w:hAnsi="Times New Roman" w:eastAsia="宋体" w:cs="Times New Roman" w:hint="eastAsia"/>
                 <w:b w:val="0"/>
                 <w:sz w:val="20"/>
               </w:rPr>
@@ -877,7 +1011,7 @@
             <w:r/>
             <w:r>
               <w:rPr>
-                <w:rFonts w:ascii="Times New Roman" w:hAnsi="Times New Roman" w:eastAsia="宋体"/>
+                <w:rFonts w:ascii="Times New Roman" w:hAnsi="Times New Roman" w:eastAsia="宋体" w:cs="Times New Roman" w:hint="eastAsia"/>
                 <w:b w:val="0"/>
                 <w:sz w:val="20"/>
               </w:rPr>
@@ -897,7 +1031,7 @@
             <w:r/>
             <w:r>
               <w:rPr>
-                <w:rFonts w:ascii="Times New Roman" w:hAnsi="Times New Roman" w:eastAsia="宋体"/>
+                <w:rFonts w:ascii="Times New Roman" w:hAnsi="Times New Roman" w:eastAsia="宋体" w:cs="Times New Roman" w:hint="eastAsia"/>
                 <w:b w:val="0"/>
                 <w:sz w:val="20"/>
               </w:rPr>
@@ -917,7 +1051,7 @@
             <w:r/>
             <w:r>
               <w:rPr>
-                <w:rFonts w:ascii="Times New Roman" w:hAnsi="Times New Roman" w:eastAsia="宋体"/>
+                <w:rFonts w:ascii="Times New Roman" w:hAnsi="Times New Roman" w:eastAsia="宋体" w:cs="Times New Roman" w:hint="eastAsia"/>
                 <w:b w:val="0"/>
                 <w:sz w:val="20"/>
               </w:rPr>
@@ -937,7 +1071,7 @@
             <w:r/>
             <w:r>
               <w:rPr>
-                <w:rFonts w:ascii="Times New Roman" w:hAnsi="Times New Roman" w:eastAsia="宋体"/>
+                <w:rFonts w:ascii="Times New Roman" w:hAnsi="Times New Roman" w:eastAsia="宋体" w:cs="Times New Roman" w:hint="eastAsia"/>
                 <w:b w:val="0"/>
                 <w:sz w:val="20"/>
               </w:rPr>
@@ -959,7 +1093,7 @@
             <w:r/>
             <w:r>
               <w:rPr>
-                <w:rFonts w:ascii="Times New Roman" w:hAnsi="Times New Roman" w:eastAsia="宋体"/>
+                <w:rFonts w:ascii="Times New Roman" w:hAnsi="Times New Roman" w:eastAsia="宋体" w:cs="Times New Roman" w:hint="eastAsia"/>
                 <w:b w:val="0"/>
                 <w:sz w:val="20"/>
               </w:rPr>
@@ -979,7 +1113,7 @@
             <w:r/>
             <w:r>
               <w:rPr>
-                <w:rFonts w:ascii="Times New Roman" w:hAnsi="Times New Roman" w:eastAsia="宋体"/>
+                <w:rFonts w:ascii="Times New Roman" w:hAnsi="Times New Roman" w:eastAsia="宋体" w:cs="Times New Roman" w:hint="eastAsia"/>
                 <w:b w:val="0"/>
                 <w:sz w:val="20"/>
               </w:rPr>
@@ -999,7 +1133,7 @@
             <w:r/>
             <w:r>
               <w:rPr>
-                <w:rFonts w:ascii="Times New Roman" w:hAnsi="Times New Roman" w:eastAsia="宋体"/>
+                <w:rFonts w:ascii="Times New Roman" w:hAnsi="Times New Roman" w:eastAsia="宋体" w:cs="Times New Roman" w:hint="eastAsia"/>
                 <w:b w:val="0"/>
                 <w:sz w:val="20"/>
               </w:rPr>
@@ -1019,7 +1153,7 @@
             <w:r/>
             <w:r>
               <w:rPr>
-                <w:rFonts w:ascii="Times New Roman" w:hAnsi="Times New Roman" w:eastAsia="宋体"/>
+                <w:rFonts w:ascii="Times New Roman" w:hAnsi="Times New Roman" w:eastAsia="宋体" w:cs="Times New Roman" w:hint="eastAsia"/>
                 <w:b w:val="0"/>
                 <w:sz w:val="20"/>
               </w:rPr>
@@ -1041,7 +1175,7 @@
             <w:r/>
             <w:r>
               <w:rPr>
-                <w:rFonts w:ascii="Times New Roman" w:hAnsi="Times New Roman" w:eastAsia="宋体"/>
+                <w:rFonts w:ascii="Times New Roman" w:hAnsi="Times New Roman" w:eastAsia="宋体" w:cs="Times New Roman" w:hint="eastAsia"/>
                 <w:b w:val="0"/>
                 <w:sz w:val="20"/>
               </w:rPr>
@@ -1061,7 +1195,7 @@
             <w:r/>
             <w:r>
               <w:rPr>
-                <w:rFonts w:ascii="Times New Roman" w:hAnsi="Times New Roman" w:eastAsia="宋体"/>
+                <w:rFonts w:ascii="Times New Roman" w:hAnsi="Times New Roman" w:eastAsia="宋体" w:cs="Times New Roman" w:hint="eastAsia"/>
                 <w:b w:val="0"/>
                 <w:sz w:val="20"/>
               </w:rPr>
@@ -1081,7 +1215,7 @@
             <w:r/>
             <w:r>
               <w:rPr>
-                <w:rFonts w:ascii="Times New Roman" w:hAnsi="Times New Roman" w:eastAsia="宋体"/>
+                <w:rFonts w:ascii="Times New Roman" w:hAnsi="Times New Roman" w:eastAsia="宋体" w:cs="Times New Roman" w:hint="eastAsia"/>
                 <w:b w:val="0"/>
                 <w:sz w:val="20"/>
               </w:rPr>
@@ -1101,7 +1235,7 @@
             <w:r/>
             <w:r>
               <w:rPr>
-                <w:rFonts w:ascii="Times New Roman" w:hAnsi="Times New Roman" w:eastAsia="宋体"/>
+                <w:rFonts w:ascii="Times New Roman" w:hAnsi="Times New Roman" w:eastAsia="宋体" w:cs="Times New Roman" w:hint="eastAsia"/>
                 <w:b w:val="0"/>
                 <w:sz w:val="20"/>
               </w:rPr>
@@ -1126,7 +1260,7 @@
             <w:r/>
             <w:r>
               <w:rPr>
-                <w:rFonts w:ascii="Times New Roman" w:hAnsi="Times New Roman" w:eastAsia="宋体"/>
+                <w:rFonts w:ascii="Times New Roman" w:hAnsi="Times New Roman" w:eastAsia="宋体" w:cs="Times New Roman" w:hint="eastAsia"/>
                 <w:b w:val="0"/>
                 <w:sz w:val="20"/>
               </w:rPr>
@@ -1149,7 +1283,7 @@
             <w:r/>
             <w:r>
               <w:rPr>
-                <w:rFonts w:ascii="Times New Roman" w:hAnsi="Times New Roman" w:eastAsia="宋体"/>
+                <w:rFonts w:ascii="Times New Roman" w:hAnsi="Times New Roman" w:eastAsia="宋体" w:cs="Times New Roman" w:hint="eastAsia"/>
                 <w:b w:val="0"/>
                 <w:sz w:val="20"/>
               </w:rPr>
@@ -1172,7 +1306,7 @@
             <w:r/>
             <w:r>
               <w:rPr>
-                <w:rFonts w:ascii="Times New Roman" w:hAnsi="Times New Roman" w:eastAsia="宋体"/>
+                <w:rFonts w:ascii="Times New Roman" w:hAnsi="Times New Roman" w:eastAsia="宋体" w:cs="Times New Roman" w:hint="eastAsia"/>
                 <w:b w:val="0"/>
                 <w:sz w:val="20"/>
               </w:rPr>
@@ -1195,7 +1329,7 @@
             <w:r/>
             <w:r>
               <w:rPr>
-                <w:rFonts w:ascii="Times New Roman" w:hAnsi="Times New Roman" w:eastAsia="宋体"/>
+                <w:rFonts w:ascii="Times New Roman" w:hAnsi="Times New Roman" w:eastAsia="宋体" w:cs="Times New Roman" w:hint="eastAsia"/>
                 <w:b w:val="0"/>
                 <w:sz w:val="20"/>
               </w:rPr>
@@ -1213,7 +1347,7 @@
       </w:pPr>
       <w:r>
         <w:rPr>
-          <w:rFonts w:ascii="Times New Roman" w:hAnsi="Times New Roman" w:eastAsia="宋体"/>
+          <w:rFonts w:ascii="Times New Roman" w:hAnsi="Times New Roman" w:eastAsia="宋体" w:cs="Times New Roman" w:hint="eastAsia"/>
           <w:b w:val="0"/>
           <w:sz w:val="18"/>
         </w:rPr>
@@ -1228,7 +1362,7 @@
       </w:pPr>
       <w:r>
         <w:rPr>
-          <w:rFonts w:ascii="Times New Roman" w:hAnsi="Times New Roman" w:eastAsia="黑体"/>
+          <w:rFonts w:ascii="Times New Roman" w:hAnsi="Times New Roman" w:eastAsia="黑体" w:cs="Times New Roman" w:hint="eastAsia"/>
           <w:b w:val="0"/>
           <w:sz w:val="28"/>
         </w:rPr>
@@ -1243,11 +1377,28 @@
       </w:pPr>
       <w:r>
         <w:rPr>
-          <w:rFonts w:ascii="Times New Roman" w:hAnsi="Times New Roman" w:eastAsia="宋体"/>
+          <w:rFonts w:ascii="Times New Roman" w:hAnsi="Times New Roman" w:eastAsia="宋体" w:cs="Times New Roman" w:hint="eastAsia"/>
           <w:b w:val="0"/>
           <w:sz w:val="24"/>
         </w:rPr>
-        <w:t>价值标签基于专利内在质量特征构造，并采用熵权法客观确定各指标权重。参照专利价值评价的经典多维框架，选取专利参考文献引用数、权利要求计数、发明人计数、同族专利成员数四项核心指标，分别对应技术影响力、法律保护范围、研发投入强度与市场布局广度四个价值维度。熵权法依据各指标取值的离散程度确定权重：某一指标在样本间的差异越大，其携带的区分信息越多，所获权重也越高；反之，若某指标在绝大多数专利上取值接近，则其权重相应降低。这一做法可以避免主观赋权带来的随意性。</w:t>
+        <w:t>价值标签基于专利内在质量特征构造，并采用熵权法客观确定各指标权重。参照专利价值评价的经典多维框架，选取专利参考文献引用数、权利要求计数、发明人计数、同族专利成员数四项核心指标，分别对应技术影响力、法律保护范围、研发投入强度与市场布局广度四个价值维度。熵权法依据各指标取值的离散程度确定权重：某一指标在样本间的差异越大，其携带的区分信息越多，所获权重也越高；反之，若某指标在绝大多数专利上取值接近，则其权重相应降低。这一做法可以避免主观赋权带来的随意性。需要说明的是，以引用数、权利要求数、同族规模等指标刻画专利价值，已被大量实证研究证明与专利的经济价值存在稳定相关</w:t>
+      </w:r>
+      <w:r>
+        <w:rPr>
+          <w:rFonts w:ascii="Times New Roman" w:hAnsi="Times New Roman" w:eastAsia="宋体" w:cs="Times New Roman" w:hint="eastAsia"/>
+          <w:b w:val="0"/>
+          <w:sz w:val="24"/>
+          <w:vertAlign w:val="superscript"/>
+        </w:rPr>
+        <w:t>[5]</w:t>
+      </w:r>
+      <w:r>
+        <w:rPr>
+          <w:rFonts w:ascii="Times New Roman" w:hAnsi="Times New Roman" w:eastAsia="宋体" w:cs="Times New Roman" w:hint="eastAsia"/>
+          <w:b w:val="0"/>
+          <w:sz w:val="24"/>
+        </w:rPr>
+        <w:t>，但相关并不等于等价，这也是第5.3节讨论的出发点。</w:t>
       </w:r>
     </w:p>
     <w:p>
@@ -1258,7 +1409,7 @@
       </w:pPr>
       <w:r>
         <w:rPr>
-          <w:rFonts w:ascii="Times New Roman" w:hAnsi="Times New Roman" w:eastAsia="宋体"/>
+          <w:rFonts w:ascii="Times New Roman" w:hAnsi="Times New Roman" w:eastAsia="宋体" w:cs="Times New Roman" w:hint="eastAsia"/>
           <w:b w:val="0"/>
           <w:sz w:val="24"/>
         </w:rPr>
@@ -1273,7 +1424,7 @@
       </w:pPr>
       <w:r>
         <w:rPr>
-          <w:rFonts w:ascii="Times New Roman" w:hAnsi="Times New Roman" w:eastAsia="黑体"/>
+          <w:rFonts w:ascii="Times New Roman" w:hAnsi="Times New Roman" w:eastAsia="黑体" w:cs="Times New Roman" w:hint="eastAsia"/>
           <w:b w:val="0"/>
           <w:sz w:val="28"/>
         </w:rPr>
@@ -1288,7 +1439,7 @@
       </w:pPr>
       <w:r>
         <w:rPr>
-          <w:rFonts w:ascii="Times New Roman" w:hAnsi="Times New Roman" w:eastAsia="宋体"/>
+          <w:rFonts w:ascii="Times New Roman" w:hAnsi="Times New Roman" w:eastAsia="宋体" w:cs="Times New Roman" w:hint="eastAsia"/>
           <w:b w:val="0"/>
           <w:sz w:val="24"/>
         </w:rPr>
@@ -1296,16 +1447,16 @@
       </w:r>
       <w:r>
         <w:rPr>
-          <w:rFonts w:ascii="Times New Roman" w:hAnsi="Times New Roman" w:eastAsia="宋体"/>
+          <w:rFonts w:ascii="Times New Roman" w:hAnsi="Times New Roman" w:eastAsia="宋体" w:cs="Times New Roman" w:hint="eastAsia"/>
           <w:b w:val="0"/>
           <w:sz w:val="24"/>
           <w:vertAlign w:val="superscript"/>
         </w:rPr>
-        <w:t>[6]</w:t>
+        <w:t>[11]</w:t>
       </w:r>
       <w:r>
         <w:rPr>
-          <w:rFonts w:ascii="Times New Roman" w:hAnsi="Times New Roman" w:eastAsia="宋体"/>
+          <w:rFonts w:ascii="Times New Roman" w:hAnsi="Times New Roman" w:eastAsia="宋体" w:cs="Times New Roman" w:hint="eastAsia"/>
           <w:b w:val="0"/>
           <w:sz w:val="24"/>
         </w:rPr>
@@ -1360,7 +1511,7 @@
       </w:pPr>
       <w:r>
         <w:rPr>
-          <w:rFonts w:ascii="Times New Roman" w:hAnsi="Times New Roman" w:eastAsia="黑体"/>
+          <w:rFonts w:ascii="Times New Roman" w:hAnsi="Times New Roman" w:eastAsia="黑体" w:cs="Times New Roman" w:hint="eastAsia"/>
           <w:b w:val="0"/>
           <w:sz w:val="21"/>
         </w:rPr>
@@ -1375,7 +1526,7 @@
       </w:pPr>
       <w:r>
         <w:rPr>
-          <w:rFonts w:ascii="Times New Roman" w:hAnsi="Times New Roman" w:eastAsia="宋体"/>
+          <w:rFonts w:ascii="Times New Roman" w:hAnsi="Times New Roman" w:eastAsia="宋体" w:cs="Times New Roman" w:hint="eastAsia"/>
           <w:b w:val="0"/>
           <w:sz w:val="24"/>
         </w:rPr>
@@ -1430,7 +1581,7 @@
       </w:pPr>
       <w:r>
         <w:rPr>
-          <w:rFonts w:ascii="Times New Roman" w:hAnsi="Times New Roman" w:eastAsia="黑体"/>
+          <w:rFonts w:ascii="Times New Roman" w:hAnsi="Times New Roman" w:eastAsia="黑体" w:cs="Times New Roman" w:hint="eastAsia"/>
           <w:b w:val="0"/>
           <w:sz w:val="21"/>
         </w:rPr>
@@ -1445,7 +1596,7 @@
       </w:pPr>
       <w:r>
         <w:rPr>
-          <w:rFonts w:ascii="Times New Roman" w:hAnsi="Times New Roman" w:eastAsia="黑体"/>
+          <w:rFonts w:ascii="Times New Roman" w:hAnsi="Times New Roman" w:eastAsia="黑体" w:cs="Times New Roman" w:hint="eastAsia"/>
           <w:b/>
           <w:sz w:val="30"/>
         </w:rPr>
@@ -1460,7 +1611,7 @@
       </w:pPr>
       <w:r>
         <w:rPr>
-          <w:rFonts w:ascii="Times New Roman" w:hAnsi="Times New Roman" w:eastAsia="黑体"/>
+          <w:rFonts w:ascii="Times New Roman" w:hAnsi="Times New Roman" w:eastAsia="黑体" w:cs="Times New Roman" w:hint="eastAsia"/>
           <w:b w:val="0"/>
           <w:sz w:val="28"/>
         </w:rPr>
@@ -1475,11 +1626,28 @@
       </w:pPr>
       <w:r>
         <w:rPr>
-          <w:rFonts w:ascii="Times New Roman" w:hAnsi="Times New Roman" w:eastAsia="宋体"/>
+          <w:rFonts w:ascii="Times New Roman" w:hAnsi="Times New Roman" w:eastAsia="宋体" w:cs="Times New Roman" w:hint="eastAsia"/>
           <w:b w:val="0"/>
           <w:sz w:val="24"/>
         </w:rPr>
-        <w:t>密度聚类剪枝随机森林在识别准确率上优于传统随机森林。在相同的样本划分与特征集条件下，优化后模型的分类准确率达到95.92%，较未经剪枝的传统随机森林提升1.29个百分点。性能提升的来源在于剪枝机制剔除了预测行为高度雷同的冗余树，使保留下来的基分类器在错误模式上更加互补，从而降低了集成结果对个别噪声树的敏感性。模型同时给出了各特征的重要度排序，其中引用类与同族类指标的贡献相对突出，反映出技术影响力与市场布局广度是区分专利价值等级的主要维度。</w:t>
+        <w:t>密度聚类剪枝随机森林在识别准确率上优于传统随机森林。在相同的样本划分与特征集条件下，优化后模型的分类准确率达到95.92%，较未经剪枝的传统随机森林提升1.29个百分点。性能提升的来源在于剪枝机制剔除了预测行为高度雷同的冗余树，使保留下来的基分类器在错误模式上更加互补，从而降低了集成结果对个别噪声树的敏感性。模型同时给出了各特征的重要度排序，其中引用类与同族类指标的贡献相对突出，反映出技术影响力与市场布局广度是区分专利价值等级的主要维度，这与专利质量测度研究中引用类与同族类指标解释力最强的经验发现一致</w:t>
+      </w:r>
+      <w:r>
+        <w:rPr>
+          <w:rFonts w:ascii="Times New Roman" w:hAnsi="Times New Roman" w:eastAsia="宋体" w:cs="Times New Roman" w:hint="eastAsia"/>
+          <w:b w:val="0"/>
+          <w:sz w:val="24"/>
+          <w:vertAlign w:val="superscript"/>
+        </w:rPr>
+        <w:t>[10]</w:t>
+      </w:r>
+      <w:r>
+        <w:rPr>
+          <w:rFonts w:ascii="Times New Roman" w:hAnsi="Times New Roman" w:eastAsia="宋体" w:cs="Times New Roman" w:hint="eastAsia"/>
+          <w:b w:val="0"/>
+          <w:sz w:val="24"/>
+        </w:rPr>
+        <w:t>。</w:t>
       </w:r>
     </w:p>
     <w:p>
@@ -1490,7 +1658,7 @@
       </w:pPr>
       <w:r>
         <w:rPr>
-          <w:rFonts w:ascii="Times New Roman" w:hAnsi="Times New Roman" w:eastAsia="黑体"/>
+          <w:rFonts w:ascii="Times New Roman" w:hAnsi="Times New Roman" w:eastAsia="黑体" w:cs="Times New Roman" w:hint="eastAsia"/>
           <w:b w:val="0"/>
           <w:sz w:val="28"/>
         </w:rPr>
@@ -1505,11 +1673,28 @@
       </w:pPr>
       <w:r>
         <w:rPr>
-          <w:rFonts w:ascii="Times New Roman" w:hAnsi="Times New Roman" w:eastAsia="宋体"/>
+          <w:rFonts w:ascii="Times New Roman" w:hAnsi="Times New Roman" w:eastAsia="宋体" w:cs="Times New Roman" w:hint="eastAsia"/>
           <w:b w:val="0"/>
           <w:sz w:val="24"/>
         </w:rPr>
-        <w:t>识别结果显示，新型烟草领域呈现明显的外围改良泛滥、核心专利稀缺的分布格局。在4954条有效专利中，被识别为高价值的专利占比为5.87%，绝大多数专利集中在中低价值区间。从技术分支看，高价值专利高度集中于烟草基质配方与核心加热元件等上游赛道，而在外观结构、装配方式等下游环节，专利数量虽多但价值密度明显偏低。这一结构说明，国内相关创新活动仍较多停留在易于绕开的改良层面，在决定产品性能与减害效果的关键材料与器件上积累不足。</w:t>
+        <w:t>识别结果显示，新型烟草领域呈现明显的外围改良泛滥、核心专利稀缺的分布格局。在4954条有效专利中，被识别为高价值的专利占比为5.87%，绝大多数专利集中在中低价值区间。从技术分支看，高价值专利高度集中于烟草基质配方与核心加热元件等上游赛道，而在外观结构、装配方式等下游环节，专利数量虽多但价值密度明显偏低。这一结构说明，国内相关创新活动仍较多停留在易于绕开的改良层面，在决定产品性能与减害效果的关键材料与器件上积累不足。《电子烟》强制性国家标准对雾化物成分、发热元件与释放物提出了明确要求</w:t>
+      </w:r>
+      <w:r>
+        <w:rPr>
+          <w:rFonts w:ascii="Times New Roman" w:hAnsi="Times New Roman" w:eastAsia="宋体" w:cs="Times New Roman" w:hint="eastAsia"/>
+          <w:b w:val="0"/>
+          <w:sz w:val="24"/>
+          <w:vertAlign w:val="superscript"/>
+        </w:rPr>
+        <w:t>[12]</w:t>
+      </w:r>
+      <w:r>
+        <w:rPr>
+          <w:rFonts w:ascii="Times New Roman" w:hAnsi="Times New Roman" w:eastAsia="宋体" w:cs="Times New Roman" w:hint="eastAsia"/>
+          <w:b w:val="0"/>
+          <w:sz w:val="24"/>
+        </w:rPr>
+        <w:t>，这些正是上游材料与器件专利密集的技术环节。</w:t>
       </w:r>
     </w:p>
     <w:p>
@@ -1520,7 +1705,7 @@
       </w:pPr>
       <w:r>
         <w:rPr>
-          <w:rFonts w:ascii="Times New Roman" w:hAnsi="Times New Roman" w:eastAsia="黑体"/>
+          <w:rFonts w:ascii="Times New Roman" w:hAnsi="Times New Roman" w:eastAsia="黑体" w:cs="Times New Roman" w:hint="eastAsia"/>
           <w:b w:val="0"/>
           <w:sz w:val="28"/>
         </w:rPr>
@@ -1535,7 +1720,7 @@
       </w:pPr>
       <w:r>
         <w:rPr>
-          <w:rFonts w:ascii="Times New Roman" w:hAnsi="Times New Roman" w:eastAsia="宋体"/>
+          <w:rFonts w:ascii="Times New Roman" w:hAnsi="Times New Roman" w:eastAsia="宋体" w:cs="Times New Roman" w:hint="eastAsia"/>
           <w:b w:val="0"/>
           <w:sz w:val="24"/>
         </w:rPr>
@@ -1590,7 +1775,7 @@
       </w:pPr>
       <w:r>
         <w:rPr>
-          <w:rFonts w:ascii="Times New Roman" w:hAnsi="Times New Roman" w:eastAsia="黑体"/>
+          <w:rFonts w:ascii="Times New Roman" w:hAnsi="Times New Roman" w:eastAsia="黑体" w:cs="Times New Roman" w:hint="eastAsia"/>
           <w:b w:val="0"/>
           <w:sz w:val="21"/>
         </w:rPr>
@@ -1605,7 +1790,7 @@
       </w:pPr>
       <w:r>
         <w:rPr>
-          <w:rFonts w:ascii="Times New Roman" w:hAnsi="Times New Roman" w:eastAsia="黑体"/>
+          <w:rFonts w:ascii="Times New Roman" w:hAnsi="Times New Roman" w:eastAsia="黑体" w:cs="Times New Roman" w:hint="eastAsia"/>
           <w:b/>
           <w:sz w:val="30"/>
         </w:rPr>
@@ -1620,7 +1805,7 @@
       </w:pPr>
       <w:r>
         <w:rPr>
-          <w:rFonts w:ascii="Times New Roman" w:hAnsi="Times New Roman" w:eastAsia="黑体"/>
+          <w:rFonts w:ascii="Times New Roman" w:hAnsi="Times New Roman" w:eastAsia="黑体" w:cs="Times New Roman" w:hint="eastAsia"/>
           <w:b w:val="0"/>
           <w:sz w:val="28"/>
         </w:rPr>
@@ -1635,7 +1820,7 @@
       </w:pPr>
       <w:r>
         <w:rPr>
-          <w:rFonts w:ascii="Times New Roman" w:hAnsi="Times New Roman" w:eastAsia="宋体"/>
+          <w:rFonts w:ascii="Times New Roman" w:hAnsi="Times New Roman" w:eastAsia="宋体" w:cs="Times New Roman" w:hint="eastAsia"/>
           <w:b w:val="0"/>
           <w:sz w:val="24"/>
         </w:rPr>
@@ -1643,20 +1828,37 @@
       </w:r>
       <w:r>
         <w:rPr>
-          <w:rFonts w:ascii="Times New Roman" w:hAnsi="Times New Roman" w:eastAsia="宋体"/>
+          <w:rFonts w:ascii="Times New Roman" w:hAnsi="Times New Roman" w:eastAsia="宋体" w:cs="Times New Roman" w:hint="eastAsia"/>
           <w:b w:val="0"/>
           <w:sz w:val="24"/>
           <w:vertAlign w:val="superscript"/>
         </w:rPr>
-        <w:t>[7]</w:t>
+        <w:t>[4]</w:t>
       </w:r>
       <w:r>
         <w:rPr>
-          <w:rFonts w:ascii="Times New Roman" w:hAnsi="Times New Roman" w:eastAsia="宋体"/>
+          <w:rFonts w:ascii="Times New Roman" w:hAnsi="Times New Roman" w:eastAsia="宋体" w:cs="Times New Roman" w:hint="eastAsia"/>
           <w:b w:val="0"/>
           <w:sz w:val="24"/>
         </w:rPr>
-        <w:t>辅助判断是否存在侵权嫌疑。第三条通路是非法制品特征溯源。非法生产的新型烟草制品往往模仿特定技术方案，将查获样品的技术特征与专利技术主题库比对，有助于推断其技术来源与仿制对象，为案件线索研判提供支撑。</w:t>
+        <w:t>辅助判断是否存在侵权嫌疑。第三条通路是非法制品特征溯源。非法生产的新型烟草制品往往模仿特定技术方案，将查获样品的技术特征与专利技术主题库比对，有助于推断其技术来源与仿制对象，为案件线索研判提供支撑。这三条通路与《知识产权强国建设纲要》提出的健全知识产权保护体系要求相衔接</w:t>
+      </w:r>
+      <w:r>
+        <w:rPr>
+          <w:rFonts w:ascii="Times New Roman" w:hAnsi="Times New Roman" w:eastAsia="宋体" w:cs="Times New Roman" w:hint="eastAsia"/>
+          <w:b w:val="0"/>
+          <w:sz w:val="24"/>
+          <w:vertAlign w:val="superscript"/>
+        </w:rPr>
+        <w:t>[1]</w:t>
+      </w:r>
+      <w:r>
+        <w:rPr>
+          <w:rFonts w:ascii="Times New Roman" w:hAnsi="Times New Roman" w:eastAsia="宋体" w:cs="Times New Roman" w:hint="eastAsia"/>
+          <w:b w:val="0"/>
+          <w:sz w:val="24"/>
+        </w:rPr>
+        <w:t>。</w:t>
       </w:r>
     </w:p>
     <w:p>
@@ -1707,7 +1909,7 @@
       </w:pPr>
       <w:r>
         <w:rPr>
-          <w:rFonts w:ascii="Times New Roman" w:hAnsi="Times New Roman" w:eastAsia="黑体"/>
+          <w:rFonts w:ascii="Times New Roman" w:hAnsi="Times New Roman" w:eastAsia="黑体" w:cs="Times New Roman" w:hint="eastAsia"/>
           <w:b w:val="0"/>
           <w:sz w:val="21"/>
         </w:rPr>
@@ -1722,7 +1924,7 @@
       </w:pPr>
       <w:r>
         <w:rPr>
-          <w:rFonts w:ascii="Times New Roman" w:hAnsi="Times New Roman" w:eastAsia="黑体"/>
+          <w:rFonts w:ascii="Times New Roman" w:hAnsi="Times New Roman" w:eastAsia="黑体" w:cs="Times New Roman" w:hint="eastAsia"/>
           <w:b w:val="0"/>
           <w:sz w:val="28"/>
         </w:rPr>
@@ -1737,28 +1939,77 @@
       </w:pPr>
       <w:r>
         <w:rPr>
-          <w:rFonts w:ascii="Times New Roman" w:hAnsi="Times New Roman" w:eastAsia="宋体"/>
+          <w:rFonts w:ascii="Times New Roman" w:hAnsi="Times New Roman" w:eastAsia="宋体" w:cs="Times New Roman" w:hint="eastAsia"/>
           <w:b w:val="0"/>
           <w:sz w:val="24"/>
         </w:rPr>
-        <w:t>价值分层结果提示专卖管理资源应向上游技术赛道倾斜。既然高价值专利集中在基质配方与加热元件环节，那么技术壁垒预警与侵权风险排查的监测重点也应相应集中，而不必对数量庞大的外观与装配类专利平均用力。在实际工作中，建议以季度为周期更新高价值专利清单，并将清单与市场检查、案件办理环节的技术比对需求对接，使专利分析成果真正进入日常监管流程，而不是停留在阶段性的研究报告层面。这一安排也契合《“十四五”国家知识产权保护和运用规划》关于提升知识产权信息公共服务能力的部署</w:t>
+        <w:t>价值分层结果提示专卖管理资源应向上游技术赛道倾斜。既然高价值专利集中在基质配方与加热元件环节，那么技术壁垒预警与侵权风险排查的监测重点也应相应集中，而不必对数量庞大的外观与装配类专利平均用力。在实际工作中，建议以季度为周期更新高价值专利清单，并将清单与市场检查、案件办理环节的技术比对需求对接，使专利分析成果真正进入日常监管流程，而不是停留在阶段性的研究报告层面。这一安排也契合《</w:t>
       </w:r>
       <w:r>
         <w:rPr>
-          <w:rFonts w:ascii="Times New Roman" w:hAnsi="Times New Roman" w:eastAsia="宋体"/>
+          <w:rFonts w:ascii="宋体" w:hAnsi="宋体" w:eastAsia="宋体" w:cs="宋体" w:hint="eastAsia"/>
+          <w:b w:val="0"/>
+          <w:sz w:val="24"/>
+        </w:rPr>
+        <w:t>“</w:t>
+      </w:r>
+      <w:r>
+        <w:rPr>
+          <w:rFonts w:ascii="Times New Roman" w:hAnsi="Times New Roman" w:eastAsia="宋体" w:cs="Times New Roman" w:hint="eastAsia"/>
+          <w:b w:val="0"/>
+          <w:sz w:val="24"/>
+        </w:rPr>
+        <w:t>十四五</w:t>
+      </w:r>
+      <w:r>
+        <w:rPr>
+          <w:rFonts w:ascii="宋体" w:hAnsi="宋体" w:eastAsia="宋体" w:cs="宋体" w:hint="eastAsia"/>
+          <w:b w:val="0"/>
+          <w:sz w:val="24"/>
+        </w:rPr>
+        <w:t>”</w:t>
+      </w:r>
+      <w:r>
+        <w:rPr>
+          <w:rFonts w:ascii="Times New Roman" w:hAnsi="Times New Roman" w:eastAsia="宋体" w:cs="Times New Roman" w:hint="eastAsia"/>
+          <w:b w:val="0"/>
+          <w:sz w:val="24"/>
+        </w:rPr>
+        <w:t>国家知识产权保护和运用规划》关于提升知识产权信息公共服务能力的部署</w:t>
+      </w:r>
+      <w:r>
+        <w:rPr>
+          <w:rFonts w:ascii="Times New Roman" w:hAnsi="Times New Roman" w:eastAsia="宋体" w:cs="Times New Roman" w:hint="eastAsia"/>
           <w:b w:val="0"/>
           <w:sz w:val="24"/>
           <w:vertAlign w:val="superscript"/>
         </w:rPr>
-        <w:t>[8]</w:t>
+        <w:t>[2]</w:t>
       </w:r>
       <w:r>
         <w:rPr>
-          <w:rFonts w:ascii="Times New Roman" w:hAnsi="Times New Roman" w:eastAsia="宋体"/>
+          <w:rFonts w:ascii="Times New Roman" w:hAnsi="Times New Roman" w:eastAsia="宋体" w:cs="Times New Roman" w:hint="eastAsia"/>
           <w:b w:val="0"/>
           <w:sz w:val="24"/>
         </w:rPr>
-        <w:t>。</w:t>
+        <w:t>。《中华人民共和国反不正当竞争法》关于商业秘密与仿冒行为的规定</w:t>
+      </w:r>
+      <w:r>
+        <w:rPr>
+          <w:rFonts w:ascii="Times New Roman" w:hAnsi="Times New Roman" w:eastAsia="宋体" w:cs="Times New Roman" w:hint="eastAsia"/>
+          <w:b w:val="0"/>
+          <w:sz w:val="24"/>
+          <w:vertAlign w:val="superscript"/>
+        </w:rPr>
+        <w:t>[13]</w:t>
+      </w:r>
+      <w:r>
+        <w:rPr>
+          <w:rFonts w:ascii="Times New Roman" w:hAnsi="Times New Roman" w:eastAsia="宋体" w:cs="Times New Roman" w:hint="eastAsia"/>
+          <w:b w:val="0"/>
+          <w:sz w:val="24"/>
+        </w:rPr>
+        <w:t>，也为专利分析成果在市场监管环节的运用提供了补充依据。</w:t>
       </w:r>
     </w:p>
     <w:p>
@@ -1769,7 +2020,7 @@
       </w:pPr>
       <w:r>
         <w:rPr>
-          <w:rFonts w:ascii="Times New Roman" w:hAnsi="Times New Roman" w:eastAsia="黑体"/>
+          <w:rFonts w:ascii="Times New Roman" w:hAnsi="Times New Roman" w:eastAsia="黑体" w:cs="Times New Roman" w:hint="eastAsia"/>
           <w:b w:val="0"/>
           <w:sz w:val="28"/>
         </w:rPr>
@@ -1784,11 +2035,45 @@
       </w:pPr>
       <w:r>
         <w:rPr>
-          <w:rFonts w:ascii="Times New Roman" w:hAnsi="Times New Roman" w:eastAsia="宋体"/>
+          <w:rFonts w:ascii="Times New Roman" w:hAnsi="Times New Roman" w:eastAsia="宋体" w:cs="Times New Roman" w:hint="eastAsia"/>
           <w:b w:val="0"/>
           <w:sz w:val="24"/>
         </w:rPr>
-        <w:t>本研究的结论受制于标签构造方式与指标特性，使用时需注意三点。其一，价值标签由四项指标经熵权法合成，而模型特征集也包含这四项指标，因此较高的分类准确率在相当程度上反映的是模型对合成规则的拟合能力，而非对规则之外价值信息的发现能力；在把模型迁移到新样本时，应以外部效标——如专利许可转让记录、无效宣告结果、诉讼胜败情况——加以验证。其二，高价值类样本占比仅为5.87%，属于类别不平衡问题，此时总体准确率的信息量有限，建议在后续工作中补充报告高价值类的查准率与查全率。其三，引用数与同族规模随专利公开年限累积，同一水平的近年专利在这些指标上天然低于早年专利，若不做专利年龄标准化，会系统性低估近年授权的高质量专利。上述三点并不否定方法本身的实用价值，但决定了识别结果宜作为人工研判的排序参考，而非最终结论。</w:t>
+        <w:t>本研究的结论受制于标签构造方式与指标特性，使用时需注意三点。其一，价值标签由四项指标经熵权法合成，而模型特征集也包含这四项指标，因此较高的分类准确率在相当程度上反映的是模型对合成规则的拟合能力，而非对规则之外价值信息的发现能力；在把模型迁移到新样本时，应以外部效标——如专利许可转让记录、无效宣告结果、诉讼胜败情况——加以验证</w:t>
+      </w:r>
+      <w:r>
+        <w:rPr>
+          <w:rFonts w:ascii="Times New Roman" w:hAnsi="Times New Roman" w:eastAsia="宋体" w:cs="Times New Roman" w:hint="eastAsia"/>
+          <w:b w:val="0"/>
+          <w:sz w:val="24"/>
+          <w:vertAlign w:val="superscript"/>
+        </w:rPr>
+        <w:t>[14]</w:t>
+      </w:r>
+      <w:r>
+        <w:rPr>
+          <w:rFonts w:ascii="Times New Roman" w:hAnsi="Times New Roman" w:eastAsia="宋体" w:cs="Times New Roman" w:hint="eastAsia"/>
+          <w:b w:val="0"/>
+          <w:sz w:val="24"/>
+        </w:rPr>
+        <w:t>。其二，高价值类样本占比仅为5.87%，属于类别不平衡问题，此时总体准确率的信息量有限，建议在后续工作中补充报告高价值类的查准率与查全率</w:t>
+      </w:r>
+      <w:r>
+        <w:rPr>
+          <w:rFonts w:ascii="Times New Roman" w:hAnsi="Times New Roman" w:eastAsia="宋体" w:cs="Times New Roman" w:hint="eastAsia"/>
+          <w:b w:val="0"/>
+          <w:sz w:val="24"/>
+          <w:vertAlign w:val="superscript"/>
+        </w:rPr>
+        <w:t>[15]</w:t>
+      </w:r>
+      <w:r>
+        <w:rPr>
+          <w:rFonts w:ascii="Times New Roman" w:hAnsi="Times New Roman" w:eastAsia="宋体" w:cs="Times New Roman" w:hint="eastAsia"/>
+          <w:b w:val="0"/>
+          <w:sz w:val="24"/>
+        </w:rPr>
+        <w:t>。其三，引用数与同族规模随专利公开年限累积，同一水平的近年专利在这些指标上天然低于早年专利，若不做专利年龄标准化，会系统性低估近年授权的高质量专利。上述三点并不否定方法本身的实用价值，但决定了识别结果宜作为人工研判的排序参考，而非最终结论。</w:t>
       </w:r>
     </w:p>
     <w:p>
@@ -1799,7 +2084,7 @@
       </w:pPr>
       <w:r>
         <w:rPr>
-          <w:rFonts w:ascii="Times New Roman" w:hAnsi="Times New Roman" w:eastAsia="黑体"/>
+          <w:rFonts w:ascii="Times New Roman" w:hAnsi="Times New Roman" w:eastAsia="黑体" w:cs="Times New Roman" w:hint="eastAsia"/>
           <w:b/>
           <w:sz w:val="30"/>
         </w:rPr>
@@ -1814,7 +2099,7 @@
       </w:pPr>
       <w:r>
         <w:rPr>
-          <w:rFonts w:ascii="Times New Roman" w:hAnsi="Times New Roman" w:eastAsia="宋体"/>
+          <w:rFonts w:ascii="Times New Roman" w:hAnsi="Times New Roman" w:eastAsia="宋体" w:cs="Times New Roman" w:hint="eastAsia"/>
           <w:b w:val="0"/>
           <w:sz w:val="24"/>
         </w:rPr>
@@ -1829,7 +2114,7 @@
       </w:pPr>
       <w:r>
         <w:rPr>
-          <w:rFonts w:ascii="Times New Roman" w:hAnsi="Times New Roman" w:eastAsia="宋体"/>
+          <w:rFonts w:ascii="Times New Roman" w:hAnsi="Times New Roman" w:eastAsia="宋体" w:cs="Times New Roman" w:hint="eastAsia"/>
           <w:b w:val="0"/>
           <w:sz w:val="24"/>
         </w:rPr>
@@ -1844,7 +2129,7 @@
       </w:pPr>
       <w:r>
         <w:rPr>
-          <w:rFonts w:ascii="Times New Roman" w:hAnsi="Times New Roman" w:eastAsia="黑体"/>
+          <w:rFonts w:ascii="Times New Roman" w:hAnsi="Times New Roman" w:eastAsia="黑体" w:cs="Times New Roman" w:hint="eastAsia"/>
           <w:b/>
           <w:sz w:val="30"/>
         </w:rPr>
@@ -1859,11 +2144,11 @@
       </w:pPr>
       <w:r>
         <w:rPr>
-          <w:rFonts w:ascii="Times New Roman" w:hAnsi="Times New Roman" w:eastAsia="宋体"/>
+          <w:rFonts w:ascii="Times New Roman" w:hAnsi="Times New Roman" w:eastAsia="宋体" w:cs="Times New Roman" w:hint="eastAsia"/>
           <w:b w:val="0"/>
           <w:sz w:val="24"/>
         </w:rPr>
-        <w:t>[1] 中共中央, 国务院. 知识产权强国建设纲要（2021—2035年）[A]. 2021.</w:t>
+        <w:t>[1] 中共中央, 国务院. 知识产权强国建设纲要(2021—2035年)[A]. 2021.</w:t>
       </w:r>
     </w:p>
     <w:p>
@@ -1874,11 +2159,43 @@
       </w:pPr>
       <w:r>
         <w:rPr>
-          <w:rFonts w:ascii="Times New Roman" w:hAnsi="Times New Roman" w:eastAsia="宋体"/>
+          <w:rFonts w:ascii="Times New Roman" w:hAnsi="Times New Roman" w:eastAsia="宋体" w:cs="Times New Roman" w:hint="eastAsia"/>
           <w:b w:val="0"/>
           <w:sz w:val="24"/>
         </w:rPr>
-        <w:t>[2] 国家市场监督管理总局. 电子烟管理办法[A]. 2022.</w:t>
+        <w:t xml:space="preserve">[2] 国务院. </w:t>
+      </w:r>
+      <w:r>
+        <w:rPr>
+          <w:rFonts w:ascii="宋体" w:hAnsi="宋体" w:eastAsia="宋体" w:cs="宋体" w:hint="eastAsia"/>
+          <w:b w:val="0"/>
+          <w:sz w:val="24"/>
+        </w:rPr>
+        <w:t>“</w:t>
+      </w:r>
+      <w:r>
+        <w:rPr>
+          <w:rFonts w:ascii="Times New Roman" w:hAnsi="Times New Roman" w:eastAsia="宋体" w:cs="Times New Roman" w:hint="eastAsia"/>
+          <w:b w:val="0"/>
+          <w:sz w:val="24"/>
+        </w:rPr>
+        <w:t>十四五</w:t>
+      </w:r>
+      <w:r>
+        <w:rPr>
+          <w:rFonts w:ascii="宋体" w:hAnsi="宋体" w:eastAsia="宋体" w:cs="宋体" w:hint="eastAsia"/>
+          <w:b w:val="0"/>
+          <w:sz w:val="24"/>
+        </w:rPr>
+        <w:t>”</w:t>
+      </w:r>
+      <w:r>
+        <w:rPr>
+          <w:rFonts w:ascii="Times New Roman" w:hAnsi="Times New Roman" w:eastAsia="宋体" w:cs="Times New Roman" w:hint="eastAsia"/>
+          <w:b w:val="0"/>
+          <w:sz w:val="24"/>
+        </w:rPr>
+        <w:t>国家知识产权保护和运用规划: 国发〔2021〕20号[A]. 2021.</w:t>
       </w:r>
     </w:p>
     <w:p>
@@ -1889,11 +2206,11 @@
       </w:pPr>
       <w:r>
         <w:rPr>
-          <w:rFonts w:ascii="Times New Roman" w:hAnsi="Times New Roman" w:eastAsia="宋体"/>
+          <w:rFonts w:ascii="Times New Roman" w:hAnsi="Times New Roman" w:eastAsia="宋体" w:cs="Times New Roman" w:hint="eastAsia"/>
           <w:b w:val="0"/>
           <w:sz w:val="24"/>
         </w:rPr>
-        <w:t>[3] LANJOUW J O, SCHANKERMAN M. Patent quality and research productivity: measuring innovation with multiple indicators[J]. The Economic Journal, 2004, 114(495): 441-465.</w:t>
+        <w:t>[3] 国家市场监督管理总局. 电子烟管理办法[A]. 2022.</w:t>
       </w:r>
     </w:p>
     <w:p>
@@ -1904,11 +2221,11 @@
       </w:pPr>
       <w:r>
         <w:rPr>
-          <w:rFonts w:ascii="Times New Roman" w:hAnsi="Times New Roman" w:eastAsia="宋体"/>
+          <w:rFonts w:ascii="Times New Roman" w:hAnsi="Times New Roman" w:eastAsia="宋体" w:cs="Times New Roman" w:hint="eastAsia"/>
           <w:b w:val="0"/>
           <w:sz w:val="24"/>
         </w:rPr>
-        <w:t>[4] TRAPPEY A J C, TRAPPEY C V, WU C Y, et al. A patent quality analysis for innovative technology and product development[J]. Advanced Engineering Informatics, 2012, 26(1): 26-34.</w:t>
+        <w:t>[4] 全国人民代表大会常务委员会. 中华人民共和国专利法[A]. 2020年修正.</w:t>
       </w:r>
     </w:p>
     <w:p>
@@ -1919,11 +2236,11 @@
       </w:pPr>
       <w:r>
         <w:rPr>
-          <w:rFonts w:ascii="Times New Roman" w:hAnsi="Times New Roman" w:eastAsia="宋体"/>
+          <w:rFonts w:ascii="Times New Roman" w:hAnsi="Times New Roman" w:eastAsia="宋体" w:cs="Times New Roman" w:hint="eastAsia"/>
           <w:b w:val="0"/>
           <w:sz w:val="24"/>
         </w:rPr>
-        <w:t>[5] BREIMAN L. Random forests[J]. Machine Learning, 2001, 45(1): 5-32.</w:t>
+        <w:t>[5] LANJOUW J O, SCHANKERMAN M. Patent quality and research productivity: measuring innovation with multiple indicators[J]. The Economic Journal, 2004, 114(495): 441-465.</w:t>
       </w:r>
     </w:p>
     <w:p>
@@ -1934,11 +2251,11 @@
       </w:pPr>
       <w:r>
         <w:rPr>
-          <w:rFonts w:ascii="Times New Roman" w:hAnsi="Times New Roman" w:eastAsia="宋体"/>
+          <w:rFonts w:ascii="Times New Roman" w:hAnsi="Times New Roman" w:eastAsia="宋体" w:cs="Times New Roman" w:hint="eastAsia"/>
           <w:b w:val="0"/>
           <w:sz w:val="24"/>
         </w:rPr>
-        <w:t>[6] ESTER M, KRIEGEL H P, SANDER J, et al. A density-based algorithm for discovering clusters in large spatial databases with noise[C]//Proceedings of the 2nd International Conference on Knowledge Discovery and Data Mining. Portland: AAAI Press, 1996: 226-231.</w:t>
+        <w:t>[6] TRAPPEY A J C, TRAPPEY C V, WU C Y, et al. A patent quality analysis for innovative technology and product development[J]. Advanced Engineering Informatics, 2012, 26(1): 26-34.</w:t>
       </w:r>
     </w:p>
     <w:p>
@@ -1949,11 +2266,11 @@
       </w:pPr>
       <w:r>
         <w:rPr>
-          <w:rFonts w:ascii="Times New Roman" w:hAnsi="Times New Roman" w:eastAsia="宋体"/>
+          <w:rFonts w:ascii="Times New Roman" w:hAnsi="Times New Roman" w:eastAsia="宋体" w:cs="Times New Roman" w:hint="eastAsia"/>
           <w:b w:val="0"/>
           <w:sz w:val="24"/>
         </w:rPr>
-        <w:t>[7] 全国人民代表大会常务委员会. 中华人民共和国专利法[A]. 2020年修正.</w:t>
+        <w:t>[7] BREIMAN L. Random forests[J]. Machine Learning, 2001, 45(1): 5-32.</w:t>
       </w:r>
     </w:p>
     <w:p>
@@ -1964,11 +2281,116 @@
       </w:pPr>
       <w:r>
         <w:rPr>
-          <w:rFonts w:ascii="Times New Roman" w:hAnsi="Times New Roman" w:eastAsia="宋体"/>
+          <w:rFonts w:ascii="Times New Roman" w:hAnsi="Times New Roman" w:eastAsia="宋体" w:cs="Times New Roman" w:hint="eastAsia"/>
           <w:b w:val="0"/>
           <w:sz w:val="24"/>
         </w:rPr>
-        <w:t>[8] 国务院. “十四五”国家知识产权保护和运用规划: 国发〔2021〕20号[A]. 2021.</w:t>
+        <w:t>[8] HU Z, ZHOU X, LIN A. Evaluation and identification of potential high-value patents in the field of integrated circuits using a multidimensional patent indicators pre-screening strategy and machine learning approaches[J]. Journal of Informetrics, 2023, 17(2): 101406.</w:t>
+      </w:r>
+    </w:p>
+    <w:p>
+      <w:pPr>
+        <w:spacing w:before="0" w:after="0" w:line="360" w:lineRule="auto"/>
+        <w:ind w:firstLine="0"/>
+        <w:jc w:val="both"/>
+      </w:pPr>
+      <w:r>
+        <w:rPr>
+          <w:rFonts w:ascii="Times New Roman" w:hAnsi="Times New Roman" w:eastAsia="宋体" w:cs="Times New Roman" w:hint="eastAsia"/>
+          <w:b w:val="0"/>
+          <w:sz w:val="24"/>
+        </w:rPr>
+        <w:t>[9] WANG F, LIU X, LI W, et al. MRGCE: a multi-relational graph contrastive enhancement learning framework for high-value patent identification[J]. Scientometrics, 2025, 130(10): 5441-5472.</w:t>
+      </w:r>
+    </w:p>
+    <w:p>
+      <w:pPr>
+        <w:spacing w:before="0" w:after="0" w:line="360" w:lineRule="auto"/>
+        <w:ind w:firstLine="0"/>
+        <w:jc w:val="both"/>
+      </w:pPr>
+      <w:r>
+        <w:rPr>
+          <w:rFonts w:ascii="Times New Roman" w:hAnsi="Times New Roman" w:eastAsia="宋体" w:cs="Times New Roman" w:hint="eastAsia"/>
+          <w:b w:val="0"/>
+          <w:sz w:val="24"/>
+        </w:rPr>
+        <w:t>[10] SQUICCIARINI M, DERNIS H, CRISCUOLO C. Measuring patent quality: indicators of technological and economic value[R]. Paris: OECD Publishing, 2013.</w:t>
+      </w:r>
+    </w:p>
+    <w:p>
+      <w:pPr>
+        <w:spacing w:before="0" w:after="0" w:line="360" w:lineRule="auto"/>
+        <w:ind w:firstLine="0"/>
+        <w:jc w:val="both"/>
+      </w:pPr>
+      <w:r>
+        <w:rPr>
+          <w:rFonts w:ascii="Times New Roman" w:hAnsi="Times New Roman" w:eastAsia="宋体" w:cs="Times New Roman" w:hint="eastAsia"/>
+          <w:b w:val="0"/>
+          <w:sz w:val="24"/>
+        </w:rPr>
+        <w:t>[11] ESTER M, KRIEGEL H P, SANDER J, et al. A density-based algorithm for discovering clusters in large spatial databases with noise[C]//Proceedings of the 2nd International Conference on Knowledge Discovery and Data Mining. Portland: AAAI Press, 1996: 226-231.</w:t>
+      </w:r>
+    </w:p>
+    <w:p>
+      <w:pPr>
+        <w:spacing w:before="0" w:after="0" w:line="360" w:lineRule="auto"/>
+        <w:ind w:firstLine="0"/>
+        <w:jc w:val="both"/>
+      </w:pPr>
+      <w:r>
+        <w:rPr>
+          <w:rFonts w:ascii="Times New Roman" w:hAnsi="Times New Roman" w:eastAsia="宋体" w:cs="Times New Roman" w:hint="eastAsia"/>
+          <w:b w:val="0"/>
+          <w:sz w:val="24"/>
+        </w:rPr>
+        <w:t>[12] 国家市场监督管理总局, 国家标准化管理委员会. 电子烟: GB 41700—2022[S]. 北京: 中国标准出版社, 2022.</w:t>
+      </w:r>
+    </w:p>
+    <w:p>
+      <w:pPr>
+        <w:spacing w:before="0" w:after="0" w:line="360" w:lineRule="auto"/>
+        <w:ind w:firstLine="0"/>
+        <w:jc w:val="both"/>
+      </w:pPr>
+      <w:r>
+        <w:rPr>
+          <w:rFonts w:ascii="Times New Roman" w:hAnsi="Times New Roman" w:eastAsia="宋体" w:cs="Times New Roman" w:hint="eastAsia"/>
+          <w:b w:val="0"/>
+          <w:sz w:val="24"/>
+        </w:rPr>
+        <w:t>[13] 全国人民代表大会常务委员会. 中华人民共和国反不正当竞争法[A]. 2019年修正.</w:t>
+      </w:r>
+    </w:p>
+    <w:p>
+      <w:pPr>
+        <w:spacing w:before="0" w:after="0" w:line="360" w:lineRule="auto"/>
+        <w:ind w:firstLine="0"/>
+        <w:jc w:val="both"/>
+      </w:pPr>
+      <w:r>
+        <w:rPr>
+          <w:rFonts w:ascii="Times New Roman" w:hAnsi="Times New Roman" w:eastAsia="宋体" w:cs="Times New Roman" w:hint="eastAsia"/>
+          <w:b w:val="0"/>
+          <w:sz w:val="24"/>
+        </w:rPr>
+        <w:t>[14] HALL B H, JAFFE A, TRAJTENBERG M. Market value and patent citations[J]. The RAND Journal of Economics, 2005, 36(1): 16-38.</w:t>
+      </w:r>
+    </w:p>
+    <w:p>
+      <w:pPr>
+        <w:spacing w:before="0" w:after="0" w:line="360" w:lineRule="auto"/>
+        <w:ind w:firstLine="0"/>
+        <w:jc w:val="both"/>
+      </w:pPr>
+      <w:r>
+        <w:rPr>
+          <w:rFonts w:ascii="Times New Roman" w:hAnsi="Times New Roman" w:eastAsia="宋体" w:cs="Times New Roman" w:hint="eastAsia"/>
+          <w:b w:val="0"/>
+          <w:sz w:val="24"/>
+        </w:rPr>
+        <w:t>[15] SAITO T, REHMSMEIER M. The precision-recall plot is more informative than the ROC plot when evaluating binary classifiers on imbalanced datasets[J]. PLoS ONE, 2015, 10(3): e0118432.</w:t>
       </w:r>
     </w:p>
     <w:sectPr>
